--- a/Knowledge/3-Work knowledge/1-Software Engineering/2-General Technologies/9-Databases/5-My Source/2-SQL/3-SQL Commands - DML/2-SQL Insert.docx
+++ b/Knowledge/3-Work knowledge/1-Software Engineering/2-General Technologies/9-Databases/5-My Source/2-SQL/3-SQL Commands - DML/2-SQL Insert.docx
@@ -5,44 +5,26 @@
     <w:p>
       <w:pPr>
         <w:pStyle w:val="Heading1"/>
-        <w:rPr>
-          <w:lang w:val="en-US"/>
-        </w:rPr>
-      </w:pPr>
-      <w:r>
-        <w:rPr>
-          <w:lang w:val="en-US"/>
-        </w:rPr>
+      </w:pPr>
+      <w:r>
         <w:t>SQL INSERT INTO</w:t>
       </w:r>
     </w:p>
     <w:p>
       <w:pPr>
         <w:pStyle w:val="Heading2"/>
-        <w:rPr>
-          <w:lang w:val="en-US"/>
-        </w:rPr>
       </w:pPr>
       <w:r>
         <w:rPr>
           <w:rFonts w:ascii="Segoe UI Emoji" w:hAnsi="Segoe UI Emoji" w:cs="Segoe UI Emoji"/>
-          <w:lang w:val="en-US"/>
         </w:rPr>
         <w:t>🌟</w:t>
       </w:r>
       <w:r>
-        <w:rPr>
-          <w:lang w:val="en-US"/>
-        </w:rPr>
         <w:t xml:space="preserve"> Definition</w:t>
       </w:r>
     </w:p>
     <w:p>
-      <w:pPr>
-        <w:rPr>
-          <w:lang w:val="en-US"/>
-        </w:rPr>
-      </w:pPr>
       <w:r>
         <w:rPr>
           <w:b/>
@@ -58,25 +40,7 @@
           <w:sz w:val="18"/>
           <w:highlight w:val="lightGray"/>
         </w:rPr>
-        <w:t xml:space="preserve">: Persons Table -&gt; ID Column: 1, </w:t>
-      </w:r>
-      <w:proofErr w:type="spellStart"/>
-      <w:r>
-        <w:rPr>
-          <w:color w:val="000000"/>
-          <w:sz w:val="18"/>
-          <w:highlight w:val="lightGray"/>
-        </w:rPr>
-        <w:t>Name_En</w:t>
-      </w:r>
-      <w:proofErr w:type="spellEnd"/>
-      <w:r>
-        <w:rPr>
-          <w:color w:val="000000"/>
-          <w:sz w:val="18"/>
-          <w:highlight w:val="lightGray"/>
-        </w:rPr>
-        <w:t xml:space="preserve"> Column: Motasem Essam] -&gt; </w:t>
+        <w:t xml:space="preserve">: Persons Table -&gt; ID Column: 1, Name_En Column: Motasem Essam] -&gt; </w:t>
       </w:r>
       <w:r>
         <w:rPr>
@@ -117,9 +81,6 @@
       <w:pPr>
         <w:rPr>
           <w:rFonts w:ascii="Roboto Mono" w:hAnsi="Roboto Mono"/>
-          <w:sz w:val="24"/>
-          <w:szCs w:val="24"/>
-          <w:lang w:val="en-US"/>
         </w:rPr>
       </w:pPr>
       <w:r>
@@ -127,18 +88,12 @@
           <w:rFonts w:ascii="Roboto Mono" w:hAnsi="Roboto Mono"/>
           <w:b/>
           <w:bCs/>
-          <w:sz w:val="24"/>
-          <w:szCs w:val="24"/>
-          <w:lang w:val="en-US"/>
         </w:rPr>
         <w:t>SQL INSERT INTO</w:t>
       </w:r>
       <w:r>
         <w:rPr>
           <w:rFonts w:ascii="Roboto Mono" w:hAnsi="Roboto Mono"/>
-          <w:sz w:val="24"/>
-          <w:szCs w:val="24"/>
-          <w:lang w:val="en-US"/>
         </w:rPr>
         <w:t xml:space="preserve"> is a statement used to </w:t>
       </w:r>
@@ -147,18 +102,12 @@
           <w:rFonts w:ascii="Roboto Mono" w:hAnsi="Roboto Mono"/>
           <w:b/>
           <w:bCs/>
-          <w:sz w:val="24"/>
-          <w:szCs w:val="24"/>
-          <w:lang w:val="en-US"/>
         </w:rPr>
         <w:t>add new records (rows) into a table</w:t>
       </w:r>
       <w:r>
         <w:rPr>
           <w:rFonts w:ascii="Roboto Mono" w:hAnsi="Roboto Mono"/>
-          <w:sz w:val="24"/>
-          <w:szCs w:val="24"/>
-          <w:lang w:val="en-US"/>
         </w:rPr>
         <w:t>.</w:t>
       </w:r>
@@ -167,17 +116,11 @@
       <w:pPr>
         <w:rPr>
           <w:rFonts w:ascii="Roboto Mono" w:hAnsi="Roboto Mono"/>
-          <w:sz w:val="24"/>
-          <w:szCs w:val="24"/>
-          <w:lang w:val="en-US"/>
-        </w:rPr>
-      </w:pPr>
-      <w:r>
-        <w:rPr>
-          <w:rFonts w:ascii="Roboto Mono" w:hAnsi="Roboto Mono"/>
-          <w:sz w:val="24"/>
-          <w:szCs w:val="24"/>
-          <w:lang w:val="en-US"/>
+        </w:rPr>
+      </w:pPr>
+      <w:r>
+        <w:rPr>
+          <w:rFonts w:ascii="Roboto Mono" w:hAnsi="Roboto Mono"/>
         </w:rPr>
         <w:t>Whenever you want to store new data in a database, you use INSERT INTO.</w:t>
       </w:r>
@@ -186,50 +129,32 @@
       <w:pPr>
         <w:rPr>
           <w:rFonts w:ascii="Roboto Mono" w:hAnsi="Roboto Mono"/>
-          <w:sz w:val="24"/>
-          <w:szCs w:val="24"/>
-          <w:lang w:val="en-US"/>
-        </w:rPr>
-      </w:pPr>
-      <w:r>
-        <w:rPr>
-          <w:rFonts w:ascii="Roboto Mono" w:hAnsi="Roboto Mono"/>
-          <w:sz w:val="24"/>
-          <w:szCs w:val="24"/>
-          <w:lang w:val="en-US"/>
-        </w:rPr>
-        <w:pict w14:anchorId="3C18AAFB">
-          <v:rect id="_x0000_i1026" style="width:0;height:1.5pt" o:hralign="center" o:hrstd="t" o:hr="t" fillcolor="#a0a0a0" stroked="f"/>
+        </w:rPr>
+      </w:pPr>
+      <w:r>
+        <w:rPr>
+          <w:rFonts w:ascii="Roboto Mono" w:hAnsi="Roboto Mono"/>
+        </w:rPr>
+        <w:pict w14:anchorId="2BEF2812">
+          <v:rect id="_x0000_i1025" style="width:0;height:1.5pt" o:hralign="center" o:hrstd="t" o:hr="t" fillcolor="#a0a0a0" stroked="f"/>
         </w:pict>
       </w:r>
     </w:p>
     <w:p>
       <w:pPr>
         <w:pStyle w:val="Heading2"/>
-        <w:rPr>
-          <w:lang w:val="en-US"/>
-        </w:rPr>
       </w:pPr>
       <w:r>
         <w:rPr>
           <w:rFonts w:ascii="Segoe UI Emoji" w:hAnsi="Segoe UI Emoji" w:cs="Segoe UI Emoji"/>
-          <w:lang w:val="en-US"/>
         </w:rPr>
         <w:t>🎯</w:t>
       </w:r>
       <w:r>
-        <w:rPr>
-          <w:lang w:val="en-US"/>
-        </w:rPr>
         <w:t xml:space="preserve"> Purpose</w:t>
       </w:r>
     </w:p>
     <w:p>
-      <w:pPr>
-        <w:rPr>
-          <w:lang w:val="en-US"/>
-        </w:rPr>
-      </w:pPr>
       <w:r>
         <w:rPr>
           <w:b/>
@@ -245,25 +170,7 @@
           <w:sz w:val="18"/>
           <w:highlight w:val="lightGray"/>
         </w:rPr>
-        <w:t xml:space="preserve">: Persons Table -&gt; ID Column: 1, </w:t>
-      </w:r>
-      <w:proofErr w:type="spellStart"/>
-      <w:r>
-        <w:rPr>
-          <w:color w:val="000000"/>
-          <w:sz w:val="18"/>
-          <w:highlight w:val="lightGray"/>
-        </w:rPr>
-        <w:t>Name_En</w:t>
-      </w:r>
-      <w:proofErr w:type="spellEnd"/>
-      <w:r>
-        <w:rPr>
-          <w:color w:val="000000"/>
-          <w:sz w:val="18"/>
-          <w:highlight w:val="lightGray"/>
-        </w:rPr>
-        <w:t xml:space="preserve"> Column: Motasem Essam] -&gt; </w:t>
+        <w:t xml:space="preserve">: Persons Table -&gt; ID Column: 1, Name_En Column: Motasem Essam] -&gt; </w:t>
       </w:r>
       <w:r>
         <w:rPr>
@@ -304,17 +211,11 @@
       <w:pPr>
         <w:rPr>
           <w:rFonts w:ascii="Roboto Mono" w:hAnsi="Roboto Mono"/>
-          <w:sz w:val="24"/>
-          <w:szCs w:val="24"/>
-          <w:lang w:val="en-US"/>
-        </w:rPr>
-      </w:pPr>
-      <w:r>
-        <w:rPr>
-          <w:rFonts w:ascii="Roboto Mono" w:hAnsi="Roboto Mono"/>
-          <w:sz w:val="24"/>
-          <w:szCs w:val="24"/>
-          <w:lang w:val="en-US"/>
+        </w:rPr>
+      </w:pPr>
+      <w:r>
+        <w:rPr>
+          <w:rFonts w:ascii="Roboto Mono" w:hAnsi="Roboto Mono"/>
         </w:rPr>
         <w:t>INSERT INTO is used to:</w:t>
       </w:r>
@@ -325,19 +226,14 @@
           <w:ilvl w:val="0"/>
           <w:numId w:val="1"/>
         </w:numPr>
-        <w:rPr>
-          <w:rFonts w:ascii="Roboto Mono" w:hAnsi="Roboto Mono"/>
-          <w:sz w:val="24"/>
-          <w:szCs w:val="24"/>
-          <w:lang w:val="en-US"/>
-        </w:rPr>
-      </w:pPr>
-      <w:r>
-        <w:rPr>
-          <w:rFonts w:ascii="Roboto Mono" w:hAnsi="Roboto Mono"/>
-          <w:sz w:val="24"/>
-          <w:szCs w:val="24"/>
-          <w:lang w:val="en-US"/>
+        <w:spacing w:after="0" w:line="276" w:lineRule="auto"/>
+        <w:rPr>
+          <w:rFonts w:ascii="Roboto Mono" w:hAnsi="Roboto Mono"/>
+        </w:rPr>
+      </w:pPr>
+      <w:r>
+        <w:rPr>
+          <w:rFonts w:ascii="Roboto Mono" w:hAnsi="Roboto Mono"/>
         </w:rPr>
         <w:t>Add new customers</w:t>
       </w:r>
@@ -348,19 +244,14 @@
           <w:ilvl w:val="0"/>
           <w:numId w:val="1"/>
         </w:numPr>
-        <w:rPr>
-          <w:rFonts w:ascii="Roboto Mono" w:hAnsi="Roboto Mono"/>
-          <w:sz w:val="24"/>
-          <w:szCs w:val="24"/>
-          <w:lang w:val="en-US"/>
-        </w:rPr>
-      </w:pPr>
-      <w:r>
-        <w:rPr>
-          <w:rFonts w:ascii="Roboto Mono" w:hAnsi="Roboto Mono"/>
-          <w:sz w:val="24"/>
-          <w:szCs w:val="24"/>
-          <w:lang w:val="en-US"/>
+        <w:spacing w:after="0" w:line="276" w:lineRule="auto"/>
+        <w:rPr>
+          <w:rFonts w:ascii="Roboto Mono" w:hAnsi="Roboto Mono"/>
+        </w:rPr>
+      </w:pPr>
+      <w:r>
+        <w:rPr>
+          <w:rFonts w:ascii="Roboto Mono" w:hAnsi="Roboto Mono"/>
         </w:rPr>
         <w:t>Add new products</w:t>
       </w:r>
@@ -371,19 +262,14 @@
           <w:ilvl w:val="0"/>
           <w:numId w:val="1"/>
         </w:numPr>
-        <w:rPr>
-          <w:rFonts w:ascii="Roboto Mono" w:hAnsi="Roboto Mono"/>
-          <w:sz w:val="24"/>
-          <w:szCs w:val="24"/>
-          <w:lang w:val="en-US"/>
-        </w:rPr>
-      </w:pPr>
-      <w:r>
-        <w:rPr>
-          <w:rFonts w:ascii="Roboto Mono" w:hAnsi="Roboto Mono"/>
-          <w:sz w:val="24"/>
-          <w:szCs w:val="24"/>
-          <w:lang w:val="en-US"/>
+        <w:spacing w:after="0" w:line="276" w:lineRule="auto"/>
+        <w:rPr>
+          <w:rFonts w:ascii="Roboto Mono" w:hAnsi="Roboto Mono"/>
+        </w:rPr>
+      </w:pPr>
+      <w:r>
+        <w:rPr>
+          <w:rFonts w:ascii="Roboto Mono" w:hAnsi="Roboto Mono"/>
         </w:rPr>
         <w:t>Add new orders</w:t>
       </w:r>
@@ -394,19 +280,14 @@
           <w:ilvl w:val="0"/>
           <w:numId w:val="1"/>
         </w:numPr>
-        <w:rPr>
-          <w:rFonts w:ascii="Roboto Mono" w:hAnsi="Roboto Mono"/>
-          <w:sz w:val="24"/>
-          <w:szCs w:val="24"/>
-          <w:lang w:val="en-US"/>
-        </w:rPr>
-      </w:pPr>
-      <w:r>
-        <w:rPr>
-          <w:rFonts w:ascii="Roboto Mono" w:hAnsi="Roboto Mono"/>
-          <w:sz w:val="24"/>
-          <w:szCs w:val="24"/>
-          <w:lang w:val="en-US"/>
+        <w:spacing w:after="0" w:line="276" w:lineRule="auto"/>
+        <w:rPr>
+          <w:rFonts w:ascii="Roboto Mono" w:hAnsi="Roboto Mono"/>
+        </w:rPr>
+      </w:pPr>
+      <w:r>
+        <w:rPr>
+          <w:rFonts w:ascii="Roboto Mono" w:hAnsi="Roboto Mono"/>
         </w:rPr>
         <w:t>Add employee records</w:t>
       </w:r>
@@ -417,19 +298,14 @@
           <w:ilvl w:val="0"/>
           <w:numId w:val="1"/>
         </w:numPr>
-        <w:rPr>
-          <w:rFonts w:ascii="Roboto Mono" w:hAnsi="Roboto Mono"/>
-          <w:sz w:val="24"/>
-          <w:szCs w:val="24"/>
-          <w:lang w:val="en-US"/>
-        </w:rPr>
-      </w:pPr>
-      <w:r>
-        <w:rPr>
-          <w:rFonts w:ascii="Roboto Mono" w:hAnsi="Roboto Mono"/>
-          <w:sz w:val="24"/>
-          <w:szCs w:val="24"/>
-          <w:lang w:val="en-US"/>
+        <w:spacing w:after="0" w:line="276" w:lineRule="auto"/>
+        <w:rPr>
+          <w:rFonts w:ascii="Roboto Mono" w:hAnsi="Roboto Mono"/>
+        </w:rPr>
+      </w:pPr>
+      <w:r>
+        <w:rPr>
+          <w:rFonts w:ascii="Roboto Mono" w:hAnsi="Roboto Mono"/>
         </w:rPr>
         <w:t>Store any new data in a table</w:t>
       </w:r>
@@ -438,50 +314,32 @@
       <w:pPr>
         <w:rPr>
           <w:rFonts w:ascii="Roboto Mono" w:hAnsi="Roboto Mono"/>
-          <w:sz w:val="24"/>
-          <w:szCs w:val="24"/>
-          <w:lang w:val="en-US"/>
-        </w:rPr>
-      </w:pPr>
-      <w:r>
-        <w:rPr>
-          <w:rFonts w:ascii="Roboto Mono" w:hAnsi="Roboto Mono"/>
-          <w:sz w:val="24"/>
-          <w:szCs w:val="24"/>
-          <w:lang w:val="en-US"/>
-        </w:rPr>
-        <w:pict w14:anchorId="1964289E">
-          <v:rect id="_x0000_i1027" style="width:0;height:1.5pt" o:hralign="center" o:hrstd="t" o:hr="t" fillcolor="#a0a0a0" stroked="f"/>
+        </w:rPr>
+      </w:pPr>
+      <w:r>
+        <w:rPr>
+          <w:rFonts w:ascii="Roboto Mono" w:hAnsi="Roboto Mono"/>
+        </w:rPr>
+        <w:pict w14:anchorId="10E114AE">
+          <v:rect id="_x0000_i1026" style="width:0;height:1.5pt" o:hralign="center" o:hrstd="t" o:hr="t" fillcolor="#a0a0a0" stroked="f"/>
         </w:pict>
       </w:r>
     </w:p>
     <w:p>
       <w:pPr>
         <w:pStyle w:val="Heading2"/>
-        <w:rPr>
-          <w:lang w:val="en-US"/>
-        </w:rPr>
       </w:pPr>
       <w:r>
         <w:rPr>
           <w:rFonts w:ascii="Segoe UI Emoji" w:hAnsi="Segoe UI Emoji" w:cs="Segoe UI Emoji"/>
-          <w:lang w:val="en-US"/>
         </w:rPr>
         <w:t>🧠</w:t>
       </w:r>
       <w:r>
-        <w:rPr>
-          <w:lang w:val="en-US"/>
-        </w:rPr>
         <w:t xml:space="preserve"> Simple Example</w:t>
       </w:r>
     </w:p>
     <w:p>
-      <w:pPr>
-        <w:rPr>
-          <w:lang w:val="en-US"/>
-        </w:rPr>
-      </w:pPr>
       <w:r>
         <w:rPr>
           <w:b/>
@@ -497,25 +355,7 @@
           <w:sz w:val="18"/>
           <w:highlight w:val="lightGray"/>
         </w:rPr>
-        <w:t xml:space="preserve">: Persons Table -&gt; ID Column: 1, </w:t>
-      </w:r>
-      <w:proofErr w:type="spellStart"/>
-      <w:r>
-        <w:rPr>
-          <w:color w:val="000000"/>
-          <w:sz w:val="18"/>
-          <w:highlight w:val="lightGray"/>
-        </w:rPr>
-        <w:t>Name_En</w:t>
-      </w:r>
-      <w:proofErr w:type="spellEnd"/>
-      <w:r>
-        <w:rPr>
-          <w:color w:val="000000"/>
-          <w:sz w:val="18"/>
-          <w:highlight w:val="lightGray"/>
-        </w:rPr>
-        <w:t xml:space="preserve"> Column: Motasem Essam] -&gt; </w:t>
+        <w:t xml:space="preserve">: Persons Table -&gt; ID Column: 1, Name_En Column: Motasem Essam] -&gt; </w:t>
       </w:r>
       <w:r>
         <w:rPr>
@@ -558,9 +398,6 @@
           <w:rFonts w:ascii="Roboto Mono" w:hAnsi="Roboto Mono"/>
           <w:b/>
           <w:bCs/>
-          <w:sz w:val="24"/>
-          <w:szCs w:val="24"/>
-          <w:lang w:val="en-US"/>
         </w:rPr>
       </w:pPr>
       <w:r>
@@ -568,9 +405,6 @@
           <w:rFonts w:ascii="Roboto Mono" w:hAnsi="Roboto Mono"/>
           <w:b/>
           <w:bCs/>
-          <w:sz w:val="24"/>
-          <w:szCs w:val="24"/>
-          <w:lang w:val="en-US"/>
         </w:rPr>
         <w:t>Customers Table</w:t>
       </w:r>
@@ -581,9 +415,6 @@
           <w:rFonts w:ascii="Roboto Mono" w:hAnsi="Roboto Mono"/>
           <w:b/>
           <w:bCs/>
-          <w:sz w:val="24"/>
-          <w:szCs w:val="24"/>
-          <w:lang w:val="en-US"/>
         </w:rPr>
       </w:pPr>
       <w:r>
@@ -591,7 +422,7 @@
           <w:noProof/>
         </w:rPr>
         <w:drawing>
-          <wp:inline distT="0" distB="0" distL="0" distR="0" wp14:anchorId="58DD295C" wp14:editId="600E03B9">
+          <wp:inline distT="0" distB="0" distL="0" distR="0" wp14:anchorId="78B4F467" wp14:editId="5111004A">
             <wp:extent cx="5943600" cy="558165"/>
             <wp:effectExtent l="0" t="0" r="0" b="0"/>
             <wp:docPr id="1498182693" name="Picture 1"/>
@@ -674,24 +505,16 @@
                 <w:rFonts w:ascii="Roboto Mono" w:hAnsi="Roboto Mono"/>
                 <w:b/>
                 <w:bCs/>
-                <w:sz w:val="24"/>
-                <w:szCs w:val="24"/>
-                <w:lang w:val="en-US"/>
               </w:rPr>
             </w:pPr>
-            <w:proofErr w:type="spellStart"/>
             <w:r>
               <w:rPr>
                 <w:rFonts w:ascii="Roboto Mono" w:hAnsi="Roboto Mono"/>
                 <w:b/>
                 <w:bCs/>
-                <w:sz w:val="24"/>
-                <w:szCs w:val="24"/>
-                <w:lang w:val="en-US"/>
               </w:rPr>
               <w:t>CustomerID</w:t>
             </w:r>
-            <w:proofErr w:type="spellEnd"/>
           </w:p>
         </w:tc>
         <w:tc>
@@ -706,9 +529,6 @@
                 <w:rFonts w:ascii="Roboto Mono" w:hAnsi="Roboto Mono"/>
                 <w:b/>
                 <w:bCs/>
-                <w:sz w:val="24"/>
-                <w:szCs w:val="24"/>
-                <w:lang w:val="en-US"/>
               </w:rPr>
             </w:pPr>
             <w:r>
@@ -716,9 +536,6 @@
                 <w:rFonts w:ascii="Roboto Mono" w:hAnsi="Roboto Mono"/>
                 <w:b/>
                 <w:bCs/>
-                <w:sz w:val="24"/>
-                <w:szCs w:val="24"/>
-                <w:lang w:val="en-US"/>
               </w:rPr>
               <w:t>Name</w:t>
             </w:r>
@@ -736,9 +553,6 @@
                 <w:rFonts w:ascii="Roboto Mono" w:hAnsi="Roboto Mono"/>
                 <w:b/>
                 <w:bCs/>
-                <w:sz w:val="24"/>
-                <w:szCs w:val="24"/>
-                <w:lang w:val="en-US"/>
               </w:rPr>
             </w:pPr>
             <w:r>
@@ -746,9 +560,6 @@
                 <w:rFonts w:ascii="Roboto Mono" w:hAnsi="Roboto Mono"/>
                 <w:b/>
                 <w:bCs/>
-                <w:sz w:val="24"/>
-                <w:szCs w:val="24"/>
-                <w:lang w:val="en-US"/>
               </w:rPr>
               <w:t>City</w:t>
             </w:r>
@@ -769,17 +580,11 @@
             <w:pPr>
               <w:rPr>
                 <w:rFonts w:ascii="Roboto Mono" w:hAnsi="Roboto Mono"/>
-                <w:sz w:val="24"/>
-                <w:szCs w:val="24"/>
-                <w:lang w:val="en-US"/>
               </w:rPr>
             </w:pPr>
             <w:r>
               <w:rPr>
                 <w:rFonts w:ascii="Roboto Mono" w:hAnsi="Roboto Mono"/>
-                <w:sz w:val="24"/>
-                <w:szCs w:val="24"/>
-                <w:lang w:val="en-US"/>
               </w:rPr>
               <w:t>1</w:t>
             </w:r>
@@ -795,17 +600,11 @@
             <w:pPr>
               <w:rPr>
                 <w:rFonts w:ascii="Roboto Mono" w:hAnsi="Roboto Mono"/>
-                <w:sz w:val="24"/>
-                <w:szCs w:val="24"/>
-                <w:lang w:val="en-US"/>
               </w:rPr>
             </w:pPr>
             <w:r>
               <w:rPr>
                 <w:rFonts w:ascii="Roboto Mono" w:hAnsi="Roboto Mono"/>
-                <w:sz w:val="24"/>
-                <w:szCs w:val="24"/>
-                <w:lang w:val="en-US"/>
               </w:rPr>
               <w:t>Ali</w:t>
             </w:r>
@@ -821,17 +620,11 @@
             <w:pPr>
               <w:rPr>
                 <w:rFonts w:ascii="Roboto Mono" w:hAnsi="Roboto Mono"/>
-                <w:sz w:val="24"/>
-                <w:szCs w:val="24"/>
-                <w:lang w:val="en-US"/>
               </w:rPr>
             </w:pPr>
             <w:r>
               <w:rPr>
                 <w:rFonts w:ascii="Roboto Mono" w:hAnsi="Roboto Mono"/>
-                <w:sz w:val="24"/>
-                <w:szCs w:val="24"/>
-                <w:lang w:val="en-US"/>
               </w:rPr>
               <w:t>Cairo</w:t>
             </w:r>
@@ -843,20 +636,14 @@
       <w:pPr>
         <w:rPr>
           <w:rFonts w:ascii="Roboto Mono" w:hAnsi="Roboto Mono"/>
-          <w:sz w:val="24"/>
-          <w:szCs w:val="24"/>
-          <w:lang w:val="en-US"/>
-        </w:rPr>
-      </w:pPr>
-      <w:r>
-        <w:rPr>
-          <w:rFonts w:ascii="Roboto Mono" w:hAnsi="Roboto Mono"/>
-          <w:sz w:val="24"/>
-          <w:szCs w:val="24"/>
-          <w:lang w:val="en-US"/>
-        </w:rPr>
-        <w:pict w14:anchorId="3276E92D">
-          <v:rect id="_x0000_i1028" style="width:0;height:1.5pt" o:hralign="center" o:hrstd="t" o:hr="t" fillcolor="#a0a0a0" stroked="f"/>
+        </w:rPr>
+      </w:pPr>
+      <w:r>
+        <w:rPr>
+          <w:rFonts w:ascii="Roboto Mono" w:hAnsi="Roboto Mono"/>
+        </w:rPr>
+        <w:pict w14:anchorId="25E31E65">
+          <v:rect id="_x0000_i1027" style="width:0;height:1.5pt" o:hralign="center" o:hrstd="t" o:hr="t" fillcolor="#a0a0a0" stroked="f"/>
         </w:pict>
       </w:r>
     </w:p>
@@ -866,9 +653,6 @@
           <w:rFonts w:ascii="Roboto Mono" w:hAnsi="Roboto Mono"/>
           <w:b/>
           <w:bCs/>
-          <w:sz w:val="24"/>
-          <w:szCs w:val="24"/>
-          <w:lang w:val="en-US"/>
         </w:rPr>
       </w:pPr>
       <w:r>
@@ -876,9 +660,6 @@
           <w:rFonts w:ascii="Roboto Mono" w:hAnsi="Roboto Mono"/>
           <w:b/>
           <w:bCs/>
-          <w:sz w:val="24"/>
-          <w:szCs w:val="24"/>
-          <w:lang w:val="en-US"/>
         </w:rPr>
         <w:t>SQL Statement</w:t>
       </w:r>
@@ -889,18 +670,14 @@
           <w:rFonts w:ascii="Roboto Mono" w:hAnsi="Roboto Mono"/>
           <w:b/>
           <w:bCs/>
-          <w:sz w:val="24"/>
-          <w:szCs w:val="24"/>
-          <w:lang w:val="en-US"/>
         </w:rPr>
       </w:pPr>
       <w:r>
         <w:rPr>
           <w:noProof/>
         </w:rPr>
-        <w:lastRenderedPageBreak/>
         <w:drawing>
-          <wp:inline distT="0" distB="0" distL="0" distR="0" wp14:anchorId="2F44300D" wp14:editId="74DA6D5F">
+          <wp:inline distT="0" distB="0" distL="0" distR="0" wp14:anchorId="1444EDE1" wp14:editId="33667FCB">
             <wp:extent cx="5943600" cy="1097915"/>
             <wp:effectExtent l="0" t="0" r="0" b="6985"/>
             <wp:docPr id="1909605940" name="Picture 3"/>
@@ -953,17 +730,11 @@
       <w:pPr>
         <w:rPr>
           <w:rFonts w:ascii="Roboto Mono" w:hAnsi="Roboto Mono"/>
-          <w:sz w:val="24"/>
-          <w:szCs w:val="24"/>
-          <w:lang w:val="en-US"/>
-        </w:rPr>
-      </w:pPr>
-      <w:r>
-        <w:rPr>
-          <w:rFonts w:ascii="Roboto Mono" w:hAnsi="Roboto Mono"/>
-          <w:sz w:val="24"/>
-          <w:szCs w:val="24"/>
-          <w:lang w:val="en-US"/>
+        </w:rPr>
+      </w:pPr>
+      <w:r>
+        <w:rPr>
+          <w:rFonts w:ascii="Roboto Mono" w:hAnsi="Roboto Mono"/>
         </w:rPr>
         <w:t>INSERT INTO Customers</w:t>
       </w:r>
@@ -972,56 +743,24 @@
       <w:pPr>
         <w:rPr>
           <w:rFonts w:ascii="Roboto Mono" w:hAnsi="Roboto Mono"/>
-          <w:sz w:val="24"/>
-          <w:szCs w:val="24"/>
-          <w:lang w:val="en-US"/>
-        </w:rPr>
-      </w:pPr>
-      <w:r>
-        <w:rPr>
-          <w:rFonts w:ascii="Roboto Mono" w:hAnsi="Roboto Mono"/>
-          <w:sz w:val="24"/>
-          <w:szCs w:val="24"/>
-          <w:lang w:val="en-US"/>
-        </w:rPr>
-        <w:t>(</w:t>
-      </w:r>
-      <w:proofErr w:type="spellStart"/>
-      <w:r>
-        <w:rPr>
-          <w:rFonts w:ascii="Roboto Mono" w:hAnsi="Roboto Mono"/>
-          <w:sz w:val="24"/>
-          <w:szCs w:val="24"/>
-          <w:lang w:val="en-US"/>
-        </w:rPr>
-        <w:t>CustomerID</w:t>
-      </w:r>
-      <w:proofErr w:type="spellEnd"/>
-      <w:r>
-        <w:rPr>
-          <w:rFonts w:ascii="Roboto Mono" w:hAnsi="Roboto Mono"/>
-          <w:sz w:val="24"/>
-          <w:szCs w:val="24"/>
-          <w:lang w:val="en-US"/>
-        </w:rPr>
-        <w:t>, Name, City)</w:t>
-      </w:r>
-    </w:p>
-    <w:p>
-      <w:pPr>
-        <w:rPr>
-          <w:rFonts w:ascii="Roboto Mono" w:hAnsi="Roboto Mono"/>
-          <w:sz w:val="24"/>
-          <w:szCs w:val="24"/>
-          <w:lang w:val="en-US"/>
-        </w:rPr>
-      </w:pPr>
-      <w:r>
-        <w:rPr>
-          <w:rFonts w:ascii="Roboto Mono" w:hAnsi="Roboto Mono"/>
-          <w:sz w:val="24"/>
-          <w:szCs w:val="24"/>
-          <w:lang w:val="en-US"/>
+        </w:rPr>
+      </w:pPr>
+      <w:r>
+        <w:rPr>
+          <w:rFonts w:ascii="Roboto Mono" w:hAnsi="Roboto Mono"/>
+        </w:rPr>
+        <w:t>(CustomerID, Name, City)</w:t>
+      </w:r>
+    </w:p>
+    <w:p>
+      <w:pPr>
+        <w:rPr>
+          <w:rFonts w:ascii="Roboto Mono" w:hAnsi="Roboto Mono"/>
+        </w:rPr>
+      </w:pPr>
+      <w:r>
+        <w:rPr>
+          <w:rFonts w:ascii="Roboto Mono" w:hAnsi="Roboto Mono"/>
         </w:rPr>
         <w:t>VALUES</w:t>
       </w:r>
@@ -1030,17 +769,11 @@
       <w:pPr>
         <w:rPr>
           <w:rFonts w:ascii="Roboto Mono" w:hAnsi="Roboto Mono"/>
-          <w:sz w:val="24"/>
-          <w:szCs w:val="24"/>
-          <w:lang w:val="en-US"/>
-        </w:rPr>
-      </w:pPr>
-      <w:r>
-        <w:rPr>
-          <w:rFonts w:ascii="Roboto Mono" w:hAnsi="Roboto Mono"/>
-          <w:sz w:val="24"/>
-          <w:szCs w:val="24"/>
-          <w:lang w:val="en-US"/>
+        </w:rPr>
+      </w:pPr>
+      <w:r>
+        <w:rPr>
+          <w:rFonts w:ascii="Roboto Mono" w:hAnsi="Roboto Mono"/>
         </w:rPr>
         <w:t>(2, 'Sara', 'Alexandria');</w:t>
       </w:r>
@@ -1049,20 +782,14 @@
       <w:pPr>
         <w:rPr>
           <w:rFonts w:ascii="Roboto Mono" w:hAnsi="Roboto Mono"/>
-          <w:sz w:val="24"/>
-          <w:szCs w:val="24"/>
-          <w:lang w:val="en-US"/>
-        </w:rPr>
-      </w:pPr>
-      <w:r>
-        <w:rPr>
-          <w:rFonts w:ascii="Roboto Mono" w:hAnsi="Roboto Mono"/>
-          <w:sz w:val="24"/>
-          <w:szCs w:val="24"/>
-          <w:lang w:val="en-US"/>
-        </w:rPr>
-        <w:pict w14:anchorId="16DC2A88">
-          <v:rect id="_x0000_i1029" style="width:0;height:1.5pt" o:hralign="center" o:hrstd="t" o:hr="t" fillcolor="#a0a0a0" stroked="f"/>
+        </w:rPr>
+      </w:pPr>
+      <w:r>
+        <w:rPr>
+          <w:rFonts w:ascii="Roboto Mono" w:hAnsi="Roboto Mono"/>
+        </w:rPr>
+        <w:pict w14:anchorId="1511D199">
+          <v:rect id="_x0000_i1028" style="width:0;height:1.5pt" o:hralign="center" o:hrstd="t" o:hr="t" fillcolor="#a0a0a0" stroked="f"/>
         </w:pict>
       </w:r>
     </w:p>
@@ -1072,9 +799,6 @@
           <w:rFonts w:ascii="Roboto Mono" w:hAnsi="Roboto Mono"/>
           <w:b/>
           <w:bCs/>
-          <w:sz w:val="24"/>
-          <w:szCs w:val="24"/>
-          <w:lang w:val="en-US"/>
         </w:rPr>
       </w:pPr>
       <w:r>
@@ -1082,9 +806,6 @@
           <w:rFonts w:ascii="Roboto Mono" w:hAnsi="Roboto Mono"/>
           <w:b/>
           <w:bCs/>
-          <w:sz w:val="24"/>
-          <w:szCs w:val="24"/>
-          <w:lang w:val="en-US"/>
         </w:rPr>
         <w:t>Result</w:t>
       </w:r>
@@ -1095,9 +816,6 @@
           <w:rFonts w:ascii="Roboto Mono" w:hAnsi="Roboto Mono"/>
           <w:b/>
           <w:bCs/>
-          <w:sz w:val="24"/>
-          <w:szCs w:val="24"/>
-          <w:lang w:val="en-US"/>
         </w:rPr>
       </w:pPr>
       <w:r>
@@ -1105,7 +823,7 @@
           <w:noProof/>
         </w:rPr>
         <w:drawing>
-          <wp:inline distT="0" distB="0" distL="0" distR="0" wp14:anchorId="5E8F1D55" wp14:editId="6DE5EEDD">
+          <wp:inline distT="0" distB="0" distL="0" distR="0" wp14:anchorId="7E416B47" wp14:editId="2EBD8F82">
             <wp:extent cx="5943600" cy="889635"/>
             <wp:effectExtent l="0" t="0" r="0" b="5715"/>
             <wp:docPr id="1710534489" name="Picture 5"/>
@@ -1188,24 +906,16 @@
                 <w:rFonts w:ascii="Roboto Mono" w:hAnsi="Roboto Mono"/>
                 <w:b/>
                 <w:bCs/>
-                <w:sz w:val="24"/>
-                <w:szCs w:val="24"/>
-                <w:lang w:val="en-US"/>
               </w:rPr>
             </w:pPr>
-            <w:proofErr w:type="spellStart"/>
             <w:r>
               <w:rPr>
                 <w:rFonts w:ascii="Roboto Mono" w:hAnsi="Roboto Mono"/>
                 <w:b/>
                 <w:bCs/>
-                <w:sz w:val="24"/>
-                <w:szCs w:val="24"/>
-                <w:lang w:val="en-US"/>
               </w:rPr>
               <w:t>CustomerID</w:t>
             </w:r>
-            <w:proofErr w:type="spellEnd"/>
           </w:p>
         </w:tc>
         <w:tc>
@@ -1220,9 +930,6 @@
                 <w:rFonts w:ascii="Roboto Mono" w:hAnsi="Roboto Mono"/>
                 <w:b/>
                 <w:bCs/>
-                <w:sz w:val="24"/>
-                <w:szCs w:val="24"/>
-                <w:lang w:val="en-US"/>
               </w:rPr>
             </w:pPr>
             <w:r>
@@ -1230,9 +937,6 @@
                 <w:rFonts w:ascii="Roboto Mono" w:hAnsi="Roboto Mono"/>
                 <w:b/>
                 <w:bCs/>
-                <w:sz w:val="24"/>
-                <w:szCs w:val="24"/>
-                <w:lang w:val="en-US"/>
               </w:rPr>
               <w:t>Name</w:t>
             </w:r>
@@ -1250,9 +954,6 @@
                 <w:rFonts w:ascii="Roboto Mono" w:hAnsi="Roboto Mono"/>
                 <w:b/>
                 <w:bCs/>
-                <w:sz w:val="24"/>
-                <w:szCs w:val="24"/>
-                <w:lang w:val="en-US"/>
               </w:rPr>
             </w:pPr>
             <w:r>
@@ -1260,9 +961,6 @@
                 <w:rFonts w:ascii="Roboto Mono" w:hAnsi="Roboto Mono"/>
                 <w:b/>
                 <w:bCs/>
-                <w:sz w:val="24"/>
-                <w:szCs w:val="24"/>
-                <w:lang w:val="en-US"/>
               </w:rPr>
               <w:t>City</w:t>
             </w:r>
@@ -1283,17 +981,11 @@
             <w:pPr>
               <w:rPr>
                 <w:rFonts w:ascii="Roboto Mono" w:hAnsi="Roboto Mono"/>
-                <w:sz w:val="24"/>
-                <w:szCs w:val="24"/>
-                <w:lang w:val="en-US"/>
               </w:rPr>
             </w:pPr>
             <w:r>
               <w:rPr>
                 <w:rFonts w:ascii="Roboto Mono" w:hAnsi="Roboto Mono"/>
-                <w:sz w:val="24"/>
-                <w:szCs w:val="24"/>
-                <w:lang w:val="en-US"/>
               </w:rPr>
               <w:t>1</w:t>
             </w:r>
@@ -1309,17 +1001,11 @@
             <w:pPr>
               <w:rPr>
                 <w:rFonts w:ascii="Roboto Mono" w:hAnsi="Roboto Mono"/>
-                <w:sz w:val="24"/>
-                <w:szCs w:val="24"/>
-                <w:lang w:val="en-US"/>
               </w:rPr>
             </w:pPr>
             <w:r>
               <w:rPr>
                 <w:rFonts w:ascii="Roboto Mono" w:hAnsi="Roboto Mono"/>
-                <w:sz w:val="24"/>
-                <w:szCs w:val="24"/>
-                <w:lang w:val="en-US"/>
               </w:rPr>
               <w:t>Ali</w:t>
             </w:r>
@@ -1335,17 +1021,11 @@
             <w:pPr>
               <w:rPr>
                 <w:rFonts w:ascii="Roboto Mono" w:hAnsi="Roboto Mono"/>
-                <w:sz w:val="24"/>
-                <w:szCs w:val="24"/>
-                <w:lang w:val="en-US"/>
               </w:rPr>
             </w:pPr>
             <w:r>
               <w:rPr>
                 <w:rFonts w:ascii="Roboto Mono" w:hAnsi="Roboto Mono"/>
-                <w:sz w:val="24"/>
-                <w:szCs w:val="24"/>
-                <w:lang w:val="en-US"/>
               </w:rPr>
               <w:t>Cairo</w:t>
             </w:r>
@@ -1366,17 +1046,11 @@
             <w:pPr>
               <w:rPr>
                 <w:rFonts w:ascii="Roboto Mono" w:hAnsi="Roboto Mono"/>
-                <w:sz w:val="24"/>
-                <w:szCs w:val="24"/>
-                <w:lang w:val="en-US"/>
               </w:rPr>
             </w:pPr>
             <w:r>
               <w:rPr>
                 <w:rFonts w:ascii="Roboto Mono" w:hAnsi="Roboto Mono"/>
-                <w:sz w:val="24"/>
-                <w:szCs w:val="24"/>
-                <w:lang w:val="en-US"/>
               </w:rPr>
               <w:t>2</w:t>
             </w:r>
@@ -1392,17 +1066,11 @@
             <w:pPr>
               <w:rPr>
                 <w:rFonts w:ascii="Roboto Mono" w:hAnsi="Roboto Mono"/>
-                <w:sz w:val="24"/>
-                <w:szCs w:val="24"/>
-                <w:lang w:val="en-US"/>
               </w:rPr>
             </w:pPr>
             <w:r>
               <w:rPr>
                 <w:rFonts w:ascii="Roboto Mono" w:hAnsi="Roboto Mono"/>
-                <w:sz w:val="24"/>
-                <w:szCs w:val="24"/>
-                <w:lang w:val="en-US"/>
               </w:rPr>
               <w:t>Sara</w:t>
             </w:r>
@@ -1418,17 +1086,11 @@
             <w:pPr>
               <w:rPr>
                 <w:rFonts w:ascii="Roboto Mono" w:hAnsi="Roboto Mono"/>
-                <w:sz w:val="24"/>
-                <w:szCs w:val="24"/>
-                <w:lang w:val="en-US"/>
               </w:rPr>
             </w:pPr>
             <w:r>
               <w:rPr>
                 <w:rFonts w:ascii="Roboto Mono" w:hAnsi="Roboto Mono"/>
-                <w:sz w:val="24"/>
-                <w:szCs w:val="24"/>
-                <w:lang w:val="en-US"/>
               </w:rPr>
               <w:t>Alexandria</w:t>
             </w:r>
@@ -1440,17 +1102,11 @@
       <w:pPr>
         <w:rPr>
           <w:rFonts w:ascii="Roboto Mono" w:hAnsi="Roboto Mono"/>
-          <w:sz w:val="24"/>
-          <w:szCs w:val="24"/>
-          <w:lang w:val="en-US"/>
-        </w:rPr>
-      </w:pPr>
-      <w:r>
-        <w:rPr>
-          <w:rFonts w:ascii="Roboto Mono" w:hAnsi="Roboto Mono"/>
-          <w:sz w:val="24"/>
-          <w:szCs w:val="24"/>
-          <w:lang w:val="en-US"/>
+        </w:rPr>
+      </w:pPr>
+      <w:r>
+        <w:rPr>
+          <w:rFonts w:ascii="Roboto Mono" w:hAnsi="Roboto Mono"/>
         </w:rPr>
         <w:t>A new row has been added.</w:t>
       </w:r>
@@ -1459,50 +1115,32 @@
       <w:pPr>
         <w:rPr>
           <w:rFonts w:ascii="Roboto Mono" w:hAnsi="Roboto Mono"/>
-          <w:sz w:val="24"/>
-          <w:szCs w:val="24"/>
-          <w:lang w:val="en-US"/>
-        </w:rPr>
-      </w:pPr>
-      <w:r>
-        <w:rPr>
-          <w:rFonts w:ascii="Roboto Mono" w:hAnsi="Roboto Mono"/>
-          <w:sz w:val="24"/>
-          <w:szCs w:val="24"/>
-          <w:lang w:val="en-US"/>
-        </w:rPr>
-        <w:pict w14:anchorId="17586C50">
-          <v:rect id="_x0000_i1030" style="width:0;height:1.5pt" o:hralign="center" o:hrstd="t" o:hr="t" fillcolor="#a0a0a0" stroked="f"/>
+        </w:rPr>
+      </w:pPr>
+      <w:r>
+        <w:rPr>
+          <w:rFonts w:ascii="Roboto Mono" w:hAnsi="Roboto Mono"/>
+        </w:rPr>
+        <w:pict w14:anchorId="67A2AA4E">
+          <v:rect id="_x0000_i1029" style="width:0;height:1.5pt" o:hralign="center" o:hrstd="t" o:hr="t" fillcolor="#a0a0a0" stroked="f"/>
         </w:pict>
       </w:r>
     </w:p>
     <w:p>
       <w:pPr>
         <w:pStyle w:val="Heading2"/>
-        <w:rPr>
-          <w:lang w:val="en-US"/>
-        </w:rPr>
       </w:pPr>
       <w:r>
         <w:rPr>
           <w:rFonts w:ascii="Segoe UI Emoji" w:hAnsi="Segoe UI Emoji" w:cs="Segoe UI Emoji"/>
-          <w:lang w:val="en-US"/>
         </w:rPr>
         <w:t>📝</w:t>
       </w:r>
       <w:r>
-        <w:rPr>
-          <w:lang w:val="en-US"/>
-        </w:rPr>
         <w:t xml:space="preserve"> Syntax</w:t>
       </w:r>
     </w:p>
     <w:p>
-      <w:pPr>
-        <w:rPr>
-          <w:lang w:val="en-US"/>
-        </w:rPr>
-      </w:pPr>
       <w:r>
         <w:rPr>
           <w:b/>
@@ -1518,25 +1156,7 @@
           <w:sz w:val="18"/>
           <w:highlight w:val="lightGray"/>
         </w:rPr>
-        <w:t xml:space="preserve">: Persons Table -&gt; ID Column: 1, </w:t>
-      </w:r>
-      <w:proofErr w:type="spellStart"/>
-      <w:r>
-        <w:rPr>
-          <w:color w:val="000000"/>
-          <w:sz w:val="18"/>
-          <w:highlight w:val="lightGray"/>
-        </w:rPr>
-        <w:t>Name_En</w:t>
-      </w:r>
-      <w:proofErr w:type="spellEnd"/>
-      <w:r>
-        <w:rPr>
-          <w:color w:val="000000"/>
-          <w:sz w:val="18"/>
-          <w:highlight w:val="lightGray"/>
-        </w:rPr>
-        <w:t xml:space="preserve"> Column: Motasem Essam] -&gt; </w:t>
+        <w:t xml:space="preserve">: Persons Table -&gt; ID Column: 1, Name_En Column: Motasem Essam] -&gt; </w:t>
       </w:r>
       <w:r>
         <w:rPr>
@@ -1579,9 +1199,6 @@
           <w:rFonts w:ascii="Roboto Mono" w:hAnsi="Roboto Mono"/>
           <w:b/>
           <w:bCs/>
-          <w:sz w:val="24"/>
-          <w:szCs w:val="24"/>
-          <w:lang w:val="en-US"/>
         </w:rPr>
       </w:pPr>
       <w:r>
@@ -1589,9 +1206,6 @@
           <w:rFonts w:ascii="Roboto Mono" w:hAnsi="Roboto Mono"/>
           <w:b/>
           <w:bCs/>
-          <w:sz w:val="24"/>
-          <w:szCs w:val="24"/>
-          <w:lang w:val="en-US"/>
         </w:rPr>
         <w:t>Insert Specific Columns</w:t>
       </w:r>
@@ -1602,9 +1216,6 @@
           <w:rFonts w:ascii="Roboto Mono" w:hAnsi="Roboto Mono"/>
           <w:b/>
           <w:bCs/>
-          <w:sz w:val="24"/>
-          <w:szCs w:val="24"/>
-          <w:lang w:val="en-US"/>
         </w:rPr>
       </w:pPr>
       <w:r>
@@ -1612,7 +1223,7 @@
           <w:noProof/>
         </w:rPr>
         <w:drawing>
-          <wp:inline distT="0" distB="0" distL="0" distR="0" wp14:anchorId="10D54E46" wp14:editId="45A542AD">
+          <wp:inline distT="0" distB="0" distL="0" distR="0" wp14:anchorId="39374CDD" wp14:editId="198C7D93">
             <wp:extent cx="5943600" cy="1051560"/>
             <wp:effectExtent l="0" t="0" r="0" b="0"/>
             <wp:docPr id="1068683527" name="Picture 8"/>
@@ -1665,47 +1276,24 @@
       <w:pPr>
         <w:rPr>
           <w:rFonts w:ascii="Roboto Mono" w:hAnsi="Roboto Mono"/>
-          <w:sz w:val="24"/>
-          <w:szCs w:val="24"/>
-          <w:lang w:val="en-US"/>
-        </w:rPr>
-      </w:pPr>
-      <w:r>
-        <w:rPr>
-          <w:rFonts w:ascii="Roboto Mono" w:hAnsi="Roboto Mono"/>
-          <w:sz w:val="24"/>
-          <w:szCs w:val="24"/>
-          <w:lang w:val="en-US"/>
-        </w:rPr>
-        <w:t xml:space="preserve">INSERT INTO </w:t>
-      </w:r>
-      <w:proofErr w:type="spellStart"/>
-      <w:r>
-        <w:rPr>
-          <w:rFonts w:ascii="Roboto Mono" w:hAnsi="Roboto Mono"/>
-          <w:sz w:val="24"/>
-          <w:szCs w:val="24"/>
-          <w:lang w:val="en-US"/>
-        </w:rPr>
-        <w:t>table_name</w:t>
-      </w:r>
-      <w:proofErr w:type="spellEnd"/>
-    </w:p>
-    <w:p>
-      <w:pPr>
-        <w:rPr>
-          <w:rFonts w:ascii="Roboto Mono" w:hAnsi="Roboto Mono"/>
-          <w:sz w:val="24"/>
-          <w:szCs w:val="24"/>
-          <w:lang w:val="en-US"/>
-        </w:rPr>
-      </w:pPr>
-      <w:r>
-        <w:rPr>
-          <w:rFonts w:ascii="Roboto Mono" w:hAnsi="Roboto Mono"/>
-          <w:sz w:val="24"/>
-          <w:szCs w:val="24"/>
-          <w:lang w:val="en-US"/>
+        </w:rPr>
+      </w:pPr>
+      <w:r>
+        <w:rPr>
+          <w:rFonts w:ascii="Roboto Mono" w:hAnsi="Roboto Mono"/>
+        </w:rPr>
+        <w:t>INSERT INTO table_name</w:t>
+      </w:r>
+    </w:p>
+    <w:p>
+      <w:pPr>
+        <w:rPr>
+          <w:rFonts w:ascii="Roboto Mono" w:hAnsi="Roboto Mono"/>
+        </w:rPr>
+      </w:pPr>
+      <w:r>
+        <w:rPr>
+          <w:rFonts w:ascii="Roboto Mono" w:hAnsi="Roboto Mono"/>
         </w:rPr>
         <w:t>(column1, column2, column3)</w:t>
       </w:r>
@@ -1714,17 +1302,11 @@
       <w:pPr>
         <w:rPr>
           <w:rFonts w:ascii="Roboto Mono" w:hAnsi="Roboto Mono"/>
-          <w:sz w:val="24"/>
-          <w:szCs w:val="24"/>
-          <w:lang w:val="en-US"/>
-        </w:rPr>
-      </w:pPr>
-      <w:r>
-        <w:rPr>
-          <w:rFonts w:ascii="Roboto Mono" w:hAnsi="Roboto Mono"/>
-          <w:sz w:val="24"/>
-          <w:szCs w:val="24"/>
-          <w:lang w:val="en-US"/>
+        </w:rPr>
+      </w:pPr>
+      <w:r>
+        <w:rPr>
+          <w:rFonts w:ascii="Roboto Mono" w:hAnsi="Roboto Mono"/>
         </w:rPr>
         <w:t>VALUES</w:t>
       </w:r>
@@ -1733,17 +1315,11 @@
       <w:pPr>
         <w:rPr>
           <w:rFonts w:ascii="Roboto Mono" w:hAnsi="Roboto Mono"/>
-          <w:sz w:val="24"/>
-          <w:szCs w:val="24"/>
-          <w:lang w:val="en-US"/>
-        </w:rPr>
-      </w:pPr>
-      <w:r>
-        <w:rPr>
-          <w:rFonts w:ascii="Roboto Mono" w:hAnsi="Roboto Mono"/>
-          <w:sz w:val="24"/>
-          <w:szCs w:val="24"/>
-          <w:lang w:val="en-US"/>
+        </w:rPr>
+      </w:pPr>
+      <w:r>
+        <w:rPr>
+          <w:rFonts w:ascii="Roboto Mono" w:hAnsi="Roboto Mono"/>
         </w:rPr>
         <w:t>(value1, value2, value3);</w:t>
       </w:r>
@@ -1752,20 +1328,14 @@
       <w:pPr>
         <w:rPr>
           <w:rFonts w:ascii="Roboto Mono" w:hAnsi="Roboto Mono"/>
-          <w:sz w:val="24"/>
-          <w:szCs w:val="24"/>
-          <w:lang w:val="en-US"/>
-        </w:rPr>
-      </w:pPr>
-      <w:r>
-        <w:rPr>
-          <w:rFonts w:ascii="Roboto Mono" w:hAnsi="Roboto Mono"/>
-          <w:sz w:val="24"/>
-          <w:szCs w:val="24"/>
-          <w:lang w:val="en-US"/>
-        </w:rPr>
-        <w:pict w14:anchorId="364008CA">
-          <v:rect id="_x0000_i1031" style="width:0;height:1.5pt" o:hralign="center" o:hrstd="t" o:hr="t" fillcolor="#a0a0a0" stroked="f"/>
+        </w:rPr>
+      </w:pPr>
+      <w:r>
+        <w:rPr>
+          <w:rFonts w:ascii="Roboto Mono" w:hAnsi="Roboto Mono"/>
+        </w:rPr>
+        <w:pict w14:anchorId="666C565D">
+          <v:rect id="_x0000_i1030" style="width:0;height:1.5pt" o:hralign="center" o:hrstd="t" o:hr="t" fillcolor="#a0a0a0" stroked="f"/>
         </w:pict>
       </w:r>
     </w:p>
@@ -1775,9 +1345,6 @@
           <w:rFonts w:ascii="Roboto Mono" w:hAnsi="Roboto Mono"/>
           <w:b/>
           <w:bCs/>
-          <w:sz w:val="24"/>
-          <w:szCs w:val="24"/>
-          <w:lang w:val="en-US"/>
         </w:rPr>
       </w:pPr>
       <w:r>
@@ -1785,11 +1352,7 @@
           <w:rFonts w:ascii="Roboto Mono" w:hAnsi="Roboto Mono"/>
           <w:b/>
           <w:bCs/>
-          <w:sz w:val="24"/>
-          <w:szCs w:val="24"/>
-          <w:lang w:val="en-US"/>
-        </w:rPr>
-        <w:lastRenderedPageBreak/>
+        </w:rPr>
         <w:t>Example</w:t>
       </w:r>
     </w:p>
@@ -1799,9 +1362,6 @@
           <w:rFonts w:ascii="Roboto Mono" w:hAnsi="Roboto Mono"/>
           <w:b/>
           <w:bCs/>
-          <w:sz w:val="24"/>
-          <w:szCs w:val="24"/>
-          <w:lang w:val="en-US"/>
         </w:rPr>
       </w:pPr>
       <w:r>
@@ -1809,7 +1369,7 @@
           <w:noProof/>
         </w:rPr>
         <w:drawing>
-          <wp:inline distT="0" distB="0" distL="0" distR="0" wp14:anchorId="4C4E6C30" wp14:editId="50A53B34">
+          <wp:inline distT="0" distB="0" distL="0" distR="0" wp14:anchorId="3DBA2839" wp14:editId="29A5F8E9">
             <wp:extent cx="5943600" cy="1064260"/>
             <wp:effectExtent l="0" t="0" r="0" b="2540"/>
             <wp:docPr id="1378629191" name="Picture 10"/>
@@ -1862,17 +1422,11 @@
       <w:pPr>
         <w:rPr>
           <w:rFonts w:ascii="Roboto Mono" w:hAnsi="Roboto Mono"/>
-          <w:sz w:val="24"/>
-          <w:szCs w:val="24"/>
-          <w:lang w:val="en-US"/>
-        </w:rPr>
-      </w:pPr>
-      <w:r>
-        <w:rPr>
-          <w:rFonts w:ascii="Roboto Mono" w:hAnsi="Roboto Mono"/>
-          <w:sz w:val="24"/>
-          <w:szCs w:val="24"/>
-          <w:lang w:val="en-US"/>
+        </w:rPr>
+      </w:pPr>
+      <w:r>
+        <w:rPr>
+          <w:rFonts w:ascii="Roboto Mono" w:hAnsi="Roboto Mono"/>
         </w:rPr>
         <w:t>INSERT INTO Customers</w:t>
       </w:r>
@@ -1881,56 +1435,24 @@
       <w:pPr>
         <w:rPr>
           <w:rFonts w:ascii="Roboto Mono" w:hAnsi="Roboto Mono"/>
-          <w:sz w:val="24"/>
-          <w:szCs w:val="24"/>
-          <w:lang w:val="en-US"/>
-        </w:rPr>
-      </w:pPr>
-      <w:r>
-        <w:rPr>
-          <w:rFonts w:ascii="Roboto Mono" w:hAnsi="Roboto Mono"/>
-          <w:sz w:val="24"/>
-          <w:szCs w:val="24"/>
-          <w:lang w:val="en-US"/>
-        </w:rPr>
-        <w:t>(</w:t>
-      </w:r>
-      <w:proofErr w:type="spellStart"/>
-      <w:r>
-        <w:rPr>
-          <w:rFonts w:ascii="Roboto Mono" w:hAnsi="Roboto Mono"/>
-          <w:sz w:val="24"/>
-          <w:szCs w:val="24"/>
-          <w:lang w:val="en-US"/>
-        </w:rPr>
-        <w:t>CustomerID</w:t>
-      </w:r>
-      <w:proofErr w:type="spellEnd"/>
-      <w:r>
-        <w:rPr>
-          <w:rFonts w:ascii="Roboto Mono" w:hAnsi="Roboto Mono"/>
-          <w:sz w:val="24"/>
-          <w:szCs w:val="24"/>
-          <w:lang w:val="en-US"/>
-        </w:rPr>
-        <w:t>, Name, City)</w:t>
-      </w:r>
-    </w:p>
-    <w:p>
-      <w:pPr>
-        <w:rPr>
-          <w:rFonts w:ascii="Roboto Mono" w:hAnsi="Roboto Mono"/>
-          <w:sz w:val="24"/>
-          <w:szCs w:val="24"/>
-          <w:lang w:val="en-US"/>
-        </w:rPr>
-      </w:pPr>
-      <w:r>
-        <w:rPr>
-          <w:rFonts w:ascii="Roboto Mono" w:hAnsi="Roboto Mono"/>
-          <w:sz w:val="24"/>
-          <w:szCs w:val="24"/>
-          <w:lang w:val="en-US"/>
+        </w:rPr>
+      </w:pPr>
+      <w:r>
+        <w:rPr>
+          <w:rFonts w:ascii="Roboto Mono" w:hAnsi="Roboto Mono"/>
+        </w:rPr>
+        <w:t>(CustomerID, Name, City)</w:t>
+      </w:r>
+    </w:p>
+    <w:p>
+      <w:pPr>
+        <w:rPr>
+          <w:rFonts w:ascii="Roboto Mono" w:hAnsi="Roboto Mono"/>
+        </w:rPr>
+      </w:pPr>
+      <w:r>
+        <w:rPr>
+          <w:rFonts w:ascii="Roboto Mono" w:hAnsi="Roboto Mono"/>
         </w:rPr>
         <w:t>VALUES</w:t>
       </w:r>
@@ -1939,17 +1461,11 @@
       <w:pPr>
         <w:rPr>
           <w:rFonts w:ascii="Roboto Mono" w:hAnsi="Roboto Mono"/>
-          <w:sz w:val="24"/>
-          <w:szCs w:val="24"/>
-          <w:lang w:val="en-US"/>
-        </w:rPr>
-      </w:pPr>
-      <w:r>
-        <w:rPr>
-          <w:rFonts w:ascii="Roboto Mono" w:hAnsi="Roboto Mono"/>
-          <w:sz w:val="24"/>
-          <w:szCs w:val="24"/>
-          <w:lang w:val="en-US"/>
+        </w:rPr>
+      </w:pPr>
+      <w:r>
+        <w:rPr>
+          <w:rFonts w:ascii="Roboto Mono" w:hAnsi="Roboto Mono"/>
         </w:rPr>
         <w:t>(3, 'Ahmed', 'Giza');</w:t>
       </w:r>
@@ -1958,50 +1474,32 @@
       <w:pPr>
         <w:rPr>
           <w:rFonts w:ascii="Roboto Mono" w:hAnsi="Roboto Mono"/>
-          <w:sz w:val="24"/>
-          <w:szCs w:val="24"/>
-          <w:lang w:val="en-US"/>
-        </w:rPr>
-      </w:pPr>
-      <w:r>
-        <w:rPr>
-          <w:rFonts w:ascii="Roboto Mono" w:hAnsi="Roboto Mono"/>
-          <w:sz w:val="24"/>
-          <w:szCs w:val="24"/>
-          <w:lang w:val="en-US"/>
-        </w:rPr>
-        <w:pict w14:anchorId="519DEB0C">
-          <v:rect id="_x0000_i1032" style="width:0;height:1.5pt" o:hralign="center" o:hrstd="t" o:hr="t" fillcolor="#a0a0a0" stroked="f"/>
+        </w:rPr>
+      </w:pPr>
+      <w:r>
+        <w:rPr>
+          <w:rFonts w:ascii="Roboto Mono" w:hAnsi="Roboto Mono"/>
+        </w:rPr>
+        <w:pict w14:anchorId="653A1A6E">
+          <v:rect id="_x0000_i1031" style="width:0;height:1.5pt" o:hralign="center" o:hrstd="t" o:hr="t" fillcolor="#a0a0a0" stroked="f"/>
         </w:pict>
       </w:r>
     </w:p>
     <w:p>
       <w:pPr>
         <w:pStyle w:val="Heading2"/>
-        <w:rPr>
-          <w:lang w:val="en-US"/>
-        </w:rPr>
       </w:pPr>
       <w:r>
         <w:rPr>
           <w:rFonts w:ascii="Segoe UI Emoji" w:hAnsi="Segoe UI Emoji" w:cs="Segoe UI Emoji"/>
-          <w:lang w:val="en-US"/>
         </w:rPr>
         <w:t>📚</w:t>
       </w:r>
       <w:r>
-        <w:rPr>
-          <w:lang w:val="en-US"/>
-        </w:rPr>
         <w:t xml:space="preserve"> Insert All Columns</w:t>
       </w:r>
     </w:p>
     <w:p>
-      <w:pPr>
-        <w:rPr>
-          <w:lang w:val="en-US"/>
-        </w:rPr>
-      </w:pPr>
       <w:r>
         <w:rPr>
           <w:b/>
@@ -2017,25 +1515,7 @@
           <w:sz w:val="18"/>
           <w:highlight w:val="lightGray"/>
         </w:rPr>
-        <w:t xml:space="preserve">: Persons Table -&gt; ID Column: 1, </w:t>
-      </w:r>
-      <w:proofErr w:type="spellStart"/>
-      <w:r>
-        <w:rPr>
-          <w:color w:val="000000"/>
-          <w:sz w:val="18"/>
-          <w:highlight w:val="lightGray"/>
-        </w:rPr>
-        <w:t>Name_En</w:t>
-      </w:r>
-      <w:proofErr w:type="spellEnd"/>
-      <w:r>
-        <w:rPr>
-          <w:color w:val="000000"/>
-          <w:sz w:val="18"/>
-          <w:highlight w:val="lightGray"/>
-        </w:rPr>
-        <w:t xml:space="preserve"> Column: Motasem Essam] -&gt; </w:t>
+        <w:t xml:space="preserve">: Persons Table -&gt; ID Column: 1, Name_En Column: Motasem Essam] -&gt; </w:t>
       </w:r>
       <w:r>
         <w:rPr>
@@ -2076,17 +1556,11 @@
       <w:pPr>
         <w:rPr>
           <w:rFonts w:ascii="Roboto Mono" w:hAnsi="Roboto Mono"/>
-          <w:sz w:val="24"/>
-          <w:szCs w:val="24"/>
-          <w:lang w:val="en-US"/>
-        </w:rPr>
-      </w:pPr>
-      <w:r>
-        <w:rPr>
-          <w:rFonts w:ascii="Roboto Mono" w:hAnsi="Roboto Mono"/>
-          <w:sz w:val="24"/>
-          <w:szCs w:val="24"/>
-          <w:lang w:val="en-US"/>
+        </w:rPr>
+      </w:pPr>
+      <w:r>
+        <w:rPr>
+          <w:rFonts w:ascii="Roboto Mono" w:hAnsi="Roboto Mono"/>
         </w:rPr>
         <w:t>If values are provided for every column, column names may be omitted.</w:t>
       </w:r>
@@ -2097,9 +1571,6 @@
           <w:rFonts w:ascii="Roboto Mono" w:hAnsi="Roboto Mono"/>
           <w:b/>
           <w:bCs/>
-          <w:sz w:val="24"/>
-          <w:szCs w:val="24"/>
-          <w:lang w:val="en-US"/>
         </w:rPr>
       </w:pPr>
       <w:r>
@@ -2107,9 +1578,6 @@
           <w:rFonts w:ascii="Roboto Mono" w:hAnsi="Roboto Mono"/>
           <w:b/>
           <w:bCs/>
-          <w:sz w:val="24"/>
-          <w:szCs w:val="24"/>
-          <w:lang w:val="en-US"/>
         </w:rPr>
         <w:t>Syntax</w:t>
       </w:r>
@@ -2120,9 +1588,6 @@
           <w:rFonts w:ascii="Roboto Mono" w:hAnsi="Roboto Mono"/>
           <w:b/>
           <w:bCs/>
-          <w:sz w:val="24"/>
-          <w:szCs w:val="24"/>
-          <w:lang w:val="en-US"/>
         </w:rPr>
       </w:pPr>
       <w:r>
@@ -2130,7 +1595,7 @@
           <w:noProof/>
         </w:rPr>
         <w:drawing>
-          <wp:inline distT="0" distB="0" distL="0" distR="0" wp14:anchorId="28747DC3" wp14:editId="1C685A4F">
+          <wp:inline distT="0" distB="0" distL="0" distR="0" wp14:anchorId="5F4AD331" wp14:editId="5494E2C1">
             <wp:extent cx="5943600" cy="938530"/>
             <wp:effectExtent l="0" t="0" r="0" b="0"/>
             <wp:docPr id="994361189" name="Picture 11"/>
@@ -2183,47 +1648,24 @@
       <w:pPr>
         <w:rPr>
           <w:rFonts w:ascii="Roboto Mono" w:hAnsi="Roboto Mono"/>
-          <w:sz w:val="24"/>
-          <w:szCs w:val="24"/>
-          <w:lang w:val="en-US"/>
-        </w:rPr>
-      </w:pPr>
-      <w:r>
-        <w:rPr>
-          <w:rFonts w:ascii="Roboto Mono" w:hAnsi="Roboto Mono"/>
-          <w:sz w:val="24"/>
-          <w:szCs w:val="24"/>
-          <w:lang w:val="en-US"/>
-        </w:rPr>
-        <w:t xml:space="preserve">INSERT INTO </w:t>
-      </w:r>
-      <w:proofErr w:type="spellStart"/>
-      <w:r>
-        <w:rPr>
-          <w:rFonts w:ascii="Roboto Mono" w:hAnsi="Roboto Mono"/>
-          <w:sz w:val="24"/>
-          <w:szCs w:val="24"/>
-          <w:lang w:val="en-US"/>
-        </w:rPr>
-        <w:t>table_name</w:t>
-      </w:r>
-      <w:proofErr w:type="spellEnd"/>
-    </w:p>
-    <w:p>
-      <w:pPr>
-        <w:rPr>
-          <w:rFonts w:ascii="Roboto Mono" w:hAnsi="Roboto Mono"/>
-          <w:sz w:val="24"/>
-          <w:szCs w:val="24"/>
-          <w:lang w:val="en-US"/>
-        </w:rPr>
-      </w:pPr>
-      <w:r>
-        <w:rPr>
-          <w:rFonts w:ascii="Roboto Mono" w:hAnsi="Roboto Mono"/>
-          <w:sz w:val="24"/>
-          <w:szCs w:val="24"/>
-          <w:lang w:val="en-US"/>
+        </w:rPr>
+      </w:pPr>
+      <w:r>
+        <w:rPr>
+          <w:rFonts w:ascii="Roboto Mono" w:hAnsi="Roboto Mono"/>
+        </w:rPr>
+        <w:t>INSERT INTO table_name</w:t>
+      </w:r>
+    </w:p>
+    <w:p>
+      <w:pPr>
+        <w:rPr>
+          <w:rFonts w:ascii="Roboto Mono" w:hAnsi="Roboto Mono"/>
+        </w:rPr>
+      </w:pPr>
+      <w:r>
+        <w:rPr>
+          <w:rFonts w:ascii="Roboto Mono" w:hAnsi="Roboto Mono"/>
         </w:rPr>
         <w:t>VALUES</w:t>
       </w:r>
@@ -2232,17 +1674,11 @@
       <w:pPr>
         <w:rPr>
           <w:rFonts w:ascii="Roboto Mono" w:hAnsi="Roboto Mono"/>
-          <w:sz w:val="24"/>
-          <w:szCs w:val="24"/>
-          <w:lang w:val="en-US"/>
-        </w:rPr>
-      </w:pPr>
-      <w:r>
-        <w:rPr>
-          <w:rFonts w:ascii="Roboto Mono" w:hAnsi="Roboto Mono"/>
-          <w:sz w:val="24"/>
-          <w:szCs w:val="24"/>
-          <w:lang w:val="en-US"/>
+        </w:rPr>
+      </w:pPr>
+      <w:r>
+        <w:rPr>
+          <w:rFonts w:ascii="Roboto Mono" w:hAnsi="Roboto Mono"/>
         </w:rPr>
         <w:t>(value1, value2, value3);</w:t>
       </w:r>
@@ -2251,20 +1687,14 @@
       <w:pPr>
         <w:rPr>
           <w:rFonts w:ascii="Roboto Mono" w:hAnsi="Roboto Mono"/>
-          <w:sz w:val="24"/>
-          <w:szCs w:val="24"/>
-          <w:lang w:val="en-US"/>
-        </w:rPr>
-      </w:pPr>
-      <w:r>
-        <w:rPr>
-          <w:rFonts w:ascii="Roboto Mono" w:hAnsi="Roboto Mono"/>
-          <w:sz w:val="24"/>
-          <w:szCs w:val="24"/>
-          <w:lang w:val="en-US"/>
-        </w:rPr>
-        <w:pict w14:anchorId="324F1802">
-          <v:rect id="_x0000_i1033" style="width:0;height:1.5pt" o:hralign="center" o:hrstd="t" o:hr="t" fillcolor="#a0a0a0" stroked="f"/>
+        </w:rPr>
+      </w:pPr>
+      <w:r>
+        <w:rPr>
+          <w:rFonts w:ascii="Roboto Mono" w:hAnsi="Roboto Mono"/>
+        </w:rPr>
+        <w:pict w14:anchorId="0114D657">
+          <v:rect id="_x0000_i1032" style="width:0;height:1.5pt" o:hralign="center" o:hrstd="t" o:hr="t" fillcolor="#a0a0a0" stroked="f"/>
         </w:pict>
       </w:r>
     </w:p>
@@ -2274,9 +1704,6 @@
           <w:rFonts w:ascii="Roboto Mono" w:hAnsi="Roboto Mono"/>
           <w:b/>
           <w:bCs/>
-          <w:sz w:val="24"/>
-          <w:szCs w:val="24"/>
-          <w:lang w:val="en-US"/>
         </w:rPr>
       </w:pPr>
       <w:r>
@@ -2284,9 +1711,6 @@
           <w:rFonts w:ascii="Roboto Mono" w:hAnsi="Roboto Mono"/>
           <w:b/>
           <w:bCs/>
-          <w:sz w:val="24"/>
-          <w:szCs w:val="24"/>
-          <w:lang w:val="en-US"/>
         </w:rPr>
         <w:t>Example</w:t>
       </w:r>
@@ -2297,9 +1721,6 @@
           <w:rFonts w:ascii="Roboto Mono" w:hAnsi="Roboto Mono"/>
           <w:b/>
           <w:bCs/>
-          <w:sz w:val="24"/>
-          <w:szCs w:val="24"/>
-          <w:lang w:val="en-US"/>
         </w:rPr>
       </w:pPr>
       <w:r>
@@ -2307,7 +1728,7 @@
           <w:noProof/>
         </w:rPr>
         <w:drawing>
-          <wp:inline distT="0" distB="0" distL="0" distR="0" wp14:anchorId="46E48D29" wp14:editId="632F9A8A">
+          <wp:inline distT="0" distB="0" distL="0" distR="0" wp14:anchorId="6ECBEBCA" wp14:editId="202190E2">
             <wp:extent cx="5943600" cy="937260"/>
             <wp:effectExtent l="0" t="0" r="0" b="0"/>
             <wp:docPr id="539668375" name="Picture 12"/>
@@ -2360,17 +1781,11 @@
       <w:pPr>
         <w:rPr>
           <w:rFonts w:ascii="Roboto Mono" w:hAnsi="Roboto Mono"/>
-          <w:sz w:val="24"/>
-          <w:szCs w:val="24"/>
-          <w:lang w:val="en-US"/>
-        </w:rPr>
-      </w:pPr>
-      <w:r>
-        <w:rPr>
-          <w:rFonts w:ascii="Roboto Mono" w:hAnsi="Roboto Mono"/>
-          <w:sz w:val="24"/>
-          <w:szCs w:val="24"/>
-          <w:lang w:val="en-US"/>
+        </w:rPr>
+      </w:pPr>
+      <w:r>
+        <w:rPr>
+          <w:rFonts w:ascii="Roboto Mono" w:hAnsi="Roboto Mono"/>
         </w:rPr>
         <w:t>INSERT INTO Customers</w:t>
       </w:r>
@@ -2379,17 +1794,11 @@
       <w:pPr>
         <w:rPr>
           <w:rFonts w:ascii="Roboto Mono" w:hAnsi="Roboto Mono"/>
-          <w:sz w:val="24"/>
-          <w:szCs w:val="24"/>
-          <w:lang w:val="en-US"/>
-        </w:rPr>
-      </w:pPr>
-      <w:r>
-        <w:rPr>
-          <w:rFonts w:ascii="Roboto Mono" w:hAnsi="Roboto Mono"/>
-          <w:sz w:val="24"/>
-          <w:szCs w:val="24"/>
-          <w:lang w:val="en-US"/>
+        </w:rPr>
+      </w:pPr>
+      <w:r>
+        <w:rPr>
+          <w:rFonts w:ascii="Roboto Mono" w:hAnsi="Roboto Mono"/>
         </w:rPr>
         <w:t>VALUES</w:t>
       </w:r>
@@ -2398,17 +1807,11 @@
       <w:pPr>
         <w:rPr>
           <w:rFonts w:ascii="Roboto Mono" w:hAnsi="Roboto Mono"/>
-          <w:sz w:val="24"/>
-          <w:szCs w:val="24"/>
-          <w:lang w:val="en-US"/>
-        </w:rPr>
-      </w:pPr>
-      <w:r>
-        <w:rPr>
-          <w:rFonts w:ascii="Roboto Mono" w:hAnsi="Roboto Mono"/>
-          <w:sz w:val="24"/>
-          <w:szCs w:val="24"/>
-          <w:lang w:val="en-US"/>
+        </w:rPr>
+      </w:pPr>
+      <w:r>
+        <w:rPr>
+          <w:rFonts w:ascii="Roboto Mono" w:hAnsi="Roboto Mono"/>
         </w:rPr>
         <w:t>(4, 'Mona', 'Cairo');</w:t>
       </w:r>
@@ -2417,100 +1820,66 @@
       <w:pPr>
         <w:rPr>
           <w:rFonts w:ascii="Roboto Mono" w:hAnsi="Roboto Mono"/>
-          <w:sz w:val="24"/>
-          <w:szCs w:val="24"/>
-          <w:lang w:val="en-US"/>
-        </w:rPr>
-      </w:pPr>
-      <w:r>
-        <w:rPr>
-          <w:rFonts w:ascii="Roboto Mono" w:hAnsi="Roboto Mono"/>
-          <w:sz w:val="24"/>
-          <w:szCs w:val="24"/>
-          <w:lang w:val="en-US"/>
-        </w:rPr>
-        <w:pict w14:anchorId="1F58C6BE">
+        </w:rPr>
+      </w:pPr>
+      <w:r>
+        <w:rPr>
+          <w:rFonts w:ascii="Roboto Mono" w:hAnsi="Roboto Mono"/>
+        </w:rPr>
+        <w:pict w14:anchorId="176F7C0F">
+          <v:rect id="_x0000_i1033" style="width:0;height:1.5pt" o:hralign="center" o:hrstd="t" o:hr="t" fillcolor="#a0a0a0" stroked="f"/>
+        </w:pict>
+      </w:r>
+    </w:p>
+    <w:p>
+      <w:pPr>
+        <w:rPr>
+          <w:rFonts w:ascii="Roboto Mono" w:hAnsi="Roboto Mono"/>
+        </w:rPr>
+      </w:pPr>
+      <w:r>
+        <w:rPr>
+          <w:rFonts w:ascii="Segoe UI Emoji" w:hAnsi="Segoe UI Emoji" w:cs="Segoe UI Emoji"/>
+        </w:rPr>
+        <w:t>⚠️</w:t>
+      </w:r>
+      <w:r>
+        <w:rPr>
+          <w:rFonts w:ascii="Roboto Mono" w:hAnsi="Roboto Mono"/>
+        </w:rPr>
+        <w:t xml:space="preserve"> Values must be provided in the exact order of the table columns.</w:t>
+      </w:r>
+    </w:p>
+    <w:p>
+      <w:pPr>
+        <w:rPr>
+          <w:rFonts w:ascii="Roboto Mono" w:hAnsi="Roboto Mono"/>
+        </w:rPr>
+      </w:pPr>
+      <w:r>
+        <w:rPr>
+          <w:rFonts w:ascii="Roboto Mono" w:hAnsi="Roboto Mono"/>
+        </w:rPr>
+        <w:pict w14:anchorId="2AF7049F">
           <v:rect id="_x0000_i1034" style="width:0;height:1.5pt" o:hralign="center" o:hrstd="t" o:hr="t" fillcolor="#a0a0a0" stroked="f"/>
         </w:pict>
       </w:r>
     </w:p>
     <w:p>
       <w:pPr>
-        <w:rPr>
-          <w:rFonts w:ascii="Roboto Mono" w:hAnsi="Roboto Mono"/>
-          <w:sz w:val="24"/>
-          <w:szCs w:val="24"/>
-          <w:lang w:val="en-US"/>
-        </w:rPr>
+        <w:pStyle w:val="Heading2"/>
       </w:pPr>
       <w:r>
         <w:rPr>
           <w:rFonts w:ascii="Segoe UI Emoji" w:hAnsi="Segoe UI Emoji" w:cs="Segoe UI Emoji"/>
-          <w:sz w:val="24"/>
-          <w:szCs w:val="24"/>
-          <w:lang w:val="en-US"/>
-        </w:rPr>
-        <w:lastRenderedPageBreak/>
-        <w:t>⚠️</w:t>
-      </w:r>
-      <w:r>
-        <w:rPr>
-          <w:rFonts w:ascii="Roboto Mono" w:hAnsi="Roboto Mono"/>
-          <w:sz w:val="24"/>
-          <w:szCs w:val="24"/>
-          <w:lang w:val="en-US"/>
-        </w:rPr>
-        <w:t xml:space="preserve"> Values must be provided in the exact order of the table columns.</w:t>
-      </w:r>
-    </w:p>
-    <w:p>
-      <w:pPr>
-        <w:rPr>
-          <w:rFonts w:ascii="Roboto Mono" w:hAnsi="Roboto Mono"/>
-          <w:sz w:val="24"/>
-          <w:szCs w:val="24"/>
-          <w:lang w:val="en-US"/>
-        </w:rPr>
-      </w:pPr>
-      <w:r>
-        <w:rPr>
-          <w:rFonts w:ascii="Roboto Mono" w:hAnsi="Roboto Mono"/>
-          <w:sz w:val="24"/>
-          <w:szCs w:val="24"/>
-          <w:lang w:val="en-US"/>
-        </w:rPr>
-        <w:pict w14:anchorId="2BCD1B7A">
-          <v:rect id="_x0000_i1035" style="width:0;height:1.5pt" o:hralign="center" o:hrstd="t" o:hr="t" fillcolor="#a0a0a0" stroked="f"/>
-        </w:pict>
-      </w:r>
-    </w:p>
-    <w:p>
-      <w:pPr>
-        <w:pStyle w:val="Heading2"/>
-        <w:rPr>
-          <w:lang w:val="en-US"/>
-        </w:rPr>
-      </w:pPr>
-      <w:r>
-        <w:rPr>
-          <w:rFonts w:ascii="Segoe UI Emoji" w:hAnsi="Segoe UI Emoji" w:cs="Segoe UI Emoji"/>
-          <w:lang w:val="en-US"/>
         </w:rPr>
         <w:t>📚</w:t>
       </w:r>
       <w:r>
-        <w:rPr>
-          <w:lang w:val="en-US"/>
-        </w:rPr>
         <w:t xml:space="preserve"> Insert Multiple Rows</w:t>
       </w:r>
     </w:p>
     <w:p>
-      <w:pPr>
-        <w:rPr>
-          <w:lang w:val="en-US"/>
-        </w:rPr>
-      </w:pPr>
       <w:r>
         <w:rPr>
           <w:b/>
@@ -2526,25 +1895,7 @@
           <w:sz w:val="18"/>
           <w:highlight w:val="lightGray"/>
         </w:rPr>
-        <w:t xml:space="preserve">: Persons Table -&gt; ID Column: 1, </w:t>
-      </w:r>
-      <w:proofErr w:type="spellStart"/>
-      <w:r>
-        <w:rPr>
-          <w:color w:val="000000"/>
-          <w:sz w:val="18"/>
-          <w:highlight w:val="lightGray"/>
-        </w:rPr>
-        <w:t>Name_En</w:t>
-      </w:r>
-      <w:proofErr w:type="spellEnd"/>
-      <w:r>
-        <w:rPr>
-          <w:color w:val="000000"/>
-          <w:sz w:val="18"/>
-          <w:highlight w:val="lightGray"/>
-        </w:rPr>
-        <w:t xml:space="preserve"> Column: Motasem Essam] -&gt; </w:t>
+        <w:t xml:space="preserve">: Persons Table -&gt; ID Column: 1, Name_En Column: Motasem Essam] -&gt; </w:t>
       </w:r>
       <w:r>
         <w:rPr>
@@ -2585,17 +1936,11 @@
       <w:pPr>
         <w:rPr>
           <w:rFonts w:ascii="Roboto Mono" w:hAnsi="Roboto Mono"/>
-          <w:sz w:val="24"/>
-          <w:szCs w:val="24"/>
-          <w:lang w:val="en-US"/>
-        </w:rPr>
-      </w:pPr>
-      <w:r>
-        <w:rPr>
-          <w:rFonts w:ascii="Roboto Mono" w:hAnsi="Roboto Mono"/>
-          <w:sz w:val="24"/>
-          <w:szCs w:val="24"/>
-          <w:lang w:val="en-US"/>
+        </w:rPr>
+      </w:pPr>
+      <w:r>
+        <w:rPr>
+          <w:rFonts w:ascii="Roboto Mono" w:hAnsi="Roboto Mono"/>
         </w:rPr>
         <w:t>You can insert several rows at once.</w:t>
       </w:r>
@@ -2606,9 +1951,6 @@
           <w:rFonts w:ascii="Roboto Mono" w:hAnsi="Roboto Mono"/>
           <w:b/>
           <w:bCs/>
-          <w:sz w:val="24"/>
-          <w:szCs w:val="24"/>
-          <w:lang w:val="en-US"/>
         </w:rPr>
       </w:pPr>
       <w:r>
@@ -2616,9 +1958,6 @@
           <w:rFonts w:ascii="Roboto Mono" w:hAnsi="Roboto Mono"/>
           <w:b/>
           <w:bCs/>
-          <w:sz w:val="24"/>
-          <w:szCs w:val="24"/>
-          <w:lang w:val="en-US"/>
         </w:rPr>
         <w:t>Example</w:t>
       </w:r>
@@ -2629,9 +1968,6 @@
           <w:rFonts w:ascii="Roboto Mono" w:hAnsi="Roboto Mono"/>
           <w:b/>
           <w:bCs/>
-          <w:sz w:val="24"/>
-          <w:szCs w:val="24"/>
-          <w:lang w:val="en-US"/>
         </w:rPr>
       </w:pPr>
       <w:r>
@@ -2639,7 +1975,7 @@
           <w:noProof/>
         </w:rPr>
         <w:drawing>
-          <wp:inline distT="0" distB="0" distL="0" distR="0" wp14:anchorId="2C7315EC" wp14:editId="6C97CB36">
+          <wp:inline distT="0" distB="0" distL="0" distR="0" wp14:anchorId="42BFE22D" wp14:editId="5654BB67">
             <wp:extent cx="5943600" cy="1372870"/>
             <wp:effectExtent l="0" t="0" r="0" b="0"/>
             <wp:docPr id="2116324001" name="Picture 13"/>
@@ -2692,17 +2028,11 @@
       <w:pPr>
         <w:rPr>
           <w:rFonts w:ascii="Roboto Mono" w:hAnsi="Roboto Mono"/>
-          <w:sz w:val="24"/>
-          <w:szCs w:val="24"/>
-          <w:lang w:val="en-US"/>
-        </w:rPr>
-      </w:pPr>
-      <w:r>
-        <w:rPr>
-          <w:rFonts w:ascii="Roboto Mono" w:hAnsi="Roboto Mono"/>
-          <w:sz w:val="24"/>
-          <w:szCs w:val="24"/>
-          <w:lang w:val="en-US"/>
+        </w:rPr>
+      </w:pPr>
+      <w:r>
+        <w:rPr>
+          <w:rFonts w:ascii="Roboto Mono" w:hAnsi="Roboto Mono"/>
         </w:rPr>
         <w:t>INSERT INTO Customers</w:t>
       </w:r>
@@ -2711,56 +2041,24 @@
       <w:pPr>
         <w:rPr>
           <w:rFonts w:ascii="Roboto Mono" w:hAnsi="Roboto Mono"/>
-          <w:sz w:val="24"/>
-          <w:szCs w:val="24"/>
-          <w:lang w:val="en-US"/>
-        </w:rPr>
-      </w:pPr>
-      <w:r>
-        <w:rPr>
-          <w:rFonts w:ascii="Roboto Mono" w:hAnsi="Roboto Mono"/>
-          <w:sz w:val="24"/>
-          <w:szCs w:val="24"/>
-          <w:lang w:val="en-US"/>
-        </w:rPr>
-        <w:t>(</w:t>
-      </w:r>
-      <w:proofErr w:type="spellStart"/>
-      <w:r>
-        <w:rPr>
-          <w:rFonts w:ascii="Roboto Mono" w:hAnsi="Roboto Mono"/>
-          <w:sz w:val="24"/>
-          <w:szCs w:val="24"/>
-          <w:lang w:val="en-US"/>
-        </w:rPr>
-        <w:t>CustomerID</w:t>
-      </w:r>
-      <w:proofErr w:type="spellEnd"/>
-      <w:r>
-        <w:rPr>
-          <w:rFonts w:ascii="Roboto Mono" w:hAnsi="Roboto Mono"/>
-          <w:sz w:val="24"/>
-          <w:szCs w:val="24"/>
-          <w:lang w:val="en-US"/>
-        </w:rPr>
-        <w:t>, Name, City)</w:t>
-      </w:r>
-    </w:p>
-    <w:p>
-      <w:pPr>
-        <w:rPr>
-          <w:rFonts w:ascii="Roboto Mono" w:hAnsi="Roboto Mono"/>
-          <w:sz w:val="24"/>
-          <w:szCs w:val="24"/>
-          <w:lang w:val="en-US"/>
-        </w:rPr>
-      </w:pPr>
-      <w:r>
-        <w:rPr>
-          <w:rFonts w:ascii="Roboto Mono" w:hAnsi="Roboto Mono"/>
-          <w:sz w:val="24"/>
-          <w:szCs w:val="24"/>
-          <w:lang w:val="en-US"/>
+        </w:rPr>
+      </w:pPr>
+      <w:r>
+        <w:rPr>
+          <w:rFonts w:ascii="Roboto Mono" w:hAnsi="Roboto Mono"/>
+        </w:rPr>
+        <w:t>(CustomerID, Name, City)</w:t>
+      </w:r>
+    </w:p>
+    <w:p>
+      <w:pPr>
+        <w:rPr>
+          <w:rFonts w:ascii="Roboto Mono" w:hAnsi="Roboto Mono"/>
+        </w:rPr>
+      </w:pPr>
+      <w:r>
+        <w:rPr>
+          <w:rFonts w:ascii="Roboto Mono" w:hAnsi="Roboto Mono"/>
         </w:rPr>
         <w:t>VALUES</w:t>
       </w:r>
@@ -2769,17 +2067,11 @@
       <w:pPr>
         <w:rPr>
           <w:rFonts w:ascii="Roboto Mono" w:hAnsi="Roboto Mono"/>
-          <w:sz w:val="24"/>
-          <w:szCs w:val="24"/>
-          <w:lang w:val="en-US"/>
-        </w:rPr>
-      </w:pPr>
-      <w:r>
-        <w:rPr>
-          <w:rFonts w:ascii="Roboto Mono" w:hAnsi="Roboto Mono"/>
-          <w:sz w:val="24"/>
-          <w:szCs w:val="24"/>
-          <w:lang w:val="en-US"/>
+        </w:rPr>
+      </w:pPr>
+      <w:r>
+        <w:rPr>
+          <w:rFonts w:ascii="Roboto Mono" w:hAnsi="Roboto Mono"/>
         </w:rPr>
         <w:t>(5, 'Omar', 'Cairo'),</w:t>
       </w:r>
@@ -2788,17 +2080,11 @@
       <w:pPr>
         <w:rPr>
           <w:rFonts w:ascii="Roboto Mono" w:hAnsi="Roboto Mono"/>
-          <w:sz w:val="24"/>
-          <w:szCs w:val="24"/>
-          <w:lang w:val="en-US"/>
-        </w:rPr>
-      </w:pPr>
-      <w:r>
-        <w:rPr>
-          <w:rFonts w:ascii="Roboto Mono" w:hAnsi="Roboto Mono"/>
-          <w:sz w:val="24"/>
-          <w:szCs w:val="24"/>
-          <w:lang w:val="en-US"/>
+        </w:rPr>
+      </w:pPr>
+      <w:r>
+        <w:rPr>
+          <w:rFonts w:ascii="Roboto Mono" w:hAnsi="Roboto Mono"/>
         </w:rPr>
         <w:t>(6, 'Nour', 'Alexandria'),</w:t>
       </w:r>
@@ -2807,17 +2093,11 @@
       <w:pPr>
         <w:rPr>
           <w:rFonts w:ascii="Roboto Mono" w:hAnsi="Roboto Mono"/>
-          <w:sz w:val="24"/>
-          <w:szCs w:val="24"/>
-          <w:lang w:val="en-US"/>
-        </w:rPr>
-      </w:pPr>
-      <w:r>
-        <w:rPr>
-          <w:rFonts w:ascii="Roboto Mono" w:hAnsi="Roboto Mono"/>
-          <w:sz w:val="24"/>
-          <w:szCs w:val="24"/>
-          <w:lang w:val="en-US"/>
+        </w:rPr>
+      </w:pPr>
+      <w:r>
+        <w:rPr>
+          <w:rFonts w:ascii="Roboto Mono" w:hAnsi="Roboto Mono"/>
         </w:rPr>
         <w:t>(7, 'Youssef', 'Giza');</w:t>
       </w:r>
@@ -2826,20 +2106,14 @@
       <w:pPr>
         <w:rPr>
           <w:rFonts w:ascii="Roboto Mono" w:hAnsi="Roboto Mono"/>
-          <w:sz w:val="24"/>
-          <w:szCs w:val="24"/>
-          <w:lang w:val="en-US"/>
-        </w:rPr>
-      </w:pPr>
-      <w:r>
-        <w:rPr>
-          <w:rFonts w:ascii="Roboto Mono" w:hAnsi="Roboto Mono"/>
-          <w:sz w:val="24"/>
-          <w:szCs w:val="24"/>
-          <w:lang w:val="en-US"/>
-        </w:rPr>
-        <w:pict w14:anchorId="76A3D07D">
-          <v:rect id="_x0000_i1036" style="width:0;height:1.5pt" o:hralign="center" o:hrstd="t" o:hr="t" fillcolor="#a0a0a0" stroked="f"/>
+        </w:rPr>
+      </w:pPr>
+      <w:r>
+        <w:rPr>
+          <w:rFonts w:ascii="Roboto Mono" w:hAnsi="Roboto Mono"/>
+        </w:rPr>
+        <w:pict w14:anchorId="61791D71">
+          <v:rect id="_x0000_i1035" style="width:0;height:1.5pt" o:hralign="center" o:hrstd="t" o:hr="t" fillcolor="#a0a0a0" stroked="f"/>
         </w:pict>
       </w:r>
     </w:p>
@@ -2849,9 +2123,6 @@
           <w:rFonts w:ascii="Roboto Mono" w:hAnsi="Roboto Mono"/>
           <w:b/>
           <w:bCs/>
-          <w:sz w:val="24"/>
-          <w:szCs w:val="24"/>
-          <w:lang w:val="en-US"/>
         </w:rPr>
       </w:pPr>
       <w:r>
@@ -2859,9 +2130,6 @@
           <w:rFonts w:ascii="Roboto Mono" w:hAnsi="Roboto Mono"/>
           <w:b/>
           <w:bCs/>
-          <w:sz w:val="24"/>
-          <w:szCs w:val="24"/>
-          <w:lang w:val="en-US"/>
         </w:rPr>
         <w:t>Result</w:t>
       </w:r>
@@ -2872,9 +2140,6 @@
           <w:rFonts w:ascii="Roboto Mono" w:hAnsi="Roboto Mono"/>
           <w:b/>
           <w:bCs/>
-          <w:sz w:val="24"/>
-          <w:szCs w:val="24"/>
-          <w:lang w:val="en-US"/>
         </w:rPr>
       </w:pPr>
       <w:r>
@@ -2882,7 +2147,7 @@
           <w:noProof/>
         </w:rPr>
         <w:drawing>
-          <wp:inline distT="0" distB="0" distL="0" distR="0" wp14:anchorId="78C2F66C" wp14:editId="25C4D802">
+          <wp:inline distT="0" distB="0" distL="0" distR="0" wp14:anchorId="0BA63D35" wp14:editId="0386C51E">
             <wp:extent cx="5943600" cy="1242695"/>
             <wp:effectExtent l="0" t="0" r="0" b="0"/>
             <wp:docPr id="1766597816" name="Picture 14"/>
@@ -2965,24 +2230,16 @@
                 <w:rFonts w:ascii="Roboto Mono" w:hAnsi="Roboto Mono"/>
                 <w:b/>
                 <w:bCs/>
-                <w:sz w:val="24"/>
-                <w:szCs w:val="24"/>
-                <w:lang w:val="en-US"/>
               </w:rPr>
             </w:pPr>
-            <w:proofErr w:type="spellStart"/>
             <w:r>
               <w:rPr>
                 <w:rFonts w:ascii="Roboto Mono" w:hAnsi="Roboto Mono"/>
                 <w:b/>
                 <w:bCs/>
-                <w:sz w:val="24"/>
-                <w:szCs w:val="24"/>
-                <w:lang w:val="en-US"/>
               </w:rPr>
               <w:t>CustomerID</w:t>
             </w:r>
-            <w:proofErr w:type="spellEnd"/>
           </w:p>
         </w:tc>
         <w:tc>
@@ -2997,9 +2254,6 @@
                 <w:rFonts w:ascii="Roboto Mono" w:hAnsi="Roboto Mono"/>
                 <w:b/>
                 <w:bCs/>
-                <w:sz w:val="24"/>
-                <w:szCs w:val="24"/>
-                <w:lang w:val="en-US"/>
               </w:rPr>
             </w:pPr>
             <w:r>
@@ -3007,9 +2261,6 @@
                 <w:rFonts w:ascii="Roboto Mono" w:hAnsi="Roboto Mono"/>
                 <w:b/>
                 <w:bCs/>
-                <w:sz w:val="24"/>
-                <w:szCs w:val="24"/>
-                <w:lang w:val="en-US"/>
               </w:rPr>
               <w:t>Name</w:t>
             </w:r>
@@ -3027,9 +2278,6 @@
                 <w:rFonts w:ascii="Roboto Mono" w:hAnsi="Roboto Mono"/>
                 <w:b/>
                 <w:bCs/>
-                <w:sz w:val="24"/>
-                <w:szCs w:val="24"/>
-                <w:lang w:val="en-US"/>
               </w:rPr>
             </w:pPr>
             <w:r>
@@ -3037,9 +2285,6 @@
                 <w:rFonts w:ascii="Roboto Mono" w:hAnsi="Roboto Mono"/>
                 <w:b/>
                 <w:bCs/>
-                <w:sz w:val="24"/>
-                <w:szCs w:val="24"/>
-                <w:lang w:val="en-US"/>
               </w:rPr>
               <w:t>City</w:t>
             </w:r>
@@ -3060,17 +2305,11 @@
             <w:pPr>
               <w:rPr>
                 <w:rFonts w:ascii="Roboto Mono" w:hAnsi="Roboto Mono"/>
-                <w:sz w:val="24"/>
-                <w:szCs w:val="24"/>
-                <w:lang w:val="en-US"/>
               </w:rPr>
             </w:pPr>
             <w:r>
               <w:rPr>
                 <w:rFonts w:ascii="Roboto Mono" w:hAnsi="Roboto Mono"/>
-                <w:sz w:val="24"/>
-                <w:szCs w:val="24"/>
-                <w:lang w:val="en-US"/>
               </w:rPr>
               <w:t>5</w:t>
             </w:r>
@@ -3086,17 +2325,11 @@
             <w:pPr>
               <w:rPr>
                 <w:rFonts w:ascii="Roboto Mono" w:hAnsi="Roboto Mono"/>
-                <w:sz w:val="24"/>
-                <w:szCs w:val="24"/>
-                <w:lang w:val="en-US"/>
               </w:rPr>
             </w:pPr>
             <w:r>
               <w:rPr>
                 <w:rFonts w:ascii="Roboto Mono" w:hAnsi="Roboto Mono"/>
-                <w:sz w:val="24"/>
-                <w:szCs w:val="24"/>
-                <w:lang w:val="en-US"/>
               </w:rPr>
               <w:t>Omar</w:t>
             </w:r>
@@ -3112,17 +2345,11 @@
             <w:pPr>
               <w:rPr>
                 <w:rFonts w:ascii="Roboto Mono" w:hAnsi="Roboto Mono"/>
-                <w:sz w:val="24"/>
-                <w:szCs w:val="24"/>
-                <w:lang w:val="en-US"/>
               </w:rPr>
             </w:pPr>
             <w:r>
               <w:rPr>
                 <w:rFonts w:ascii="Roboto Mono" w:hAnsi="Roboto Mono"/>
-                <w:sz w:val="24"/>
-                <w:szCs w:val="24"/>
-                <w:lang w:val="en-US"/>
               </w:rPr>
               <w:t>Cairo</w:t>
             </w:r>
@@ -3143,17 +2370,11 @@
             <w:pPr>
               <w:rPr>
                 <w:rFonts w:ascii="Roboto Mono" w:hAnsi="Roboto Mono"/>
-                <w:sz w:val="24"/>
-                <w:szCs w:val="24"/>
-                <w:lang w:val="en-US"/>
               </w:rPr>
             </w:pPr>
             <w:r>
               <w:rPr>
                 <w:rFonts w:ascii="Roboto Mono" w:hAnsi="Roboto Mono"/>
-                <w:sz w:val="24"/>
-                <w:szCs w:val="24"/>
-                <w:lang w:val="en-US"/>
               </w:rPr>
               <w:t>6</w:t>
             </w:r>
@@ -3169,17 +2390,11 @@
             <w:pPr>
               <w:rPr>
                 <w:rFonts w:ascii="Roboto Mono" w:hAnsi="Roboto Mono"/>
-                <w:sz w:val="24"/>
-                <w:szCs w:val="24"/>
-                <w:lang w:val="en-US"/>
               </w:rPr>
             </w:pPr>
             <w:r>
               <w:rPr>
                 <w:rFonts w:ascii="Roboto Mono" w:hAnsi="Roboto Mono"/>
-                <w:sz w:val="24"/>
-                <w:szCs w:val="24"/>
-                <w:lang w:val="en-US"/>
               </w:rPr>
               <w:t>Nour</w:t>
             </w:r>
@@ -3195,17 +2410,11 @@
             <w:pPr>
               <w:rPr>
                 <w:rFonts w:ascii="Roboto Mono" w:hAnsi="Roboto Mono"/>
-                <w:sz w:val="24"/>
-                <w:szCs w:val="24"/>
-                <w:lang w:val="en-US"/>
               </w:rPr>
             </w:pPr>
             <w:r>
               <w:rPr>
                 <w:rFonts w:ascii="Roboto Mono" w:hAnsi="Roboto Mono"/>
-                <w:sz w:val="24"/>
-                <w:szCs w:val="24"/>
-                <w:lang w:val="en-US"/>
               </w:rPr>
               <w:t>Alexandria</w:t>
             </w:r>
@@ -3226,17 +2435,11 @@
             <w:pPr>
               <w:rPr>
                 <w:rFonts w:ascii="Roboto Mono" w:hAnsi="Roboto Mono"/>
-                <w:sz w:val="24"/>
-                <w:szCs w:val="24"/>
-                <w:lang w:val="en-US"/>
               </w:rPr>
             </w:pPr>
             <w:r>
               <w:rPr>
                 <w:rFonts w:ascii="Roboto Mono" w:hAnsi="Roboto Mono"/>
-                <w:sz w:val="24"/>
-                <w:szCs w:val="24"/>
-                <w:lang w:val="en-US"/>
               </w:rPr>
               <w:t>7</w:t>
             </w:r>
@@ -3252,17 +2455,11 @@
             <w:pPr>
               <w:rPr>
                 <w:rFonts w:ascii="Roboto Mono" w:hAnsi="Roboto Mono"/>
-                <w:sz w:val="24"/>
-                <w:szCs w:val="24"/>
-                <w:lang w:val="en-US"/>
               </w:rPr>
             </w:pPr>
             <w:r>
               <w:rPr>
                 <w:rFonts w:ascii="Roboto Mono" w:hAnsi="Roboto Mono"/>
-                <w:sz w:val="24"/>
-                <w:szCs w:val="24"/>
-                <w:lang w:val="en-US"/>
               </w:rPr>
               <w:t>Youssef</w:t>
             </w:r>
@@ -3278,17 +2475,11 @@
             <w:pPr>
               <w:rPr>
                 <w:rFonts w:ascii="Roboto Mono" w:hAnsi="Roboto Mono"/>
-                <w:sz w:val="24"/>
-                <w:szCs w:val="24"/>
-                <w:lang w:val="en-US"/>
               </w:rPr>
             </w:pPr>
             <w:r>
               <w:rPr>
                 <w:rFonts w:ascii="Roboto Mono" w:hAnsi="Roboto Mono"/>
-                <w:sz w:val="24"/>
-                <w:szCs w:val="24"/>
-                <w:lang w:val="en-US"/>
               </w:rPr>
               <w:t>Giza</w:t>
             </w:r>
@@ -3300,51 +2491,32 @@
       <w:pPr>
         <w:rPr>
           <w:rFonts w:ascii="Roboto Mono" w:hAnsi="Roboto Mono"/>
-          <w:sz w:val="24"/>
-          <w:szCs w:val="24"/>
-          <w:lang w:val="en-US"/>
-        </w:rPr>
-      </w:pPr>
-      <w:r>
-        <w:rPr>
-          <w:rFonts w:ascii="Roboto Mono" w:hAnsi="Roboto Mono"/>
-          <w:sz w:val="24"/>
-          <w:szCs w:val="24"/>
-          <w:lang w:val="en-US"/>
-        </w:rPr>
-        <w:pict w14:anchorId="05823BF5">
-          <v:rect id="_x0000_i1037" style="width:0;height:1.5pt" o:hralign="center" o:hrstd="t" o:hr="t" fillcolor="#a0a0a0" stroked="f"/>
+        </w:rPr>
+      </w:pPr>
+      <w:r>
+        <w:rPr>
+          <w:rFonts w:ascii="Roboto Mono" w:hAnsi="Roboto Mono"/>
+        </w:rPr>
+        <w:pict w14:anchorId="7E6B59CB">
+          <v:rect id="_x0000_i1036" style="width:0;height:1.5pt" o:hralign="center" o:hrstd="t" o:hr="t" fillcolor="#a0a0a0" stroked="f"/>
         </w:pict>
       </w:r>
     </w:p>
     <w:p>
       <w:pPr>
         <w:pStyle w:val="Heading2"/>
-        <w:rPr>
-          <w:lang w:val="en-US"/>
-        </w:rPr>
       </w:pPr>
       <w:r>
         <w:rPr>
           <w:rFonts w:ascii="Segoe UI Emoji" w:hAnsi="Segoe UI Emoji" w:cs="Segoe UI Emoji"/>
-          <w:lang w:val="en-US"/>
-        </w:rPr>
-        <w:lastRenderedPageBreak/>
+        </w:rPr>
         <w:t>📚</w:t>
       </w:r>
       <w:r>
-        <w:rPr>
-          <w:lang w:val="en-US"/>
-        </w:rPr>
         <w:t xml:space="preserve"> Insert with NULL Values</w:t>
       </w:r>
     </w:p>
     <w:p>
-      <w:pPr>
-        <w:rPr>
-          <w:lang w:val="en-US"/>
-        </w:rPr>
-      </w:pPr>
       <w:r>
         <w:rPr>
           <w:b/>
@@ -3360,25 +2532,7 @@
           <w:sz w:val="18"/>
           <w:highlight w:val="lightGray"/>
         </w:rPr>
-        <w:t xml:space="preserve">: Persons Table -&gt; ID Column: 1, </w:t>
-      </w:r>
-      <w:proofErr w:type="spellStart"/>
-      <w:r>
-        <w:rPr>
-          <w:color w:val="000000"/>
-          <w:sz w:val="18"/>
-          <w:highlight w:val="lightGray"/>
-        </w:rPr>
-        <w:t>Name_En</w:t>
-      </w:r>
-      <w:proofErr w:type="spellEnd"/>
-      <w:r>
-        <w:rPr>
-          <w:color w:val="000000"/>
-          <w:sz w:val="18"/>
-          <w:highlight w:val="lightGray"/>
-        </w:rPr>
-        <w:t xml:space="preserve"> Column: Motasem Essam] -&gt; </w:t>
+        <w:t xml:space="preserve">: Persons Table -&gt; ID Column: 1, Name_En Column: Motasem Essam] -&gt; </w:t>
       </w:r>
       <w:r>
         <w:rPr>
@@ -3419,17 +2573,11 @@
       <w:pPr>
         <w:rPr>
           <w:rFonts w:ascii="Roboto Mono" w:hAnsi="Roboto Mono"/>
-          <w:sz w:val="24"/>
-          <w:szCs w:val="24"/>
-          <w:lang w:val="en-US"/>
-        </w:rPr>
-      </w:pPr>
-      <w:r>
-        <w:rPr>
-          <w:rFonts w:ascii="Roboto Mono" w:hAnsi="Roboto Mono"/>
-          <w:sz w:val="24"/>
-          <w:szCs w:val="24"/>
-          <w:lang w:val="en-US"/>
+        </w:rPr>
+      </w:pPr>
+      <w:r>
+        <w:rPr>
+          <w:rFonts w:ascii="Roboto Mono" w:hAnsi="Roboto Mono"/>
         </w:rPr>
         <w:t>If a column allows NULL:</w:t>
       </w:r>
@@ -3438,9 +2586,6 @@
       <w:pPr>
         <w:rPr>
           <w:rFonts w:ascii="Roboto Mono" w:hAnsi="Roboto Mono"/>
-          <w:sz w:val="24"/>
-          <w:szCs w:val="24"/>
-          <w:lang w:val="en-US"/>
         </w:rPr>
       </w:pPr>
       <w:r>
@@ -3448,7 +2593,7 @@
           <w:noProof/>
         </w:rPr>
         <w:drawing>
-          <wp:inline distT="0" distB="0" distL="0" distR="0" wp14:anchorId="47A1841E" wp14:editId="6B3F390C">
+          <wp:inline distT="0" distB="0" distL="0" distR="0" wp14:anchorId="6444BF7A" wp14:editId="3C729246">
             <wp:extent cx="5943600" cy="1056640"/>
             <wp:effectExtent l="0" t="0" r="0" b="0"/>
             <wp:docPr id="687589412" name="Picture 15"/>
@@ -3501,17 +2646,11 @@
       <w:pPr>
         <w:rPr>
           <w:rFonts w:ascii="Roboto Mono" w:hAnsi="Roboto Mono"/>
-          <w:sz w:val="24"/>
-          <w:szCs w:val="24"/>
-          <w:lang w:val="en-US"/>
-        </w:rPr>
-      </w:pPr>
-      <w:r>
-        <w:rPr>
-          <w:rFonts w:ascii="Roboto Mono" w:hAnsi="Roboto Mono"/>
-          <w:sz w:val="24"/>
-          <w:szCs w:val="24"/>
-          <w:lang w:val="en-US"/>
+        </w:rPr>
+      </w:pPr>
+      <w:r>
+        <w:rPr>
+          <w:rFonts w:ascii="Roboto Mono" w:hAnsi="Roboto Mono"/>
         </w:rPr>
         <w:t>INSERT INTO Customers</w:t>
       </w:r>
@@ -3520,56 +2659,24 @@
       <w:pPr>
         <w:rPr>
           <w:rFonts w:ascii="Roboto Mono" w:hAnsi="Roboto Mono"/>
-          <w:sz w:val="24"/>
-          <w:szCs w:val="24"/>
-          <w:lang w:val="en-US"/>
-        </w:rPr>
-      </w:pPr>
-      <w:r>
-        <w:rPr>
-          <w:rFonts w:ascii="Roboto Mono" w:hAnsi="Roboto Mono"/>
-          <w:sz w:val="24"/>
-          <w:szCs w:val="24"/>
-          <w:lang w:val="en-US"/>
-        </w:rPr>
-        <w:t>(</w:t>
-      </w:r>
-      <w:proofErr w:type="spellStart"/>
-      <w:r>
-        <w:rPr>
-          <w:rFonts w:ascii="Roboto Mono" w:hAnsi="Roboto Mono"/>
-          <w:sz w:val="24"/>
-          <w:szCs w:val="24"/>
-          <w:lang w:val="en-US"/>
-        </w:rPr>
-        <w:t>CustomerID</w:t>
-      </w:r>
-      <w:proofErr w:type="spellEnd"/>
-      <w:r>
-        <w:rPr>
-          <w:rFonts w:ascii="Roboto Mono" w:hAnsi="Roboto Mono"/>
-          <w:sz w:val="24"/>
-          <w:szCs w:val="24"/>
-          <w:lang w:val="en-US"/>
-        </w:rPr>
-        <w:t>, Name, City)</w:t>
-      </w:r>
-    </w:p>
-    <w:p>
-      <w:pPr>
-        <w:rPr>
-          <w:rFonts w:ascii="Roboto Mono" w:hAnsi="Roboto Mono"/>
-          <w:sz w:val="24"/>
-          <w:szCs w:val="24"/>
-          <w:lang w:val="en-US"/>
-        </w:rPr>
-      </w:pPr>
-      <w:r>
-        <w:rPr>
-          <w:rFonts w:ascii="Roboto Mono" w:hAnsi="Roboto Mono"/>
-          <w:sz w:val="24"/>
-          <w:szCs w:val="24"/>
-          <w:lang w:val="en-US"/>
+        </w:rPr>
+      </w:pPr>
+      <w:r>
+        <w:rPr>
+          <w:rFonts w:ascii="Roboto Mono" w:hAnsi="Roboto Mono"/>
+        </w:rPr>
+        <w:t>(CustomerID, Name, City)</w:t>
+      </w:r>
+    </w:p>
+    <w:p>
+      <w:pPr>
+        <w:rPr>
+          <w:rFonts w:ascii="Roboto Mono" w:hAnsi="Roboto Mono"/>
+        </w:rPr>
+      </w:pPr>
+      <w:r>
+        <w:rPr>
+          <w:rFonts w:ascii="Roboto Mono" w:hAnsi="Roboto Mono"/>
         </w:rPr>
         <w:t>VALUES</w:t>
       </w:r>
@@ -3578,17 +2685,11 @@
       <w:pPr>
         <w:rPr>
           <w:rFonts w:ascii="Roboto Mono" w:hAnsi="Roboto Mono"/>
-          <w:sz w:val="24"/>
-          <w:szCs w:val="24"/>
-          <w:lang w:val="en-US"/>
-        </w:rPr>
-      </w:pPr>
-      <w:r>
-        <w:rPr>
-          <w:rFonts w:ascii="Roboto Mono" w:hAnsi="Roboto Mono"/>
-          <w:sz w:val="24"/>
-          <w:szCs w:val="24"/>
-          <w:lang w:val="en-US"/>
+        </w:rPr>
+      </w:pPr>
+      <w:r>
+        <w:rPr>
+          <w:rFonts w:ascii="Roboto Mono" w:hAnsi="Roboto Mono"/>
         </w:rPr>
         <w:t>(8, 'Ali', NULL);</w:t>
       </w:r>
@@ -3597,20 +2698,14 @@
       <w:pPr>
         <w:rPr>
           <w:rFonts w:ascii="Roboto Mono" w:hAnsi="Roboto Mono"/>
-          <w:sz w:val="24"/>
-          <w:szCs w:val="24"/>
-          <w:lang w:val="en-US"/>
-        </w:rPr>
-      </w:pPr>
-      <w:r>
-        <w:rPr>
-          <w:rFonts w:ascii="Roboto Mono" w:hAnsi="Roboto Mono"/>
-          <w:sz w:val="24"/>
-          <w:szCs w:val="24"/>
-          <w:lang w:val="en-US"/>
-        </w:rPr>
-        <w:pict w14:anchorId="7042D2E2">
-          <v:rect id="_x0000_i1038" style="width:0;height:1.5pt" o:hralign="center" o:hrstd="t" o:hr="t" fillcolor="#a0a0a0" stroked="f"/>
+        </w:rPr>
+      </w:pPr>
+      <w:r>
+        <w:rPr>
+          <w:rFonts w:ascii="Roboto Mono" w:hAnsi="Roboto Mono"/>
+        </w:rPr>
+        <w:pict w14:anchorId="7760ABE4">
+          <v:rect id="_x0000_i1037" style="width:0;height:1.5pt" o:hralign="center" o:hrstd="t" o:hr="t" fillcolor="#a0a0a0" stroked="f"/>
         </w:pict>
       </w:r>
     </w:p>
@@ -3620,9 +2715,6 @@
           <w:rFonts w:ascii="Roboto Mono" w:hAnsi="Roboto Mono"/>
           <w:b/>
           <w:bCs/>
-          <w:sz w:val="24"/>
-          <w:szCs w:val="24"/>
-          <w:lang w:val="en-US"/>
         </w:rPr>
       </w:pPr>
       <w:r>
@@ -3630,9 +2722,6 @@
           <w:rFonts w:ascii="Roboto Mono" w:hAnsi="Roboto Mono"/>
           <w:b/>
           <w:bCs/>
-          <w:sz w:val="24"/>
-          <w:szCs w:val="24"/>
-          <w:lang w:val="en-US"/>
         </w:rPr>
         <w:t>Result</w:t>
       </w:r>
@@ -3643,9 +2732,6 @@
           <w:rFonts w:ascii="Roboto Mono" w:hAnsi="Roboto Mono"/>
           <w:b/>
           <w:bCs/>
-          <w:sz w:val="24"/>
-          <w:szCs w:val="24"/>
-          <w:lang w:val="en-US"/>
         </w:rPr>
       </w:pPr>
       <w:r>
@@ -3653,7 +2739,7 @@
           <w:noProof/>
         </w:rPr>
         <w:drawing>
-          <wp:inline distT="0" distB="0" distL="0" distR="0" wp14:anchorId="4B716BE9" wp14:editId="335BB13B">
+          <wp:inline distT="0" distB="0" distL="0" distR="0" wp14:anchorId="126250F0" wp14:editId="60C7C1EE">
             <wp:extent cx="5943600" cy="565150"/>
             <wp:effectExtent l="0" t="0" r="0" b="6350"/>
             <wp:docPr id="561766017" name="Picture 16"/>
@@ -3736,24 +2822,16 @@
                 <w:rFonts w:ascii="Roboto Mono" w:hAnsi="Roboto Mono"/>
                 <w:b/>
                 <w:bCs/>
-                <w:sz w:val="24"/>
-                <w:szCs w:val="24"/>
-                <w:lang w:val="en-US"/>
               </w:rPr>
             </w:pPr>
-            <w:proofErr w:type="spellStart"/>
             <w:r>
               <w:rPr>
                 <w:rFonts w:ascii="Roboto Mono" w:hAnsi="Roboto Mono"/>
                 <w:b/>
                 <w:bCs/>
-                <w:sz w:val="24"/>
-                <w:szCs w:val="24"/>
-                <w:lang w:val="en-US"/>
               </w:rPr>
               <w:t>CustomerID</w:t>
             </w:r>
-            <w:proofErr w:type="spellEnd"/>
           </w:p>
         </w:tc>
         <w:tc>
@@ -3768,9 +2846,6 @@
                 <w:rFonts w:ascii="Roboto Mono" w:hAnsi="Roboto Mono"/>
                 <w:b/>
                 <w:bCs/>
-                <w:sz w:val="24"/>
-                <w:szCs w:val="24"/>
-                <w:lang w:val="en-US"/>
               </w:rPr>
             </w:pPr>
             <w:r>
@@ -3778,9 +2853,6 @@
                 <w:rFonts w:ascii="Roboto Mono" w:hAnsi="Roboto Mono"/>
                 <w:b/>
                 <w:bCs/>
-                <w:sz w:val="24"/>
-                <w:szCs w:val="24"/>
-                <w:lang w:val="en-US"/>
               </w:rPr>
               <w:t>Name</w:t>
             </w:r>
@@ -3798,9 +2870,6 @@
                 <w:rFonts w:ascii="Roboto Mono" w:hAnsi="Roboto Mono"/>
                 <w:b/>
                 <w:bCs/>
-                <w:sz w:val="24"/>
-                <w:szCs w:val="24"/>
-                <w:lang w:val="en-US"/>
               </w:rPr>
             </w:pPr>
             <w:r>
@@ -3808,9 +2877,6 @@
                 <w:rFonts w:ascii="Roboto Mono" w:hAnsi="Roboto Mono"/>
                 <w:b/>
                 <w:bCs/>
-                <w:sz w:val="24"/>
-                <w:szCs w:val="24"/>
-                <w:lang w:val="en-US"/>
               </w:rPr>
               <w:t>City</w:t>
             </w:r>
@@ -3831,17 +2897,11 @@
             <w:pPr>
               <w:rPr>
                 <w:rFonts w:ascii="Roboto Mono" w:hAnsi="Roboto Mono"/>
-                <w:sz w:val="24"/>
-                <w:szCs w:val="24"/>
-                <w:lang w:val="en-US"/>
               </w:rPr>
             </w:pPr>
             <w:r>
               <w:rPr>
                 <w:rFonts w:ascii="Roboto Mono" w:hAnsi="Roboto Mono"/>
-                <w:sz w:val="24"/>
-                <w:szCs w:val="24"/>
-                <w:lang w:val="en-US"/>
               </w:rPr>
               <w:t>8</w:t>
             </w:r>
@@ -3857,17 +2917,11 @@
             <w:pPr>
               <w:rPr>
                 <w:rFonts w:ascii="Roboto Mono" w:hAnsi="Roboto Mono"/>
-                <w:sz w:val="24"/>
-                <w:szCs w:val="24"/>
-                <w:lang w:val="en-US"/>
               </w:rPr>
             </w:pPr>
             <w:r>
               <w:rPr>
                 <w:rFonts w:ascii="Roboto Mono" w:hAnsi="Roboto Mono"/>
-                <w:sz w:val="24"/>
-                <w:szCs w:val="24"/>
-                <w:lang w:val="en-US"/>
               </w:rPr>
               <w:t>Ali</w:t>
             </w:r>
@@ -3883,17 +2937,11 @@
             <w:pPr>
               <w:rPr>
                 <w:rFonts w:ascii="Roboto Mono" w:hAnsi="Roboto Mono"/>
-                <w:sz w:val="24"/>
-                <w:szCs w:val="24"/>
-                <w:lang w:val="en-US"/>
               </w:rPr>
             </w:pPr>
             <w:r>
               <w:rPr>
                 <w:rFonts w:ascii="Roboto Mono" w:hAnsi="Roboto Mono"/>
-                <w:sz w:val="24"/>
-                <w:szCs w:val="24"/>
-                <w:lang w:val="en-US"/>
               </w:rPr>
               <w:t>NULL</w:t>
             </w:r>
@@ -3905,50 +2953,32 @@
       <w:pPr>
         <w:rPr>
           <w:rFonts w:ascii="Roboto Mono" w:hAnsi="Roboto Mono"/>
-          <w:sz w:val="24"/>
-          <w:szCs w:val="24"/>
-          <w:lang w:val="en-US"/>
-        </w:rPr>
-      </w:pPr>
-      <w:r>
-        <w:rPr>
-          <w:rFonts w:ascii="Roboto Mono" w:hAnsi="Roboto Mono"/>
-          <w:sz w:val="24"/>
-          <w:szCs w:val="24"/>
-          <w:lang w:val="en-US"/>
-        </w:rPr>
-        <w:pict w14:anchorId="4EA120BC">
-          <v:rect id="_x0000_i1039" style="width:0;height:1.5pt" o:hralign="center" o:hrstd="t" o:hr="t" fillcolor="#a0a0a0" stroked="f"/>
+        </w:rPr>
+      </w:pPr>
+      <w:r>
+        <w:rPr>
+          <w:rFonts w:ascii="Roboto Mono" w:hAnsi="Roboto Mono"/>
+        </w:rPr>
+        <w:pict w14:anchorId="52AF4070">
+          <v:rect id="_x0000_i1038" style="width:0;height:1.5pt" o:hralign="center" o:hrstd="t" o:hr="t" fillcolor="#a0a0a0" stroked="f"/>
         </w:pict>
       </w:r>
     </w:p>
     <w:p>
       <w:pPr>
         <w:pStyle w:val="Heading2"/>
-        <w:rPr>
-          <w:lang w:val="en-US"/>
-        </w:rPr>
       </w:pPr>
       <w:r>
         <w:rPr>
           <w:rFonts w:ascii="Segoe UI Emoji" w:hAnsi="Segoe UI Emoji" w:cs="Segoe UI Emoji"/>
-          <w:lang w:val="en-US"/>
         </w:rPr>
         <w:t>📚</w:t>
       </w:r>
       <w:r>
-        <w:rPr>
-          <w:lang w:val="en-US"/>
-        </w:rPr>
         <w:t xml:space="preserve"> Insert Using DEFAULT Values</w:t>
       </w:r>
     </w:p>
     <w:p>
-      <w:pPr>
-        <w:rPr>
-          <w:lang w:val="en-US"/>
-        </w:rPr>
-      </w:pPr>
       <w:r>
         <w:rPr>
           <w:b/>
@@ -3964,25 +2994,7 @@
           <w:sz w:val="18"/>
           <w:highlight w:val="lightGray"/>
         </w:rPr>
-        <w:t xml:space="preserve">: Persons Table -&gt; ID Column: 1, </w:t>
-      </w:r>
-      <w:proofErr w:type="spellStart"/>
-      <w:r>
-        <w:rPr>
-          <w:color w:val="000000"/>
-          <w:sz w:val="18"/>
-          <w:highlight w:val="lightGray"/>
-        </w:rPr>
-        <w:t>Name_En</w:t>
-      </w:r>
-      <w:proofErr w:type="spellEnd"/>
-      <w:r>
-        <w:rPr>
-          <w:color w:val="000000"/>
-          <w:sz w:val="18"/>
-          <w:highlight w:val="lightGray"/>
-        </w:rPr>
-        <w:t xml:space="preserve"> Column: Motasem Essam] -&gt; </w:t>
+        <w:t xml:space="preserve">: Persons Table -&gt; ID Column: 1, Name_En Column: Motasem Essam] -&gt; </w:t>
       </w:r>
       <w:r>
         <w:rPr>
@@ -4025,9 +3037,6 @@
           <w:rFonts w:ascii="Roboto Mono" w:hAnsi="Roboto Mono"/>
           <w:b/>
           <w:bCs/>
-          <w:sz w:val="24"/>
-          <w:szCs w:val="24"/>
-          <w:lang w:val="en-US"/>
         </w:rPr>
       </w:pPr>
       <w:r>
@@ -4035,9 +3044,6 @@
           <w:rFonts w:ascii="Roboto Mono" w:hAnsi="Roboto Mono"/>
           <w:b/>
           <w:bCs/>
-          <w:sz w:val="24"/>
-          <w:szCs w:val="24"/>
-          <w:lang w:val="en-US"/>
         </w:rPr>
         <w:t>Table</w:t>
       </w:r>
@@ -4048,9 +3054,6 @@
           <w:rFonts w:ascii="Roboto Mono" w:hAnsi="Roboto Mono"/>
           <w:b/>
           <w:bCs/>
-          <w:sz w:val="24"/>
-          <w:szCs w:val="24"/>
-          <w:lang w:val="en-US"/>
         </w:rPr>
       </w:pPr>
       <w:r>
@@ -4058,7 +3061,7 @@
           <w:noProof/>
         </w:rPr>
         <w:drawing>
-          <wp:inline distT="0" distB="0" distL="0" distR="0" wp14:anchorId="0321D754" wp14:editId="32610489">
+          <wp:inline distT="0" distB="0" distL="0" distR="0" wp14:anchorId="6A67B0E2" wp14:editId="26F9BDBF">
             <wp:extent cx="5943600" cy="1247140"/>
             <wp:effectExtent l="0" t="0" r="0" b="0"/>
             <wp:docPr id="1981969826" name="Picture 17"/>
@@ -4111,17 +3114,11 @@
       <w:pPr>
         <w:rPr>
           <w:rFonts w:ascii="Roboto Mono" w:hAnsi="Roboto Mono"/>
-          <w:sz w:val="24"/>
-          <w:szCs w:val="24"/>
-          <w:lang w:val="en-US"/>
-        </w:rPr>
-      </w:pPr>
-      <w:r>
-        <w:rPr>
-          <w:rFonts w:ascii="Roboto Mono" w:hAnsi="Roboto Mono"/>
-          <w:sz w:val="24"/>
-          <w:szCs w:val="24"/>
-          <w:lang w:val="en-US"/>
+        </w:rPr>
+      </w:pPr>
+      <w:r>
+        <w:rPr>
+          <w:rFonts w:ascii="Roboto Mono" w:hAnsi="Roboto Mono"/>
         </w:rPr>
         <w:t>CREATE TABLE Users (</w:t>
       </w:r>
@@ -4130,95 +3127,37 @@
       <w:pPr>
         <w:rPr>
           <w:rFonts w:ascii="Roboto Mono" w:hAnsi="Roboto Mono"/>
-          <w:sz w:val="24"/>
-          <w:szCs w:val="24"/>
-          <w:lang w:val="en-US"/>
-        </w:rPr>
-      </w:pPr>
-      <w:r>
-        <w:rPr>
-          <w:rFonts w:ascii="Roboto Mono" w:hAnsi="Roboto Mono"/>
-          <w:sz w:val="24"/>
-          <w:szCs w:val="24"/>
-          <w:lang w:val="en-US"/>
-        </w:rPr>
-        <w:t xml:space="preserve">    </w:t>
-      </w:r>
-      <w:proofErr w:type="spellStart"/>
-      <w:r>
-        <w:rPr>
-          <w:rFonts w:ascii="Roboto Mono" w:hAnsi="Roboto Mono"/>
-          <w:sz w:val="24"/>
-          <w:szCs w:val="24"/>
-          <w:lang w:val="en-US"/>
-        </w:rPr>
-        <w:t>UserID</w:t>
-      </w:r>
-      <w:proofErr w:type="spellEnd"/>
-      <w:r>
-        <w:rPr>
-          <w:rFonts w:ascii="Roboto Mono" w:hAnsi="Roboto Mono"/>
-          <w:sz w:val="24"/>
-          <w:szCs w:val="24"/>
-          <w:lang w:val="en-US"/>
-        </w:rPr>
-        <w:t xml:space="preserve"> INT,</w:t>
-      </w:r>
-    </w:p>
-    <w:p>
-      <w:pPr>
-        <w:rPr>
-          <w:rFonts w:ascii="Roboto Mono" w:hAnsi="Roboto Mono"/>
-          <w:sz w:val="24"/>
-          <w:szCs w:val="24"/>
-          <w:lang w:val="en-US"/>
-        </w:rPr>
-      </w:pPr>
-      <w:r>
-        <w:rPr>
-          <w:rFonts w:ascii="Roboto Mono" w:hAnsi="Roboto Mono"/>
-          <w:sz w:val="24"/>
-          <w:szCs w:val="24"/>
-          <w:lang w:val="en-US"/>
-        </w:rPr>
-        <w:t xml:space="preserve">    Status </w:t>
-      </w:r>
-      <w:proofErr w:type="gramStart"/>
-      <w:r>
-        <w:rPr>
-          <w:rFonts w:ascii="Roboto Mono" w:hAnsi="Roboto Mono"/>
-          <w:sz w:val="24"/>
-          <w:szCs w:val="24"/>
-          <w:lang w:val="en-US"/>
-        </w:rPr>
-        <w:t>VARCHAR(</w:t>
-      </w:r>
-      <w:proofErr w:type="gramEnd"/>
-      <w:r>
-        <w:rPr>
-          <w:rFonts w:ascii="Roboto Mono" w:hAnsi="Roboto Mono"/>
-          <w:sz w:val="24"/>
-          <w:szCs w:val="24"/>
-          <w:lang w:val="en-US"/>
-        </w:rPr>
-        <w:t>20)</w:t>
-      </w:r>
-    </w:p>
-    <w:p>
-      <w:pPr>
-        <w:rPr>
-          <w:rFonts w:ascii="Roboto Mono" w:hAnsi="Roboto Mono"/>
-          <w:sz w:val="24"/>
-          <w:szCs w:val="24"/>
-          <w:lang w:val="en-US"/>
-        </w:rPr>
-      </w:pPr>
-      <w:r>
-        <w:rPr>
-          <w:rFonts w:ascii="Roboto Mono" w:hAnsi="Roboto Mono"/>
-          <w:sz w:val="24"/>
-          <w:szCs w:val="24"/>
-          <w:lang w:val="en-US"/>
+        </w:rPr>
+      </w:pPr>
+      <w:r>
+        <w:rPr>
+          <w:rFonts w:ascii="Roboto Mono" w:hAnsi="Roboto Mono"/>
+        </w:rPr>
+        <w:t xml:space="preserve">    UserID INT,</w:t>
+      </w:r>
+    </w:p>
+    <w:p>
+      <w:pPr>
+        <w:rPr>
+          <w:rFonts w:ascii="Roboto Mono" w:hAnsi="Roboto Mono"/>
+        </w:rPr>
+      </w:pPr>
+      <w:r>
+        <w:rPr>
+          <w:rFonts w:ascii="Roboto Mono" w:hAnsi="Roboto Mono"/>
+        </w:rPr>
+        <w:t xml:space="preserve">    Status VARCHAR(20)</w:t>
+      </w:r>
+    </w:p>
+    <w:p>
+      <w:pPr>
+        <w:rPr>
+          <w:rFonts w:ascii="Roboto Mono" w:hAnsi="Roboto Mono"/>
+        </w:rPr>
+      </w:pPr>
+      <w:r>
+        <w:rPr>
+          <w:rFonts w:ascii="Roboto Mono" w:hAnsi="Roboto Mono"/>
         </w:rPr>
         <w:t xml:space="preserve">    DEFAULT 'Active'</w:t>
       </w:r>
@@ -4227,19 +3166,12 @@
       <w:pPr>
         <w:rPr>
           <w:rFonts w:ascii="Roboto Mono" w:hAnsi="Roboto Mono"/>
-          <w:sz w:val="24"/>
-          <w:szCs w:val="24"/>
-          <w:lang w:val="en-US"/>
-        </w:rPr>
-      </w:pPr>
-      <w:r>
-        <w:rPr>
-          <w:rFonts w:ascii="Roboto Mono" w:hAnsi="Roboto Mono"/>
-          <w:sz w:val="24"/>
-          <w:szCs w:val="24"/>
-          <w:lang w:val="en-US"/>
-        </w:rPr>
-        <w:lastRenderedPageBreak/>
+        </w:rPr>
+      </w:pPr>
+      <w:r>
+        <w:rPr>
+          <w:rFonts w:ascii="Roboto Mono" w:hAnsi="Roboto Mono"/>
+        </w:rPr>
         <w:t>);</w:t>
       </w:r>
     </w:p>
@@ -4247,20 +3179,14 @@
       <w:pPr>
         <w:rPr>
           <w:rFonts w:ascii="Roboto Mono" w:hAnsi="Roboto Mono"/>
-          <w:sz w:val="24"/>
-          <w:szCs w:val="24"/>
-          <w:lang w:val="en-US"/>
-        </w:rPr>
-      </w:pPr>
-      <w:r>
-        <w:rPr>
-          <w:rFonts w:ascii="Roboto Mono" w:hAnsi="Roboto Mono"/>
-          <w:sz w:val="24"/>
-          <w:szCs w:val="24"/>
-          <w:lang w:val="en-US"/>
-        </w:rPr>
-        <w:pict w14:anchorId="1671B739">
-          <v:rect id="_x0000_i1040" style="width:0;height:1.5pt" o:hralign="center" o:hrstd="t" o:hr="t" fillcolor="#a0a0a0" stroked="f"/>
+        </w:rPr>
+      </w:pPr>
+      <w:r>
+        <w:rPr>
+          <w:rFonts w:ascii="Roboto Mono" w:hAnsi="Roboto Mono"/>
+        </w:rPr>
+        <w:pict w14:anchorId="2847F735">
+          <v:rect id="_x0000_i1039" style="width:0;height:1.5pt" o:hralign="center" o:hrstd="t" o:hr="t" fillcolor="#a0a0a0" stroked="f"/>
         </w:pict>
       </w:r>
     </w:p>
@@ -4270,9 +3196,6 @@
           <w:rFonts w:ascii="Roboto Mono" w:hAnsi="Roboto Mono"/>
           <w:b/>
           <w:bCs/>
-          <w:sz w:val="24"/>
-          <w:szCs w:val="24"/>
-          <w:lang w:val="en-US"/>
         </w:rPr>
       </w:pPr>
       <w:r>
@@ -4280,9 +3203,6 @@
           <w:rFonts w:ascii="Roboto Mono" w:hAnsi="Roboto Mono"/>
           <w:b/>
           <w:bCs/>
-          <w:sz w:val="24"/>
-          <w:szCs w:val="24"/>
-          <w:lang w:val="en-US"/>
         </w:rPr>
         <w:t>Insert</w:t>
       </w:r>
@@ -4293,9 +3213,6 @@
           <w:rFonts w:ascii="Roboto Mono" w:hAnsi="Roboto Mono"/>
           <w:b/>
           <w:bCs/>
-          <w:sz w:val="24"/>
-          <w:szCs w:val="24"/>
-          <w:lang w:val="en-US"/>
         </w:rPr>
       </w:pPr>
       <w:r>
@@ -4303,7 +3220,7 @@
           <w:noProof/>
         </w:rPr>
         <w:drawing>
-          <wp:inline distT="0" distB="0" distL="0" distR="0" wp14:anchorId="46EBBC65" wp14:editId="43D982B0">
+          <wp:inline distT="0" distB="0" distL="0" distR="0" wp14:anchorId="55F11496" wp14:editId="1CAFB448">
             <wp:extent cx="5943600" cy="1082040"/>
             <wp:effectExtent l="0" t="0" r="0" b="3810"/>
             <wp:docPr id="1843989143" name="Picture 18"/>
@@ -4356,17 +3273,11 @@
       <w:pPr>
         <w:rPr>
           <w:rFonts w:ascii="Roboto Mono" w:hAnsi="Roboto Mono"/>
-          <w:sz w:val="24"/>
-          <w:szCs w:val="24"/>
-          <w:lang w:val="en-US"/>
-        </w:rPr>
-      </w:pPr>
-      <w:r>
-        <w:rPr>
-          <w:rFonts w:ascii="Roboto Mono" w:hAnsi="Roboto Mono"/>
-          <w:sz w:val="24"/>
-          <w:szCs w:val="24"/>
-          <w:lang w:val="en-US"/>
+        </w:rPr>
+      </w:pPr>
+      <w:r>
+        <w:rPr>
+          <w:rFonts w:ascii="Roboto Mono" w:hAnsi="Roboto Mono"/>
         </w:rPr>
         <w:t>INSERT INTO Users</w:t>
       </w:r>
@@ -4375,56 +3286,24 @@
       <w:pPr>
         <w:rPr>
           <w:rFonts w:ascii="Roboto Mono" w:hAnsi="Roboto Mono"/>
-          <w:sz w:val="24"/>
-          <w:szCs w:val="24"/>
-          <w:lang w:val="en-US"/>
-        </w:rPr>
-      </w:pPr>
-      <w:r>
-        <w:rPr>
-          <w:rFonts w:ascii="Roboto Mono" w:hAnsi="Roboto Mono"/>
-          <w:sz w:val="24"/>
-          <w:szCs w:val="24"/>
-          <w:lang w:val="en-US"/>
-        </w:rPr>
-        <w:t>(</w:t>
-      </w:r>
-      <w:proofErr w:type="spellStart"/>
-      <w:r>
-        <w:rPr>
-          <w:rFonts w:ascii="Roboto Mono" w:hAnsi="Roboto Mono"/>
-          <w:sz w:val="24"/>
-          <w:szCs w:val="24"/>
-          <w:lang w:val="en-US"/>
-        </w:rPr>
-        <w:t>UserID</w:t>
-      </w:r>
-      <w:proofErr w:type="spellEnd"/>
-      <w:r>
-        <w:rPr>
-          <w:rFonts w:ascii="Roboto Mono" w:hAnsi="Roboto Mono"/>
-          <w:sz w:val="24"/>
-          <w:szCs w:val="24"/>
-          <w:lang w:val="en-US"/>
-        </w:rPr>
-        <w:t>)</w:t>
-      </w:r>
-    </w:p>
-    <w:p>
-      <w:pPr>
-        <w:rPr>
-          <w:rFonts w:ascii="Roboto Mono" w:hAnsi="Roboto Mono"/>
-          <w:sz w:val="24"/>
-          <w:szCs w:val="24"/>
-          <w:lang w:val="en-US"/>
-        </w:rPr>
-      </w:pPr>
-      <w:r>
-        <w:rPr>
-          <w:rFonts w:ascii="Roboto Mono" w:hAnsi="Roboto Mono"/>
-          <w:sz w:val="24"/>
-          <w:szCs w:val="24"/>
-          <w:lang w:val="en-US"/>
+        </w:rPr>
+      </w:pPr>
+      <w:r>
+        <w:rPr>
+          <w:rFonts w:ascii="Roboto Mono" w:hAnsi="Roboto Mono"/>
+        </w:rPr>
+        <w:t>(UserID)</w:t>
+      </w:r>
+    </w:p>
+    <w:p>
+      <w:pPr>
+        <w:rPr>
+          <w:rFonts w:ascii="Roboto Mono" w:hAnsi="Roboto Mono"/>
+        </w:rPr>
+      </w:pPr>
+      <w:r>
+        <w:rPr>
+          <w:rFonts w:ascii="Roboto Mono" w:hAnsi="Roboto Mono"/>
         </w:rPr>
         <w:t>VALUES</w:t>
       </w:r>
@@ -4433,17 +3312,11 @@
       <w:pPr>
         <w:rPr>
           <w:rFonts w:ascii="Roboto Mono" w:hAnsi="Roboto Mono"/>
-          <w:sz w:val="24"/>
-          <w:szCs w:val="24"/>
-          <w:lang w:val="en-US"/>
-        </w:rPr>
-      </w:pPr>
-      <w:r>
-        <w:rPr>
-          <w:rFonts w:ascii="Roboto Mono" w:hAnsi="Roboto Mono"/>
-          <w:sz w:val="24"/>
-          <w:szCs w:val="24"/>
-          <w:lang w:val="en-US"/>
+        </w:rPr>
+      </w:pPr>
+      <w:r>
+        <w:rPr>
+          <w:rFonts w:ascii="Roboto Mono" w:hAnsi="Roboto Mono"/>
         </w:rPr>
         <w:t>(1);</w:t>
       </w:r>
@@ -4452,20 +3325,14 @@
       <w:pPr>
         <w:rPr>
           <w:rFonts w:ascii="Roboto Mono" w:hAnsi="Roboto Mono"/>
-          <w:sz w:val="24"/>
-          <w:szCs w:val="24"/>
-          <w:lang w:val="en-US"/>
-        </w:rPr>
-      </w:pPr>
-      <w:r>
-        <w:rPr>
-          <w:rFonts w:ascii="Roboto Mono" w:hAnsi="Roboto Mono"/>
-          <w:sz w:val="24"/>
-          <w:szCs w:val="24"/>
-          <w:lang w:val="en-US"/>
-        </w:rPr>
-        <w:pict w14:anchorId="238EC0E7">
-          <v:rect id="_x0000_i1041" style="width:0;height:1.5pt" o:hralign="center" o:hrstd="t" o:hr="t" fillcolor="#a0a0a0" stroked="f"/>
+        </w:rPr>
+      </w:pPr>
+      <w:r>
+        <w:rPr>
+          <w:rFonts w:ascii="Roboto Mono" w:hAnsi="Roboto Mono"/>
+        </w:rPr>
+        <w:pict w14:anchorId="6BE38305">
+          <v:rect id="_x0000_i1040" style="width:0;height:1.5pt" o:hralign="center" o:hrstd="t" o:hr="t" fillcolor="#a0a0a0" stroked="f"/>
         </w:pict>
       </w:r>
     </w:p>
@@ -4475,9 +3342,6 @@
           <w:rFonts w:ascii="Roboto Mono" w:hAnsi="Roboto Mono"/>
           <w:b/>
           <w:bCs/>
-          <w:sz w:val="24"/>
-          <w:szCs w:val="24"/>
-          <w:lang w:val="en-US"/>
         </w:rPr>
       </w:pPr>
       <w:r>
@@ -4485,9 +3349,6 @@
           <w:rFonts w:ascii="Roboto Mono" w:hAnsi="Roboto Mono"/>
           <w:b/>
           <w:bCs/>
-          <w:sz w:val="24"/>
-          <w:szCs w:val="24"/>
-          <w:lang w:val="en-US"/>
         </w:rPr>
         <w:t>Result</w:t>
       </w:r>
@@ -4498,9 +3359,6 @@
           <w:rFonts w:ascii="Roboto Mono" w:hAnsi="Roboto Mono"/>
           <w:b/>
           <w:bCs/>
-          <w:sz w:val="24"/>
-          <w:szCs w:val="24"/>
-          <w:lang w:val="en-US"/>
         </w:rPr>
       </w:pPr>
       <w:r>
@@ -4508,7 +3366,7 @@
           <w:noProof/>
         </w:rPr>
         <w:drawing>
-          <wp:inline distT="0" distB="0" distL="0" distR="0" wp14:anchorId="5DAFEB07" wp14:editId="39ECDC20">
+          <wp:inline distT="0" distB="0" distL="0" distR="0" wp14:anchorId="1BA3F651" wp14:editId="7C2D31D3">
             <wp:extent cx="5943600" cy="546735"/>
             <wp:effectExtent l="0" t="0" r="0" b="5715"/>
             <wp:docPr id="479983693" name="Picture 19"/>
@@ -4590,24 +3448,16 @@
                 <w:rFonts w:ascii="Roboto Mono" w:hAnsi="Roboto Mono"/>
                 <w:b/>
                 <w:bCs/>
-                <w:sz w:val="24"/>
-                <w:szCs w:val="24"/>
-                <w:lang w:val="en-US"/>
               </w:rPr>
             </w:pPr>
-            <w:proofErr w:type="spellStart"/>
             <w:r>
               <w:rPr>
                 <w:rFonts w:ascii="Roboto Mono" w:hAnsi="Roboto Mono"/>
                 <w:b/>
                 <w:bCs/>
-                <w:sz w:val="24"/>
-                <w:szCs w:val="24"/>
-                <w:lang w:val="en-US"/>
               </w:rPr>
               <w:t>UserID</w:t>
             </w:r>
-            <w:proofErr w:type="spellEnd"/>
           </w:p>
         </w:tc>
         <w:tc>
@@ -4622,9 +3472,6 @@
                 <w:rFonts w:ascii="Roboto Mono" w:hAnsi="Roboto Mono"/>
                 <w:b/>
                 <w:bCs/>
-                <w:sz w:val="24"/>
-                <w:szCs w:val="24"/>
-                <w:lang w:val="en-US"/>
               </w:rPr>
             </w:pPr>
             <w:r>
@@ -4632,9 +3479,6 @@
                 <w:rFonts w:ascii="Roboto Mono" w:hAnsi="Roboto Mono"/>
                 <w:b/>
                 <w:bCs/>
-                <w:sz w:val="24"/>
-                <w:szCs w:val="24"/>
-                <w:lang w:val="en-US"/>
               </w:rPr>
               <w:t>Status</w:t>
             </w:r>
@@ -4655,17 +3499,11 @@
             <w:pPr>
               <w:rPr>
                 <w:rFonts w:ascii="Roboto Mono" w:hAnsi="Roboto Mono"/>
-                <w:sz w:val="24"/>
-                <w:szCs w:val="24"/>
-                <w:lang w:val="en-US"/>
               </w:rPr>
             </w:pPr>
             <w:r>
               <w:rPr>
                 <w:rFonts w:ascii="Roboto Mono" w:hAnsi="Roboto Mono"/>
-                <w:sz w:val="24"/>
-                <w:szCs w:val="24"/>
-                <w:lang w:val="en-US"/>
               </w:rPr>
               <w:t>1</w:t>
             </w:r>
@@ -4681,17 +3519,11 @@
             <w:pPr>
               <w:rPr>
                 <w:rFonts w:ascii="Roboto Mono" w:hAnsi="Roboto Mono"/>
-                <w:sz w:val="24"/>
-                <w:szCs w:val="24"/>
-                <w:lang w:val="en-US"/>
               </w:rPr>
             </w:pPr>
             <w:r>
               <w:rPr>
                 <w:rFonts w:ascii="Roboto Mono" w:hAnsi="Roboto Mono"/>
-                <w:sz w:val="24"/>
-                <w:szCs w:val="24"/>
-                <w:lang w:val="en-US"/>
               </w:rPr>
               <w:t>Active</w:t>
             </w:r>
@@ -4703,17 +3535,11 @@
       <w:pPr>
         <w:rPr>
           <w:rFonts w:ascii="Roboto Mono" w:hAnsi="Roboto Mono"/>
-          <w:sz w:val="24"/>
-          <w:szCs w:val="24"/>
-          <w:lang w:val="en-US"/>
-        </w:rPr>
-      </w:pPr>
-      <w:r>
-        <w:rPr>
-          <w:rFonts w:ascii="Roboto Mono" w:hAnsi="Roboto Mono"/>
-          <w:sz w:val="24"/>
-          <w:szCs w:val="24"/>
-          <w:lang w:val="en-US"/>
+        </w:rPr>
+      </w:pPr>
+      <w:r>
+        <w:rPr>
+          <w:rFonts w:ascii="Roboto Mono" w:hAnsi="Roboto Mono"/>
         </w:rPr>
         <w:t>The database automatically uses the default value.</w:t>
       </w:r>
@@ -4722,20 +3548,14 @@
       <w:pPr>
         <w:rPr>
           <w:rFonts w:ascii="Roboto Mono" w:hAnsi="Roboto Mono"/>
-          <w:sz w:val="24"/>
-          <w:szCs w:val="24"/>
-          <w:lang w:val="en-US"/>
-        </w:rPr>
-      </w:pPr>
-      <w:r>
-        <w:rPr>
-          <w:rFonts w:ascii="Roboto Mono" w:hAnsi="Roboto Mono"/>
-          <w:sz w:val="24"/>
-          <w:szCs w:val="24"/>
-          <w:lang w:val="en-US"/>
-        </w:rPr>
-        <w:pict w14:anchorId="368B246D">
-          <v:rect id="_x0000_i1042" style="width:0;height:1.5pt" o:hralign="center" o:hrstd="t" o:hr="t" fillcolor="#a0a0a0" stroked="f"/>
+        </w:rPr>
+      </w:pPr>
+      <w:r>
+        <w:rPr>
+          <w:rFonts w:ascii="Roboto Mono" w:hAnsi="Roboto Mono"/>
+        </w:rPr>
+        <w:pict w14:anchorId="12263DB2">
+          <v:rect id="_x0000_i1041" style="width:0;height:1.5pt" o:hralign="center" o:hrstd="t" o:hr="t" fillcolor="#a0a0a0" stroked="f"/>
         </w:pict>
       </w:r>
     </w:p>
@@ -4745,9 +3565,6 @@
           <w:rFonts w:ascii="Roboto Mono" w:hAnsi="Roboto Mono"/>
           <w:b/>
           <w:bCs/>
-          <w:sz w:val="24"/>
-          <w:szCs w:val="24"/>
-          <w:lang w:val="en-US"/>
         </w:rPr>
       </w:pPr>
       <w:r>
@@ -4755,9 +3572,6 @@
           <w:rFonts w:ascii="Segoe UI Emoji" w:hAnsi="Segoe UI Emoji" w:cs="Segoe UI Emoji"/>
           <w:b/>
           <w:bCs/>
-          <w:sz w:val="24"/>
-          <w:szCs w:val="24"/>
-          <w:lang w:val="en-US"/>
         </w:rPr>
         <w:t>📚</w:t>
       </w:r>
@@ -4766,9 +3580,6 @@
           <w:rFonts w:ascii="Roboto Mono" w:hAnsi="Roboto Mono"/>
           <w:b/>
           <w:bCs/>
-          <w:sz w:val="24"/>
-          <w:szCs w:val="24"/>
-          <w:lang w:val="en-US"/>
         </w:rPr>
         <w:t xml:space="preserve"> INSERT INTO SELECT</w:t>
       </w:r>
@@ -4777,17 +3588,11 @@
       <w:pPr>
         <w:rPr>
           <w:rFonts w:ascii="Roboto Mono" w:hAnsi="Roboto Mono"/>
-          <w:sz w:val="24"/>
-          <w:szCs w:val="24"/>
-          <w:lang w:val="en-US"/>
-        </w:rPr>
-      </w:pPr>
-      <w:r>
-        <w:rPr>
-          <w:rFonts w:ascii="Roboto Mono" w:hAnsi="Roboto Mono"/>
-          <w:sz w:val="24"/>
-          <w:szCs w:val="24"/>
-          <w:lang w:val="en-US"/>
+        </w:rPr>
+      </w:pPr>
+      <w:r>
+        <w:rPr>
+          <w:rFonts w:ascii="Roboto Mono" w:hAnsi="Roboto Mono"/>
         </w:rPr>
         <w:t>Copies data from another table.</w:t>
       </w:r>
@@ -4798,9 +3603,6 @@
           <w:rFonts w:ascii="Roboto Mono" w:hAnsi="Roboto Mono"/>
           <w:b/>
           <w:bCs/>
-          <w:sz w:val="24"/>
-          <w:szCs w:val="24"/>
-          <w:lang w:val="en-US"/>
         </w:rPr>
       </w:pPr>
       <w:r>
@@ -4808,9 +3610,6 @@
           <w:rFonts w:ascii="Roboto Mono" w:hAnsi="Roboto Mono"/>
           <w:b/>
           <w:bCs/>
-          <w:sz w:val="24"/>
-          <w:szCs w:val="24"/>
-          <w:lang w:val="en-US"/>
         </w:rPr>
         <w:t>Example</w:t>
       </w:r>
@@ -4821,9 +3620,6 @@
           <w:rFonts w:ascii="Roboto Mono" w:hAnsi="Roboto Mono"/>
           <w:b/>
           <w:bCs/>
-          <w:sz w:val="24"/>
-          <w:szCs w:val="24"/>
-          <w:lang w:val="en-US"/>
         </w:rPr>
       </w:pPr>
       <w:r>
@@ -4831,7 +3627,7 @@
           <w:noProof/>
         </w:rPr>
         <w:drawing>
-          <wp:inline distT="0" distB="0" distL="0" distR="0" wp14:anchorId="20F69B8B" wp14:editId="091DE50F">
+          <wp:inline distT="0" distB="0" distL="0" distR="0" wp14:anchorId="6CDD78E4" wp14:editId="0773ABCE">
             <wp:extent cx="5943600" cy="956310"/>
             <wp:effectExtent l="0" t="0" r="0" b="0"/>
             <wp:docPr id="1772022836" name="Picture 20"/>
@@ -4884,47 +3680,24 @@
       <w:pPr>
         <w:rPr>
           <w:rFonts w:ascii="Roboto Mono" w:hAnsi="Roboto Mono"/>
-          <w:sz w:val="24"/>
-          <w:szCs w:val="24"/>
-          <w:lang w:val="en-US"/>
-        </w:rPr>
-      </w:pPr>
-      <w:r>
-        <w:rPr>
-          <w:rFonts w:ascii="Roboto Mono" w:hAnsi="Roboto Mono"/>
-          <w:sz w:val="24"/>
-          <w:szCs w:val="24"/>
-          <w:lang w:val="en-US"/>
-        </w:rPr>
-        <w:t xml:space="preserve">INSERT INTO </w:t>
-      </w:r>
-      <w:proofErr w:type="spellStart"/>
-      <w:r>
-        <w:rPr>
-          <w:rFonts w:ascii="Roboto Mono" w:hAnsi="Roboto Mono"/>
-          <w:sz w:val="24"/>
-          <w:szCs w:val="24"/>
-          <w:lang w:val="en-US"/>
-        </w:rPr>
-        <w:t>CustomersBackup</w:t>
-      </w:r>
-      <w:proofErr w:type="spellEnd"/>
-    </w:p>
-    <w:p>
-      <w:pPr>
-        <w:rPr>
-          <w:rFonts w:ascii="Roboto Mono" w:hAnsi="Roboto Mono"/>
-          <w:sz w:val="24"/>
-          <w:szCs w:val="24"/>
-          <w:lang w:val="en-US"/>
-        </w:rPr>
-      </w:pPr>
-      <w:r>
-        <w:rPr>
-          <w:rFonts w:ascii="Roboto Mono" w:hAnsi="Roboto Mono"/>
-          <w:sz w:val="24"/>
-          <w:szCs w:val="24"/>
-          <w:lang w:val="en-US"/>
+        </w:rPr>
+      </w:pPr>
+      <w:r>
+        <w:rPr>
+          <w:rFonts w:ascii="Roboto Mono" w:hAnsi="Roboto Mono"/>
+        </w:rPr>
+        <w:t>INSERT INTO CustomersBackup</w:t>
+      </w:r>
+    </w:p>
+    <w:p>
+      <w:pPr>
+        <w:rPr>
+          <w:rFonts w:ascii="Roboto Mono" w:hAnsi="Roboto Mono"/>
+        </w:rPr>
+      </w:pPr>
+      <w:r>
+        <w:rPr>
+          <w:rFonts w:ascii="Roboto Mono" w:hAnsi="Roboto Mono"/>
         </w:rPr>
         <w:t>SELECT *</w:t>
       </w:r>
@@ -4933,17 +3706,11 @@
       <w:pPr>
         <w:rPr>
           <w:rFonts w:ascii="Roboto Mono" w:hAnsi="Roboto Mono"/>
-          <w:sz w:val="24"/>
-          <w:szCs w:val="24"/>
-          <w:lang w:val="en-US"/>
-        </w:rPr>
-      </w:pPr>
-      <w:r>
-        <w:rPr>
-          <w:rFonts w:ascii="Roboto Mono" w:hAnsi="Roboto Mono"/>
-          <w:sz w:val="24"/>
-          <w:szCs w:val="24"/>
-          <w:lang w:val="en-US"/>
+        </w:rPr>
+      </w:pPr>
+      <w:r>
+        <w:rPr>
+          <w:rFonts w:ascii="Roboto Mono" w:hAnsi="Roboto Mono"/>
         </w:rPr>
         <w:t>FROM Customers;</w:t>
       </w:r>
@@ -4952,20 +3719,14 @@
       <w:pPr>
         <w:rPr>
           <w:rFonts w:ascii="Roboto Mono" w:hAnsi="Roboto Mono"/>
-          <w:sz w:val="24"/>
-          <w:szCs w:val="24"/>
-          <w:lang w:val="en-US"/>
-        </w:rPr>
-      </w:pPr>
-      <w:r>
-        <w:rPr>
-          <w:rFonts w:ascii="Roboto Mono" w:hAnsi="Roboto Mono"/>
-          <w:sz w:val="24"/>
-          <w:szCs w:val="24"/>
-          <w:lang w:val="en-US"/>
-        </w:rPr>
-        <w:pict w14:anchorId="13014084">
-          <v:rect id="_x0000_i1043" style="width:0;height:1.5pt" o:hralign="center" o:hrstd="t" o:hr="t" fillcolor="#a0a0a0" stroked="f"/>
+        </w:rPr>
+      </w:pPr>
+      <w:r>
+        <w:rPr>
+          <w:rFonts w:ascii="Roboto Mono" w:hAnsi="Roboto Mono"/>
+        </w:rPr>
+        <w:pict w14:anchorId="60199846">
+          <v:rect id="_x0000_i1042" style="width:0;height:1.5pt" o:hralign="center" o:hrstd="t" o:hr="t" fillcolor="#a0a0a0" stroked="f"/>
         </w:pict>
       </w:r>
     </w:p>
@@ -4975,9 +3736,6 @@
           <w:rFonts w:ascii="Roboto Mono" w:hAnsi="Roboto Mono"/>
           <w:b/>
           <w:bCs/>
-          <w:sz w:val="24"/>
-          <w:szCs w:val="24"/>
-          <w:lang w:val="en-US"/>
         </w:rPr>
       </w:pPr>
       <w:r>
@@ -4985,9 +3743,6 @@
           <w:rFonts w:ascii="Roboto Mono" w:hAnsi="Roboto Mono"/>
           <w:b/>
           <w:bCs/>
-          <w:sz w:val="24"/>
-          <w:szCs w:val="24"/>
-          <w:lang w:val="en-US"/>
         </w:rPr>
         <w:t>Process</w:t>
       </w:r>
@@ -4998,18 +3753,14 @@
           <w:rFonts w:ascii="Roboto Mono" w:hAnsi="Roboto Mono"/>
           <w:b/>
           <w:bCs/>
-          <w:sz w:val="24"/>
-          <w:szCs w:val="24"/>
-          <w:lang w:val="en-US"/>
         </w:rPr>
       </w:pPr>
       <w:r>
         <w:rPr>
           <w:noProof/>
         </w:rPr>
-        <w:lastRenderedPageBreak/>
         <w:drawing>
-          <wp:inline distT="0" distB="0" distL="0" distR="0" wp14:anchorId="4A54018F" wp14:editId="5195E87E">
+          <wp:inline distT="0" distB="0" distL="0" distR="0" wp14:anchorId="7B92C3BE" wp14:editId="486C3BEC">
             <wp:extent cx="5943600" cy="945515"/>
             <wp:effectExtent l="0" t="0" r="0" b="6985"/>
             <wp:docPr id="671858160" name="Picture 21"/>
@@ -5062,17 +3813,11 @@
       <w:pPr>
         <w:rPr>
           <w:rFonts w:ascii="Roboto Mono" w:hAnsi="Roboto Mono"/>
-          <w:sz w:val="24"/>
-          <w:szCs w:val="24"/>
-          <w:lang w:val="en-US"/>
-        </w:rPr>
-      </w:pPr>
-      <w:r>
-        <w:rPr>
-          <w:rFonts w:ascii="Roboto Mono" w:hAnsi="Roboto Mono"/>
-          <w:sz w:val="24"/>
-          <w:szCs w:val="24"/>
-          <w:lang w:val="en-US"/>
+        </w:rPr>
+      </w:pPr>
+      <w:r>
+        <w:rPr>
+          <w:rFonts w:ascii="Roboto Mono" w:hAnsi="Roboto Mono"/>
         </w:rPr>
         <w:t>Customers</w:t>
       </w:r>
@@ -5081,26 +3826,15 @@
       <w:pPr>
         <w:rPr>
           <w:rFonts w:ascii="Roboto Mono" w:hAnsi="Roboto Mono"/>
-          <w:sz w:val="24"/>
-          <w:szCs w:val="24"/>
-          <w:lang w:val="en-US"/>
-        </w:rPr>
-      </w:pPr>
-      <w:r>
-        <w:rPr>
-          <w:rFonts w:ascii="Roboto Mono" w:hAnsi="Roboto Mono"/>
-          <w:sz w:val="24"/>
-          <w:szCs w:val="24"/>
-          <w:lang w:val="en-US"/>
+        </w:rPr>
+      </w:pPr>
+      <w:r>
+        <w:rPr>
+          <w:rFonts w:ascii="Roboto Mono" w:hAnsi="Roboto Mono"/>
         </w:rPr>
         <w:t xml:space="preserve">      </w:t>
       </w:r>
       <w:r>
-        <w:rPr>
-          <w:sz w:val="24"/>
-          <w:szCs w:val="24"/>
-          <w:lang w:val="en-US"/>
-        </w:rPr>
         <w:t>↓</w:t>
       </w:r>
     </w:p>
@@ -5108,17 +3842,11 @@
       <w:pPr>
         <w:rPr>
           <w:rFonts w:ascii="Roboto Mono" w:hAnsi="Roboto Mono"/>
-          <w:sz w:val="24"/>
-          <w:szCs w:val="24"/>
-          <w:lang w:val="en-US"/>
-        </w:rPr>
-      </w:pPr>
-      <w:r>
-        <w:rPr>
-          <w:rFonts w:ascii="Roboto Mono" w:hAnsi="Roboto Mono"/>
-          <w:sz w:val="24"/>
-          <w:szCs w:val="24"/>
-          <w:lang w:val="en-US"/>
+        </w:rPr>
+      </w:pPr>
+      <w:r>
+        <w:rPr>
+          <w:rFonts w:ascii="Roboto Mono" w:hAnsi="Roboto Mono"/>
         </w:rPr>
         <w:t>INSERT INTO SELECT</w:t>
       </w:r>
@@ -5127,26 +3855,15 @@
       <w:pPr>
         <w:rPr>
           <w:rFonts w:ascii="Roboto Mono" w:hAnsi="Roboto Mono"/>
-          <w:sz w:val="24"/>
-          <w:szCs w:val="24"/>
-          <w:lang w:val="en-US"/>
-        </w:rPr>
-      </w:pPr>
-      <w:r>
-        <w:rPr>
-          <w:rFonts w:ascii="Roboto Mono" w:hAnsi="Roboto Mono"/>
-          <w:sz w:val="24"/>
-          <w:szCs w:val="24"/>
-          <w:lang w:val="en-US"/>
+        </w:rPr>
+      </w:pPr>
+      <w:r>
+        <w:rPr>
+          <w:rFonts w:ascii="Roboto Mono" w:hAnsi="Roboto Mono"/>
         </w:rPr>
         <w:t xml:space="preserve">      </w:t>
       </w:r>
       <w:r>
-        <w:rPr>
-          <w:sz w:val="24"/>
-          <w:szCs w:val="24"/>
-          <w:lang w:val="en-US"/>
-        </w:rPr>
         <w:t>↓</w:t>
       </w:r>
     </w:p>
@@ -5154,38 +3871,24 @@
       <w:pPr>
         <w:rPr>
           <w:rFonts w:ascii="Roboto Mono" w:hAnsi="Roboto Mono"/>
-          <w:sz w:val="24"/>
-          <w:szCs w:val="24"/>
-          <w:lang w:val="en-US"/>
-        </w:rPr>
-      </w:pPr>
-      <w:proofErr w:type="spellStart"/>
-      <w:r>
-        <w:rPr>
-          <w:rFonts w:ascii="Roboto Mono" w:hAnsi="Roboto Mono"/>
-          <w:sz w:val="24"/>
-          <w:szCs w:val="24"/>
-          <w:lang w:val="en-US"/>
+        </w:rPr>
+      </w:pPr>
+      <w:r>
+        <w:rPr>
+          <w:rFonts w:ascii="Roboto Mono" w:hAnsi="Roboto Mono"/>
         </w:rPr>
         <w:t>CustomersBackup</w:t>
       </w:r>
-      <w:proofErr w:type="spellEnd"/>
-    </w:p>
-    <w:p>
-      <w:pPr>
-        <w:rPr>
-          <w:rFonts w:ascii="Roboto Mono" w:hAnsi="Roboto Mono"/>
-          <w:sz w:val="24"/>
-          <w:szCs w:val="24"/>
-          <w:lang w:val="en-US"/>
-        </w:rPr>
-      </w:pPr>
-      <w:r>
-        <w:rPr>
-          <w:rFonts w:ascii="Roboto Mono" w:hAnsi="Roboto Mono"/>
-          <w:sz w:val="24"/>
-          <w:szCs w:val="24"/>
-          <w:lang w:val="en-US"/>
+    </w:p>
+    <w:p>
+      <w:pPr>
+        <w:rPr>
+          <w:rFonts w:ascii="Roboto Mono" w:hAnsi="Roboto Mono"/>
+        </w:rPr>
+      </w:pPr>
+      <w:r>
+        <w:rPr>
+          <w:rFonts w:ascii="Roboto Mono" w:hAnsi="Roboto Mono"/>
         </w:rPr>
         <w:t>Data is copied from one table to another.</w:t>
       </w:r>
@@ -5194,41 +3897,28 @@
       <w:pPr>
         <w:rPr>
           <w:rFonts w:ascii="Roboto Mono" w:hAnsi="Roboto Mono"/>
-          <w:sz w:val="24"/>
-          <w:szCs w:val="24"/>
-          <w:lang w:val="en-US"/>
-        </w:rPr>
-      </w:pPr>
-      <w:r>
-        <w:rPr>
-          <w:rFonts w:ascii="Roboto Mono" w:hAnsi="Roboto Mono"/>
-          <w:sz w:val="24"/>
-          <w:szCs w:val="24"/>
-          <w:lang w:val="en-US"/>
-        </w:rPr>
-        <w:pict w14:anchorId="3214D667">
-          <v:rect id="_x0000_i1044" style="width:0;height:1.5pt" o:hralign="center" o:hrstd="t" o:hr="t" fillcolor="#a0a0a0" stroked="f"/>
+        </w:rPr>
+      </w:pPr>
+      <w:r>
+        <w:rPr>
+          <w:rFonts w:ascii="Roboto Mono" w:hAnsi="Roboto Mono"/>
+        </w:rPr>
+        <w:pict w14:anchorId="50F3A1A0">
+          <v:rect id="_x0000_i1043" style="width:0;height:1.5pt" o:hralign="center" o:hrstd="t" o:hr="t" fillcolor="#a0a0a0" stroked="f"/>
         </w:pict>
       </w:r>
     </w:p>
     <w:p>
       <w:pPr>
         <w:pStyle w:val="Heading2"/>
-        <w:rPr>
-          <w:lang w:val="en-US"/>
-        </w:rPr>
       </w:pPr>
       <w:r>
         <w:rPr>
           <w:rFonts w:ascii="Segoe UI Emoji" w:hAnsi="Segoe UI Emoji" w:cs="Segoe UI Emoji"/>
-          <w:lang w:val="en-US"/>
         </w:rPr>
         <w:t>📊</w:t>
       </w:r>
       <w:r>
-        <w:rPr>
-          <w:lang w:val="en-US"/>
-        </w:rPr>
         <w:t xml:space="preserve"> Side-by-Side Comparison</w:t>
       </w:r>
     </w:p>
@@ -5254,25 +3944,7 @@
           <w:sz w:val="18"/>
           <w:highlight w:val="lightGray"/>
         </w:rPr>
-        <w:t xml:space="preserve">: Persons Table -&gt; ID Column: 1, </w:t>
-      </w:r>
-      <w:proofErr w:type="spellStart"/>
-      <w:r>
-        <w:rPr>
-          <w:color w:val="000000"/>
-          <w:sz w:val="18"/>
-          <w:highlight w:val="lightGray"/>
-        </w:rPr>
-        <w:t>Name_En</w:t>
-      </w:r>
-      <w:proofErr w:type="spellEnd"/>
-      <w:r>
-        <w:rPr>
-          <w:color w:val="000000"/>
-          <w:sz w:val="18"/>
-          <w:highlight w:val="lightGray"/>
-        </w:rPr>
-        <w:t xml:space="preserve"> Column: Motasem Essam] -&gt; </w:t>
+        <w:t xml:space="preserve">: Persons Table -&gt; ID Column: 1, Name_En Column: Motasem Essam] -&gt; </w:t>
       </w:r>
       <w:r>
         <w:rPr>
@@ -5310,17 +3982,12 @@
       </w:r>
     </w:p>
     <w:p>
-      <w:pPr>
-        <w:rPr>
-          <w:lang w:val="en-US"/>
-        </w:rPr>
-      </w:pPr>
       <w:r>
         <w:rPr>
           <w:noProof/>
         </w:rPr>
         <w:drawing>
-          <wp:inline distT="0" distB="0" distL="0" distR="0" wp14:anchorId="6300A962" wp14:editId="3F968799">
+          <wp:inline distT="0" distB="0" distL="0" distR="0" wp14:anchorId="7B4395C9" wp14:editId="6AD6440A">
             <wp:extent cx="5943600" cy="1551305"/>
             <wp:effectExtent l="0" t="0" r="0" b="0"/>
             <wp:docPr id="1801978372" name="Picture 22"/>
@@ -5402,9 +4069,6 @@
                 <w:rFonts w:ascii="Roboto Mono" w:hAnsi="Roboto Mono"/>
                 <w:b/>
                 <w:bCs/>
-                <w:sz w:val="24"/>
-                <w:szCs w:val="24"/>
-                <w:lang w:val="en-US"/>
               </w:rPr>
             </w:pPr>
             <w:r>
@@ -5412,9 +4076,6 @@
                 <w:rFonts w:ascii="Roboto Mono" w:hAnsi="Roboto Mono"/>
                 <w:b/>
                 <w:bCs/>
-                <w:sz w:val="24"/>
-                <w:szCs w:val="24"/>
-                <w:lang w:val="en-US"/>
               </w:rPr>
               <w:t>Operation</w:t>
             </w:r>
@@ -5432,9 +4093,6 @@
                 <w:rFonts w:ascii="Roboto Mono" w:hAnsi="Roboto Mono"/>
                 <w:b/>
                 <w:bCs/>
-                <w:sz w:val="24"/>
-                <w:szCs w:val="24"/>
-                <w:lang w:val="en-US"/>
               </w:rPr>
             </w:pPr>
             <w:r>
@@ -5442,9 +4100,6 @@
                 <w:rFonts w:ascii="Roboto Mono" w:hAnsi="Roboto Mono"/>
                 <w:b/>
                 <w:bCs/>
-                <w:sz w:val="24"/>
-                <w:szCs w:val="24"/>
-                <w:lang w:val="en-US"/>
               </w:rPr>
               <w:t>Purpose</w:t>
             </w:r>
@@ -5465,17 +4120,11 @@
             <w:pPr>
               <w:rPr>
                 <w:rFonts w:ascii="Roboto Mono" w:hAnsi="Roboto Mono"/>
-                <w:sz w:val="24"/>
-                <w:szCs w:val="24"/>
-                <w:lang w:val="en-US"/>
               </w:rPr>
             </w:pPr>
             <w:r>
               <w:rPr>
                 <w:rFonts w:ascii="Roboto Mono" w:hAnsi="Roboto Mono"/>
-                <w:sz w:val="24"/>
-                <w:szCs w:val="24"/>
-                <w:lang w:val="en-US"/>
               </w:rPr>
               <w:t>INSERT INTO</w:t>
             </w:r>
@@ -5491,17 +4140,11 @@
             <w:pPr>
               <w:rPr>
                 <w:rFonts w:ascii="Roboto Mono" w:hAnsi="Roboto Mono"/>
-                <w:sz w:val="24"/>
-                <w:szCs w:val="24"/>
-                <w:lang w:val="en-US"/>
               </w:rPr>
             </w:pPr>
             <w:r>
               <w:rPr>
                 <w:rFonts w:ascii="Roboto Mono" w:hAnsi="Roboto Mono"/>
-                <w:sz w:val="24"/>
-                <w:szCs w:val="24"/>
-                <w:lang w:val="en-US"/>
               </w:rPr>
               <w:t>Add new rows</w:t>
             </w:r>
@@ -5522,17 +4165,11 @@
             <w:pPr>
               <w:rPr>
                 <w:rFonts w:ascii="Roboto Mono" w:hAnsi="Roboto Mono"/>
-                <w:sz w:val="24"/>
-                <w:szCs w:val="24"/>
-                <w:lang w:val="en-US"/>
               </w:rPr>
             </w:pPr>
             <w:r>
               <w:rPr>
                 <w:rFonts w:ascii="Roboto Mono" w:hAnsi="Roboto Mono"/>
-                <w:sz w:val="24"/>
-                <w:szCs w:val="24"/>
-                <w:lang w:val="en-US"/>
               </w:rPr>
               <w:t>UPDATE</w:t>
             </w:r>
@@ -5548,17 +4185,11 @@
             <w:pPr>
               <w:rPr>
                 <w:rFonts w:ascii="Roboto Mono" w:hAnsi="Roboto Mono"/>
-                <w:sz w:val="24"/>
-                <w:szCs w:val="24"/>
-                <w:lang w:val="en-US"/>
               </w:rPr>
             </w:pPr>
             <w:r>
               <w:rPr>
                 <w:rFonts w:ascii="Roboto Mono" w:hAnsi="Roboto Mono"/>
-                <w:sz w:val="24"/>
-                <w:szCs w:val="24"/>
-                <w:lang w:val="en-US"/>
               </w:rPr>
               <w:t>Modify existing rows</w:t>
             </w:r>
@@ -5579,17 +4210,11 @@
             <w:pPr>
               <w:rPr>
                 <w:rFonts w:ascii="Roboto Mono" w:hAnsi="Roboto Mono"/>
-                <w:sz w:val="24"/>
-                <w:szCs w:val="24"/>
-                <w:lang w:val="en-US"/>
               </w:rPr>
             </w:pPr>
             <w:r>
               <w:rPr>
                 <w:rFonts w:ascii="Roboto Mono" w:hAnsi="Roboto Mono"/>
-                <w:sz w:val="24"/>
-                <w:szCs w:val="24"/>
-                <w:lang w:val="en-US"/>
               </w:rPr>
               <w:t>DELETE</w:t>
             </w:r>
@@ -5605,17 +4230,11 @@
             <w:pPr>
               <w:rPr>
                 <w:rFonts w:ascii="Roboto Mono" w:hAnsi="Roboto Mono"/>
-                <w:sz w:val="24"/>
-                <w:szCs w:val="24"/>
-                <w:lang w:val="en-US"/>
               </w:rPr>
             </w:pPr>
             <w:r>
               <w:rPr>
                 <w:rFonts w:ascii="Roboto Mono" w:hAnsi="Roboto Mono"/>
-                <w:sz w:val="24"/>
-                <w:szCs w:val="24"/>
-                <w:lang w:val="en-US"/>
               </w:rPr>
               <w:t>Remove rows</w:t>
             </w:r>
@@ -5636,17 +4255,11 @@
             <w:pPr>
               <w:rPr>
                 <w:rFonts w:ascii="Roboto Mono" w:hAnsi="Roboto Mono"/>
-                <w:sz w:val="24"/>
-                <w:szCs w:val="24"/>
-                <w:lang w:val="en-US"/>
               </w:rPr>
             </w:pPr>
             <w:r>
               <w:rPr>
                 <w:rFonts w:ascii="Roboto Mono" w:hAnsi="Roboto Mono"/>
-                <w:sz w:val="24"/>
-                <w:szCs w:val="24"/>
-                <w:lang w:val="en-US"/>
               </w:rPr>
               <w:t>SELECT</w:t>
             </w:r>
@@ -5662,17 +4275,11 @@
             <w:pPr>
               <w:rPr>
                 <w:rFonts w:ascii="Roboto Mono" w:hAnsi="Roboto Mono"/>
-                <w:sz w:val="24"/>
-                <w:szCs w:val="24"/>
-                <w:lang w:val="en-US"/>
               </w:rPr>
             </w:pPr>
             <w:r>
               <w:rPr>
                 <w:rFonts w:ascii="Roboto Mono" w:hAnsi="Roboto Mono"/>
-                <w:sz w:val="24"/>
-                <w:szCs w:val="24"/>
-                <w:lang w:val="en-US"/>
               </w:rPr>
               <w:t>Retrieve rows</w:t>
             </w:r>
@@ -5684,50 +4291,32 @@
       <w:pPr>
         <w:rPr>
           <w:rFonts w:ascii="Roboto Mono" w:hAnsi="Roboto Mono"/>
-          <w:sz w:val="24"/>
-          <w:szCs w:val="24"/>
-          <w:lang w:val="en-US"/>
-        </w:rPr>
-      </w:pPr>
-      <w:r>
-        <w:rPr>
-          <w:rFonts w:ascii="Roboto Mono" w:hAnsi="Roboto Mono"/>
-          <w:sz w:val="24"/>
-          <w:szCs w:val="24"/>
-          <w:lang w:val="en-US"/>
-        </w:rPr>
-        <w:pict w14:anchorId="64720E13">
-          <v:rect id="_x0000_i1045" style="width:0;height:1.5pt" o:hralign="center" o:hrstd="t" o:hr="t" fillcolor="#a0a0a0" stroked="f"/>
+        </w:rPr>
+      </w:pPr>
+      <w:r>
+        <w:rPr>
+          <w:rFonts w:ascii="Roboto Mono" w:hAnsi="Roboto Mono"/>
+        </w:rPr>
+        <w:pict w14:anchorId="2D8C5C0E">
+          <v:rect id="_x0000_i1044" style="width:0;height:1.5pt" o:hralign="center" o:hrstd="t" o:hr="t" fillcolor="#a0a0a0" stroked="f"/>
         </w:pict>
       </w:r>
     </w:p>
     <w:p>
       <w:pPr>
         <w:pStyle w:val="Heading2"/>
-        <w:rPr>
-          <w:lang w:val="en-US"/>
-        </w:rPr>
       </w:pPr>
       <w:r>
         <w:rPr>
           <w:rFonts w:ascii="Segoe UI Emoji" w:hAnsi="Segoe UI Emoji" w:cs="Segoe UI Emoji"/>
-          <w:lang w:val="en-US"/>
         </w:rPr>
         <w:t>🛠️</w:t>
       </w:r>
       <w:r>
-        <w:rPr>
-          <w:lang w:val="en-US"/>
-        </w:rPr>
         <w:t xml:space="preserve"> Complete Example</w:t>
       </w:r>
     </w:p>
     <w:p>
-      <w:pPr>
-        <w:rPr>
-          <w:lang w:val="en-US"/>
-        </w:rPr>
-      </w:pPr>
       <w:r>
         <w:rPr>
           <w:b/>
@@ -5743,25 +4332,7 @@
           <w:sz w:val="18"/>
           <w:highlight w:val="lightGray"/>
         </w:rPr>
-        <w:t xml:space="preserve">: Persons Table -&gt; ID Column: 1, </w:t>
-      </w:r>
-      <w:proofErr w:type="spellStart"/>
-      <w:r>
-        <w:rPr>
-          <w:color w:val="000000"/>
-          <w:sz w:val="18"/>
-          <w:highlight w:val="lightGray"/>
-        </w:rPr>
-        <w:t>Name_En</w:t>
-      </w:r>
-      <w:proofErr w:type="spellEnd"/>
-      <w:r>
-        <w:rPr>
-          <w:color w:val="000000"/>
-          <w:sz w:val="18"/>
-          <w:highlight w:val="lightGray"/>
-        </w:rPr>
-        <w:t xml:space="preserve"> Column: Motasem Essam] -&gt; </w:t>
+        <w:t xml:space="preserve">: Persons Table -&gt; ID Column: 1, Name_En Column: Motasem Essam] -&gt; </w:t>
       </w:r>
       <w:r>
         <w:rPr>
@@ -5804,9 +4375,6 @@
           <w:rFonts w:ascii="Roboto Mono" w:hAnsi="Roboto Mono"/>
           <w:b/>
           <w:bCs/>
-          <w:sz w:val="24"/>
-          <w:szCs w:val="24"/>
-          <w:lang w:val="en-US"/>
         </w:rPr>
       </w:pPr>
       <w:r>
@@ -5814,9 +4382,6 @@
           <w:rFonts w:ascii="Roboto Mono" w:hAnsi="Roboto Mono"/>
           <w:b/>
           <w:bCs/>
-          <w:sz w:val="24"/>
-          <w:szCs w:val="24"/>
-          <w:lang w:val="en-US"/>
         </w:rPr>
         <w:t>Create Table</w:t>
       </w:r>
@@ -5827,18 +4392,14 @@
           <w:rFonts w:ascii="Roboto Mono" w:hAnsi="Roboto Mono"/>
           <w:b/>
           <w:bCs/>
-          <w:sz w:val="24"/>
-          <w:szCs w:val="24"/>
-          <w:lang w:val="en-US"/>
         </w:rPr>
       </w:pPr>
       <w:r>
         <w:rPr>
           <w:noProof/>
         </w:rPr>
-        <w:lastRenderedPageBreak/>
         <w:drawing>
-          <wp:inline distT="0" distB="0" distL="0" distR="0" wp14:anchorId="64B6E99F" wp14:editId="505C657F">
+          <wp:inline distT="0" distB="0" distL="0" distR="0" wp14:anchorId="38FD35EF" wp14:editId="650AE6DE">
             <wp:extent cx="5943600" cy="1276350"/>
             <wp:effectExtent l="0" t="0" r="0" b="0"/>
             <wp:docPr id="405278678" name="Picture 23"/>
@@ -5891,17 +4452,11 @@
       <w:pPr>
         <w:rPr>
           <w:rFonts w:ascii="Roboto Mono" w:hAnsi="Roboto Mono"/>
-          <w:sz w:val="24"/>
-          <w:szCs w:val="24"/>
-          <w:lang w:val="en-US"/>
-        </w:rPr>
-      </w:pPr>
-      <w:r>
-        <w:rPr>
-          <w:rFonts w:ascii="Roboto Mono" w:hAnsi="Roboto Mono"/>
-          <w:sz w:val="24"/>
-          <w:szCs w:val="24"/>
-          <w:lang w:val="en-US"/>
+        </w:rPr>
+      </w:pPr>
+      <w:r>
+        <w:rPr>
+          <w:rFonts w:ascii="Roboto Mono" w:hAnsi="Roboto Mono"/>
         </w:rPr>
         <w:t>CREATE TABLE Employees (</w:t>
       </w:r>
@@ -5910,134 +4465,50 @@
       <w:pPr>
         <w:rPr>
           <w:rFonts w:ascii="Roboto Mono" w:hAnsi="Roboto Mono"/>
-          <w:sz w:val="24"/>
-          <w:szCs w:val="24"/>
-          <w:lang w:val="en-US"/>
-        </w:rPr>
-      </w:pPr>
-      <w:r>
-        <w:rPr>
-          <w:rFonts w:ascii="Roboto Mono" w:hAnsi="Roboto Mono"/>
-          <w:sz w:val="24"/>
-          <w:szCs w:val="24"/>
-          <w:lang w:val="en-US"/>
-        </w:rPr>
-        <w:t xml:space="preserve">    </w:t>
-      </w:r>
-      <w:proofErr w:type="spellStart"/>
-      <w:r>
-        <w:rPr>
-          <w:rFonts w:ascii="Roboto Mono" w:hAnsi="Roboto Mono"/>
-          <w:sz w:val="24"/>
-          <w:szCs w:val="24"/>
-          <w:lang w:val="en-US"/>
-        </w:rPr>
-        <w:t>EmployeeID</w:t>
-      </w:r>
-      <w:proofErr w:type="spellEnd"/>
-      <w:r>
-        <w:rPr>
-          <w:rFonts w:ascii="Roboto Mono" w:hAnsi="Roboto Mono"/>
-          <w:sz w:val="24"/>
-          <w:szCs w:val="24"/>
-          <w:lang w:val="en-US"/>
-        </w:rPr>
-        <w:t xml:space="preserve"> INT,</w:t>
-      </w:r>
-    </w:p>
-    <w:p>
-      <w:pPr>
-        <w:rPr>
-          <w:rFonts w:ascii="Roboto Mono" w:hAnsi="Roboto Mono"/>
-          <w:sz w:val="24"/>
-          <w:szCs w:val="24"/>
-          <w:lang w:val="en-US"/>
-        </w:rPr>
-      </w:pPr>
-      <w:r>
-        <w:rPr>
-          <w:rFonts w:ascii="Roboto Mono" w:hAnsi="Roboto Mono"/>
-          <w:sz w:val="24"/>
-          <w:szCs w:val="24"/>
-          <w:lang w:val="en-US"/>
-        </w:rPr>
-        <w:t xml:space="preserve">    Name </w:t>
-      </w:r>
-      <w:proofErr w:type="gramStart"/>
-      <w:r>
-        <w:rPr>
-          <w:rFonts w:ascii="Roboto Mono" w:hAnsi="Roboto Mono"/>
-          <w:sz w:val="24"/>
-          <w:szCs w:val="24"/>
-          <w:lang w:val="en-US"/>
-        </w:rPr>
-        <w:t>VARCHAR(</w:t>
-      </w:r>
-      <w:proofErr w:type="gramEnd"/>
-      <w:r>
-        <w:rPr>
-          <w:rFonts w:ascii="Roboto Mono" w:hAnsi="Roboto Mono"/>
-          <w:sz w:val="24"/>
-          <w:szCs w:val="24"/>
-          <w:lang w:val="en-US"/>
-        </w:rPr>
-        <w:t>100),</w:t>
-      </w:r>
-    </w:p>
-    <w:p>
-      <w:pPr>
-        <w:rPr>
-          <w:rFonts w:ascii="Roboto Mono" w:hAnsi="Roboto Mono"/>
-          <w:sz w:val="24"/>
-          <w:szCs w:val="24"/>
-          <w:lang w:val="en-US"/>
-        </w:rPr>
-      </w:pPr>
-      <w:r>
-        <w:rPr>
-          <w:rFonts w:ascii="Roboto Mono" w:hAnsi="Roboto Mono"/>
-          <w:sz w:val="24"/>
-          <w:szCs w:val="24"/>
-          <w:lang w:val="en-US"/>
-        </w:rPr>
-        <w:t xml:space="preserve">    Department </w:t>
-      </w:r>
-      <w:proofErr w:type="gramStart"/>
-      <w:r>
-        <w:rPr>
-          <w:rFonts w:ascii="Roboto Mono" w:hAnsi="Roboto Mono"/>
-          <w:sz w:val="24"/>
-          <w:szCs w:val="24"/>
-          <w:lang w:val="en-US"/>
-        </w:rPr>
-        <w:t>VARCHAR(</w:t>
-      </w:r>
-      <w:proofErr w:type="gramEnd"/>
-      <w:r>
-        <w:rPr>
-          <w:rFonts w:ascii="Roboto Mono" w:hAnsi="Roboto Mono"/>
-          <w:sz w:val="24"/>
-          <w:szCs w:val="24"/>
-          <w:lang w:val="en-US"/>
-        </w:rPr>
-        <w:t>50)</w:t>
-      </w:r>
-    </w:p>
-    <w:p>
-      <w:pPr>
-        <w:rPr>
-          <w:rFonts w:ascii="Roboto Mono" w:hAnsi="Roboto Mono"/>
-          <w:sz w:val="24"/>
-          <w:szCs w:val="24"/>
-          <w:lang w:val="en-US"/>
-        </w:rPr>
-      </w:pPr>
-      <w:r>
-        <w:rPr>
-          <w:rFonts w:ascii="Roboto Mono" w:hAnsi="Roboto Mono"/>
-          <w:sz w:val="24"/>
-          <w:szCs w:val="24"/>
-          <w:lang w:val="en-US"/>
+        </w:rPr>
+      </w:pPr>
+      <w:r>
+        <w:rPr>
+          <w:rFonts w:ascii="Roboto Mono" w:hAnsi="Roboto Mono"/>
+        </w:rPr>
+        <w:t xml:space="preserve">    EmployeeID INT,</w:t>
+      </w:r>
+    </w:p>
+    <w:p>
+      <w:pPr>
+        <w:rPr>
+          <w:rFonts w:ascii="Roboto Mono" w:hAnsi="Roboto Mono"/>
+        </w:rPr>
+      </w:pPr>
+      <w:r>
+        <w:rPr>
+          <w:rFonts w:ascii="Roboto Mono" w:hAnsi="Roboto Mono"/>
+        </w:rPr>
+        <w:t xml:space="preserve">    Name VARCHAR(100),</w:t>
+      </w:r>
+    </w:p>
+    <w:p>
+      <w:pPr>
+        <w:rPr>
+          <w:rFonts w:ascii="Roboto Mono" w:hAnsi="Roboto Mono"/>
+        </w:rPr>
+      </w:pPr>
+      <w:r>
+        <w:rPr>
+          <w:rFonts w:ascii="Roboto Mono" w:hAnsi="Roboto Mono"/>
+        </w:rPr>
+        <w:t xml:space="preserve">    Department VARCHAR(50)</w:t>
+      </w:r>
+    </w:p>
+    <w:p>
+      <w:pPr>
+        <w:rPr>
+          <w:rFonts w:ascii="Roboto Mono" w:hAnsi="Roboto Mono"/>
+        </w:rPr>
+      </w:pPr>
+      <w:r>
+        <w:rPr>
+          <w:rFonts w:ascii="Roboto Mono" w:hAnsi="Roboto Mono"/>
         </w:rPr>
         <w:t>);</w:t>
       </w:r>
@@ -6046,20 +4517,14 @@
       <w:pPr>
         <w:rPr>
           <w:rFonts w:ascii="Roboto Mono" w:hAnsi="Roboto Mono"/>
-          <w:sz w:val="24"/>
-          <w:szCs w:val="24"/>
-          <w:lang w:val="en-US"/>
-        </w:rPr>
-      </w:pPr>
-      <w:r>
-        <w:rPr>
-          <w:rFonts w:ascii="Roboto Mono" w:hAnsi="Roboto Mono"/>
-          <w:sz w:val="24"/>
-          <w:szCs w:val="24"/>
-          <w:lang w:val="en-US"/>
-        </w:rPr>
-        <w:pict w14:anchorId="0692D4E2">
-          <v:rect id="_x0000_i1046" style="width:0;height:1.5pt" o:hralign="center" o:hrstd="t" o:hr="t" fillcolor="#a0a0a0" stroked="f"/>
+        </w:rPr>
+      </w:pPr>
+      <w:r>
+        <w:rPr>
+          <w:rFonts w:ascii="Roboto Mono" w:hAnsi="Roboto Mono"/>
+        </w:rPr>
+        <w:pict w14:anchorId="7CB45242">
+          <v:rect id="_x0000_i1045" style="width:0;height:1.5pt" o:hralign="center" o:hrstd="t" o:hr="t" fillcolor="#a0a0a0" stroked="f"/>
         </w:pict>
       </w:r>
     </w:p>
@@ -6069,9 +4534,6 @@
           <w:rFonts w:ascii="Roboto Mono" w:hAnsi="Roboto Mono"/>
           <w:b/>
           <w:bCs/>
-          <w:sz w:val="24"/>
-          <w:szCs w:val="24"/>
-          <w:lang w:val="en-US"/>
         </w:rPr>
       </w:pPr>
       <w:r>
@@ -6079,9 +4541,6 @@
           <w:rFonts w:ascii="Roboto Mono" w:hAnsi="Roboto Mono"/>
           <w:b/>
           <w:bCs/>
-          <w:sz w:val="24"/>
-          <w:szCs w:val="24"/>
-          <w:lang w:val="en-US"/>
         </w:rPr>
         <w:t>Insert Data</w:t>
       </w:r>
@@ -6092,9 +4551,6 @@
           <w:rFonts w:ascii="Roboto Mono" w:hAnsi="Roboto Mono"/>
           <w:b/>
           <w:bCs/>
-          <w:sz w:val="24"/>
-          <w:szCs w:val="24"/>
-          <w:lang w:val="en-US"/>
         </w:rPr>
       </w:pPr>
       <w:r>
@@ -6102,7 +4558,7 @@
           <w:noProof/>
         </w:rPr>
         <w:drawing>
-          <wp:inline distT="0" distB="0" distL="0" distR="0" wp14:anchorId="594E5307" wp14:editId="0CAC9E3D">
+          <wp:inline distT="0" distB="0" distL="0" distR="0" wp14:anchorId="6E47B2B4" wp14:editId="4F9F9E59">
             <wp:extent cx="5943600" cy="1089025"/>
             <wp:effectExtent l="0" t="0" r="0" b="0"/>
             <wp:docPr id="2110042709" name="Picture 24"/>
@@ -6155,17 +4611,11 @@
       <w:pPr>
         <w:rPr>
           <w:rFonts w:ascii="Roboto Mono" w:hAnsi="Roboto Mono"/>
-          <w:sz w:val="24"/>
-          <w:szCs w:val="24"/>
-          <w:lang w:val="en-US"/>
-        </w:rPr>
-      </w:pPr>
-      <w:r>
-        <w:rPr>
-          <w:rFonts w:ascii="Roboto Mono" w:hAnsi="Roboto Mono"/>
-          <w:sz w:val="24"/>
-          <w:szCs w:val="24"/>
-          <w:lang w:val="en-US"/>
+        </w:rPr>
+      </w:pPr>
+      <w:r>
+        <w:rPr>
+          <w:rFonts w:ascii="Roboto Mono" w:hAnsi="Roboto Mono"/>
         </w:rPr>
         <w:t>INSERT INTO Employees</w:t>
       </w:r>
@@ -6174,56 +4624,24 @@
       <w:pPr>
         <w:rPr>
           <w:rFonts w:ascii="Roboto Mono" w:hAnsi="Roboto Mono"/>
-          <w:sz w:val="24"/>
-          <w:szCs w:val="24"/>
-          <w:lang w:val="en-US"/>
-        </w:rPr>
-      </w:pPr>
-      <w:r>
-        <w:rPr>
-          <w:rFonts w:ascii="Roboto Mono" w:hAnsi="Roboto Mono"/>
-          <w:sz w:val="24"/>
-          <w:szCs w:val="24"/>
-          <w:lang w:val="en-US"/>
-        </w:rPr>
-        <w:t>(</w:t>
-      </w:r>
-      <w:proofErr w:type="spellStart"/>
-      <w:r>
-        <w:rPr>
-          <w:rFonts w:ascii="Roboto Mono" w:hAnsi="Roboto Mono"/>
-          <w:sz w:val="24"/>
-          <w:szCs w:val="24"/>
-          <w:lang w:val="en-US"/>
-        </w:rPr>
-        <w:t>EmployeeID</w:t>
-      </w:r>
-      <w:proofErr w:type="spellEnd"/>
-      <w:r>
-        <w:rPr>
-          <w:rFonts w:ascii="Roboto Mono" w:hAnsi="Roboto Mono"/>
-          <w:sz w:val="24"/>
-          <w:szCs w:val="24"/>
-          <w:lang w:val="en-US"/>
-        </w:rPr>
-        <w:t>, Name, Department)</w:t>
-      </w:r>
-    </w:p>
-    <w:p>
-      <w:pPr>
-        <w:rPr>
-          <w:rFonts w:ascii="Roboto Mono" w:hAnsi="Roboto Mono"/>
-          <w:sz w:val="24"/>
-          <w:szCs w:val="24"/>
-          <w:lang w:val="en-US"/>
-        </w:rPr>
-      </w:pPr>
-      <w:r>
-        <w:rPr>
-          <w:rFonts w:ascii="Roboto Mono" w:hAnsi="Roboto Mono"/>
-          <w:sz w:val="24"/>
-          <w:szCs w:val="24"/>
-          <w:lang w:val="en-US"/>
+        </w:rPr>
+      </w:pPr>
+      <w:r>
+        <w:rPr>
+          <w:rFonts w:ascii="Roboto Mono" w:hAnsi="Roboto Mono"/>
+        </w:rPr>
+        <w:t>(EmployeeID, Name, Department)</w:t>
+      </w:r>
+    </w:p>
+    <w:p>
+      <w:pPr>
+        <w:rPr>
+          <w:rFonts w:ascii="Roboto Mono" w:hAnsi="Roboto Mono"/>
+        </w:rPr>
+      </w:pPr>
+      <w:r>
+        <w:rPr>
+          <w:rFonts w:ascii="Roboto Mono" w:hAnsi="Roboto Mono"/>
         </w:rPr>
         <w:t>VALUES</w:t>
       </w:r>
@@ -6232,17 +4650,11 @@
       <w:pPr>
         <w:rPr>
           <w:rFonts w:ascii="Roboto Mono" w:hAnsi="Roboto Mono"/>
-          <w:sz w:val="24"/>
-          <w:szCs w:val="24"/>
-          <w:lang w:val="en-US"/>
-        </w:rPr>
-      </w:pPr>
-      <w:r>
-        <w:rPr>
-          <w:rFonts w:ascii="Roboto Mono" w:hAnsi="Roboto Mono"/>
-          <w:sz w:val="24"/>
-          <w:szCs w:val="24"/>
-          <w:lang w:val="en-US"/>
+        </w:rPr>
+      </w:pPr>
+      <w:r>
+        <w:rPr>
+          <w:rFonts w:ascii="Roboto Mono" w:hAnsi="Roboto Mono"/>
         </w:rPr>
         <w:t>(1, 'Ali', 'IT');</w:t>
       </w:r>
@@ -6251,20 +4663,14 @@
       <w:pPr>
         <w:rPr>
           <w:rFonts w:ascii="Roboto Mono" w:hAnsi="Roboto Mono"/>
-          <w:sz w:val="24"/>
-          <w:szCs w:val="24"/>
-          <w:lang w:val="en-US"/>
-        </w:rPr>
-      </w:pPr>
-      <w:r>
-        <w:rPr>
-          <w:rFonts w:ascii="Roboto Mono" w:hAnsi="Roboto Mono"/>
-          <w:sz w:val="24"/>
-          <w:szCs w:val="24"/>
-          <w:lang w:val="en-US"/>
-        </w:rPr>
-        <w:pict w14:anchorId="49FD9DBF">
-          <v:rect id="_x0000_i1047" style="width:0;height:1.5pt" o:hralign="center" o:hrstd="t" o:hr="t" fillcolor="#a0a0a0" stroked="f"/>
+        </w:rPr>
+      </w:pPr>
+      <w:r>
+        <w:rPr>
+          <w:rFonts w:ascii="Roboto Mono" w:hAnsi="Roboto Mono"/>
+        </w:rPr>
+        <w:pict w14:anchorId="2CC4B1A1">
+          <v:rect id="_x0000_i1046" style="width:0;height:1.5pt" o:hralign="center" o:hrstd="t" o:hr="t" fillcolor="#a0a0a0" stroked="f"/>
         </w:pict>
       </w:r>
     </w:p>
@@ -6274,9 +4680,6 @@
           <w:rFonts w:ascii="Roboto Mono" w:hAnsi="Roboto Mono"/>
           <w:b/>
           <w:bCs/>
-          <w:sz w:val="24"/>
-          <w:szCs w:val="24"/>
-          <w:lang w:val="en-US"/>
         </w:rPr>
       </w:pPr>
       <w:r>
@@ -6284,9 +4687,6 @@
           <w:rFonts w:ascii="Roboto Mono" w:hAnsi="Roboto Mono"/>
           <w:b/>
           <w:bCs/>
-          <w:sz w:val="24"/>
-          <w:szCs w:val="24"/>
-          <w:lang w:val="en-US"/>
         </w:rPr>
         <w:t>Result</w:t>
       </w:r>
@@ -6297,9 +4697,6 @@
           <w:rFonts w:ascii="Roboto Mono" w:hAnsi="Roboto Mono"/>
           <w:b/>
           <w:bCs/>
-          <w:sz w:val="24"/>
-          <w:szCs w:val="24"/>
-          <w:lang w:val="en-US"/>
         </w:rPr>
       </w:pPr>
       <w:r>
@@ -6307,7 +4704,7 @@
           <w:noProof/>
         </w:rPr>
         <w:drawing>
-          <wp:inline distT="0" distB="0" distL="0" distR="0" wp14:anchorId="4334C520" wp14:editId="61D906B7">
+          <wp:inline distT="0" distB="0" distL="0" distR="0" wp14:anchorId="398A9905" wp14:editId="151D22BF">
             <wp:extent cx="5943600" cy="509270"/>
             <wp:effectExtent l="0" t="0" r="0" b="5080"/>
             <wp:docPr id="2043297141" name="Picture 25"/>
@@ -6390,24 +4787,16 @@
                 <w:rFonts w:ascii="Roboto Mono" w:hAnsi="Roboto Mono"/>
                 <w:b/>
                 <w:bCs/>
-                <w:sz w:val="24"/>
-                <w:szCs w:val="24"/>
-                <w:lang w:val="en-US"/>
               </w:rPr>
             </w:pPr>
-            <w:proofErr w:type="spellStart"/>
             <w:r>
               <w:rPr>
                 <w:rFonts w:ascii="Roboto Mono" w:hAnsi="Roboto Mono"/>
                 <w:b/>
                 <w:bCs/>
-                <w:sz w:val="24"/>
-                <w:szCs w:val="24"/>
-                <w:lang w:val="en-US"/>
               </w:rPr>
               <w:t>EmployeeID</w:t>
             </w:r>
-            <w:proofErr w:type="spellEnd"/>
           </w:p>
         </w:tc>
         <w:tc>
@@ -6422,9 +4811,6 @@
                 <w:rFonts w:ascii="Roboto Mono" w:hAnsi="Roboto Mono"/>
                 <w:b/>
                 <w:bCs/>
-                <w:sz w:val="24"/>
-                <w:szCs w:val="24"/>
-                <w:lang w:val="en-US"/>
               </w:rPr>
             </w:pPr>
             <w:r>
@@ -6432,9 +4818,6 @@
                 <w:rFonts w:ascii="Roboto Mono" w:hAnsi="Roboto Mono"/>
                 <w:b/>
                 <w:bCs/>
-                <w:sz w:val="24"/>
-                <w:szCs w:val="24"/>
-                <w:lang w:val="en-US"/>
               </w:rPr>
               <w:t>Name</w:t>
             </w:r>
@@ -6452,9 +4835,6 @@
                 <w:rFonts w:ascii="Roboto Mono" w:hAnsi="Roboto Mono"/>
                 <w:b/>
                 <w:bCs/>
-                <w:sz w:val="24"/>
-                <w:szCs w:val="24"/>
-                <w:lang w:val="en-US"/>
               </w:rPr>
             </w:pPr>
             <w:r>
@@ -6462,9 +4842,6 @@
                 <w:rFonts w:ascii="Roboto Mono" w:hAnsi="Roboto Mono"/>
                 <w:b/>
                 <w:bCs/>
-                <w:sz w:val="24"/>
-                <w:szCs w:val="24"/>
-                <w:lang w:val="en-US"/>
               </w:rPr>
               <w:t>Department</w:t>
             </w:r>
@@ -6485,17 +4862,11 @@
             <w:pPr>
               <w:rPr>
                 <w:rFonts w:ascii="Roboto Mono" w:hAnsi="Roboto Mono"/>
-                <w:sz w:val="24"/>
-                <w:szCs w:val="24"/>
-                <w:lang w:val="en-US"/>
               </w:rPr>
             </w:pPr>
             <w:r>
               <w:rPr>
                 <w:rFonts w:ascii="Roboto Mono" w:hAnsi="Roboto Mono"/>
-                <w:sz w:val="24"/>
-                <w:szCs w:val="24"/>
-                <w:lang w:val="en-US"/>
               </w:rPr>
               <w:t>1</w:t>
             </w:r>
@@ -6511,17 +4882,11 @@
             <w:pPr>
               <w:rPr>
                 <w:rFonts w:ascii="Roboto Mono" w:hAnsi="Roboto Mono"/>
-                <w:sz w:val="24"/>
-                <w:szCs w:val="24"/>
-                <w:lang w:val="en-US"/>
               </w:rPr>
             </w:pPr>
             <w:r>
               <w:rPr>
                 <w:rFonts w:ascii="Roboto Mono" w:hAnsi="Roboto Mono"/>
-                <w:sz w:val="24"/>
-                <w:szCs w:val="24"/>
-                <w:lang w:val="en-US"/>
               </w:rPr>
               <w:t>Ali</w:t>
             </w:r>
@@ -6537,17 +4902,11 @@
             <w:pPr>
               <w:rPr>
                 <w:rFonts w:ascii="Roboto Mono" w:hAnsi="Roboto Mono"/>
-                <w:sz w:val="24"/>
-                <w:szCs w:val="24"/>
-                <w:lang w:val="en-US"/>
               </w:rPr>
             </w:pPr>
             <w:r>
               <w:rPr>
                 <w:rFonts w:ascii="Roboto Mono" w:hAnsi="Roboto Mono"/>
-                <w:sz w:val="24"/>
-                <w:szCs w:val="24"/>
-                <w:lang w:val="en-US"/>
               </w:rPr>
               <w:t>IT</w:t>
             </w:r>
@@ -6559,20 +4918,14 @@
       <w:pPr>
         <w:rPr>
           <w:rFonts w:ascii="Roboto Mono" w:hAnsi="Roboto Mono"/>
-          <w:sz w:val="24"/>
-          <w:szCs w:val="24"/>
-          <w:lang w:val="en-US"/>
-        </w:rPr>
-      </w:pPr>
-      <w:r>
-        <w:rPr>
-          <w:rFonts w:ascii="Roboto Mono" w:hAnsi="Roboto Mono"/>
-          <w:sz w:val="24"/>
-          <w:szCs w:val="24"/>
-          <w:lang w:val="en-US"/>
-        </w:rPr>
-        <w:pict w14:anchorId="21997258">
-          <v:rect id="_x0000_i1048" style="width:0;height:1.5pt" o:hralign="center" o:hrstd="t" o:hr="t" fillcolor="#a0a0a0" stroked="f"/>
+        </w:rPr>
+      </w:pPr>
+      <w:r>
+        <w:rPr>
+          <w:rFonts w:ascii="Roboto Mono" w:hAnsi="Roboto Mono"/>
+        </w:rPr>
+        <w:pict w14:anchorId="10DF2683">
+          <v:rect id="_x0000_i1047" style="width:0;height:1.5pt" o:hralign="center" o:hrstd="t" o:hr="t" fillcolor="#a0a0a0" stroked="f"/>
         </w:pict>
       </w:r>
     </w:p>
@@ -6606,7 +4959,6 @@
         </w:rPr>
         <w:t xml:space="preserve"># Source: </w:t>
       </w:r>
-      <w:proofErr w:type="spellStart"/>
       <w:r>
         <w:rPr>
           <w:b/>
@@ -6616,7 +4968,6 @@
         </w:rPr>
         <w:t>ScreenShot</w:t>
       </w:r>
-      <w:proofErr w:type="spellEnd"/>
       <w:r>
         <w:rPr>
           <w:sz w:val="18"/>
@@ -6652,23 +5003,7 @@
           <w:sz w:val="18"/>
           <w:highlight w:val="lightGray"/>
         </w:rPr>
-        <w:t xml:space="preserve"> [Persons Table -&gt; ID Column: 1, </w:t>
-      </w:r>
-      <w:proofErr w:type="spellStart"/>
-      <w:r>
-        <w:rPr>
-          <w:sz w:val="18"/>
-          <w:highlight w:val="lightGray"/>
-        </w:rPr>
-        <w:t>Name_En</w:t>
-      </w:r>
-      <w:proofErr w:type="spellEnd"/>
-      <w:r>
-        <w:rPr>
-          <w:sz w:val="18"/>
-          <w:highlight w:val="lightGray"/>
-        </w:rPr>
-        <w:t xml:space="preserve"> Column: Motasem Essam] -&gt; </w:t>
+        <w:t xml:space="preserve"> [Persons Table -&gt; ID Column: 1, Name_En Column: Motasem Essam] -&gt; </w:t>
       </w:r>
       <w:r>
         <w:rPr>
@@ -6683,23 +5018,7 @@
           <w:sz w:val="18"/>
           <w:highlight w:val="lightGray"/>
         </w:rPr>
-        <w:t xml:space="preserve"> [Automation Table -&gt; ID Column: 16, </w:t>
-      </w:r>
-      <w:proofErr w:type="spellStart"/>
-      <w:r>
-        <w:rPr>
-          <w:sz w:val="18"/>
-          <w:highlight w:val="lightGray"/>
-        </w:rPr>
-        <w:t>Name_En</w:t>
-      </w:r>
-      <w:proofErr w:type="spellEnd"/>
-      <w:r>
-        <w:rPr>
-          <w:sz w:val="18"/>
-          <w:highlight w:val="lightGray"/>
-        </w:rPr>
-        <w:t xml:space="preserve"> Column: Screen Capture] -&gt; </w:t>
+        <w:t xml:space="preserve"> [Automation Table -&gt; ID Column: 16, Name_En Column: Screen Capture] -&gt; </w:t>
       </w:r>
       <w:r>
         <w:rPr>
@@ -6716,25 +5035,7 @@
           <w:sz w:val="18"/>
           <w:highlight w:val="lightGray"/>
         </w:rPr>
-        <w:t xml:space="preserve">[Operating System: Wampserver64 -&gt; </w:t>
-      </w:r>
-      <w:proofErr w:type="spellStart"/>
-      <w:r>
-        <w:rPr>
-          <w:color w:val="000000"/>
-          <w:sz w:val="18"/>
-          <w:highlight w:val="lightGray"/>
-        </w:rPr>
-        <w:t>phpmyadmin</w:t>
-      </w:r>
-      <w:proofErr w:type="spellEnd"/>
-      <w:r>
-        <w:rPr>
-          <w:color w:val="000000"/>
-          <w:sz w:val="18"/>
-          <w:highlight w:val="lightGray"/>
-        </w:rPr>
-        <w:t>]</w:t>
+        <w:t>[Operating System: Wampserver64 -&gt; phpmyadmin]</w:t>
       </w:r>
       <w:r>
         <w:rPr>
@@ -6769,9 +5070,8 @@
         <w:rPr>
           <w:noProof/>
         </w:rPr>
-        <w:lastRenderedPageBreak/>
         <w:drawing>
-          <wp:inline distT="0" distB="0" distL="0" distR="0" wp14:anchorId="61FB8EE7" wp14:editId="0AA61674">
+          <wp:inline distT="0" distB="0" distL="0" distR="0" wp14:anchorId="19CAA945" wp14:editId="0ECC722B">
             <wp:extent cx="5943600" cy="1957705"/>
             <wp:effectExtent l="0" t="0" r="0" b="4445"/>
             <wp:docPr id="759700843" name="Picture 37"/>
@@ -6824,15 +5124,11 @@
       <w:pPr>
         <w:rPr>
           <w:rFonts w:ascii="Roboto Mono" w:hAnsi="Roboto Mono"/>
-          <w:sz w:val="24"/>
-          <w:szCs w:val="24"/>
-        </w:rPr>
-      </w:pPr>
-      <w:r>
-        <w:rPr>
-          <w:rFonts w:ascii="Roboto Mono" w:hAnsi="Roboto Mono"/>
-          <w:sz w:val="24"/>
-          <w:szCs w:val="24"/>
+        </w:rPr>
+      </w:pPr>
+      <w:r>
+        <w:rPr>
+          <w:rFonts w:ascii="Roboto Mono" w:hAnsi="Roboto Mono"/>
         </w:rPr>
         <w:t>CREATE TABLE Employees (</w:t>
       </w:r>
@@ -6841,120 +5137,50 @@
       <w:pPr>
         <w:rPr>
           <w:rFonts w:ascii="Roboto Mono" w:hAnsi="Roboto Mono"/>
-          <w:sz w:val="24"/>
-          <w:szCs w:val="24"/>
-        </w:rPr>
-      </w:pPr>
-      <w:r>
-        <w:rPr>
-          <w:rFonts w:ascii="Roboto Mono" w:hAnsi="Roboto Mono"/>
-          <w:sz w:val="24"/>
-          <w:szCs w:val="24"/>
-        </w:rPr>
-        <w:t xml:space="preserve">    </w:t>
-      </w:r>
-      <w:proofErr w:type="spellStart"/>
-      <w:r>
-        <w:rPr>
-          <w:rFonts w:ascii="Roboto Mono" w:hAnsi="Roboto Mono"/>
-          <w:sz w:val="24"/>
-          <w:szCs w:val="24"/>
-        </w:rPr>
-        <w:t>EmployeeID</w:t>
-      </w:r>
-      <w:proofErr w:type="spellEnd"/>
-      <w:r>
-        <w:rPr>
-          <w:rFonts w:ascii="Roboto Mono" w:hAnsi="Roboto Mono"/>
-          <w:sz w:val="24"/>
-          <w:szCs w:val="24"/>
-        </w:rPr>
-        <w:t xml:space="preserve"> INT,</w:t>
-      </w:r>
-    </w:p>
-    <w:p>
-      <w:pPr>
-        <w:rPr>
-          <w:rFonts w:ascii="Roboto Mono" w:hAnsi="Roboto Mono"/>
-          <w:sz w:val="24"/>
-          <w:szCs w:val="24"/>
-        </w:rPr>
-      </w:pPr>
-      <w:r>
-        <w:rPr>
-          <w:rFonts w:ascii="Roboto Mono" w:hAnsi="Roboto Mono"/>
-          <w:sz w:val="24"/>
-          <w:szCs w:val="24"/>
-        </w:rPr>
-        <w:t xml:space="preserve">    Name </w:t>
-      </w:r>
-      <w:proofErr w:type="gramStart"/>
-      <w:r>
-        <w:rPr>
-          <w:rFonts w:ascii="Roboto Mono" w:hAnsi="Roboto Mono"/>
-          <w:sz w:val="24"/>
-          <w:szCs w:val="24"/>
-        </w:rPr>
-        <w:t>VARCHAR(</w:t>
-      </w:r>
-      <w:proofErr w:type="gramEnd"/>
-      <w:r>
-        <w:rPr>
-          <w:rFonts w:ascii="Roboto Mono" w:hAnsi="Roboto Mono"/>
-          <w:sz w:val="24"/>
-          <w:szCs w:val="24"/>
-        </w:rPr>
-        <w:t>100),</w:t>
-      </w:r>
-    </w:p>
-    <w:p>
-      <w:pPr>
-        <w:rPr>
-          <w:rFonts w:ascii="Roboto Mono" w:hAnsi="Roboto Mono"/>
-          <w:sz w:val="24"/>
-          <w:szCs w:val="24"/>
-        </w:rPr>
-      </w:pPr>
-      <w:r>
-        <w:rPr>
-          <w:rFonts w:ascii="Roboto Mono" w:hAnsi="Roboto Mono"/>
-          <w:sz w:val="24"/>
-          <w:szCs w:val="24"/>
-        </w:rPr>
-        <w:t xml:space="preserve">    Department </w:t>
-      </w:r>
-      <w:proofErr w:type="gramStart"/>
-      <w:r>
-        <w:rPr>
-          <w:rFonts w:ascii="Roboto Mono" w:hAnsi="Roboto Mono"/>
-          <w:sz w:val="24"/>
-          <w:szCs w:val="24"/>
-        </w:rPr>
-        <w:t>VARCHAR(</w:t>
-      </w:r>
-      <w:proofErr w:type="gramEnd"/>
-      <w:r>
-        <w:rPr>
-          <w:rFonts w:ascii="Roboto Mono" w:hAnsi="Roboto Mono"/>
-          <w:sz w:val="24"/>
-          <w:szCs w:val="24"/>
-        </w:rPr>
-        <w:t>50)</w:t>
-      </w:r>
-    </w:p>
-    <w:p>
-      <w:pPr>
-        <w:rPr>
-          <w:rFonts w:ascii="Roboto Mono" w:hAnsi="Roboto Mono"/>
-          <w:sz w:val="24"/>
-          <w:szCs w:val="24"/>
-        </w:rPr>
-      </w:pPr>
-      <w:r>
-        <w:rPr>
-          <w:rFonts w:ascii="Roboto Mono" w:hAnsi="Roboto Mono"/>
-          <w:sz w:val="24"/>
-          <w:szCs w:val="24"/>
+        </w:rPr>
+      </w:pPr>
+      <w:r>
+        <w:rPr>
+          <w:rFonts w:ascii="Roboto Mono" w:hAnsi="Roboto Mono"/>
+        </w:rPr>
+        <w:t xml:space="preserve">    EmployeeID INT,</w:t>
+      </w:r>
+    </w:p>
+    <w:p>
+      <w:pPr>
+        <w:rPr>
+          <w:rFonts w:ascii="Roboto Mono" w:hAnsi="Roboto Mono"/>
+        </w:rPr>
+      </w:pPr>
+      <w:r>
+        <w:rPr>
+          <w:rFonts w:ascii="Roboto Mono" w:hAnsi="Roboto Mono"/>
+        </w:rPr>
+        <w:t xml:space="preserve">    Name VARCHAR(100),</w:t>
+      </w:r>
+    </w:p>
+    <w:p>
+      <w:pPr>
+        <w:rPr>
+          <w:rFonts w:ascii="Roboto Mono" w:hAnsi="Roboto Mono"/>
+        </w:rPr>
+      </w:pPr>
+      <w:r>
+        <w:rPr>
+          <w:rFonts w:ascii="Roboto Mono" w:hAnsi="Roboto Mono"/>
+        </w:rPr>
+        <w:t xml:space="preserve">    Department VARCHAR(50)</w:t>
+      </w:r>
+    </w:p>
+    <w:p>
+      <w:pPr>
+        <w:rPr>
+          <w:rFonts w:ascii="Roboto Mono" w:hAnsi="Roboto Mono"/>
+        </w:rPr>
+      </w:pPr>
+      <w:r>
+        <w:rPr>
+          <w:rFonts w:ascii="Roboto Mono" w:hAnsi="Roboto Mono"/>
         </w:rPr>
         <w:t>);</w:t>
       </w:r>
@@ -6963,8 +5189,6 @@
       <w:pPr>
         <w:rPr>
           <w:rFonts w:ascii="Roboto Mono" w:hAnsi="Roboto Mono"/>
-          <w:sz w:val="24"/>
-          <w:szCs w:val="24"/>
         </w:rPr>
       </w:pPr>
       <w:r>
@@ -6972,7 +5196,7 @@
           <w:noProof/>
         </w:rPr>
         <w:drawing>
-          <wp:inline distT="0" distB="0" distL="0" distR="0" wp14:anchorId="20B80E26" wp14:editId="50038F83">
+          <wp:inline distT="0" distB="0" distL="0" distR="0" wp14:anchorId="544494A4" wp14:editId="66073A2F">
             <wp:extent cx="5943600" cy="1806575"/>
             <wp:effectExtent l="0" t="0" r="0" b="3175"/>
             <wp:docPr id="582180197" name="Picture 38"/>
@@ -7025,8 +5249,6 @@
       <w:pPr>
         <w:rPr>
           <w:rFonts w:ascii="Roboto Mono" w:hAnsi="Roboto Mono"/>
-          <w:sz w:val="24"/>
-          <w:szCs w:val="24"/>
         </w:rPr>
       </w:pPr>
       <w:r>
@@ -7034,7 +5256,7 @@
           <w:noProof/>
         </w:rPr>
         <w:drawing>
-          <wp:inline distT="0" distB="0" distL="0" distR="0" wp14:anchorId="33A567E9" wp14:editId="6B902EE2">
+          <wp:inline distT="0" distB="0" distL="0" distR="0" wp14:anchorId="3E4FF86A" wp14:editId="1CF9BE18">
             <wp:extent cx="5943600" cy="2518410"/>
             <wp:effectExtent l="0" t="0" r="0" b="0"/>
             <wp:docPr id="1154738611" name="Picture 39"/>
@@ -7083,20 +5305,12 @@
         </w:drawing>
       </w:r>
     </w:p>
-    <w:p>
-      <w:pPr>
-        <w:rPr>
-          <w:sz w:val="24"/>
-          <w:szCs w:val="24"/>
-        </w:rPr>
-      </w:pPr>
-    </w:p>
+    <w:p/>
     <w:p>
       <w:pPr>
         <w:pStyle w:val="Heading4"/>
       </w:pPr>
       <w:r>
-        <w:lastRenderedPageBreak/>
         <w:t>basic command</w:t>
       </w:r>
     </w:p>
@@ -7114,7 +5328,6 @@
         </w:rPr>
         <w:t xml:space="preserve"># Source: </w:t>
       </w:r>
-      <w:proofErr w:type="spellStart"/>
       <w:r>
         <w:rPr>
           <w:b/>
@@ -7124,7 +5337,6 @@
         </w:rPr>
         <w:t>ScreenShot</w:t>
       </w:r>
-      <w:proofErr w:type="spellEnd"/>
       <w:r>
         <w:rPr>
           <w:sz w:val="18"/>
@@ -7160,23 +5372,7 @@
           <w:sz w:val="18"/>
           <w:highlight w:val="lightGray"/>
         </w:rPr>
-        <w:t xml:space="preserve"> [Persons Table -&gt; ID Column: 1, </w:t>
-      </w:r>
-      <w:proofErr w:type="spellStart"/>
-      <w:r>
-        <w:rPr>
-          <w:sz w:val="18"/>
-          <w:highlight w:val="lightGray"/>
-        </w:rPr>
-        <w:t>Name_En</w:t>
-      </w:r>
-      <w:proofErr w:type="spellEnd"/>
-      <w:r>
-        <w:rPr>
-          <w:sz w:val="18"/>
-          <w:highlight w:val="lightGray"/>
-        </w:rPr>
-        <w:t xml:space="preserve"> Column: Motasem Essam] -&gt; </w:t>
+        <w:t xml:space="preserve"> [Persons Table -&gt; ID Column: 1, Name_En Column: Motasem Essam] -&gt; </w:t>
       </w:r>
       <w:r>
         <w:rPr>
@@ -7191,23 +5387,7 @@
           <w:sz w:val="18"/>
           <w:highlight w:val="lightGray"/>
         </w:rPr>
-        <w:t xml:space="preserve"> [Automation Table -&gt; ID Column: 16, </w:t>
-      </w:r>
-      <w:proofErr w:type="spellStart"/>
-      <w:r>
-        <w:rPr>
-          <w:sz w:val="18"/>
-          <w:highlight w:val="lightGray"/>
-        </w:rPr>
-        <w:t>Name_En</w:t>
-      </w:r>
-      <w:proofErr w:type="spellEnd"/>
-      <w:r>
-        <w:rPr>
-          <w:sz w:val="18"/>
-          <w:highlight w:val="lightGray"/>
-        </w:rPr>
-        <w:t xml:space="preserve"> Column: Screen Capture] -&gt; </w:t>
+        <w:t xml:space="preserve"> [Automation Table -&gt; ID Column: 16, Name_En Column: Screen Capture] -&gt; </w:t>
       </w:r>
       <w:r>
         <w:rPr>
@@ -7224,25 +5404,7 @@
           <w:sz w:val="18"/>
           <w:highlight w:val="lightGray"/>
         </w:rPr>
-        <w:t xml:space="preserve">[Operating System: Wampserver64 -&gt; </w:t>
-      </w:r>
-      <w:proofErr w:type="spellStart"/>
-      <w:r>
-        <w:rPr>
-          <w:color w:val="000000"/>
-          <w:sz w:val="18"/>
-          <w:highlight w:val="lightGray"/>
-        </w:rPr>
-        <w:t>phpmyadmin</w:t>
-      </w:r>
-      <w:proofErr w:type="spellEnd"/>
-      <w:r>
-        <w:rPr>
-          <w:color w:val="000000"/>
-          <w:sz w:val="18"/>
-          <w:highlight w:val="lightGray"/>
-        </w:rPr>
-        <w:t>]</w:t>
+        <w:t>[Operating System: Wampserver64 -&gt; phpmyadmin]</w:t>
       </w:r>
       <w:r>
         <w:rPr>
@@ -7271,9 +5433,6 @@
       <w:pPr>
         <w:rPr>
           <w:rFonts w:ascii="Roboto Mono" w:hAnsi="Roboto Mono"/>
-          <w:sz w:val="24"/>
-          <w:szCs w:val="24"/>
-          <w:lang w:val="en-US"/>
         </w:rPr>
       </w:pPr>
       <w:r>
@@ -7281,7 +5440,7 @@
           <w:noProof/>
         </w:rPr>
         <w:drawing>
-          <wp:inline distT="0" distB="0" distL="0" distR="0" wp14:anchorId="7D38DC4D" wp14:editId="45D68891">
+          <wp:inline distT="0" distB="0" distL="0" distR="0" wp14:anchorId="33FE726A" wp14:editId="4378223A">
             <wp:extent cx="5943600" cy="2099310"/>
             <wp:effectExtent l="0" t="0" r="0" b="0"/>
             <wp:docPr id="2130320350" name="Picture 40"/>
@@ -7334,17 +5493,11 @@
       <w:pPr>
         <w:rPr>
           <w:rFonts w:ascii="Roboto Mono" w:hAnsi="Roboto Mono"/>
-          <w:sz w:val="24"/>
-          <w:szCs w:val="24"/>
-          <w:lang w:val="en-US"/>
-        </w:rPr>
-      </w:pPr>
-      <w:r>
-        <w:rPr>
-          <w:rFonts w:ascii="Roboto Mono" w:hAnsi="Roboto Mono"/>
-          <w:sz w:val="24"/>
-          <w:szCs w:val="24"/>
-          <w:lang w:val="en-US"/>
+        </w:rPr>
+      </w:pPr>
+      <w:r>
+        <w:rPr>
+          <w:rFonts w:ascii="Roboto Mono" w:hAnsi="Roboto Mono"/>
         </w:rPr>
         <w:t>INSERT INTO Employees</w:t>
       </w:r>
@@ -7353,56 +5506,24 @@
       <w:pPr>
         <w:rPr>
           <w:rFonts w:ascii="Roboto Mono" w:hAnsi="Roboto Mono"/>
-          <w:sz w:val="24"/>
-          <w:szCs w:val="24"/>
-          <w:lang w:val="en-US"/>
-        </w:rPr>
-      </w:pPr>
-      <w:r>
-        <w:rPr>
-          <w:rFonts w:ascii="Roboto Mono" w:hAnsi="Roboto Mono"/>
-          <w:sz w:val="24"/>
-          <w:szCs w:val="24"/>
-          <w:lang w:val="en-US"/>
-        </w:rPr>
-        <w:t>(</w:t>
-      </w:r>
-      <w:proofErr w:type="spellStart"/>
-      <w:r>
-        <w:rPr>
-          <w:rFonts w:ascii="Roboto Mono" w:hAnsi="Roboto Mono"/>
-          <w:sz w:val="24"/>
-          <w:szCs w:val="24"/>
-          <w:lang w:val="en-US"/>
-        </w:rPr>
-        <w:t>EmployeeID</w:t>
-      </w:r>
-      <w:proofErr w:type="spellEnd"/>
-      <w:r>
-        <w:rPr>
-          <w:rFonts w:ascii="Roboto Mono" w:hAnsi="Roboto Mono"/>
-          <w:sz w:val="24"/>
-          <w:szCs w:val="24"/>
-          <w:lang w:val="en-US"/>
-        </w:rPr>
-        <w:t>, Name, Department)</w:t>
-      </w:r>
-    </w:p>
-    <w:p>
-      <w:pPr>
-        <w:rPr>
-          <w:rFonts w:ascii="Roboto Mono" w:hAnsi="Roboto Mono"/>
-          <w:sz w:val="24"/>
-          <w:szCs w:val="24"/>
-          <w:lang w:val="en-US"/>
-        </w:rPr>
-      </w:pPr>
-      <w:r>
-        <w:rPr>
-          <w:rFonts w:ascii="Roboto Mono" w:hAnsi="Roboto Mono"/>
-          <w:sz w:val="24"/>
-          <w:szCs w:val="24"/>
-          <w:lang w:val="en-US"/>
+        </w:rPr>
+      </w:pPr>
+      <w:r>
+        <w:rPr>
+          <w:rFonts w:ascii="Roboto Mono" w:hAnsi="Roboto Mono"/>
+        </w:rPr>
+        <w:t>(EmployeeID, Name, Department)</w:t>
+      </w:r>
+    </w:p>
+    <w:p>
+      <w:pPr>
+        <w:rPr>
+          <w:rFonts w:ascii="Roboto Mono" w:hAnsi="Roboto Mono"/>
+        </w:rPr>
+      </w:pPr>
+      <w:r>
+        <w:rPr>
+          <w:rFonts w:ascii="Roboto Mono" w:hAnsi="Roboto Mono"/>
         </w:rPr>
         <w:t>VALUES</w:t>
       </w:r>
@@ -7411,17 +5532,11 @@
       <w:pPr>
         <w:rPr>
           <w:rFonts w:ascii="Roboto Mono" w:hAnsi="Roboto Mono"/>
-          <w:sz w:val="24"/>
-          <w:szCs w:val="24"/>
-          <w:lang w:val="en-US"/>
-        </w:rPr>
-      </w:pPr>
-      <w:r>
-        <w:rPr>
-          <w:rFonts w:ascii="Roboto Mono" w:hAnsi="Roboto Mono"/>
-          <w:sz w:val="24"/>
-          <w:szCs w:val="24"/>
-          <w:lang w:val="en-US"/>
+        </w:rPr>
+      </w:pPr>
+      <w:r>
+        <w:rPr>
+          <w:rFonts w:ascii="Roboto Mono" w:hAnsi="Roboto Mono"/>
         </w:rPr>
         <w:t>(1, 'Ali', 'IT');</w:t>
       </w:r>
@@ -7430,9 +5545,6 @@
       <w:pPr>
         <w:rPr>
           <w:rFonts w:ascii="Roboto Mono" w:hAnsi="Roboto Mono"/>
-          <w:sz w:val="24"/>
-          <w:szCs w:val="24"/>
-          <w:lang w:val="en-US"/>
         </w:rPr>
       </w:pPr>
       <w:r>
@@ -7440,7 +5552,7 @@
           <w:noProof/>
         </w:rPr>
         <w:drawing>
-          <wp:inline distT="0" distB="0" distL="0" distR="0" wp14:anchorId="66225A78" wp14:editId="1090DE4E">
+          <wp:inline distT="0" distB="0" distL="0" distR="0" wp14:anchorId="72C5DD1D" wp14:editId="2BC09DC5">
             <wp:extent cx="5943600" cy="1836420"/>
             <wp:effectExtent l="0" t="0" r="0" b="0"/>
             <wp:docPr id="221137410" name="Picture 1"/>
@@ -7493,18 +5605,14 @@
       <w:pPr>
         <w:rPr>
           <w:rFonts w:ascii="Roboto Mono" w:hAnsi="Roboto Mono"/>
-          <w:sz w:val="24"/>
-          <w:szCs w:val="24"/>
-          <w:lang w:val="en-US"/>
         </w:rPr>
       </w:pPr>
       <w:r>
         <w:rPr>
           <w:noProof/>
         </w:rPr>
-        <w:lastRenderedPageBreak/>
         <w:drawing>
-          <wp:inline distT="0" distB="0" distL="0" distR="0" wp14:anchorId="497B7B60" wp14:editId="3E17B2DF">
+          <wp:inline distT="0" distB="0" distL="0" distR="0" wp14:anchorId="17714857" wp14:editId="6FF0E6CD">
             <wp:extent cx="5943600" cy="2947670"/>
             <wp:effectExtent l="0" t="0" r="0" b="5080"/>
             <wp:docPr id="1595242425" name="Picture 41"/>
@@ -7556,30 +5664,18 @@
     <w:p>
       <w:pPr>
         <w:pStyle w:val="Heading2"/>
-        <w:rPr>
-          <w:lang w:val="en-US"/>
-        </w:rPr>
       </w:pPr>
       <w:r>
         <w:rPr>
           <w:rFonts w:ascii="Segoe UI Emoji" w:hAnsi="Segoe UI Emoji" w:cs="Segoe UI Emoji"/>
-          <w:lang w:val="en-US"/>
         </w:rPr>
         <w:t>🌍</w:t>
       </w:r>
       <w:r>
-        <w:rPr>
-          <w:lang w:val="en-US"/>
-        </w:rPr>
         <w:t xml:space="preserve"> Real-World Example</w:t>
       </w:r>
     </w:p>
     <w:p>
-      <w:pPr>
-        <w:rPr>
-          <w:lang w:val="en-US"/>
-        </w:rPr>
-      </w:pPr>
       <w:r>
         <w:rPr>
           <w:b/>
@@ -7595,25 +5691,7 @@
           <w:sz w:val="18"/>
           <w:highlight w:val="lightGray"/>
         </w:rPr>
-        <w:t xml:space="preserve">: Persons Table -&gt; ID Column: 1, </w:t>
-      </w:r>
-      <w:proofErr w:type="spellStart"/>
-      <w:r>
-        <w:rPr>
-          <w:color w:val="000000"/>
-          <w:sz w:val="18"/>
-          <w:highlight w:val="lightGray"/>
-        </w:rPr>
-        <w:t>Name_En</w:t>
-      </w:r>
-      <w:proofErr w:type="spellEnd"/>
-      <w:r>
-        <w:rPr>
-          <w:color w:val="000000"/>
-          <w:sz w:val="18"/>
-          <w:highlight w:val="lightGray"/>
-        </w:rPr>
-        <w:t xml:space="preserve"> Column: Motasem Essam] -&gt; </w:t>
+        <w:t xml:space="preserve">: Persons Table -&gt; ID Column: 1, Name_En Column: Motasem Essam] -&gt; </w:t>
       </w:r>
       <w:r>
         <w:rPr>
@@ -7656,9 +5734,6 @@
           <w:rFonts w:ascii="Roboto Mono" w:hAnsi="Roboto Mono"/>
           <w:b/>
           <w:bCs/>
-          <w:sz w:val="24"/>
-          <w:szCs w:val="24"/>
-          <w:lang w:val="en-US"/>
         </w:rPr>
       </w:pPr>
       <w:r>
@@ -7666,9 +5741,6 @@
           <w:rFonts w:ascii="Roboto Mono" w:hAnsi="Roboto Mono"/>
           <w:b/>
           <w:bCs/>
-          <w:sz w:val="24"/>
-          <w:szCs w:val="24"/>
-          <w:lang w:val="en-US"/>
         </w:rPr>
         <w:t>Products Table</w:t>
       </w:r>
@@ -7679,9 +5751,6 @@
           <w:rFonts w:ascii="Roboto Mono" w:hAnsi="Roboto Mono"/>
           <w:b/>
           <w:bCs/>
-          <w:sz w:val="24"/>
-          <w:szCs w:val="24"/>
-          <w:lang w:val="en-US"/>
         </w:rPr>
       </w:pPr>
       <w:r>
@@ -7689,7 +5758,7 @@
           <w:noProof/>
         </w:rPr>
         <w:drawing>
-          <wp:inline distT="0" distB="0" distL="0" distR="0" wp14:anchorId="55D20BBC" wp14:editId="6335FFCE">
+          <wp:inline distT="0" distB="0" distL="0" distR="0" wp14:anchorId="07D34554" wp14:editId="4F176EEC">
             <wp:extent cx="5943600" cy="603885"/>
             <wp:effectExtent l="0" t="0" r="0" b="5715"/>
             <wp:docPr id="1826752943" name="Picture 26"/>
@@ -7772,24 +5841,16 @@
                 <w:rFonts w:ascii="Roboto Mono" w:hAnsi="Roboto Mono"/>
                 <w:b/>
                 <w:bCs/>
-                <w:sz w:val="24"/>
-                <w:szCs w:val="24"/>
-                <w:lang w:val="en-US"/>
               </w:rPr>
             </w:pPr>
-            <w:proofErr w:type="spellStart"/>
             <w:r>
               <w:rPr>
                 <w:rFonts w:ascii="Roboto Mono" w:hAnsi="Roboto Mono"/>
                 <w:b/>
                 <w:bCs/>
-                <w:sz w:val="24"/>
-                <w:szCs w:val="24"/>
-                <w:lang w:val="en-US"/>
               </w:rPr>
               <w:t>ProductID</w:t>
             </w:r>
-            <w:proofErr w:type="spellEnd"/>
           </w:p>
         </w:tc>
         <w:tc>
@@ -7804,9 +5865,6 @@
                 <w:rFonts w:ascii="Roboto Mono" w:hAnsi="Roboto Mono"/>
                 <w:b/>
                 <w:bCs/>
-                <w:sz w:val="24"/>
-                <w:szCs w:val="24"/>
-                <w:lang w:val="en-US"/>
               </w:rPr>
             </w:pPr>
             <w:r>
@@ -7814,9 +5872,6 @@
                 <w:rFonts w:ascii="Roboto Mono" w:hAnsi="Roboto Mono"/>
                 <w:b/>
                 <w:bCs/>
-                <w:sz w:val="24"/>
-                <w:szCs w:val="24"/>
-                <w:lang w:val="en-US"/>
               </w:rPr>
               <w:t>ProductName</w:t>
             </w:r>
@@ -7834,9 +5889,6 @@
                 <w:rFonts w:ascii="Roboto Mono" w:hAnsi="Roboto Mono"/>
                 <w:b/>
                 <w:bCs/>
-                <w:sz w:val="24"/>
-                <w:szCs w:val="24"/>
-                <w:lang w:val="en-US"/>
               </w:rPr>
             </w:pPr>
             <w:r>
@@ -7844,9 +5896,6 @@
                 <w:rFonts w:ascii="Roboto Mono" w:hAnsi="Roboto Mono"/>
                 <w:b/>
                 <w:bCs/>
-                <w:sz w:val="24"/>
-                <w:szCs w:val="24"/>
-                <w:lang w:val="en-US"/>
               </w:rPr>
               <w:t>Price</w:t>
             </w:r>
@@ -7858,20 +5907,14 @@
       <w:pPr>
         <w:rPr>
           <w:rFonts w:ascii="Roboto Mono" w:hAnsi="Roboto Mono"/>
-          <w:sz w:val="24"/>
-          <w:szCs w:val="24"/>
-          <w:lang w:val="en-US"/>
-        </w:rPr>
-      </w:pPr>
-      <w:r>
-        <w:rPr>
-          <w:rFonts w:ascii="Roboto Mono" w:hAnsi="Roboto Mono"/>
-          <w:sz w:val="24"/>
-          <w:szCs w:val="24"/>
-          <w:lang w:val="en-US"/>
-        </w:rPr>
-        <w:pict w14:anchorId="16C45829">
-          <v:rect id="_x0000_i1049" style="width:0;height:1.5pt" o:hralign="center" o:hrstd="t" o:hr="t" fillcolor="#a0a0a0" stroked="f"/>
+        </w:rPr>
+      </w:pPr>
+      <w:r>
+        <w:rPr>
+          <w:rFonts w:ascii="Roboto Mono" w:hAnsi="Roboto Mono"/>
+        </w:rPr>
+        <w:pict w14:anchorId="5BD52BD5">
+          <v:rect id="_x0000_i1048" style="width:0;height:1.5pt" o:hralign="center" o:hrstd="t" o:hr="t" fillcolor="#a0a0a0" stroked="f"/>
         </w:pict>
       </w:r>
     </w:p>
@@ -7879,17 +5922,11 @@
       <w:pPr>
         <w:rPr>
           <w:rFonts w:ascii="Roboto Mono" w:hAnsi="Roboto Mono"/>
-          <w:sz w:val="24"/>
-          <w:szCs w:val="24"/>
-          <w:lang w:val="en-US"/>
-        </w:rPr>
-      </w:pPr>
-      <w:r>
-        <w:rPr>
-          <w:rFonts w:ascii="Roboto Mono" w:hAnsi="Roboto Mono"/>
-          <w:sz w:val="24"/>
-          <w:szCs w:val="24"/>
-          <w:lang w:val="en-US"/>
+        </w:rPr>
+      </w:pPr>
+      <w:r>
+        <w:rPr>
+          <w:rFonts w:ascii="Roboto Mono" w:hAnsi="Roboto Mono"/>
         </w:rPr>
         <w:t>Add a product:</w:t>
       </w:r>
@@ -7898,9 +5935,6 @@
       <w:pPr>
         <w:rPr>
           <w:rFonts w:ascii="Roboto Mono" w:hAnsi="Roboto Mono"/>
-          <w:sz w:val="24"/>
-          <w:szCs w:val="24"/>
-          <w:lang w:val="en-US"/>
         </w:rPr>
       </w:pPr>
       <w:r>
@@ -7908,7 +5942,7 @@
           <w:noProof/>
         </w:rPr>
         <w:drawing>
-          <wp:inline distT="0" distB="0" distL="0" distR="0" wp14:anchorId="2C7AF507" wp14:editId="768BF93F">
+          <wp:inline distT="0" distB="0" distL="0" distR="0" wp14:anchorId="5107318B" wp14:editId="1C048B39">
             <wp:extent cx="5943600" cy="1075690"/>
             <wp:effectExtent l="0" t="0" r="0" b="0"/>
             <wp:docPr id="1490783587" name="Picture 27"/>
@@ -7961,17 +5995,11 @@
       <w:pPr>
         <w:rPr>
           <w:rFonts w:ascii="Roboto Mono" w:hAnsi="Roboto Mono"/>
-          <w:sz w:val="24"/>
-          <w:szCs w:val="24"/>
-          <w:lang w:val="en-US"/>
-        </w:rPr>
-      </w:pPr>
-      <w:r>
-        <w:rPr>
-          <w:rFonts w:ascii="Roboto Mono" w:hAnsi="Roboto Mono"/>
-          <w:sz w:val="24"/>
-          <w:szCs w:val="24"/>
-          <w:lang w:val="en-US"/>
+        </w:rPr>
+      </w:pPr>
+      <w:r>
+        <w:rPr>
+          <w:rFonts w:ascii="Roboto Mono" w:hAnsi="Roboto Mono"/>
         </w:rPr>
         <w:t>INSERT INTO Products</w:t>
       </w:r>
@@ -7980,56 +6008,24 @@
       <w:pPr>
         <w:rPr>
           <w:rFonts w:ascii="Roboto Mono" w:hAnsi="Roboto Mono"/>
-          <w:sz w:val="24"/>
-          <w:szCs w:val="24"/>
-          <w:lang w:val="en-US"/>
-        </w:rPr>
-      </w:pPr>
-      <w:r>
-        <w:rPr>
-          <w:rFonts w:ascii="Roboto Mono" w:hAnsi="Roboto Mono"/>
-          <w:sz w:val="24"/>
-          <w:szCs w:val="24"/>
-          <w:lang w:val="en-US"/>
-        </w:rPr>
-        <w:t>(</w:t>
-      </w:r>
-      <w:proofErr w:type="spellStart"/>
-      <w:r>
-        <w:rPr>
-          <w:rFonts w:ascii="Roboto Mono" w:hAnsi="Roboto Mono"/>
-          <w:sz w:val="24"/>
-          <w:szCs w:val="24"/>
-          <w:lang w:val="en-US"/>
-        </w:rPr>
-        <w:t>ProductID</w:t>
-      </w:r>
-      <w:proofErr w:type="spellEnd"/>
-      <w:r>
-        <w:rPr>
-          <w:rFonts w:ascii="Roboto Mono" w:hAnsi="Roboto Mono"/>
-          <w:sz w:val="24"/>
-          <w:szCs w:val="24"/>
-          <w:lang w:val="en-US"/>
-        </w:rPr>
-        <w:t>, ProductName, Price)</w:t>
-      </w:r>
-    </w:p>
-    <w:p>
-      <w:pPr>
-        <w:rPr>
-          <w:rFonts w:ascii="Roboto Mono" w:hAnsi="Roboto Mono"/>
-          <w:sz w:val="24"/>
-          <w:szCs w:val="24"/>
-          <w:lang w:val="en-US"/>
-        </w:rPr>
-      </w:pPr>
-      <w:r>
-        <w:rPr>
-          <w:rFonts w:ascii="Roboto Mono" w:hAnsi="Roboto Mono"/>
-          <w:sz w:val="24"/>
-          <w:szCs w:val="24"/>
-          <w:lang w:val="en-US"/>
+        </w:rPr>
+      </w:pPr>
+      <w:r>
+        <w:rPr>
+          <w:rFonts w:ascii="Roboto Mono" w:hAnsi="Roboto Mono"/>
+        </w:rPr>
+        <w:t>(ProductID, ProductName, Price)</w:t>
+      </w:r>
+    </w:p>
+    <w:p>
+      <w:pPr>
+        <w:rPr>
+          <w:rFonts w:ascii="Roboto Mono" w:hAnsi="Roboto Mono"/>
+        </w:rPr>
+      </w:pPr>
+      <w:r>
+        <w:rPr>
+          <w:rFonts w:ascii="Roboto Mono" w:hAnsi="Roboto Mono"/>
         </w:rPr>
         <w:t>VALUES</w:t>
       </w:r>
@@ -8038,17 +6034,11 @@
       <w:pPr>
         <w:rPr>
           <w:rFonts w:ascii="Roboto Mono" w:hAnsi="Roboto Mono"/>
-          <w:sz w:val="24"/>
-          <w:szCs w:val="24"/>
-          <w:lang w:val="en-US"/>
-        </w:rPr>
-      </w:pPr>
-      <w:r>
-        <w:rPr>
-          <w:rFonts w:ascii="Roboto Mono" w:hAnsi="Roboto Mono"/>
-          <w:sz w:val="24"/>
-          <w:szCs w:val="24"/>
-          <w:lang w:val="en-US"/>
+        </w:rPr>
+      </w:pPr>
+      <w:r>
+        <w:rPr>
+          <w:rFonts w:ascii="Roboto Mono" w:hAnsi="Roboto Mono"/>
         </w:rPr>
         <w:t>(101, 'Laptop', 15000.00);</w:t>
       </w:r>
@@ -8057,20 +6047,14 @@
       <w:pPr>
         <w:rPr>
           <w:rFonts w:ascii="Roboto Mono" w:hAnsi="Roboto Mono"/>
-          <w:sz w:val="24"/>
-          <w:szCs w:val="24"/>
-          <w:lang w:val="en-US"/>
-        </w:rPr>
-      </w:pPr>
-      <w:r>
-        <w:rPr>
-          <w:rFonts w:ascii="Roboto Mono" w:hAnsi="Roboto Mono"/>
-          <w:sz w:val="24"/>
-          <w:szCs w:val="24"/>
-          <w:lang w:val="en-US"/>
-        </w:rPr>
-        <w:pict w14:anchorId="0576ED99">
-          <v:rect id="_x0000_i1050" style="width:0;height:1.5pt" o:hralign="center" o:hrstd="t" o:hr="t" fillcolor="#a0a0a0" stroked="f"/>
+        </w:rPr>
+      </w:pPr>
+      <w:r>
+        <w:rPr>
+          <w:rFonts w:ascii="Roboto Mono" w:hAnsi="Roboto Mono"/>
+        </w:rPr>
+        <w:pict w14:anchorId="1BFF65B8">
+          <v:rect id="_x0000_i1049" style="width:0;height:1.5pt" o:hralign="center" o:hrstd="t" o:hr="t" fillcolor="#a0a0a0" stroked="f"/>
         </w:pict>
       </w:r>
     </w:p>
@@ -8080,9 +6064,6 @@
           <w:rFonts w:ascii="Roboto Mono" w:hAnsi="Roboto Mono"/>
           <w:b/>
           <w:bCs/>
-          <w:sz w:val="24"/>
-          <w:szCs w:val="24"/>
-          <w:lang w:val="en-US"/>
         </w:rPr>
       </w:pPr>
       <w:r>
@@ -8090,9 +6071,6 @@
           <w:rFonts w:ascii="Roboto Mono" w:hAnsi="Roboto Mono"/>
           <w:b/>
           <w:bCs/>
-          <w:sz w:val="24"/>
-          <w:szCs w:val="24"/>
-          <w:lang w:val="en-US"/>
         </w:rPr>
         <w:t>Result</w:t>
       </w:r>
@@ -8103,18 +6081,14 @@
           <w:rFonts w:ascii="Roboto Mono" w:hAnsi="Roboto Mono"/>
           <w:b/>
           <w:bCs/>
-          <w:sz w:val="24"/>
-          <w:szCs w:val="24"/>
-          <w:lang w:val="en-US"/>
         </w:rPr>
       </w:pPr>
       <w:r>
         <w:rPr>
           <w:noProof/>
         </w:rPr>
-        <w:lastRenderedPageBreak/>
         <w:drawing>
-          <wp:inline distT="0" distB="0" distL="0" distR="0" wp14:anchorId="38205148" wp14:editId="42A037DA">
+          <wp:inline distT="0" distB="0" distL="0" distR="0" wp14:anchorId="755DC87E" wp14:editId="29E19238">
             <wp:extent cx="5943600" cy="505460"/>
             <wp:effectExtent l="0" t="0" r="0" b="8890"/>
             <wp:docPr id="561871163" name="Picture 28"/>
@@ -8197,24 +6171,16 @@
                 <w:rFonts w:ascii="Roboto Mono" w:hAnsi="Roboto Mono"/>
                 <w:b/>
                 <w:bCs/>
-                <w:sz w:val="24"/>
-                <w:szCs w:val="24"/>
-                <w:lang w:val="en-US"/>
               </w:rPr>
             </w:pPr>
-            <w:proofErr w:type="spellStart"/>
             <w:r>
               <w:rPr>
                 <w:rFonts w:ascii="Roboto Mono" w:hAnsi="Roboto Mono"/>
                 <w:b/>
                 <w:bCs/>
-                <w:sz w:val="24"/>
-                <w:szCs w:val="24"/>
-                <w:lang w:val="en-US"/>
               </w:rPr>
               <w:t>ProductID</w:t>
             </w:r>
-            <w:proofErr w:type="spellEnd"/>
           </w:p>
         </w:tc>
         <w:tc>
@@ -8229,9 +6195,6 @@
                 <w:rFonts w:ascii="Roboto Mono" w:hAnsi="Roboto Mono"/>
                 <w:b/>
                 <w:bCs/>
-                <w:sz w:val="24"/>
-                <w:szCs w:val="24"/>
-                <w:lang w:val="en-US"/>
               </w:rPr>
             </w:pPr>
             <w:r>
@@ -8239,9 +6202,6 @@
                 <w:rFonts w:ascii="Roboto Mono" w:hAnsi="Roboto Mono"/>
                 <w:b/>
                 <w:bCs/>
-                <w:sz w:val="24"/>
-                <w:szCs w:val="24"/>
-                <w:lang w:val="en-US"/>
               </w:rPr>
               <w:t>ProductName</w:t>
             </w:r>
@@ -8259,9 +6219,6 @@
                 <w:rFonts w:ascii="Roboto Mono" w:hAnsi="Roboto Mono"/>
                 <w:b/>
                 <w:bCs/>
-                <w:sz w:val="24"/>
-                <w:szCs w:val="24"/>
-                <w:lang w:val="en-US"/>
               </w:rPr>
             </w:pPr>
             <w:r>
@@ -8269,9 +6226,6 @@
                 <w:rFonts w:ascii="Roboto Mono" w:hAnsi="Roboto Mono"/>
                 <w:b/>
                 <w:bCs/>
-                <w:sz w:val="24"/>
-                <w:szCs w:val="24"/>
-                <w:lang w:val="en-US"/>
               </w:rPr>
               <w:t>Price</w:t>
             </w:r>
@@ -8292,17 +6246,11 @@
             <w:pPr>
               <w:rPr>
                 <w:rFonts w:ascii="Roboto Mono" w:hAnsi="Roboto Mono"/>
-                <w:sz w:val="24"/>
-                <w:szCs w:val="24"/>
-                <w:lang w:val="en-US"/>
               </w:rPr>
             </w:pPr>
             <w:r>
               <w:rPr>
                 <w:rFonts w:ascii="Roboto Mono" w:hAnsi="Roboto Mono"/>
-                <w:sz w:val="24"/>
-                <w:szCs w:val="24"/>
-                <w:lang w:val="en-US"/>
               </w:rPr>
               <w:t>101</w:t>
             </w:r>
@@ -8318,17 +6266,11 @@
             <w:pPr>
               <w:rPr>
                 <w:rFonts w:ascii="Roboto Mono" w:hAnsi="Roboto Mono"/>
-                <w:sz w:val="24"/>
-                <w:szCs w:val="24"/>
-                <w:lang w:val="en-US"/>
               </w:rPr>
             </w:pPr>
             <w:r>
               <w:rPr>
                 <w:rFonts w:ascii="Roboto Mono" w:hAnsi="Roboto Mono"/>
-                <w:sz w:val="24"/>
-                <w:szCs w:val="24"/>
-                <w:lang w:val="en-US"/>
               </w:rPr>
               <w:t>Laptop</w:t>
             </w:r>
@@ -8344,17 +6286,11 @@
             <w:pPr>
               <w:rPr>
                 <w:rFonts w:ascii="Roboto Mono" w:hAnsi="Roboto Mono"/>
-                <w:sz w:val="24"/>
-                <w:szCs w:val="24"/>
-                <w:lang w:val="en-US"/>
               </w:rPr>
             </w:pPr>
             <w:r>
               <w:rPr>
                 <w:rFonts w:ascii="Roboto Mono" w:hAnsi="Roboto Mono"/>
-                <w:sz w:val="24"/>
-                <w:szCs w:val="24"/>
-                <w:lang w:val="en-US"/>
               </w:rPr>
               <w:t>15000.00</w:t>
             </w:r>
@@ -8366,50 +6302,32 @@
       <w:pPr>
         <w:rPr>
           <w:rFonts w:ascii="Roboto Mono" w:hAnsi="Roboto Mono"/>
-          <w:sz w:val="24"/>
-          <w:szCs w:val="24"/>
-          <w:lang w:val="en-US"/>
-        </w:rPr>
-      </w:pPr>
-      <w:r>
-        <w:rPr>
-          <w:rFonts w:ascii="Roboto Mono" w:hAnsi="Roboto Mono"/>
-          <w:sz w:val="24"/>
-          <w:szCs w:val="24"/>
-          <w:lang w:val="en-US"/>
-        </w:rPr>
-        <w:pict w14:anchorId="3E85ABBF">
-          <v:rect id="_x0000_i1051" style="width:0;height:1.5pt" o:hralign="center" o:hrstd="t" o:hr="t" fillcolor="#a0a0a0" stroked="f"/>
+        </w:rPr>
+      </w:pPr>
+      <w:r>
+        <w:rPr>
+          <w:rFonts w:ascii="Roboto Mono" w:hAnsi="Roboto Mono"/>
+        </w:rPr>
+        <w:pict w14:anchorId="2FEE076E">
+          <v:rect id="_x0000_i1050" style="width:0;height:1.5pt" o:hralign="center" o:hrstd="t" o:hr="t" fillcolor="#a0a0a0" stroked="f"/>
         </w:pict>
       </w:r>
     </w:p>
     <w:p>
       <w:pPr>
         <w:pStyle w:val="Heading2"/>
-        <w:rPr>
-          <w:lang w:val="en-US"/>
-        </w:rPr>
       </w:pPr>
       <w:r>
         <w:rPr>
           <w:rFonts w:ascii="Segoe UI Emoji" w:hAnsi="Segoe UI Emoji" w:cs="Segoe UI Emoji"/>
-          <w:lang w:val="en-US"/>
         </w:rPr>
         <w:t>⚠️</w:t>
       </w:r>
       <w:r>
-        <w:rPr>
-          <w:lang w:val="en-US"/>
-        </w:rPr>
         <w:t xml:space="preserve"> Common Errors</w:t>
       </w:r>
     </w:p>
     <w:p>
-      <w:pPr>
-        <w:rPr>
-          <w:lang w:val="en-US"/>
-        </w:rPr>
-      </w:pPr>
       <w:r>
         <w:rPr>
           <w:b/>
@@ -8425,25 +6343,7 @@
           <w:sz w:val="18"/>
           <w:highlight w:val="lightGray"/>
         </w:rPr>
-        <w:t xml:space="preserve">: Persons Table -&gt; ID Column: 1, </w:t>
-      </w:r>
-      <w:proofErr w:type="spellStart"/>
-      <w:r>
-        <w:rPr>
-          <w:color w:val="000000"/>
-          <w:sz w:val="18"/>
-          <w:highlight w:val="lightGray"/>
-        </w:rPr>
-        <w:t>Name_En</w:t>
-      </w:r>
-      <w:proofErr w:type="spellEnd"/>
-      <w:r>
-        <w:rPr>
-          <w:color w:val="000000"/>
-          <w:sz w:val="18"/>
-          <w:highlight w:val="lightGray"/>
-        </w:rPr>
-        <w:t xml:space="preserve"> Column: Motasem Essam] -&gt; </w:t>
+        <w:t xml:space="preserve">: Persons Table -&gt; ID Column: 1, Name_En Column: Motasem Essam] -&gt; </w:t>
       </w:r>
       <w:r>
         <w:rPr>
@@ -8486,9 +6386,6 @@
           <w:rFonts w:ascii="Roboto Mono" w:hAnsi="Roboto Mono"/>
           <w:b/>
           <w:bCs/>
-          <w:sz w:val="24"/>
-          <w:szCs w:val="24"/>
-          <w:lang w:val="en-US"/>
         </w:rPr>
       </w:pPr>
       <w:r>
@@ -8496,9 +6393,6 @@
           <w:rFonts w:ascii="Roboto Mono" w:hAnsi="Roboto Mono"/>
           <w:b/>
           <w:bCs/>
-          <w:sz w:val="24"/>
-          <w:szCs w:val="24"/>
-          <w:lang w:val="en-US"/>
         </w:rPr>
         <w:t>Wrong Number of Values</w:t>
       </w:r>
@@ -8507,17 +6401,11 @@
       <w:pPr>
         <w:rPr>
           <w:rFonts w:ascii="Roboto Mono" w:hAnsi="Roboto Mono"/>
-          <w:sz w:val="24"/>
-          <w:szCs w:val="24"/>
-          <w:lang w:val="en-US"/>
-        </w:rPr>
-      </w:pPr>
-      <w:r>
-        <w:rPr>
-          <w:rFonts w:ascii="Roboto Mono" w:hAnsi="Roboto Mono"/>
-          <w:sz w:val="24"/>
-          <w:szCs w:val="24"/>
-          <w:lang w:val="en-US"/>
+        </w:rPr>
+      </w:pPr>
+      <w:r>
+        <w:rPr>
+          <w:rFonts w:ascii="Roboto Mono" w:hAnsi="Roboto Mono"/>
         </w:rPr>
         <w:t>Incorrect:</w:t>
       </w:r>
@@ -8526,9 +6414,6 @@
       <w:pPr>
         <w:rPr>
           <w:rFonts w:ascii="Roboto Mono" w:hAnsi="Roboto Mono"/>
-          <w:sz w:val="24"/>
-          <w:szCs w:val="24"/>
-          <w:lang w:val="en-US"/>
         </w:rPr>
       </w:pPr>
       <w:r>
@@ -8536,7 +6421,7 @@
           <w:noProof/>
         </w:rPr>
         <w:drawing>
-          <wp:inline distT="0" distB="0" distL="0" distR="0" wp14:anchorId="675DD31D" wp14:editId="525198B7">
+          <wp:inline distT="0" distB="0" distL="0" distR="0" wp14:anchorId="4DB33F57" wp14:editId="7091D401">
             <wp:extent cx="5943600" cy="1078865"/>
             <wp:effectExtent l="0" t="0" r="0" b="6985"/>
             <wp:docPr id="1629070722" name="Picture 29"/>
@@ -8589,17 +6474,11 @@
       <w:pPr>
         <w:rPr>
           <w:rFonts w:ascii="Roboto Mono" w:hAnsi="Roboto Mono"/>
-          <w:sz w:val="24"/>
-          <w:szCs w:val="24"/>
-          <w:lang w:val="en-US"/>
-        </w:rPr>
-      </w:pPr>
-      <w:r>
-        <w:rPr>
-          <w:rFonts w:ascii="Roboto Mono" w:hAnsi="Roboto Mono"/>
-          <w:sz w:val="24"/>
-          <w:szCs w:val="24"/>
-          <w:lang w:val="en-US"/>
+        </w:rPr>
+      </w:pPr>
+      <w:r>
+        <w:rPr>
+          <w:rFonts w:ascii="Roboto Mono" w:hAnsi="Roboto Mono"/>
         </w:rPr>
         <w:t>INSERT INTO Customers</w:t>
       </w:r>
@@ -8608,56 +6487,24 @@
       <w:pPr>
         <w:rPr>
           <w:rFonts w:ascii="Roboto Mono" w:hAnsi="Roboto Mono"/>
-          <w:sz w:val="24"/>
-          <w:szCs w:val="24"/>
-          <w:lang w:val="en-US"/>
-        </w:rPr>
-      </w:pPr>
-      <w:r>
-        <w:rPr>
-          <w:rFonts w:ascii="Roboto Mono" w:hAnsi="Roboto Mono"/>
-          <w:sz w:val="24"/>
-          <w:szCs w:val="24"/>
-          <w:lang w:val="en-US"/>
-        </w:rPr>
-        <w:t>(</w:t>
-      </w:r>
-      <w:proofErr w:type="spellStart"/>
-      <w:r>
-        <w:rPr>
-          <w:rFonts w:ascii="Roboto Mono" w:hAnsi="Roboto Mono"/>
-          <w:sz w:val="24"/>
-          <w:szCs w:val="24"/>
-          <w:lang w:val="en-US"/>
-        </w:rPr>
-        <w:t>CustomerID</w:t>
-      </w:r>
-      <w:proofErr w:type="spellEnd"/>
-      <w:r>
-        <w:rPr>
-          <w:rFonts w:ascii="Roboto Mono" w:hAnsi="Roboto Mono"/>
-          <w:sz w:val="24"/>
-          <w:szCs w:val="24"/>
-          <w:lang w:val="en-US"/>
-        </w:rPr>
-        <w:t>, Name)</w:t>
-      </w:r>
-    </w:p>
-    <w:p>
-      <w:pPr>
-        <w:rPr>
-          <w:rFonts w:ascii="Roboto Mono" w:hAnsi="Roboto Mono"/>
-          <w:sz w:val="24"/>
-          <w:szCs w:val="24"/>
-          <w:lang w:val="en-US"/>
-        </w:rPr>
-      </w:pPr>
-      <w:r>
-        <w:rPr>
-          <w:rFonts w:ascii="Roboto Mono" w:hAnsi="Roboto Mono"/>
-          <w:sz w:val="24"/>
-          <w:szCs w:val="24"/>
-          <w:lang w:val="en-US"/>
+        </w:rPr>
+      </w:pPr>
+      <w:r>
+        <w:rPr>
+          <w:rFonts w:ascii="Roboto Mono" w:hAnsi="Roboto Mono"/>
+        </w:rPr>
+        <w:t>(CustomerID, Name)</w:t>
+      </w:r>
+    </w:p>
+    <w:p>
+      <w:pPr>
+        <w:rPr>
+          <w:rFonts w:ascii="Roboto Mono" w:hAnsi="Roboto Mono"/>
+        </w:rPr>
+      </w:pPr>
+      <w:r>
+        <w:rPr>
+          <w:rFonts w:ascii="Roboto Mono" w:hAnsi="Roboto Mono"/>
         </w:rPr>
         <w:t>VALUES</w:t>
       </w:r>
@@ -8666,17 +6513,11 @@
       <w:pPr>
         <w:rPr>
           <w:rFonts w:ascii="Roboto Mono" w:hAnsi="Roboto Mono"/>
-          <w:sz w:val="24"/>
-          <w:szCs w:val="24"/>
-          <w:lang w:val="en-US"/>
-        </w:rPr>
-      </w:pPr>
-      <w:r>
-        <w:rPr>
-          <w:rFonts w:ascii="Roboto Mono" w:hAnsi="Roboto Mono"/>
-          <w:sz w:val="24"/>
-          <w:szCs w:val="24"/>
-          <w:lang w:val="en-US"/>
+        </w:rPr>
+      </w:pPr>
+      <w:r>
+        <w:rPr>
+          <w:rFonts w:ascii="Roboto Mono" w:hAnsi="Roboto Mono"/>
         </w:rPr>
         <w:t>(1);</w:t>
       </w:r>
@@ -8685,17 +6526,11 @@
       <w:pPr>
         <w:rPr>
           <w:rFonts w:ascii="Roboto Mono" w:hAnsi="Roboto Mono"/>
-          <w:sz w:val="24"/>
-          <w:szCs w:val="24"/>
-          <w:lang w:val="en-US"/>
-        </w:rPr>
-      </w:pPr>
-      <w:r>
-        <w:rPr>
-          <w:rFonts w:ascii="Roboto Mono" w:hAnsi="Roboto Mono"/>
-          <w:sz w:val="24"/>
-          <w:szCs w:val="24"/>
-          <w:lang w:val="en-US"/>
+        </w:rPr>
+      </w:pPr>
+      <w:r>
+        <w:rPr>
+          <w:rFonts w:ascii="Roboto Mono" w:hAnsi="Roboto Mono"/>
         </w:rPr>
         <w:t>Error because two columns require two values.</w:t>
       </w:r>
@@ -8704,20 +6539,14 @@
       <w:pPr>
         <w:rPr>
           <w:rFonts w:ascii="Roboto Mono" w:hAnsi="Roboto Mono"/>
-          <w:sz w:val="24"/>
-          <w:szCs w:val="24"/>
-          <w:lang w:val="en-US"/>
-        </w:rPr>
-      </w:pPr>
-      <w:r>
-        <w:rPr>
-          <w:rFonts w:ascii="Roboto Mono" w:hAnsi="Roboto Mono"/>
-          <w:sz w:val="24"/>
-          <w:szCs w:val="24"/>
-          <w:lang w:val="en-US"/>
-        </w:rPr>
-        <w:pict w14:anchorId="291A9BD3">
-          <v:rect id="_x0000_i1052" style="width:0;height:1.5pt" o:hralign="center" o:hrstd="t" o:hr="t" fillcolor="#a0a0a0" stroked="f"/>
+        </w:rPr>
+      </w:pPr>
+      <w:r>
+        <w:rPr>
+          <w:rFonts w:ascii="Roboto Mono" w:hAnsi="Roboto Mono"/>
+        </w:rPr>
+        <w:pict w14:anchorId="599FDAA8">
+          <v:rect id="_x0000_i1051" style="width:0;height:1.5pt" o:hralign="center" o:hrstd="t" o:hr="t" fillcolor="#a0a0a0" stroked="f"/>
         </w:pict>
       </w:r>
     </w:p>
@@ -8727,9 +6556,6 @@
           <w:rFonts w:ascii="Roboto Mono" w:hAnsi="Roboto Mono"/>
           <w:b/>
           <w:bCs/>
-          <w:sz w:val="24"/>
-          <w:szCs w:val="24"/>
-          <w:lang w:val="en-US"/>
         </w:rPr>
       </w:pPr>
       <w:r>
@@ -8737,9 +6563,6 @@
           <w:rFonts w:ascii="Roboto Mono" w:hAnsi="Roboto Mono"/>
           <w:b/>
           <w:bCs/>
-          <w:sz w:val="24"/>
-          <w:szCs w:val="24"/>
-          <w:lang w:val="en-US"/>
         </w:rPr>
         <w:t>Data Type Mismatch</w:t>
       </w:r>
@@ -8748,17 +6571,11 @@
       <w:pPr>
         <w:rPr>
           <w:rFonts w:ascii="Roboto Mono" w:hAnsi="Roboto Mono"/>
-          <w:sz w:val="24"/>
-          <w:szCs w:val="24"/>
-          <w:lang w:val="en-US"/>
-        </w:rPr>
-      </w:pPr>
-      <w:r>
-        <w:rPr>
-          <w:rFonts w:ascii="Roboto Mono" w:hAnsi="Roboto Mono"/>
-          <w:sz w:val="24"/>
-          <w:szCs w:val="24"/>
-          <w:lang w:val="en-US"/>
+        </w:rPr>
+      </w:pPr>
+      <w:r>
+        <w:rPr>
+          <w:rFonts w:ascii="Roboto Mono" w:hAnsi="Roboto Mono"/>
         </w:rPr>
         <w:t>Incorrect:</w:t>
       </w:r>
@@ -8767,9 +6584,6 @@
       <w:pPr>
         <w:rPr>
           <w:rFonts w:ascii="Roboto Mono" w:hAnsi="Roboto Mono"/>
-          <w:sz w:val="24"/>
-          <w:szCs w:val="24"/>
-          <w:lang w:val="en-US"/>
         </w:rPr>
       </w:pPr>
       <w:r>
@@ -8777,7 +6591,7 @@
           <w:noProof/>
         </w:rPr>
         <w:drawing>
-          <wp:inline distT="0" distB="0" distL="0" distR="0" wp14:anchorId="35F08D19" wp14:editId="192DFF44">
+          <wp:inline distT="0" distB="0" distL="0" distR="0" wp14:anchorId="257F1DAE" wp14:editId="18A264AB">
             <wp:extent cx="5943600" cy="1066800"/>
             <wp:effectExtent l="0" t="0" r="0" b="0"/>
             <wp:docPr id="500654241" name="Picture 30"/>
@@ -8830,17 +6644,11 @@
       <w:pPr>
         <w:rPr>
           <w:rFonts w:ascii="Roboto Mono" w:hAnsi="Roboto Mono"/>
-          <w:sz w:val="24"/>
-          <w:szCs w:val="24"/>
-          <w:lang w:val="en-US"/>
-        </w:rPr>
-      </w:pPr>
-      <w:r>
-        <w:rPr>
-          <w:rFonts w:ascii="Roboto Mono" w:hAnsi="Roboto Mono"/>
-          <w:sz w:val="24"/>
-          <w:szCs w:val="24"/>
-          <w:lang w:val="en-US"/>
+        </w:rPr>
+      </w:pPr>
+      <w:r>
+        <w:rPr>
+          <w:rFonts w:ascii="Roboto Mono" w:hAnsi="Roboto Mono"/>
         </w:rPr>
         <w:t>INSERT INTO Customers</w:t>
       </w:r>
@@ -8849,56 +6657,24 @@
       <w:pPr>
         <w:rPr>
           <w:rFonts w:ascii="Roboto Mono" w:hAnsi="Roboto Mono"/>
-          <w:sz w:val="24"/>
-          <w:szCs w:val="24"/>
-          <w:lang w:val="en-US"/>
-        </w:rPr>
-      </w:pPr>
-      <w:r>
-        <w:rPr>
-          <w:rFonts w:ascii="Roboto Mono" w:hAnsi="Roboto Mono"/>
-          <w:sz w:val="24"/>
-          <w:szCs w:val="24"/>
-          <w:lang w:val="en-US"/>
-        </w:rPr>
-        <w:t>(</w:t>
-      </w:r>
-      <w:proofErr w:type="spellStart"/>
-      <w:r>
-        <w:rPr>
-          <w:rFonts w:ascii="Roboto Mono" w:hAnsi="Roboto Mono"/>
-          <w:sz w:val="24"/>
-          <w:szCs w:val="24"/>
-          <w:lang w:val="en-US"/>
-        </w:rPr>
-        <w:t>CustomerID</w:t>
-      </w:r>
-      <w:proofErr w:type="spellEnd"/>
-      <w:r>
-        <w:rPr>
-          <w:rFonts w:ascii="Roboto Mono" w:hAnsi="Roboto Mono"/>
-          <w:sz w:val="24"/>
-          <w:szCs w:val="24"/>
-          <w:lang w:val="en-US"/>
-        </w:rPr>
-        <w:t>)</w:t>
-      </w:r>
-    </w:p>
-    <w:p>
-      <w:pPr>
-        <w:rPr>
-          <w:rFonts w:ascii="Roboto Mono" w:hAnsi="Roboto Mono"/>
-          <w:sz w:val="24"/>
-          <w:szCs w:val="24"/>
-          <w:lang w:val="en-US"/>
-        </w:rPr>
-      </w:pPr>
-      <w:r>
-        <w:rPr>
-          <w:rFonts w:ascii="Roboto Mono" w:hAnsi="Roboto Mono"/>
-          <w:sz w:val="24"/>
-          <w:szCs w:val="24"/>
-          <w:lang w:val="en-US"/>
+        </w:rPr>
+      </w:pPr>
+      <w:r>
+        <w:rPr>
+          <w:rFonts w:ascii="Roboto Mono" w:hAnsi="Roboto Mono"/>
+        </w:rPr>
+        <w:t>(CustomerID)</w:t>
+      </w:r>
+    </w:p>
+    <w:p>
+      <w:pPr>
+        <w:rPr>
+          <w:rFonts w:ascii="Roboto Mono" w:hAnsi="Roboto Mono"/>
+        </w:rPr>
+      </w:pPr>
+      <w:r>
+        <w:rPr>
+          <w:rFonts w:ascii="Roboto Mono" w:hAnsi="Roboto Mono"/>
         </w:rPr>
         <w:t>VALUES</w:t>
       </w:r>
@@ -8907,17 +6683,11 @@
       <w:pPr>
         <w:rPr>
           <w:rFonts w:ascii="Roboto Mono" w:hAnsi="Roboto Mono"/>
-          <w:sz w:val="24"/>
-          <w:szCs w:val="24"/>
-          <w:lang w:val="en-US"/>
-        </w:rPr>
-      </w:pPr>
-      <w:r>
-        <w:rPr>
-          <w:rFonts w:ascii="Roboto Mono" w:hAnsi="Roboto Mono"/>
-          <w:sz w:val="24"/>
-          <w:szCs w:val="24"/>
-          <w:lang w:val="en-US"/>
+        </w:rPr>
+      </w:pPr>
+      <w:r>
+        <w:rPr>
+          <w:rFonts w:ascii="Roboto Mono" w:hAnsi="Roboto Mono"/>
         </w:rPr>
         <w:t>('ABC');</w:t>
       </w:r>
@@ -8926,59 +6696,27 @@
       <w:pPr>
         <w:rPr>
           <w:rFonts w:ascii="Roboto Mono" w:hAnsi="Roboto Mono"/>
-          <w:sz w:val="24"/>
-          <w:szCs w:val="24"/>
-          <w:lang w:val="en-US"/>
-        </w:rPr>
-      </w:pPr>
-      <w:r>
-        <w:rPr>
-          <w:rFonts w:ascii="Roboto Mono" w:hAnsi="Roboto Mono"/>
-          <w:sz w:val="24"/>
-          <w:szCs w:val="24"/>
-          <w:lang w:val="en-US"/>
-        </w:rPr>
-        <w:t xml:space="preserve">If </w:t>
-      </w:r>
-      <w:proofErr w:type="spellStart"/>
-      <w:r>
-        <w:rPr>
-          <w:rFonts w:ascii="Roboto Mono" w:hAnsi="Roboto Mono"/>
-          <w:sz w:val="24"/>
-          <w:szCs w:val="24"/>
-          <w:lang w:val="en-US"/>
-        </w:rPr>
-        <w:t>CustomerID</w:t>
-      </w:r>
-      <w:proofErr w:type="spellEnd"/>
-      <w:r>
-        <w:rPr>
-          <w:rFonts w:ascii="Roboto Mono" w:hAnsi="Roboto Mono"/>
-          <w:sz w:val="24"/>
-          <w:szCs w:val="24"/>
-          <w:lang w:val="en-US"/>
-        </w:rPr>
-        <w:t xml:space="preserve"> is an INT, this may fail.</w:t>
-      </w:r>
-    </w:p>
-    <w:p>
-      <w:pPr>
-        <w:rPr>
-          <w:rFonts w:ascii="Roboto Mono" w:hAnsi="Roboto Mono"/>
-          <w:sz w:val="24"/>
-          <w:szCs w:val="24"/>
-          <w:lang w:val="en-US"/>
-        </w:rPr>
-      </w:pPr>
-      <w:r>
-        <w:rPr>
-          <w:rFonts w:ascii="Roboto Mono" w:hAnsi="Roboto Mono"/>
-          <w:sz w:val="24"/>
-          <w:szCs w:val="24"/>
-          <w:lang w:val="en-US"/>
-        </w:rPr>
-        <w:pict w14:anchorId="7CD8B488">
-          <v:rect id="_x0000_i1053" style="width:0;height:1.5pt" o:hralign="center" o:hrstd="t" o:hr="t" fillcolor="#a0a0a0" stroked="f"/>
+        </w:rPr>
+      </w:pPr>
+      <w:r>
+        <w:rPr>
+          <w:rFonts w:ascii="Roboto Mono" w:hAnsi="Roboto Mono"/>
+        </w:rPr>
+        <w:t>If CustomerID is an INT, this may fail.</w:t>
+      </w:r>
+    </w:p>
+    <w:p>
+      <w:pPr>
+        <w:rPr>
+          <w:rFonts w:ascii="Roboto Mono" w:hAnsi="Roboto Mono"/>
+        </w:rPr>
+      </w:pPr>
+      <w:r>
+        <w:rPr>
+          <w:rFonts w:ascii="Roboto Mono" w:hAnsi="Roboto Mono"/>
+        </w:rPr>
+        <w:pict w14:anchorId="649434BF">
+          <v:rect id="_x0000_i1052" style="width:0;height:1.5pt" o:hralign="center" o:hrstd="t" o:hr="t" fillcolor="#a0a0a0" stroked="f"/>
         </w:pict>
       </w:r>
     </w:p>
@@ -8988,9 +6726,6 @@
           <w:rFonts w:ascii="Roboto Mono" w:hAnsi="Roboto Mono"/>
           <w:b/>
           <w:bCs/>
-          <w:sz w:val="24"/>
-          <w:szCs w:val="24"/>
-          <w:lang w:val="en-US"/>
         </w:rPr>
       </w:pPr>
       <w:r>
@@ -8998,11 +6733,7 @@
           <w:rFonts w:ascii="Roboto Mono" w:hAnsi="Roboto Mono"/>
           <w:b/>
           <w:bCs/>
-          <w:sz w:val="24"/>
-          <w:szCs w:val="24"/>
-          <w:lang w:val="en-US"/>
-        </w:rPr>
-        <w:lastRenderedPageBreak/>
+        </w:rPr>
         <w:t>Duplicate Primary Key</w:t>
       </w:r>
     </w:p>
@@ -9010,17 +6741,11 @@
       <w:pPr>
         <w:rPr>
           <w:rFonts w:ascii="Roboto Mono" w:hAnsi="Roboto Mono"/>
-          <w:sz w:val="24"/>
-          <w:szCs w:val="24"/>
-          <w:lang w:val="en-US"/>
-        </w:rPr>
-      </w:pPr>
-      <w:r>
-        <w:rPr>
-          <w:rFonts w:ascii="Roboto Mono" w:hAnsi="Roboto Mono"/>
-          <w:sz w:val="24"/>
-          <w:szCs w:val="24"/>
-          <w:lang w:val="en-US"/>
+        </w:rPr>
+      </w:pPr>
+      <w:r>
+        <w:rPr>
+          <w:rFonts w:ascii="Roboto Mono" w:hAnsi="Roboto Mono"/>
         </w:rPr>
         <w:t>Incorrect:</w:t>
       </w:r>
@@ -9029,9 +6754,6 @@
       <w:pPr>
         <w:rPr>
           <w:rFonts w:ascii="Roboto Mono" w:hAnsi="Roboto Mono"/>
-          <w:sz w:val="24"/>
-          <w:szCs w:val="24"/>
-          <w:lang w:val="en-US"/>
         </w:rPr>
       </w:pPr>
       <w:r>
@@ -9039,7 +6761,7 @@
           <w:noProof/>
         </w:rPr>
         <w:drawing>
-          <wp:inline distT="0" distB="0" distL="0" distR="0" wp14:anchorId="7F50EF8D" wp14:editId="1A17A0EA">
+          <wp:inline distT="0" distB="0" distL="0" distR="0" wp14:anchorId="28FCC066" wp14:editId="036DDF73">
             <wp:extent cx="5943600" cy="1094740"/>
             <wp:effectExtent l="0" t="0" r="0" b="0"/>
             <wp:docPr id="195308970" name="Picture 31"/>
@@ -9092,17 +6814,11 @@
       <w:pPr>
         <w:rPr>
           <w:rFonts w:ascii="Roboto Mono" w:hAnsi="Roboto Mono"/>
-          <w:sz w:val="24"/>
-          <w:szCs w:val="24"/>
-          <w:lang w:val="en-US"/>
-        </w:rPr>
-      </w:pPr>
-      <w:r>
-        <w:rPr>
-          <w:rFonts w:ascii="Roboto Mono" w:hAnsi="Roboto Mono"/>
-          <w:sz w:val="24"/>
-          <w:szCs w:val="24"/>
-          <w:lang w:val="en-US"/>
+        </w:rPr>
+      </w:pPr>
+      <w:r>
+        <w:rPr>
+          <w:rFonts w:ascii="Roboto Mono" w:hAnsi="Roboto Mono"/>
         </w:rPr>
         <w:t>INSERT INTO Customers</w:t>
       </w:r>
@@ -9111,56 +6827,24 @@
       <w:pPr>
         <w:rPr>
           <w:rFonts w:ascii="Roboto Mono" w:hAnsi="Roboto Mono"/>
-          <w:sz w:val="24"/>
-          <w:szCs w:val="24"/>
-          <w:lang w:val="en-US"/>
-        </w:rPr>
-      </w:pPr>
-      <w:r>
-        <w:rPr>
-          <w:rFonts w:ascii="Roboto Mono" w:hAnsi="Roboto Mono"/>
-          <w:sz w:val="24"/>
-          <w:szCs w:val="24"/>
-          <w:lang w:val="en-US"/>
-        </w:rPr>
-        <w:t>(</w:t>
-      </w:r>
-      <w:proofErr w:type="spellStart"/>
-      <w:r>
-        <w:rPr>
-          <w:rFonts w:ascii="Roboto Mono" w:hAnsi="Roboto Mono"/>
-          <w:sz w:val="24"/>
-          <w:szCs w:val="24"/>
-          <w:lang w:val="en-US"/>
-        </w:rPr>
-        <w:t>CustomerID</w:t>
-      </w:r>
-      <w:proofErr w:type="spellEnd"/>
-      <w:r>
-        <w:rPr>
-          <w:rFonts w:ascii="Roboto Mono" w:hAnsi="Roboto Mono"/>
-          <w:sz w:val="24"/>
-          <w:szCs w:val="24"/>
-          <w:lang w:val="en-US"/>
-        </w:rPr>
-        <w:t>, Name)</w:t>
-      </w:r>
-    </w:p>
-    <w:p>
-      <w:pPr>
-        <w:rPr>
-          <w:rFonts w:ascii="Roboto Mono" w:hAnsi="Roboto Mono"/>
-          <w:sz w:val="24"/>
-          <w:szCs w:val="24"/>
-          <w:lang w:val="en-US"/>
-        </w:rPr>
-      </w:pPr>
-      <w:r>
-        <w:rPr>
-          <w:rFonts w:ascii="Roboto Mono" w:hAnsi="Roboto Mono"/>
-          <w:sz w:val="24"/>
-          <w:szCs w:val="24"/>
-          <w:lang w:val="en-US"/>
+        </w:rPr>
+      </w:pPr>
+      <w:r>
+        <w:rPr>
+          <w:rFonts w:ascii="Roboto Mono" w:hAnsi="Roboto Mono"/>
+        </w:rPr>
+        <w:t>(CustomerID, Name)</w:t>
+      </w:r>
+    </w:p>
+    <w:p>
+      <w:pPr>
+        <w:rPr>
+          <w:rFonts w:ascii="Roboto Mono" w:hAnsi="Roboto Mono"/>
+        </w:rPr>
+      </w:pPr>
+      <w:r>
+        <w:rPr>
+          <w:rFonts w:ascii="Roboto Mono" w:hAnsi="Roboto Mono"/>
         </w:rPr>
         <w:t>VALUES</w:t>
       </w:r>
@@ -9169,17 +6853,11 @@
       <w:pPr>
         <w:rPr>
           <w:rFonts w:ascii="Roboto Mono" w:hAnsi="Roboto Mono"/>
-          <w:sz w:val="24"/>
-          <w:szCs w:val="24"/>
-          <w:lang w:val="en-US"/>
-        </w:rPr>
-      </w:pPr>
-      <w:r>
-        <w:rPr>
-          <w:rFonts w:ascii="Roboto Mono" w:hAnsi="Roboto Mono"/>
-          <w:sz w:val="24"/>
-          <w:szCs w:val="24"/>
-          <w:lang w:val="en-US"/>
+        </w:rPr>
+      </w:pPr>
+      <w:r>
+        <w:rPr>
+          <w:rFonts w:ascii="Roboto Mono" w:hAnsi="Roboto Mono"/>
         </w:rPr>
         <w:t>(1, 'Ahmed');</w:t>
       </w:r>
@@ -9188,80 +6866,41 @@
       <w:pPr>
         <w:rPr>
           <w:rFonts w:ascii="Roboto Mono" w:hAnsi="Roboto Mono"/>
-          <w:sz w:val="24"/>
-          <w:szCs w:val="24"/>
-          <w:lang w:val="en-US"/>
-        </w:rPr>
-      </w:pPr>
-      <w:r>
-        <w:rPr>
-          <w:rFonts w:ascii="Roboto Mono" w:hAnsi="Roboto Mono"/>
-          <w:sz w:val="24"/>
-          <w:szCs w:val="24"/>
-          <w:lang w:val="en-US"/>
-        </w:rPr>
-        <w:t xml:space="preserve">If </w:t>
-      </w:r>
-      <w:proofErr w:type="spellStart"/>
-      <w:r>
-        <w:rPr>
-          <w:rFonts w:ascii="Roboto Mono" w:hAnsi="Roboto Mono"/>
-          <w:sz w:val="24"/>
-          <w:szCs w:val="24"/>
-          <w:lang w:val="en-US"/>
-        </w:rPr>
-        <w:t>CustomerID</w:t>
-      </w:r>
-      <w:proofErr w:type="spellEnd"/>
-      <w:r>
-        <w:rPr>
-          <w:rFonts w:ascii="Roboto Mono" w:hAnsi="Roboto Mono"/>
-          <w:sz w:val="24"/>
-          <w:szCs w:val="24"/>
-          <w:lang w:val="en-US"/>
-        </w:rPr>
-        <w:t xml:space="preserve"> = 1 already exists.</w:t>
-      </w:r>
-    </w:p>
-    <w:p>
-      <w:pPr>
-        <w:rPr>
-          <w:rFonts w:ascii="Roboto Mono" w:hAnsi="Roboto Mono"/>
-          <w:sz w:val="24"/>
-          <w:szCs w:val="24"/>
-          <w:lang w:val="en-US"/>
-        </w:rPr>
-      </w:pPr>
-      <w:r>
-        <w:rPr>
-          <w:rFonts w:ascii="Roboto Mono" w:hAnsi="Roboto Mono"/>
-          <w:sz w:val="24"/>
-          <w:szCs w:val="24"/>
-          <w:lang w:val="en-US"/>
-        </w:rPr>
-        <w:pict w14:anchorId="2092BF2B">
-          <v:rect id="_x0000_i1054" style="width:0;height:1.5pt" o:hralign="center" o:hrstd="t" o:hr="t" fillcolor="#a0a0a0" stroked="f"/>
+        </w:rPr>
+      </w:pPr>
+      <w:r>
+        <w:rPr>
+          <w:rFonts w:ascii="Roboto Mono" w:hAnsi="Roboto Mono"/>
+        </w:rPr>
+        <w:t>If CustomerID = 1 already exists.</w:t>
+      </w:r>
+    </w:p>
+    <w:p>
+      <w:pPr>
+        <w:rPr>
+          <w:rFonts w:ascii="Roboto Mono" w:hAnsi="Roboto Mono"/>
+        </w:rPr>
+      </w:pPr>
+      <w:r>
+        <w:rPr>
+          <w:rFonts w:ascii="Roboto Mono" w:hAnsi="Roboto Mono"/>
+        </w:rPr>
+        <w:pict w14:anchorId="24B87BCC">
+          <v:rect id="_x0000_i1053" style="width:0;height:1.5pt" o:hralign="center" o:hrstd="t" o:hr="t" fillcolor="#a0a0a0" stroked="f"/>
         </w:pict>
       </w:r>
     </w:p>
     <w:p>
       <w:pPr>
         <w:pStyle w:val="Heading2"/>
-        <w:rPr>
-          <w:lang w:val="en-US"/>
-        </w:rPr>
       </w:pPr>
       <w:r>
         <w:rPr>
           <w:rFonts w:ascii="Segoe UI Emoji" w:hAnsi="Segoe UI Emoji" w:cs="Segoe UI Emoji"/>
-          <w:lang w:val="en-US"/>
         </w:rPr>
         <w:t>⚖️</w:t>
       </w:r>
       <w:r>
-        <w:rPr>
-          <w:lang w:val="en-US"/>
-        </w:rPr>
         <w:t xml:space="preserve"> Side-by-Side Comparison</w:t>
       </w:r>
     </w:p>
@@ -9287,25 +6926,7 @@
           <w:sz w:val="18"/>
           <w:highlight w:val="lightGray"/>
         </w:rPr>
-        <w:t xml:space="preserve">: Persons Table -&gt; ID Column: 1, </w:t>
-      </w:r>
-      <w:proofErr w:type="spellStart"/>
-      <w:r>
-        <w:rPr>
-          <w:color w:val="000000"/>
-          <w:sz w:val="18"/>
-          <w:highlight w:val="lightGray"/>
-        </w:rPr>
-        <w:t>Name_En</w:t>
-      </w:r>
-      <w:proofErr w:type="spellEnd"/>
-      <w:r>
-        <w:rPr>
-          <w:color w:val="000000"/>
-          <w:sz w:val="18"/>
-          <w:highlight w:val="lightGray"/>
-        </w:rPr>
-        <w:t xml:space="preserve"> Column: Motasem Essam] -&gt; </w:t>
+        <w:t xml:space="preserve">: Persons Table -&gt; ID Column: 1, Name_En Column: Motasem Essam] -&gt; </w:t>
       </w:r>
       <w:r>
         <w:rPr>
@@ -9343,17 +6964,12 @@
       </w:r>
     </w:p>
     <w:p>
-      <w:pPr>
-        <w:rPr>
-          <w:lang w:val="en-US"/>
-        </w:rPr>
-      </w:pPr>
       <w:r>
         <w:rPr>
           <w:noProof/>
         </w:rPr>
         <w:drawing>
-          <wp:inline distT="0" distB="0" distL="0" distR="0" wp14:anchorId="1DCD2D2D" wp14:editId="7C2BCB66">
+          <wp:inline distT="0" distB="0" distL="0" distR="0" wp14:anchorId="292202D0" wp14:editId="18D2BCB5">
             <wp:extent cx="5943600" cy="1912620"/>
             <wp:effectExtent l="0" t="0" r="0" b="0"/>
             <wp:docPr id="1702477194" name="Picture 32"/>
@@ -9435,9 +7051,6 @@
                 <w:rFonts w:ascii="Roboto Mono" w:hAnsi="Roboto Mono"/>
                 <w:b/>
                 <w:bCs/>
-                <w:sz w:val="24"/>
-                <w:szCs w:val="24"/>
-                <w:lang w:val="en-US"/>
               </w:rPr>
             </w:pPr>
             <w:r>
@@ -9445,9 +7058,6 @@
                 <w:rFonts w:ascii="Roboto Mono" w:hAnsi="Roboto Mono"/>
                 <w:b/>
                 <w:bCs/>
-                <w:sz w:val="24"/>
-                <w:szCs w:val="24"/>
-                <w:lang w:val="en-US"/>
               </w:rPr>
               <w:t>Statement</w:t>
             </w:r>
@@ -9465,9 +7075,6 @@
                 <w:rFonts w:ascii="Roboto Mono" w:hAnsi="Roboto Mono"/>
                 <w:b/>
                 <w:bCs/>
-                <w:sz w:val="24"/>
-                <w:szCs w:val="24"/>
-                <w:lang w:val="en-US"/>
               </w:rPr>
             </w:pPr>
             <w:r>
@@ -9475,9 +7082,6 @@
                 <w:rFonts w:ascii="Roboto Mono" w:hAnsi="Roboto Mono"/>
                 <w:b/>
                 <w:bCs/>
-                <w:sz w:val="24"/>
-                <w:szCs w:val="24"/>
-                <w:lang w:val="en-US"/>
               </w:rPr>
               <w:t>Effect</w:t>
             </w:r>
@@ -9498,17 +7102,11 @@
             <w:pPr>
               <w:rPr>
                 <w:rFonts w:ascii="Roboto Mono" w:hAnsi="Roboto Mono"/>
-                <w:sz w:val="24"/>
-                <w:szCs w:val="24"/>
-                <w:lang w:val="en-US"/>
               </w:rPr>
             </w:pPr>
             <w:r>
               <w:rPr>
                 <w:rFonts w:ascii="Roboto Mono" w:hAnsi="Roboto Mono"/>
-                <w:sz w:val="24"/>
-                <w:szCs w:val="24"/>
-                <w:lang w:val="en-US"/>
               </w:rPr>
               <w:t>INSERT INTO</w:t>
             </w:r>
@@ -9524,17 +7122,11 @@
             <w:pPr>
               <w:rPr>
                 <w:rFonts w:ascii="Roboto Mono" w:hAnsi="Roboto Mono"/>
-                <w:sz w:val="24"/>
-                <w:szCs w:val="24"/>
-                <w:lang w:val="en-US"/>
               </w:rPr>
             </w:pPr>
             <w:r>
               <w:rPr>
                 <w:rFonts w:ascii="Roboto Mono" w:hAnsi="Roboto Mono"/>
-                <w:sz w:val="24"/>
-                <w:szCs w:val="24"/>
-                <w:lang w:val="en-US"/>
               </w:rPr>
               <w:t>Adds rows</w:t>
             </w:r>
@@ -9555,17 +7147,11 @@
             <w:pPr>
               <w:rPr>
                 <w:rFonts w:ascii="Roboto Mono" w:hAnsi="Roboto Mono"/>
-                <w:sz w:val="24"/>
-                <w:szCs w:val="24"/>
-                <w:lang w:val="en-US"/>
               </w:rPr>
             </w:pPr>
             <w:r>
               <w:rPr>
                 <w:rFonts w:ascii="Roboto Mono" w:hAnsi="Roboto Mono"/>
-                <w:sz w:val="24"/>
-                <w:szCs w:val="24"/>
-                <w:lang w:val="en-US"/>
               </w:rPr>
               <w:t>UPDATE</w:t>
             </w:r>
@@ -9581,17 +7167,11 @@
             <w:pPr>
               <w:rPr>
                 <w:rFonts w:ascii="Roboto Mono" w:hAnsi="Roboto Mono"/>
-                <w:sz w:val="24"/>
-                <w:szCs w:val="24"/>
-                <w:lang w:val="en-US"/>
               </w:rPr>
             </w:pPr>
             <w:r>
               <w:rPr>
                 <w:rFonts w:ascii="Roboto Mono" w:hAnsi="Roboto Mono"/>
-                <w:sz w:val="24"/>
-                <w:szCs w:val="24"/>
-                <w:lang w:val="en-US"/>
               </w:rPr>
               <w:t>Changes rows</w:t>
             </w:r>
@@ -9612,17 +7192,11 @@
             <w:pPr>
               <w:rPr>
                 <w:rFonts w:ascii="Roboto Mono" w:hAnsi="Roboto Mono"/>
-                <w:sz w:val="24"/>
-                <w:szCs w:val="24"/>
-                <w:lang w:val="en-US"/>
               </w:rPr>
             </w:pPr>
             <w:r>
               <w:rPr>
                 <w:rFonts w:ascii="Roboto Mono" w:hAnsi="Roboto Mono"/>
-                <w:sz w:val="24"/>
-                <w:szCs w:val="24"/>
-                <w:lang w:val="en-US"/>
               </w:rPr>
               <w:t>DELETE</w:t>
             </w:r>
@@ -9638,17 +7212,11 @@
             <w:pPr>
               <w:rPr>
                 <w:rFonts w:ascii="Roboto Mono" w:hAnsi="Roboto Mono"/>
-                <w:sz w:val="24"/>
-                <w:szCs w:val="24"/>
-                <w:lang w:val="en-US"/>
               </w:rPr>
             </w:pPr>
             <w:r>
               <w:rPr>
                 <w:rFonts w:ascii="Roboto Mono" w:hAnsi="Roboto Mono"/>
-                <w:sz w:val="24"/>
-                <w:szCs w:val="24"/>
-                <w:lang w:val="en-US"/>
               </w:rPr>
               <w:t>Removes rows</w:t>
             </w:r>
@@ -9669,17 +7237,11 @@
             <w:pPr>
               <w:rPr>
                 <w:rFonts w:ascii="Roboto Mono" w:hAnsi="Roboto Mono"/>
-                <w:sz w:val="24"/>
-                <w:szCs w:val="24"/>
-                <w:lang w:val="en-US"/>
               </w:rPr>
             </w:pPr>
             <w:r>
               <w:rPr>
                 <w:rFonts w:ascii="Roboto Mono" w:hAnsi="Roboto Mono"/>
-                <w:sz w:val="24"/>
-                <w:szCs w:val="24"/>
-                <w:lang w:val="en-US"/>
               </w:rPr>
               <w:t>TRUNCATE</w:t>
             </w:r>
@@ -9695,17 +7257,11 @@
             <w:pPr>
               <w:rPr>
                 <w:rFonts w:ascii="Roboto Mono" w:hAnsi="Roboto Mono"/>
-                <w:sz w:val="24"/>
-                <w:szCs w:val="24"/>
-                <w:lang w:val="en-US"/>
               </w:rPr>
             </w:pPr>
             <w:r>
               <w:rPr>
                 <w:rFonts w:ascii="Roboto Mono" w:hAnsi="Roboto Mono"/>
-                <w:sz w:val="24"/>
-                <w:szCs w:val="24"/>
-                <w:lang w:val="en-US"/>
               </w:rPr>
               <w:t>Removes all rows</w:t>
             </w:r>
@@ -9726,17 +7282,11 @@
             <w:pPr>
               <w:rPr>
                 <w:rFonts w:ascii="Roboto Mono" w:hAnsi="Roboto Mono"/>
-                <w:sz w:val="24"/>
-                <w:szCs w:val="24"/>
-                <w:lang w:val="en-US"/>
               </w:rPr>
             </w:pPr>
             <w:r>
               <w:rPr>
                 <w:rFonts w:ascii="Roboto Mono" w:hAnsi="Roboto Mono"/>
-                <w:sz w:val="24"/>
-                <w:szCs w:val="24"/>
-                <w:lang w:val="en-US"/>
               </w:rPr>
               <w:t>DROP TABLE</w:t>
             </w:r>
@@ -9752,17 +7302,11 @@
             <w:pPr>
               <w:rPr>
                 <w:rFonts w:ascii="Roboto Mono" w:hAnsi="Roboto Mono"/>
-                <w:sz w:val="24"/>
-                <w:szCs w:val="24"/>
-                <w:lang w:val="en-US"/>
               </w:rPr>
             </w:pPr>
             <w:r>
               <w:rPr>
                 <w:rFonts w:ascii="Roboto Mono" w:hAnsi="Roboto Mono"/>
-                <w:sz w:val="24"/>
-                <w:szCs w:val="24"/>
-                <w:lang w:val="en-US"/>
               </w:rPr>
               <w:t>Deletes table</w:t>
             </w:r>
@@ -9774,42 +7318,28 @@
       <w:pPr>
         <w:rPr>
           <w:rFonts w:ascii="Roboto Mono" w:hAnsi="Roboto Mono"/>
-          <w:sz w:val="24"/>
-          <w:szCs w:val="24"/>
-          <w:lang w:val="en-US"/>
-        </w:rPr>
-      </w:pPr>
-      <w:r>
-        <w:rPr>
-          <w:rFonts w:ascii="Roboto Mono" w:hAnsi="Roboto Mono"/>
-          <w:sz w:val="24"/>
-          <w:szCs w:val="24"/>
-          <w:lang w:val="en-US"/>
-        </w:rPr>
-        <w:pict w14:anchorId="38BC8E8B">
-          <v:rect id="_x0000_i1055" style="width:0;height:1.5pt" o:hralign="center" o:hrstd="t" o:hr="t" fillcolor="#a0a0a0" stroked="f"/>
+        </w:rPr>
+      </w:pPr>
+      <w:r>
+        <w:rPr>
+          <w:rFonts w:ascii="Roboto Mono" w:hAnsi="Roboto Mono"/>
+        </w:rPr>
+        <w:pict w14:anchorId="547216FA">
+          <v:rect id="_x0000_i1054" style="width:0;height:1.5pt" o:hralign="center" o:hrstd="t" o:hr="t" fillcolor="#a0a0a0" stroked="f"/>
         </w:pict>
       </w:r>
     </w:p>
     <w:p>
       <w:pPr>
         <w:pStyle w:val="Heading2"/>
-        <w:rPr>
-          <w:lang w:val="en-US"/>
-        </w:rPr>
       </w:pPr>
       <w:r>
         <w:rPr>
           <w:rFonts w:ascii="Segoe UI Emoji" w:hAnsi="Segoe UI Emoji" w:cs="Segoe UI Emoji"/>
-          <w:lang w:val="en-US"/>
-        </w:rPr>
-        <w:lastRenderedPageBreak/>
+        </w:rPr>
         <w:t>🔢</w:t>
       </w:r>
       <w:r>
-        <w:rPr>
-          <w:lang w:val="en-US"/>
-        </w:rPr>
         <w:t xml:space="preserve"> INSERT INTO Workflow</w:t>
       </w:r>
     </w:p>
@@ -9835,25 +7365,7 @@
           <w:sz w:val="18"/>
           <w:highlight w:val="lightGray"/>
         </w:rPr>
-        <w:t xml:space="preserve">: Persons Table -&gt; ID Column: 1, </w:t>
-      </w:r>
-      <w:proofErr w:type="spellStart"/>
-      <w:r>
-        <w:rPr>
-          <w:color w:val="000000"/>
-          <w:sz w:val="18"/>
-          <w:highlight w:val="lightGray"/>
-        </w:rPr>
-        <w:t>Name_En</w:t>
-      </w:r>
-      <w:proofErr w:type="spellEnd"/>
-      <w:r>
-        <w:rPr>
-          <w:color w:val="000000"/>
-          <w:sz w:val="18"/>
-          <w:highlight w:val="lightGray"/>
-        </w:rPr>
-        <w:t xml:space="preserve"> Column: Motasem Essam] -&gt; </w:t>
+        <w:t xml:space="preserve">: Persons Table -&gt; ID Column: 1, Name_En Column: Motasem Essam] -&gt; </w:t>
       </w:r>
       <w:r>
         <w:rPr>
@@ -9891,17 +7403,12 @@
       </w:r>
     </w:p>
     <w:p>
-      <w:pPr>
-        <w:rPr>
-          <w:lang w:val="en-US"/>
-        </w:rPr>
-      </w:pPr>
       <w:r>
         <w:rPr>
           <w:noProof/>
         </w:rPr>
         <w:drawing>
-          <wp:inline distT="0" distB="0" distL="0" distR="0" wp14:anchorId="2ADE55D4" wp14:editId="14F6417C">
+          <wp:inline distT="0" distB="0" distL="0" distR="0" wp14:anchorId="679E28BE" wp14:editId="398DFBAF">
             <wp:extent cx="5943600" cy="1260475"/>
             <wp:effectExtent l="0" t="0" r="0" b="0"/>
             <wp:docPr id="1042789463" name="Picture 33"/>
@@ -9954,17 +7461,11 @@
       <w:pPr>
         <w:rPr>
           <w:rFonts w:ascii="Roboto Mono" w:hAnsi="Roboto Mono"/>
-          <w:sz w:val="24"/>
-          <w:szCs w:val="24"/>
-          <w:lang w:val="en-US"/>
-        </w:rPr>
-      </w:pPr>
-      <w:r>
-        <w:rPr>
-          <w:rFonts w:ascii="Roboto Mono" w:hAnsi="Roboto Mono"/>
-          <w:sz w:val="24"/>
-          <w:szCs w:val="24"/>
-          <w:lang w:val="en-US"/>
+        </w:rPr>
+      </w:pPr>
+      <w:r>
+        <w:rPr>
+          <w:rFonts w:ascii="Roboto Mono" w:hAnsi="Roboto Mono"/>
         </w:rPr>
         <w:t>Create Table</w:t>
       </w:r>
@@ -9973,26 +7474,15 @@
       <w:pPr>
         <w:rPr>
           <w:rFonts w:ascii="Roboto Mono" w:hAnsi="Roboto Mono"/>
-          <w:sz w:val="24"/>
-          <w:szCs w:val="24"/>
-          <w:lang w:val="en-US"/>
-        </w:rPr>
-      </w:pPr>
-      <w:r>
-        <w:rPr>
-          <w:rFonts w:ascii="Roboto Mono" w:hAnsi="Roboto Mono"/>
-          <w:sz w:val="24"/>
-          <w:szCs w:val="24"/>
-          <w:lang w:val="en-US"/>
+        </w:rPr>
+      </w:pPr>
+      <w:r>
+        <w:rPr>
+          <w:rFonts w:ascii="Roboto Mono" w:hAnsi="Roboto Mono"/>
         </w:rPr>
         <w:t xml:space="preserve">      </w:t>
       </w:r>
       <w:r>
-        <w:rPr>
-          <w:sz w:val="24"/>
-          <w:szCs w:val="24"/>
-          <w:lang w:val="en-US"/>
-        </w:rPr>
         <w:t>↓</w:t>
       </w:r>
     </w:p>
@@ -10000,17 +7490,11 @@
       <w:pPr>
         <w:rPr>
           <w:rFonts w:ascii="Roboto Mono" w:hAnsi="Roboto Mono"/>
-          <w:sz w:val="24"/>
-          <w:szCs w:val="24"/>
-          <w:lang w:val="en-US"/>
-        </w:rPr>
-      </w:pPr>
-      <w:r>
-        <w:rPr>
-          <w:rFonts w:ascii="Roboto Mono" w:hAnsi="Roboto Mono"/>
-          <w:sz w:val="24"/>
-          <w:szCs w:val="24"/>
-          <w:lang w:val="en-US"/>
+        </w:rPr>
+      </w:pPr>
+      <w:r>
+        <w:rPr>
+          <w:rFonts w:ascii="Roboto Mono" w:hAnsi="Roboto Mono"/>
         </w:rPr>
         <w:t>INSERT INTO</w:t>
       </w:r>
@@ -10019,26 +7503,15 @@
       <w:pPr>
         <w:rPr>
           <w:rFonts w:ascii="Roboto Mono" w:hAnsi="Roboto Mono"/>
-          <w:sz w:val="24"/>
-          <w:szCs w:val="24"/>
-          <w:lang w:val="en-US"/>
-        </w:rPr>
-      </w:pPr>
-      <w:r>
-        <w:rPr>
-          <w:rFonts w:ascii="Roboto Mono" w:hAnsi="Roboto Mono"/>
-          <w:sz w:val="24"/>
-          <w:szCs w:val="24"/>
-          <w:lang w:val="en-US"/>
+        </w:rPr>
+      </w:pPr>
+      <w:r>
+        <w:rPr>
+          <w:rFonts w:ascii="Roboto Mono" w:hAnsi="Roboto Mono"/>
         </w:rPr>
         <w:t xml:space="preserve">      </w:t>
       </w:r>
       <w:r>
-        <w:rPr>
-          <w:sz w:val="24"/>
-          <w:szCs w:val="24"/>
-          <w:lang w:val="en-US"/>
-        </w:rPr>
         <w:t>↓</w:t>
       </w:r>
     </w:p>
@@ -10046,17 +7519,11 @@
       <w:pPr>
         <w:rPr>
           <w:rFonts w:ascii="Roboto Mono" w:hAnsi="Roboto Mono"/>
-          <w:sz w:val="24"/>
-          <w:szCs w:val="24"/>
-          <w:lang w:val="en-US"/>
-        </w:rPr>
-      </w:pPr>
-      <w:r>
-        <w:rPr>
-          <w:rFonts w:ascii="Roboto Mono" w:hAnsi="Roboto Mono"/>
-          <w:sz w:val="24"/>
-          <w:szCs w:val="24"/>
-          <w:lang w:val="en-US"/>
+        </w:rPr>
+      </w:pPr>
+      <w:r>
+        <w:rPr>
+          <w:rFonts w:ascii="Roboto Mono" w:hAnsi="Roboto Mono"/>
         </w:rPr>
         <w:t>New Row Added</w:t>
       </w:r>
@@ -10065,26 +7532,15 @@
       <w:pPr>
         <w:rPr>
           <w:rFonts w:ascii="Roboto Mono" w:hAnsi="Roboto Mono"/>
-          <w:sz w:val="24"/>
-          <w:szCs w:val="24"/>
-          <w:lang w:val="en-US"/>
-        </w:rPr>
-      </w:pPr>
-      <w:r>
-        <w:rPr>
-          <w:rFonts w:ascii="Roboto Mono" w:hAnsi="Roboto Mono"/>
-          <w:sz w:val="24"/>
-          <w:szCs w:val="24"/>
-          <w:lang w:val="en-US"/>
+        </w:rPr>
+      </w:pPr>
+      <w:r>
+        <w:rPr>
+          <w:rFonts w:ascii="Roboto Mono" w:hAnsi="Roboto Mono"/>
         </w:rPr>
         <w:t xml:space="preserve">      </w:t>
       </w:r>
       <w:r>
-        <w:rPr>
-          <w:sz w:val="24"/>
-          <w:szCs w:val="24"/>
-          <w:lang w:val="en-US"/>
-        </w:rPr>
         <w:t>↓</w:t>
       </w:r>
     </w:p>
@@ -10092,17 +7548,11 @@
       <w:pPr>
         <w:rPr>
           <w:rFonts w:ascii="Roboto Mono" w:hAnsi="Roboto Mono"/>
-          <w:sz w:val="24"/>
-          <w:szCs w:val="24"/>
-          <w:lang w:val="en-US"/>
-        </w:rPr>
-      </w:pPr>
-      <w:r>
-        <w:rPr>
-          <w:rFonts w:ascii="Roboto Mono" w:hAnsi="Roboto Mono"/>
-          <w:sz w:val="24"/>
-          <w:szCs w:val="24"/>
-          <w:lang w:val="en-US"/>
+        </w:rPr>
+      </w:pPr>
+      <w:r>
+        <w:rPr>
+          <w:rFonts w:ascii="Roboto Mono" w:hAnsi="Roboto Mono"/>
         </w:rPr>
         <w:t>Data Stored</w:t>
       </w:r>
@@ -10111,50 +7561,32 @@
       <w:pPr>
         <w:rPr>
           <w:rFonts w:ascii="Roboto Mono" w:hAnsi="Roboto Mono"/>
-          <w:sz w:val="24"/>
-          <w:szCs w:val="24"/>
-          <w:lang w:val="en-US"/>
-        </w:rPr>
-      </w:pPr>
-      <w:r>
-        <w:rPr>
-          <w:rFonts w:ascii="Roboto Mono" w:hAnsi="Roboto Mono"/>
-          <w:sz w:val="24"/>
-          <w:szCs w:val="24"/>
-          <w:lang w:val="en-US"/>
-        </w:rPr>
-        <w:pict w14:anchorId="25A4701A">
-          <v:rect id="_x0000_i1056" style="width:0;height:1.5pt" o:hralign="center" o:bullet="t" o:hrstd="t" o:hr="t" fillcolor="#a0a0a0" stroked="f"/>
+        </w:rPr>
+      </w:pPr>
+      <w:r>
+        <w:rPr>
+          <w:rFonts w:ascii="Roboto Mono" w:hAnsi="Roboto Mono"/>
+        </w:rPr>
+        <w:pict w14:anchorId="37E854CE">
+          <v:rect id="_x0000_i1055" style="width:0;height:1.5pt" o:hralign="center" o:bullet="t" o:hrstd="t" o:hr="t" fillcolor="#a0a0a0" stroked="f"/>
         </w:pict>
       </w:r>
     </w:p>
     <w:p>
       <w:pPr>
         <w:pStyle w:val="Heading2"/>
-        <w:rPr>
-          <w:lang w:val="en-US"/>
-        </w:rPr>
       </w:pPr>
       <w:r>
         <w:rPr>
           <w:rFonts w:ascii="Segoe UI Emoji" w:hAnsi="Segoe UI Emoji" w:cs="Segoe UI Emoji"/>
-          <w:lang w:val="en-US"/>
         </w:rPr>
         <w:t>🧠</w:t>
       </w:r>
       <w:r>
-        <w:rPr>
-          <w:lang w:val="en-US"/>
-        </w:rPr>
         <w:t xml:space="preserve"> Simple Analogy</w:t>
       </w:r>
     </w:p>
     <w:p>
-      <w:pPr>
-        <w:rPr>
-          <w:lang w:val="en-US"/>
-        </w:rPr>
-      </w:pPr>
       <w:r>
         <w:rPr>
           <w:b/>
@@ -10170,25 +7602,7 @@
           <w:sz w:val="18"/>
           <w:highlight w:val="lightGray"/>
         </w:rPr>
-        <w:t xml:space="preserve">: Persons Table -&gt; ID Column: 1, </w:t>
-      </w:r>
-      <w:proofErr w:type="spellStart"/>
-      <w:r>
-        <w:rPr>
-          <w:color w:val="000000"/>
-          <w:sz w:val="18"/>
-          <w:highlight w:val="lightGray"/>
-        </w:rPr>
-        <w:t>Name_En</w:t>
-      </w:r>
-      <w:proofErr w:type="spellEnd"/>
-      <w:r>
-        <w:rPr>
-          <w:color w:val="000000"/>
-          <w:sz w:val="18"/>
-          <w:highlight w:val="lightGray"/>
-        </w:rPr>
-        <w:t xml:space="preserve"> Column: Motasem Essam] -&gt; </w:t>
+        <w:t xml:space="preserve">: Persons Table -&gt; ID Column: 1, Name_En Column: Motasem Essam] -&gt; </w:t>
       </w:r>
       <w:r>
         <w:rPr>
@@ -10229,17 +7643,11 @@
       <w:pPr>
         <w:rPr>
           <w:rFonts w:ascii="Roboto Mono" w:hAnsi="Roboto Mono"/>
-          <w:sz w:val="24"/>
-          <w:szCs w:val="24"/>
-          <w:lang w:val="en-US"/>
-        </w:rPr>
-      </w:pPr>
-      <w:r>
-        <w:rPr>
-          <w:rFonts w:ascii="Roboto Mono" w:hAnsi="Roboto Mono"/>
-          <w:sz w:val="24"/>
-          <w:szCs w:val="24"/>
-          <w:lang w:val="en-US"/>
+        </w:rPr>
+      </w:pPr>
+      <w:r>
+        <w:rPr>
+          <w:rFonts w:ascii="Roboto Mono" w:hAnsi="Roboto Mono"/>
         </w:rPr>
         <w:t>Think of a table as a spreadsheet.</w:t>
       </w:r>
@@ -10248,9 +7656,6 @@
       <w:pPr>
         <w:rPr>
           <w:rFonts w:ascii="Roboto Mono" w:hAnsi="Roboto Mono"/>
-          <w:sz w:val="24"/>
-          <w:szCs w:val="24"/>
-          <w:lang w:val="en-US"/>
         </w:rPr>
       </w:pPr>
       <w:r>
@@ -10258,7 +7663,7 @@
           <w:noProof/>
         </w:rPr>
         <w:drawing>
-          <wp:inline distT="0" distB="0" distL="0" distR="0" wp14:anchorId="577756ED" wp14:editId="62FF4267">
+          <wp:inline distT="0" distB="0" distL="0" distR="0" wp14:anchorId="16FD2951" wp14:editId="0926B982">
             <wp:extent cx="5943600" cy="343535"/>
             <wp:effectExtent l="0" t="0" r="0" b="0"/>
             <wp:docPr id="1966413932" name="Picture 35"/>
@@ -10311,17 +7716,11 @@
       <w:pPr>
         <w:rPr>
           <w:rFonts w:ascii="Roboto Mono" w:hAnsi="Roboto Mono"/>
-          <w:sz w:val="24"/>
-          <w:szCs w:val="24"/>
-          <w:lang w:val="en-US"/>
-        </w:rPr>
-      </w:pPr>
-      <w:r>
-        <w:rPr>
-          <w:rFonts w:ascii="Roboto Mono" w:hAnsi="Roboto Mono"/>
-          <w:sz w:val="24"/>
-          <w:szCs w:val="24"/>
-          <w:lang w:val="en-US"/>
+        </w:rPr>
+      </w:pPr>
+      <w:r>
+        <w:rPr>
+          <w:rFonts w:ascii="Roboto Mono" w:hAnsi="Roboto Mono"/>
         </w:rPr>
         <w:t>Customers Spreadsheet</w:t>
       </w:r>
@@ -10330,17 +7729,11 @@
       <w:pPr>
         <w:rPr>
           <w:rFonts w:ascii="Roboto Mono" w:hAnsi="Roboto Mono"/>
-          <w:sz w:val="24"/>
-          <w:szCs w:val="24"/>
-          <w:lang w:val="en-US"/>
-        </w:rPr>
-      </w:pPr>
-      <w:r>
-        <w:rPr>
-          <w:rFonts w:ascii="Roboto Mono" w:hAnsi="Roboto Mono"/>
-          <w:sz w:val="24"/>
-          <w:szCs w:val="24"/>
-          <w:lang w:val="en-US"/>
+        </w:rPr>
+      </w:pPr>
+      <w:r>
+        <w:rPr>
+          <w:rFonts w:ascii="Roboto Mono" w:hAnsi="Roboto Mono"/>
         </w:rPr>
         <w:t>Using INSERT INTO is like adding a new row:</w:t>
       </w:r>
@@ -10349,9 +7742,6 @@
       <w:pPr>
         <w:rPr>
           <w:rFonts w:ascii="Roboto Mono" w:hAnsi="Roboto Mono"/>
-          <w:sz w:val="24"/>
-          <w:szCs w:val="24"/>
-          <w:lang w:val="en-US"/>
         </w:rPr>
       </w:pPr>
       <w:r>
@@ -10359,7 +7749,7 @@
           <w:noProof/>
         </w:rPr>
         <w:drawing>
-          <wp:inline distT="0" distB="0" distL="0" distR="0" wp14:anchorId="07E4033A" wp14:editId="6605222B">
+          <wp:inline distT="0" distB="0" distL="0" distR="0" wp14:anchorId="2DA762BB" wp14:editId="098363BF">
             <wp:extent cx="5943600" cy="636905"/>
             <wp:effectExtent l="0" t="0" r="0" b="0"/>
             <wp:docPr id="285784001" name="Picture 36"/>
@@ -10412,17 +7802,11 @@
       <w:pPr>
         <w:rPr>
           <w:rFonts w:ascii="Roboto Mono" w:hAnsi="Roboto Mono"/>
-          <w:sz w:val="24"/>
-          <w:szCs w:val="24"/>
-          <w:lang w:val="en-US"/>
-        </w:rPr>
-      </w:pPr>
-      <w:r>
-        <w:rPr>
-          <w:rFonts w:ascii="Roboto Mono" w:hAnsi="Roboto Mono"/>
-          <w:sz w:val="24"/>
-          <w:szCs w:val="24"/>
-          <w:lang w:val="en-US"/>
+        </w:rPr>
+      </w:pPr>
+      <w:r>
+        <w:rPr>
+          <w:rFonts w:ascii="Roboto Mono" w:hAnsi="Roboto Mono"/>
         </w:rPr>
         <w:t>1 | Ali | Cairo</w:t>
       </w:r>
@@ -10431,17 +7815,11 @@
       <w:pPr>
         <w:rPr>
           <w:rFonts w:ascii="Roboto Mono" w:hAnsi="Roboto Mono"/>
-          <w:sz w:val="24"/>
-          <w:szCs w:val="24"/>
-          <w:lang w:val="en-US"/>
-        </w:rPr>
-      </w:pPr>
-      <w:r>
-        <w:rPr>
-          <w:rFonts w:ascii="Roboto Mono" w:hAnsi="Roboto Mono"/>
-          <w:sz w:val="24"/>
-          <w:szCs w:val="24"/>
-          <w:lang w:val="en-US"/>
+        </w:rPr>
+      </w:pPr>
+      <w:r>
+        <w:rPr>
+          <w:rFonts w:ascii="Roboto Mono" w:hAnsi="Roboto Mono"/>
         </w:rPr>
         <w:t>2 | Sara | Alexandria</w:t>
       </w:r>
@@ -10450,34 +7828,20 @@
       <w:pPr>
         <w:rPr>
           <w:rFonts w:ascii="Roboto Mono" w:hAnsi="Roboto Mono"/>
-          <w:sz w:val="24"/>
-          <w:szCs w:val="24"/>
-          <w:lang w:val="en-US"/>
-        </w:rPr>
-      </w:pPr>
-      <w:r>
-        <w:rPr>
-          <w:rFonts w:ascii="Roboto Mono" w:hAnsi="Roboto Mono"/>
-          <w:sz w:val="24"/>
-          <w:szCs w:val="24"/>
-          <w:lang w:val="en-US"/>
+        </w:rPr>
+      </w:pPr>
+      <w:r>
+        <w:rPr>
+          <w:rFonts w:ascii="Roboto Mono" w:hAnsi="Roboto Mono"/>
         </w:rPr>
         <w:t xml:space="preserve">3 | Ahmed | Giza </w:t>
       </w:r>
       <w:r>
-        <w:rPr>
-          <w:sz w:val="24"/>
-          <w:szCs w:val="24"/>
-          <w:lang w:val="en-US"/>
-        </w:rPr>
         <w:t>←</w:t>
       </w:r>
       <w:r>
         <w:rPr>
           <w:rFonts w:ascii="Roboto Mono" w:hAnsi="Roboto Mono"/>
-          <w:sz w:val="24"/>
-          <w:szCs w:val="24"/>
-          <w:lang w:val="en-US"/>
         </w:rPr>
         <w:t xml:space="preserve"> New Row</w:t>
       </w:r>
@@ -10486,17 +7850,11 @@
       <w:pPr>
         <w:rPr>
           <w:rFonts w:ascii="Roboto Mono" w:hAnsi="Roboto Mono"/>
-          <w:sz w:val="24"/>
-          <w:szCs w:val="24"/>
-          <w:lang w:val="en-US"/>
-        </w:rPr>
-      </w:pPr>
-      <w:r>
-        <w:rPr>
-          <w:rFonts w:ascii="Roboto Mono" w:hAnsi="Roboto Mono"/>
-          <w:sz w:val="24"/>
-          <w:szCs w:val="24"/>
-          <w:lang w:val="en-US"/>
+        </w:rPr>
+      </w:pPr>
+      <w:r>
+        <w:rPr>
+          <w:rFonts w:ascii="Roboto Mono" w:hAnsi="Roboto Mono"/>
         </w:rPr>
         <w:t>The spreadsheet grows as new records are inserted.</w:t>
       </w:r>
@@ -10505,51 +7863,32 @@
       <w:pPr>
         <w:rPr>
           <w:rFonts w:ascii="Roboto Mono" w:hAnsi="Roboto Mono"/>
-          <w:sz w:val="24"/>
-          <w:szCs w:val="24"/>
-          <w:lang w:val="en-US"/>
-        </w:rPr>
-      </w:pPr>
-      <w:r>
-        <w:rPr>
-          <w:rFonts w:ascii="Roboto Mono" w:hAnsi="Roboto Mono"/>
-          <w:sz w:val="24"/>
-          <w:szCs w:val="24"/>
-          <w:lang w:val="en-US"/>
-        </w:rPr>
-        <w:pict w14:anchorId="306D5D87">
-          <v:rect id="_x0000_i1057" style="width:0;height:1.5pt" o:hralign="center" o:hrstd="t" o:hr="t" fillcolor="#a0a0a0" stroked="f"/>
+        </w:rPr>
+      </w:pPr>
+      <w:r>
+        <w:rPr>
+          <w:rFonts w:ascii="Roboto Mono" w:hAnsi="Roboto Mono"/>
+        </w:rPr>
+        <w:pict w14:anchorId="670A3076">
+          <v:rect id="_x0000_i1056" style="width:0;height:1.5pt" o:hralign="center" o:hrstd="t" o:hr="t" fillcolor="#a0a0a0" stroked="f"/>
         </w:pict>
       </w:r>
     </w:p>
     <w:p>
       <w:pPr>
         <w:pStyle w:val="Heading2"/>
-        <w:rPr>
-          <w:lang w:val="en-US"/>
-        </w:rPr>
       </w:pPr>
       <w:r>
         <w:rPr>
           <w:rFonts w:ascii="Segoe UI Emoji" w:hAnsi="Segoe UI Emoji" w:cs="Segoe UI Emoji"/>
-          <w:lang w:val="en-US"/>
-        </w:rPr>
-        <w:lastRenderedPageBreak/>
+        </w:rPr>
         <w:t>🧭</w:t>
       </w:r>
       <w:r>
-        <w:rPr>
-          <w:lang w:val="en-US"/>
-        </w:rPr>
         <w:t xml:space="preserve"> Summary</w:t>
       </w:r>
     </w:p>
     <w:p>
-      <w:pPr>
-        <w:rPr>
-          <w:lang w:val="en-US"/>
-        </w:rPr>
-      </w:pPr>
       <w:r>
         <w:rPr>
           <w:b/>
@@ -10565,25 +7904,7 @@
           <w:sz w:val="18"/>
           <w:highlight w:val="lightGray"/>
         </w:rPr>
-        <w:t xml:space="preserve">: Persons Table -&gt; ID Column: 1, </w:t>
-      </w:r>
-      <w:proofErr w:type="spellStart"/>
-      <w:r>
-        <w:rPr>
-          <w:color w:val="000000"/>
-          <w:sz w:val="18"/>
-          <w:highlight w:val="lightGray"/>
-        </w:rPr>
-        <w:t>Name_En</w:t>
-      </w:r>
-      <w:proofErr w:type="spellEnd"/>
-      <w:r>
-        <w:rPr>
-          <w:color w:val="000000"/>
-          <w:sz w:val="18"/>
-          <w:highlight w:val="lightGray"/>
-        </w:rPr>
-        <w:t xml:space="preserve"> Column: Motasem Essam] -&gt; </w:t>
+        <w:t xml:space="preserve">: Persons Table -&gt; ID Column: 1, Name_En Column: Motasem Essam] -&gt; </w:t>
       </w:r>
       <w:r>
         <w:rPr>
@@ -10624,9 +7945,6 @@
       <w:pPr>
         <w:rPr>
           <w:rFonts w:ascii="Roboto Mono" w:hAnsi="Roboto Mono"/>
-          <w:sz w:val="24"/>
-          <w:szCs w:val="24"/>
-          <w:lang w:val="en-US"/>
         </w:rPr>
       </w:pPr>
       <w:r>
@@ -10634,58 +7952,26 @@
           <w:rFonts w:ascii="Roboto Mono" w:hAnsi="Roboto Mono"/>
           <w:b/>
           <w:bCs/>
-          <w:sz w:val="24"/>
-          <w:szCs w:val="24"/>
-          <w:lang w:val="en-US"/>
         </w:rPr>
         <w:t>SQL INSERT INTO</w:t>
       </w:r>
       <w:r>
         <w:rPr>
           <w:rFonts w:ascii="Roboto Mono" w:hAnsi="Roboto Mono"/>
-          <w:sz w:val="24"/>
-          <w:szCs w:val="24"/>
-          <w:lang w:val="en-US"/>
-        </w:rPr>
-        <w:t xml:space="preserve"> is used to add new records to a database table. It can insert a single row, multiple rows, NULL values, default values, or data copied from another table using INSERT INTO SELECT. It is one of the </w:t>
-      </w:r>
-      <w:proofErr w:type="gramStart"/>
-      <w:r>
-        <w:rPr>
-          <w:rFonts w:ascii="Roboto Mono" w:hAnsi="Roboto Mono"/>
-          <w:sz w:val="24"/>
-          <w:szCs w:val="24"/>
-          <w:lang w:val="en-US"/>
-        </w:rPr>
-        <w:t>core</w:t>
-      </w:r>
-      <w:proofErr w:type="gramEnd"/>
-      <w:r>
-        <w:rPr>
-          <w:rFonts w:ascii="Roboto Mono" w:hAnsi="Roboto Mono"/>
-          <w:sz w:val="24"/>
-          <w:szCs w:val="24"/>
-          <w:lang w:val="en-US"/>
-        </w:rPr>
-        <w:t xml:space="preserve"> </w:t>
+        </w:rPr>
+        <w:t xml:space="preserve"> is used to add new records to a database table. It can insert a single row, multiple rows, NULL values, default values, or data copied from another table using INSERT INTO SELECT. It is one of the core </w:t>
       </w:r>
       <w:r>
         <w:rPr>
           <w:rFonts w:ascii="Roboto Mono" w:hAnsi="Roboto Mono"/>
           <w:b/>
           <w:bCs/>
-          <w:sz w:val="24"/>
-          <w:szCs w:val="24"/>
-          <w:lang w:val="en-US"/>
         </w:rPr>
         <w:t>DML (Data Manipulation Language)</w:t>
       </w:r>
       <w:r>
         <w:rPr>
           <w:rFonts w:ascii="Roboto Mono" w:hAnsi="Roboto Mono"/>
-          <w:sz w:val="24"/>
-          <w:szCs w:val="24"/>
-          <w:lang w:val="en-US"/>
         </w:rPr>
         <w:t xml:space="preserve"> commands used to populate and maintain database data.</w:t>
       </w:r>
@@ -10694,17 +7980,15 @@
       <w:pPr>
         <w:rPr>
           <w:rFonts w:ascii="Roboto Mono" w:hAnsi="Roboto Mono"/>
-          <w:sz w:val="24"/>
-          <w:szCs w:val="24"/>
-          <w:lang w:val="en-US"/>
-        </w:rPr>
-      </w:pPr>
-    </w:p>
+        </w:rPr>
+      </w:pPr>
+    </w:p>
+    <w:p/>
     <w:sectPr>
       <w:pgSz w:w="12240" w:h="15840"/>
       <w:pgMar w:top="1440" w:right="1440" w:bottom="1440" w:left="1440" w:header="720" w:footer="720" w:gutter="0"/>
-      <w:pgNumType w:start="1"/>
       <w:cols w:space="720"/>
+      <w:docGrid w:linePitch="360"/>
     </w:sectPr>
   </w:body>
 </w:document>
@@ -10712,11 +7996,6 @@
 
 <file path=word/numbering.xml><?xml version="1.0" encoding="utf-8"?>
 <w:numbering xmlns:wpc="http://schemas.microsoft.com/office/word/2010/wordprocessingCanvas" xmlns:cx="http://schemas.microsoft.com/office/drawing/2014/chartex" xmlns:cx1="http://schemas.microsoft.com/office/drawing/2015/9/8/chartex" xmlns:cx2="http://schemas.microsoft.com/office/drawing/2015/10/21/chartex" xmlns:cx3="http://schemas.microsoft.com/office/drawing/2016/5/9/chartex" xmlns:cx4="http://schemas.microsoft.com/office/drawing/2016/5/10/chartex" xmlns:cx5="http://schemas.microsoft.com/office/drawing/2016/5/11/chartex" xmlns:cx6="http://schemas.microsoft.com/office/drawing/2016/5/12/chartex" xmlns:cx7="http://schemas.microsoft.com/office/drawing/2016/5/13/chartex" xmlns:cx8="http://schemas.microsoft.com/office/drawing/2016/5/14/chartex" xmlns:mc="http://schemas.openxmlformats.org/markup-compatibility/2006" xmlns:aink="http://schemas.microsoft.com/office/drawing/2016/ink" xmlns:am3d="http://schemas.microsoft.com/office/drawing/2017/model3d" xmlns:o="urn:schemas-microsoft-com:office:office" xmlns:oel="http://schemas.microsoft.com/office/2019/extlst" xmlns:r="http://schemas.openxmlformats.org/officeDocument/2006/relationships" xmlns:m="http://schemas.openxmlformats.org/officeDocument/2006/math" xmlns:v="urn:schemas-microsoft-com:vml" xmlns:wp14="http://schemas.microsoft.com/office/word/2010/wordprocessingDrawing" xmlns:wp="http://schemas.openxmlformats.org/drawingml/2006/wordprocessingDrawing" xmlns:w10="urn:schemas-microsoft-com:office:word" xmlns:w="http://schemas.openxmlformats.org/wordprocessingml/2006/main" xmlns:w14="http://schemas.microsoft.com/office/word/2010/wordml" xmlns:w15="http://schemas.microsoft.com/office/word/2012/wordml" xmlns:w16cex="http://schemas.microsoft.com/office/word/2018/wordml/cex" xmlns:w16cid="http://schemas.microsoft.com/office/word/2016/wordml/cid" xmlns:w16="http://schemas.microsoft.com/office/word/2018/wordml" xmlns:w16du="http://schemas.microsoft.com/office/word/2023/wordml/word16du" xmlns:w16sdtdh="http://schemas.microsoft.com/office/word/2020/wordml/sdtdatahash" xmlns:w16sdtfl="http://schemas.microsoft.com/office/word/2024/wordml/sdtformatlock" xmlns:w16se="http://schemas.microsoft.com/office/word/2015/wordml/symex" xmlns:wpg="http://schemas.microsoft.com/office/word/2010/wordprocessingGroup" xmlns:wpi="http://schemas.microsoft.com/office/word/2010/wordprocessingInk" xmlns:wne="http://schemas.microsoft.com/office/word/2006/wordml" xmlns:wps="http://schemas.microsoft.com/office/word/2010/wordprocessingShape" mc:Ignorable="w14 w15 w16se w16cid w16 w16cex w16sdtdh w16sdtfl w16du wp14">
-  <w:numPicBullet w:numPicBulletId="0">
-    <w:pict>
-      <v:rect id="_x0000_i1025" style="width:0;height:1.5pt" o:hralign="center" o:bullet="t" o:hrstd="t" o:hr="t" fillcolor="#a0a0a0" stroked="f"/>
-    </w:pict>
-  </w:numPicBullet>
   <w:abstractNum w:abstractNumId="0" w15:restartNumberingAfterBreak="0">
     <w:nsid w:val="610D0B45"/>
     <w:multiLevelType w:val="multilevel"/>
@@ -10877,15 +8156,17 @@
   <w:docDefaults>
     <w:rPrDefault>
       <w:rPr>
-        <w:rFonts w:ascii="Arial" w:eastAsia="Arial" w:hAnsi="Arial" w:cs="Arial"/>
-        <w:sz w:val="22"/>
-        <w:szCs w:val="22"/>
-        <w:lang w:val="en" w:eastAsia="en-US" w:bidi="ar-SA"/>
+        <w:rFonts w:asciiTheme="minorHAnsi" w:eastAsiaTheme="minorHAnsi" w:hAnsiTheme="minorHAnsi" w:cstheme="minorBidi"/>
+        <w:kern w:val="2"/>
+        <w:sz w:val="24"/>
+        <w:szCs w:val="24"/>
+        <w:lang w:val="en-US" w:eastAsia="en-US" w:bidi="ar-SA"/>
+        <w14:ligatures w14:val="standardContextual"/>
       </w:rPr>
     </w:rPrDefault>
     <w:pPrDefault>
       <w:pPr>
-        <w:spacing w:line="276" w:lineRule="auto"/>
+        <w:spacing w:after="160" w:line="278" w:lineRule="auto"/>
       </w:pPr>
     </w:pPrDefault>
   </w:docDefaults>
@@ -11275,15 +8556,19 @@
     <w:name w:val="heading 1"/>
     <w:basedOn w:val="Normal"/>
     <w:next w:val="Normal"/>
+    <w:link w:val="Heading1Char"/>
     <w:uiPriority w:val="9"/>
     <w:qFormat/>
+    <w:rsid w:val="00A8085A"/>
     <w:pPr>
       <w:keepNext/>
       <w:keepLines/>
-      <w:spacing w:before="400" w:after="120"/>
+      <w:spacing w:before="360" w:after="80"/>
       <w:outlineLvl w:val="0"/>
     </w:pPr>
     <w:rPr>
+      <w:rFonts w:asciiTheme="majorHAnsi" w:eastAsiaTheme="majorEastAsia" w:hAnsiTheme="majorHAnsi" w:cstheme="majorBidi"/>
+      <w:color w:val="2F5496" w:themeColor="accent1" w:themeShade="BF"/>
       <w:sz w:val="40"/>
       <w:szCs w:val="40"/>
     </w:rPr>
@@ -11292,16 +8577,20 @@
     <w:name w:val="heading 2"/>
     <w:basedOn w:val="Normal"/>
     <w:next w:val="Normal"/>
+    <w:link w:val="Heading2Char"/>
     <w:uiPriority w:val="9"/>
     <w:unhideWhenUsed/>
     <w:qFormat/>
+    <w:rsid w:val="00A8085A"/>
     <w:pPr>
       <w:keepNext/>
       <w:keepLines/>
-      <w:spacing w:before="360" w:after="120"/>
+      <w:spacing w:before="160" w:after="80"/>
       <w:outlineLvl w:val="1"/>
     </w:pPr>
     <w:rPr>
+      <w:rFonts w:asciiTheme="majorHAnsi" w:eastAsiaTheme="majorEastAsia" w:hAnsiTheme="majorHAnsi" w:cstheme="majorBidi"/>
+      <w:color w:val="2F5496" w:themeColor="accent1" w:themeShade="BF"/>
       <w:sz w:val="32"/>
       <w:szCs w:val="32"/>
     </w:rPr>
@@ -11312,16 +8601,19 @@
     <w:next w:val="Normal"/>
     <w:link w:val="Heading3Char"/>
     <w:uiPriority w:val="9"/>
+    <w:semiHidden/>
     <w:unhideWhenUsed/>
     <w:qFormat/>
+    <w:rsid w:val="00A8085A"/>
     <w:pPr>
       <w:keepNext/>
       <w:keepLines/>
-      <w:spacing w:before="320" w:after="80"/>
+      <w:spacing w:before="160" w:after="80"/>
       <w:outlineLvl w:val="2"/>
     </w:pPr>
     <w:rPr>
-      <w:color w:val="434343"/>
+      <w:rFonts w:eastAsiaTheme="majorEastAsia" w:cstheme="majorBidi"/>
+      <w:color w:val="2F5496" w:themeColor="accent1" w:themeShade="BF"/>
       <w:sz w:val="28"/>
       <w:szCs w:val="28"/>
     </w:rPr>
@@ -11334,54 +8626,127 @@
     <w:uiPriority w:val="9"/>
     <w:unhideWhenUsed/>
     <w:qFormat/>
+    <w:rsid w:val="00A8085A"/>
     <w:pPr>
       <w:keepNext/>
       <w:keepLines/>
-      <w:spacing w:before="280" w:after="80"/>
+      <w:spacing w:before="80" w:after="40"/>
       <w:outlineLvl w:val="3"/>
     </w:pPr>
     <w:rPr>
-      <w:color w:val="666666"/>
-      <w:sz w:val="24"/>
-      <w:szCs w:val="24"/>
+      <w:rFonts w:eastAsiaTheme="majorEastAsia" w:cstheme="majorBidi"/>
+      <w:i/>
+      <w:iCs/>
+      <w:color w:val="2F5496" w:themeColor="accent1" w:themeShade="BF"/>
     </w:rPr>
   </w:style>
   <w:style w:type="paragraph" w:styleId="Heading5">
     <w:name w:val="heading 5"/>
     <w:basedOn w:val="Normal"/>
     <w:next w:val="Normal"/>
+    <w:link w:val="Heading5Char"/>
     <w:uiPriority w:val="9"/>
     <w:semiHidden/>
     <w:unhideWhenUsed/>
     <w:qFormat/>
+    <w:rsid w:val="00A8085A"/>
     <w:pPr>
       <w:keepNext/>
       <w:keepLines/>
-      <w:spacing w:before="240" w:after="80"/>
+      <w:spacing w:before="80" w:after="40"/>
       <w:outlineLvl w:val="4"/>
     </w:pPr>
     <w:rPr>
-      <w:color w:val="666666"/>
+      <w:rFonts w:eastAsiaTheme="majorEastAsia" w:cstheme="majorBidi"/>
+      <w:color w:val="2F5496" w:themeColor="accent1" w:themeShade="BF"/>
     </w:rPr>
   </w:style>
   <w:style w:type="paragraph" w:styleId="Heading6">
     <w:name w:val="heading 6"/>
     <w:basedOn w:val="Normal"/>
     <w:next w:val="Normal"/>
+    <w:link w:val="Heading6Char"/>
     <w:uiPriority w:val="9"/>
     <w:semiHidden/>
     <w:unhideWhenUsed/>
     <w:qFormat/>
+    <w:rsid w:val="00A8085A"/>
     <w:pPr>
       <w:keepNext/>
       <w:keepLines/>
-      <w:spacing w:before="240" w:after="80"/>
+      <w:spacing w:before="40" w:after="0"/>
       <w:outlineLvl w:val="5"/>
     </w:pPr>
     <w:rPr>
+      <w:rFonts w:eastAsiaTheme="majorEastAsia" w:cstheme="majorBidi"/>
       <w:i/>
       <w:iCs/>
-      <w:color w:val="666666"/>
+      <w:color w:val="595959" w:themeColor="text1" w:themeTint="A6"/>
+    </w:rPr>
+  </w:style>
+  <w:style w:type="paragraph" w:styleId="Heading7">
+    <w:name w:val="heading 7"/>
+    <w:basedOn w:val="Normal"/>
+    <w:next w:val="Normal"/>
+    <w:link w:val="Heading7Char"/>
+    <w:uiPriority w:val="9"/>
+    <w:semiHidden/>
+    <w:unhideWhenUsed/>
+    <w:qFormat/>
+    <w:rsid w:val="00A8085A"/>
+    <w:pPr>
+      <w:keepNext/>
+      <w:keepLines/>
+      <w:spacing w:before="40" w:after="0"/>
+      <w:outlineLvl w:val="6"/>
+    </w:pPr>
+    <w:rPr>
+      <w:rFonts w:eastAsiaTheme="majorEastAsia" w:cstheme="majorBidi"/>
+      <w:color w:val="595959" w:themeColor="text1" w:themeTint="A6"/>
+    </w:rPr>
+  </w:style>
+  <w:style w:type="paragraph" w:styleId="Heading8">
+    <w:name w:val="heading 8"/>
+    <w:basedOn w:val="Normal"/>
+    <w:next w:val="Normal"/>
+    <w:link w:val="Heading8Char"/>
+    <w:uiPriority w:val="9"/>
+    <w:semiHidden/>
+    <w:unhideWhenUsed/>
+    <w:qFormat/>
+    <w:rsid w:val="00A8085A"/>
+    <w:pPr>
+      <w:keepNext/>
+      <w:keepLines/>
+      <w:spacing w:after="0"/>
+      <w:outlineLvl w:val="7"/>
+    </w:pPr>
+    <w:rPr>
+      <w:rFonts w:eastAsiaTheme="majorEastAsia" w:cstheme="majorBidi"/>
+      <w:i/>
+      <w:iCs/>
+      <w:color w:val="272727" w:themeColor="text1" w:themeTint="D8"/>
+    </w:rPr>
+  </w:style>
+  <w:style w:type="paragraph" w:styleId="Heading9">
+    <w:name w:val="heading 9"/>
+    <w:basedOn w:val="Normal"/>
+    <w:next w:val="Normal"/>
+    <w:link w:val="Heading9Char"/>
+    <w:uiPriority w:val="9"/>
+    <w:semiHidden/>
+    <w:unhideWhenUsed/>
+    <w:qFormat/>
+    <w:rsid w:val="00A8085A"/>
+    <w:pPr>
+      <w:keepNext/>
+      <w:keepLines/>
+      <w:spacing w:after="0"/>
+      <w:outlineLvl w:val="8"/>
+    </w:pPr>
+    <w:rPr>
+      <w:rFonts w:eastAsiaTheme="majorEastAsia" w:cstheme="majorBidi"/>
+      <w:color w:val="272727" w:themeColor="text1" w:themeTint="D8"/>
     </w:rPr>
   </w:style>
   <w:style w:type="character" w:default="1" w:styleId="DefaultParagraphFont">
@@ -11411,98 +8776,43 @@
     <w:semiHidden/>
     <w:unhideWhenUsed/>
   </w:style>
-  <w:style w:type="table" w:customStyle="1" w:styleId="TableNormal0">
-    <w:name w:val="TableNormal"/>
-    <w:tblPr>
-      <w:tblCellMar>
-        <w:top w:w="100" w:type="dxa"/>
-        <w:left w:w="100" w:type="dxa"/>
-        <w:bottom w:w="100" w:type="dxa"/>
-        <w:right w:w="100" w:type="dxa"/>
-      </w:tblCellMar>
-    </w:tblPr>
-  </w:style>
-  <w:style w:type="paragraph" w:styleId="Title">
-    <w:name w:val="Title"/>
-    <w:basedOn w:val="Normal"/>
-    <w:next w:val="Normal"/>
-    <w:uiPriority w:val="10"/>
-    <w:qFormat/>
-    <w:pPr>
-      <w:keepNext/>
-      <w:keepLines/>
-      <w:spacing w:after="60"/>
-    </w:pPr>
+  <w:style w:type="character" w:customStyle="1" w:styleId="Heading1Char">
+    <w:name w:val="Heading 1 Char"/>
+    <w:basedOn w:val="DefaultParagraphFont"/>
+    <w:link w:val="Heading1"/>
+    <w:uiPriority w:val="9"/>
+    <w:rsid w:val="00A8085A"/>
     <w:rPr>
-      <w:sz w:val="52"/>
-      <w:szCs w:val="52"/>
+      <w:rFonts w:asciiTheme="majorHAnsi" w:eastAsiaTheme="majorEastAsia" w:hAnsiTheme="majorHAnsi" w:cstheme="majorBidi"/>
+      <w:color w:val="2F5496" w:themeColor="accent1" w:themeShade="BF"/>
+      <w:sz w:val="40"/>
+      <w:szCs w:val="40"/>
     </w:rPr>
   </w:style>
-  <w:style w:type="paragraph" w:styleId="Subtitle">
-    <w:name w:val="Subtitle"/>
-    <w:basedOn w:val="Normal"/>
-    <w:next w:val="Normal"/>
-    <w:uiPriority w:val="11"/>
-    <w:qFormat/>
-    <w:pPr>
-      <w:keepNext/>
-      <w:keepLines/>
-      <w:spacing w:after="320"/>
-    </w:pPr>
+  <w:style w:type="character" w:customStyle="1" w:styleId="Heading2Char">
+    <w:name w:val="Heading 2 Char"/>
+    <w:basedOn w:val="DefaultParagraphFont"/>
+    <w:link w:val="Heading2"/>
+    <w:uiPriority w:val="9"/>
+    <w:semiHidden/>
+    <w:rsid w:val="00A8085A"/>
     <w:rPr>
-      <w:color w:val="666666"/>
-      <w:sz w:val="30"/>
-      <w:szCs w:val="30"/>
+      <w:rFonts w:asciiTheme="majorHAnsi" w:eastAsiaTheme="majorEastAsia" w:hAnsiTheme="majorHAnsi" w:cstheme="majorBidi"/>
+      <w:color w:val="2F5496" w:themeColor="accent1" w:themeShade="BF"/>
+      <w:sz w:val="32"/>
+      <w:szCs w:val="32"/>
     </w:rPr>
-  </w:style>
-  <w:style w:type="table" w:customStyle="1" w:styleId="a">
-    <w:basedOn w:val="TableNormal0"/>
-    <w:tblPr>
-      <w:tblStyleRowBandSize w:val="1"/>
-      <w:tblStyleColBandSize w:val="1"/>
-    </w:tblPr>
-    <w:tcPr>
-      <w:shd w:val="clear" w:color="auto" w:fill="FFFFFF"/>
-    </w:tcPr>
-  </w:style>
-  <w:style w:type="table" w:customStyle="1" w:styleId="a0">
-    <w:basedOn w:val="TableNormal0"/>
-    <w:tblPr>
-      <w:tblStyleRowBandSize w:val="1"/>
-      <w:tblStyleColBandSize w:val="1"/>
-    </w:tblPr>
-    <w:tcPr>
-      <w:shd w:val="clear" w:color="auto" w:fill="FFFFFF"/>
-    </w:tcPr>
-  </w:style>
-  <w:style w:type="table" w:customStyle="1" w:styleId="a1">
-    <w:basedOn w:val="TableNormal0"/>
-    <w:tblPr>
-      <w:tblStyleRowBandSize w:val="1"/>
-      <w:tblStyleColBandSize w:val="1"/>
-    </w:tblPr>
-    <w:tcPr>
-      <w:shd w:val="clear" w:color="auto" w:fill="FFFFFF"/>
-    </w:tcPr>
-  </w:style>
-  <w:style w:type="table" w:customStyle="1" w:styleId="a2">
-    <w:basedOn w:val="TableNormal0"/>
-    <w:tblPr>
-      <w:tblStyleRowBandSize w:val="1"/>
-      <w:tblStyleColBandSize w:val="1"/>
-    </w:tblPr>
-    <w:tcPr>
-      <w:shd w:val="clear" w:color="auto" w:fill="FFFFFF"/>
-    </w:tcPr>
   </w:style>
   <w:style w:type="character" w:customStyle="1" w:styleId="Heading3Char">
     <w:name w:val="Heading 3 Char"/>
     <w:basedOn w:val="DefaultParagraphFont"/>
     <w:link w:val="Heading3"/>
     <w:uiPriority w:val="9"/>
-    <w:rsid w:val="00D634FD"/>
+    <w:semiHidden/>
+    <w:rsid w:val="00A8085A"/>
     <w:rPr>
-      <w:color w:val="434343"/>
+      <w:rFonts w:eastAsiaTheme="majorEastAsia" w:cstheme="majorBidi"/>
+      <w:color w:val="2F5496" w:themeColor="accent1" w:themeShade="BF"/>
       <w:sz w:val="28"/>
       <w:szCs w:val="28"/>
     </w:rPr>
@@ -11512,11 +8822,247 @@
     <w:basedOn w:val="DefaultParagraphFont"/>
     <w:link w:val="Heading4"/>
     <w:uiPriority w:val="9"/>
-    <w:rsid w:val="00D634FD"/>
+    <w:rsid w:val="00A8085A"/>
     <w:rPr>
-      <w:color w:val="666666"/>
-      <w:sz w:val="24"/>
-      <w:szCs w:val="24"/>
+      <w:rFonts w:eastAsiaTheme="majorEastAsia" w:cstheme="majorBidi"/>
+      <w:i/>
+      <w:iCs/>
+      <w:color w:val="2F5496" w:themeColor="accent1" w:themeShade="BF"/>
+    </w:rPr>
+  </w:style>
+  <w:style w:type="character" w:customStyle="1" w:styleId="Heading5Char">
+    <w:name w:val="Heading 5 Char"/>
+    <w:basedOn w:val="DefaultParagraphFont"/>
+    <w:link w:val="Heading5"/>
+    <w:uiPriority w:val="9"/>
+    <w:semiHidden/>
+    <w:rsid w:val="00A8085A"/>
+    <w:rPr>
+      <w:rFonts w:eastAsiaTheme="majorEastAsia" w:cstheme="majorBidi"/>
+      <w:color w:val="2F5496" w:themeColor="accent1" w:themeShade="BF"/>
+    </w:rPr>
+  </w:style>
+  <w:style w:type="character" w:customStyle="1" w:styleId="Heading6Char">
+    <w:name w:val="Heading 6 Char"/>
+    <w:basedOn w:val="DefaultParagraphFont"/>
+    <w:link w:val="Heading6"/>
+    <w:uiPriority w:val="9"/>
+    <w:semiHidden/>
+    <w:rsid w:val="00A8085A"/>
+    <w:rPr>
+      <w:rFonts w:eastAsiaTheme="majorEastAsia" w:cstheme="majorBidi"/>
+      <w:i/>
+      <w:iCs/>
+      <w:color w:val="595959" w:themeColor="text1" w:themeTint="A6"/>
+    </w:rPr>
+  </w:style>
+  <w:style w:type="character" w:customStyle="1" w:styleId="Heading7Char">
+    <w:name w:val="Heading 7 Char"/>
+    <w:basedOn w:val="DefaultParagraphFont"/>
+    <w:link w:val="Heading7"/>
+    <w:uiPriority w:val="9"/>
+    <w:semiHidden/>
+    <w:rsid w:val="00A8085A"/>
+    <w:rPr>
+      <w:rFonts w:eastAsiaTheme="majorEastAsia" w:cstheme="majorBidi"/>
+      <w:color w:val="595959" w:themeColor="text1" w:themeTint="A6"/>
+    </w:rPr>
+  </w:style>
+  <w:style w:type="character" w:customStyle="1" w:styleId="Heading8Char">
+    <w:name w:val="Heading 8 Char"/>
+    <w:basedOn w:val="DefaultParagraphFont"/>
+    <w:link w:val="Heading8"/>
+    <w:uiPriority w:val="9"/>
+    <w:semiHidden/>
+    <w:rsid w:val="00A8085A"/>
+    <w:rPr>
+      <w:rFonts w:eastAsiaTheme="majorEastAsia" w:cstheme="majorBidi"/>
+      <w:i/>
+      <w:iCs/>
+      <w:color w:val="272727" w:themeColor="text1" w:themeTint="D8"/>
+    </w:rPr>
+  </w:style>
+  <w:style w:type="character" w:customStyle="1" w:styleId="Heading9Char">
+    <w:name w:val="Heading 9 Char"/>
+    <w:basedOn w:val="DefaultParagraphFont"/>
+    <w:link w:val="Heading9"/>
+    <w:uiPriority w:val="9"/>
+    <w:semiHidden/>
+    <w:rsid w:val="00A8085A"/>
+    <w:rPr>
+      <w:rFonts w:eastAsiaTheme="majorEastAsia" w:cstheme="majorBidi"/>
+      <w:color w:val="272727" w:themeColor="text1" w:themeTint="D8"/>
+    </w:rPr>
+  </w:style>
+  <w:style w:type="paragraph" w:styleId="Title">
+    <w:name w:val="Title"/>
+    <w:basedOn w:val="Normal"/>
+    <w:next w:val="Normal"/>
+    <w:link w:val="TitleChar"/>
+    <w:uiPriority w:val="10"/>
+    <w:qFormat/>
+    <w:rsid w:val="00A8085A"/>
+    <w:pPr>
+      <w:spacing w:after="80" w:line="240" w:lineRule="auto"/>
+      <w:contextualSpacing/>
+    </w:pPr>
+    <w:rPr>
+      <w:rFonts w:asciiTheme="majorHAnsi" w:eastAsiaTheme="majorEastAsia" w:hAnsiTheme="majorHAnsi" w:cstheme="majorBidi"/>
+      <w:spacing w:val="-10"/>
+      <w:kern w:val="28"/>
+      <w:sz w:val="56"/>
+      <w:szCs w:val="56"/>
+    </w:rPr>
+  </w:style>
+  <w:style w:type="character" w:customStyle="1" w:styleId="TitleChar">
+    <w:name w:val="Title Char"/>
+    <w:basedOn w:val="DefaultParagraphFont"/>
+    <w:link w:val="Title"/>
+    <w:uiPriority w:val="10"/>
+    <w:rsid w:val="00A8085A"/>
+    <w:rPr>
+      <w:rFonts w:asciiTheme="majorHAnsi" w:eastAsiaTheme="majorEastAsia" w:hAnsiTheme="majorHAnsi" w:cstheme="majorBidi"/>
+      <w:spacing w:val="-10"/>
+      <w:kern w:val="28"/>
+      <w:sz w:val="56"/>
+      <w:szCs w:val="56"/>
+    </w:rPr>
+  </w:style>
+  <w:style w:type="paragraph" w:styleId="Subtitle">
+    <w:name w:val="Subtitle"/>
+    <w:basedOn w:val="Normal"/>
+    <w:next w:val="Normal"/>
+    <w:link w:val="SubtitleChar"/>
+    <w:uiPriority w:val="11"/>
+    <w:qFormat/>
+    <w:rsid w:val="00A8085A"/>
+    <w:pPr>
+      <w:numPr>
+        <w:ilvl w:val="1"/>
+      </w:numPr>
+    </w:pPr>
+    <w:rPr>
+      <w:rFonts w:eastAsiaTheme="majorEastAsia" w:cstheme="majorBidi"/>
+      <w:color w:val="595959" w:themeColor="text1" w:themeTint="A6"/>
+      <w:spacing w:val="15"/>
+      <w:sz w:val="28"/>
+      <w:szCs w:val="28"/>
+    </w:rPr>
+  </w:style>
+  <w:style w:type="character" w:customStyle="1" w:styleId="SubtitleChar">
+    <w:name w:val="Subtitle Char"/>
+    <w:basedOn w:val="DefaultParagraphFont"/>
+    <w:link w:val="Subtitle"/>
+    <w:uiPriority w:val="11"/>
+    <w:rsid w:val="00A8085A"/>
+    <w:rPr>
+      <w:rFonts w:eastAsiaTheme="majorEastAsia" w:cstheme="majorBidi"/>
+      <w:color w:val="595959" w:themeColor="text1" w:themeTint="A6"/>
+      <w:spacing w:val="15"/>
+      <w:sz w:val="28"/>
+      <w:szCs w:val="28"/>
+    </w:rPr>
+  </w:style>
+  <w:style w:type="paragraph" w:styleId="Quote">
+    <w:name w:val="Quote"/>
+    <w:basedOn w:val="Normal"/>
+    <w:next w:val="Normal"/>
+    <w:link w:val="QuoteChar"/>
+    <w:uiPriority w:val="29"/>
+    <w:qFormat/>
+    <w:rsid w:val="00A8085A"/>
+    <w:pPr>
+      <w:spacing w:before="160"/>
+      <w:jc w:val="center"/>
+    </w:pPr>
+    <w:rPr>
+      <w:i/>
+      <w:iCs/>
+      <w:color w:val="404040" w:themeColor="text1" w:themeTint="BF"/>
+    </w:rPr>
+  </w:style>
+  <w:style w:type="character" w:customStyle="1" w:styleId="QuoteChar">
+    <w:name w:val="Quote Char"/>
+    <w:basedOn w:val="DefaultParagraphFont"/>
+    <w:link w:val="Quote"/>
+    <w:uiPriority w:val="29"/>
+    <w:rsid w:val="00A8085A"/>
+    <w:rPr>
+      <w:i/>
+      <w:iCs/>
+      <w:color w:val="404040" w:themeColor="text1" w:themeTint="BF"/>
+    </w:rPr>
+  </w:style>
+  <w:style w:type="paragraph" w:styleId="ListParagraph">
+    <w:name w:val="List Paragraph"/>
+    <w:basedOn w:val="Normal"/>
+    <w:uiPriority w:val="34"/>
+    <w:qFormat/>
+    <w:rsid w:val="00A8085A"/>
+    <w:pPr>
+      <w:ind w:left="720"/>
+      <w:contextualSpacing/>
+    </w:pPr>
+  </w:style>
+  <w:style w:type="character" w:styleId="IntenseEmphasis">
+    <w:name w:val="Intense Emphasis"/>
+    <w:basedOn w:val="DefaultParagraphFont"/>
+    <w:uiPriority w:val="21"/>
+    <w:qFormat/>
+    <w:rsid w:val="00A8085A"/>
+    <w:rPr>
+      <w:i/>
+      <w:iCs/>
+      <w:color w:val="2F5496" w:themeColor="accent1" w:themeShade="BF"/>
+    </w:rPr>
+  </w:style>
+  <w:style w:type="paragraph" w:styleId="IntenseQuote">
+    <w:name w:val="Intense Quote"/>
+    <w:basedOn w:val="Normal"/>
+    <w:next w:val="Normal"/>
+    <w:link w:val="IntenseQuoteChar"/>
+    <w:uiPriority w:val="30"/>
+    <w:qFormat/>
+    <w:rsid w:val="00A8085A"/>
+    <w:pPr>
+      <w:pBdr>
+        <w:top w:val="single" w:sz="4" w:space="10" w:color="2F5496" w:themeColor="accent1" w:themeShade="BF"/>
+        <w:bottom w:val="single" w:sz="4" w:space="10" w:color="2F5496" w:themeColor="accent1" w:themeShade="BF"/>
+      </w:pBdr>
+      <w:spacing w:before="360" w:after="360"/>
+      <w:ind w:left="864" w:right="864"/>
+      <w:jc w:val="center"/>
+    </w:pPr>
+    <w:rPr>
+      <w:i/>
+      <w:iCs/>
+      <w:color w:val="2F5496" w:themeColor="accent1" w:themeShade="BF"/>
+    </w:rPr>
+  </w:style>
+  <w:style w:type="character" w:customStyle="1" w:styleId="IntenseQuoteChar">
+    <w:name w:val="Intense Quote Char"/>
+    <w:basedOn w:val="DefaultParagraphFont"/>
+    <w:link w:val="IntenseQuote"/>
+    <w:uiPriority w:val="30"/>
+    <w:rsid w:val="00A8085A"/>
+    <w:rPr>
+      <w:i/>
+      <w:iCs/>
+      <w:color w:val="2F5496" w:themeColor="accent1" w:themeShade="BF"/>
+    </w:rPr>
+  </w:style>
+  <w:style w:type="character" w:styleId="IntenseReference">
+    <w:name w:val="Intense Reference"/>
+    <w:basedOn w:val="DefaultParagraphFont"/>
+    <w:uiPriority w:val="32"/>
+    <w:qFormat/>
+    <w:rsid w:val="00A8085A"/>
+    <w:rPr>
+      <w:b/>
+      <w:bCs/>
+      <w:smallCaps/>
+      <w:color w:val="2F5496" w:themeColor="accent1" w:themeShade="BF"/>
+      <w:spacing w:val="5"/>
     </w:rPr>
   </w:style>
 </w:styles>
@@ -11533,44 +9079,44 @@
         <a:sysClr val="window" lastClr="FFFFFF"/>
       </a:lt1>
       <a:dk2>
-        <a:srgbClr val="1F497D"/>
+        <a:srgbClr val="44546A"/>
       </a:dk2>
       <a:lt2>
-        <a:srgbClr val="EEECE1"/>
+        <a:srgbClr val="E7E6E6"/>
       </a:lt2>
       <a:accent1>
-        <a:srgbClr val="4F81BD"/>
+        <a:srgbClr val="4472C4"/>
       </a:accent1>
       <a:accent2>
-        <a:srgbClr val="C0504D"/>
+        <a:srgbClr val="ED7D31"/>
       </a:accent2>
       <a:accent3>
-        <a:srgbClr val="9BBB59"/>
+        <a:srgbClr val="A5A5A5"/>
       </a:accent3>
       <a:accent4>
-        <a:srgbClr val="8064A2"/>
+        <a:srgbClr val="FFC000"/>
       </a:accent4>
       <a:accent5>
-        <a:srgbClr val="4BACC6"/>
+        <a:srgbClr val="5B9BD5"/>
       </a:accent5>
       <a:accent6>
-        <a:srgbClr val="F79646"/>
+        <a:srgbClr val="70AD47"/>
       </a:accent6>
       <a:hlink>
-        <a:srgbClr val="0000FF"/>
+        <a:srgbClr val="0563C1"/>
       </a:hlink>
       <a:folHlink>
-        <a:srgbClr val="800080"/>
+        <a:srgbClr val="954F72"/>
       </a:folHlink>
     </a:clrScheme>
     <a:fontScheme name="Office">
       <a:majorFont>
-        <a:latin typeface="Calibri"/>
+        <a:latin typeface="Calibri Light" panose="020F0302020204030204"/>
         <a:ea typeface=""/>
         <a:cs typeface=""/>
-        <a:font script="Jpan" typeface="ＭＳ ゴシック"/>
+        <a:font script="Jpan" typeface="游ゴシック Light"/>
         <a:font script="Hang" typeface="맑은 고딕"/>
-        <a:font script="Hans" typeface="宋体"/>
+        <a:font script="Hans" typeface="等线 Light"/>
         <a:font script="Hant" typeface="新細明體"/>
         <a:font script="Arab" typeface="Times New Roman"/>
         <a:font script="Hebr" typeface="Times New Roman"/>
@@ -11598,14 +9144,31 @@
         <a:font script="Viet" typeface="Times New Roman"/>
         <a:font script="Uigh" typeface="Microsoft Uighur"/>
         <a:font script="Geor" typeface="Sylfaen"/>
+        <a:font script="Armn" typeface="Arial"/>
+        <a:font script="Bugi" typeface="Leelawadee UI"/>
+        <a:font script="Bopo" typeface="Microsoft JhengHei"/>
+        <a:font script="Java" typeface="Javanese Text"/>
+        <a:font script="Lisu" typeface="Segoe UI"/>
+        <a:font script="Mymr" typeface="Myanmar Text"/>
+        <a:font script="Nkoo" typeface="Ebrima"/>
+        <a:font script="Olck" typeface="Nirmala UI"/>
+        <a:font script="Osma" typeface="Ebrima"/>
+        <a:font script="Phag" typeface="Phagspa"/>
+        <a:font script="Syrn" typeface="Estrangelo Edessa"/>
+        <a:font script="Syrj" typeface="Estrangelo Edessa"/>
+        <a:font script="Syre" typeface="Estrangelo Edessa"/>
+        <a:font script="Sora" typeface="Nirmala UI"/>
+        <a:font script="Tale" typeface="Microsoft Tai Le"/>
+        <a:font script="Talu" typeface="Microsoft New Tai Lue"/>
+        <a:font script="Tfng" typeface="Ebrima"/>
       </a:majorFont>
       <a:minorFont>
-        <a:latin typeface="Cambria"/>
+        <a:latin typeface="Calibri" panose="020F0502020204030204"/>
         <a:ea typeface=""/>
         <a:cs typeface=""/>
-        <a:font script="Jpan" typeface="ＭＳ 明朝"/>
+        <a:font script="Jpan" typeface="游ゴシック"/>
         <a:font script="Hang" typeface="맑은 고딕"/>
-        <a:font script="Hans" typeface="宋体"/>
+        <a:font script="Hans" typeface="等线"/>
         <a:font script="Hant" typeface="新細明體"/>
         <a:font script="Arab" typeface="Arial"/>
         <a:font script="Hebr" typeface="Arial"/>
@@ -11633,6 +9196,23 @@
         <a:font script="Viet" typeface="Arial"/>
         <a:font script="Uigh" typeface="Microsoft Uighur"/>
         <a:font script="Geor" typeface="Sylfaen"/>
+        <a:font script="Armn" typeface="Arial"/>
+        <a:font script="Bugi" typeface="Leelawadee UI"/>
+        <a:font script="Bopo" typeface="Microsoft JhengHei"/>
+        <a:font script="Java" typeface="Javanese Text"/>
+        <a:font script="Lisu" typeface="Segoe UI"/>
+        <a:font script="Mymr" typeface="Myanmar Text"/>
+        <a:font script="Nkoo" typeface="Ebrima"/>
+        <a:font script="Olck" typeface="Nirmala UI"/>
+        <a:font script="Osma" typeface="Ebrima"/>
+        <a:font script="Phag" typeface="Phagspa"/>
+        <a:font script="Syrn" typeface="Estrangelo Edessa"/>
+        <a:font script="Syrj" typeface="Estrangelo Edessa"/>
+        <a:font script="Syre" typeface="Estrangelo Edessa"/>
+        <a:font script="Sora" typeface="Nirmala UI"/>
+        <a:font script="Tale" typeface="Microsoft Tai Le"/>
+        <a:font script="Talu" typeface="Microsoft New Tai Lue"/>
+        <a:font script="Tfng" typeface="Ebrima"/>
       </a:minorFont>
     </a:fontScheme>
     <a:fmtScheme name="Office">
@@ -11644,200 +9224,141 @@
           <a:gsLst>
             <a:gs pos="0">
               <a:schemeClr val="phClr">
-                <a:tint val="50000"/>
-                <a:satMod val="300000"/>
+                <a:lumMod val="110000"/>
+                <a:satMod val="105000"/>
+                <a:tint val="67000"/>
               </a:schemeClr>
             </a:gs>
-            <a:gs pos="35000">
+            <a:gs pos="50000">
               <a:schemeClr val="phClr">
-                <a:tint val="37000"/>
-                <a:satMod val="300000"/>
+                <a:lumMod val="105000"/>
+                <a:satMod val="103000"/>
+                <a:tint val="73000"/>
               </a:schemeClr>
             </a:gs>
             <a:gs pos="100000">
               <a:schemeClr val="phClr">
-                <a:tint val="15000"/>
-                <a:satMod val="350000"/>
+                <a:lumMod val="105000"/>
+                <a:satMod val="109000"/>
+                <a:tint val="81000"/>
               </a:schemeClr>
             </a:gs>
           </a:gsLst>
-          <a:lin ang="16200000" scaled="1"/>
+          <a:lin ang="5400000" scaled="0"/>
         </a:gradFill>
         <a:gradFill rotWithShape="1">
           <a:gsLst>
             <a:gs pos="0">
               <a:schemeClr val="phClr">
-                <a:tint val="100000"/>
+                <a:satMod val="103000"/>
+                <a:lumMod val="102000"/>
+                <a:tint val="94000"/>
+              </a:schemeClr>
+            </a:gs>
+            <a:gs pos="50000">
+              <a:schemeClr val="phClr">
+                <a:satMod val="110000"/>
+                <a:lumMod val="100000"/>
                 <a:shade val="100000"/>
-                <a:satMod val="130000"/>
               </a:schemeClr>
             </a:gs>
             <a:gs pos="100000">
               <a:schemeClr val="phClr">
-                <a:tint val="50000"/>
-                <a:shade val="100000"/>
-                <a:satMod val="350000"/>
+                <a:lumMod val="99000"/>
+                <a:satMod val="120000"/>
+                <a:shade val="78000"/>
               </a:schemeClr>
             </a:gs>
           </a:gsLst>
-          <a:lin ang="16200000" scaled="0"/>
+          <a:lin ang="5400000" scaled="0"/>
         </a:gradFill>
       </a:fillStyleLst>
       <a:lnStyleLst>
-        <a:ln w="9525" cap="flat" cmpd="sng" algn="ctr">
-          <a:solidFill>
-            <a:schemeClr val="phClr">
-              <a:shade val="95000"/>
-              <a:satMod val="105000"/>
-            </a:schemeClr>
-          </a:solidFill>
-          <a:prstDash val="solid"/>
-        </a:ln>
-        <a:ln w="25400" cap="flat" cmpd="sng" algn="ctr">
+        <a:ln w="6350" cap="flat" cmpd="sng" algn="ctr">
           <a:solidFill>
             <a:schemeClr val="phClr"/>
           </a:solidFill>
           <a:prstDash val="solid"/>
+          <a:miter lim="800000"/>
         </a:ln>
-        <a:ln w="38100" cap="flat" cmpd="sng" algn="ctr">
+        <a:ln w="12700" cap="flat" cmpd="sng" algn="ctr">
           <a:solidFill>
             <a:schemeClr val="phClr"/>
           </a:solidFill>
           <a:prstDash val="solid"/>
+          <a:miter lim="800000"/>
+        </a:ln>
+        <a:ln w="19050" cap="flat" cmpd="sng" algn="ctr">
+          <a:solidFill>
+            <a:schemeClr val="phClr"/>
+          </a:solidFill>
+          <a:prstDash val="solid"/>
+          <a:miter lim="800000"/>
         </a:ln>
       </a:lnStyleLst>
       <a:effectStyleLst>
         <a:effectStyle>
+          <a:effectLst/>
+        </a:effectStyle>
+        <a:effectStyle>
+          <a:effectLst/>
+        </a:effectStyle>
+        <a:effectStyle>
           <a:effectLst>
-            <a:outerShdw blurRad="40000" dist="20000" dir="5400000" rotWithShape="0">
+            <a:outerShdw blurRad="57150" dist="19050" dir="5400000" algn="ctr" rotWithShape="0">
               <a:srgbClr val="000000">
-                <a:alpha val="38000"/>
+                <a:alpha val="63000"/>
               </a:srgbClr>
             </a:outerShdw>
           </a:effectLst>
-        </a:effectStyle>
-        <a:effectStyle>
-          <a:effectLst>
-            <a:outerShdw blurRad="40000" dist="23000" dir="5400000" rotWithShape="0">
-              <a:srgbClr val="000000">
-                <a:alpha val="35000"/>
-              </a:srgbClr>
-            </a:outerShdw>
-          </a:effectLst>
-        </a:effectStyle>
-        <a:effectStyle>
-          <a:effectLst>
-            <a:outerShdw blurRad="40000" dist="23000" dir="5400000" rotWithShape="0">
-              <a:srgbClr val="000000">
-                <a:alpha val="35000"/>
-              </a:srgbClr>
-            </a:outerShdw>
-          </a:effectLst>
-          <a:scene3d>
-            <a:camera prst="orthographicFront">
-              <a:rot lat="0" lon="0" rev="0"/>
-            </a:camera>
-            <a:lightRig rig="threePt" dir="t">
-              <a:rot lat="0" lon="0" rev="1200000"/>
-            </a:lightRig>
-          </a:scene3d>
-          <a:sp3d>
-            <a:bevelT w="63500" h="25400"/>
-          </a:sp3d>
         </a:effectStyle>
       </a:effectStyleLst>
       <a:bgFillStyleLst>
         <a:solidFill>
           <a:schemeClr val="phClr"/>
         </a:solidFill>
+        <a:solidFill>
+          <a:schemeClr val="phClr">
+            <a:tint val="95000"/>
+            <a:satMod val="170000"/>
+          </a:schemeClr>
+        </a:solidFill>
         <a:gradFill rotWithShape="1">
           <a:gsLst>
             <a:gs pos="0">
               <a:schemeClr val="phClr">
-                <a:tint val="40000"/>
-                <a:satMod val="350000"/>
+                <a:tint val="93000"/>
+                <a:satMod val="150000"/>
+                <a:shade val="98000"/>
+                <a:lumMod val="102000"/>
               </a:schemeClr>
             </a:gs>
-            <a:gs pos="40000">
+            <a:gs pos="50000">
               <a:schemeClr val="phClr">
-                <a:tint val="45000"/>
-                <a:shade val="99000"/>
-                <a:satMod val="350000"/>
+                <a:tint val="98000"/>
+                <a:satMod val="130000"/>
+                <a:shade val="90000"/>
+                <a:lumMod val="103000"/>
               </a:schemeClr>
             </a:gs>
             <a:gs pos="100000">
               <a:schemeClr val="phClr">
-                <a:shade val="20000"/>
-                <a:satMod val="255000"/>
+                <a:shade val="63000"/>
+                <a:satMod val="120000"/>
               </a:schemeClr>
             </a:gs>
           </a:gsLst>
-          <a:path path="circle">
-            <a:fillToRect l="50000" t="-80000" r="50000" b="180000"/>
-          </a:path>
-        </a:gradFill>
-        <a:gradFill rotWithShape="1">
-          <a:gsLst>
-            <a:gs pos="0">
-              <a:schemeClr val="phClr">
-                <a:tint val="80000"/>
-                <a:satMod val="300000"/>
-              </a:schemeClr>
-            </a:gs>
-            <a:gs pos="100000">
-              <a:schemeClr val="phClr">
-                <a:shade val="30000"/>
-                <a:satMod val="200000"/>
-              </a:schemeClr>
-            </a:gs>
-          </a:gsLst>
-          <a:path path="circle">
-            <a:fillToRect l="50000" t="50000" r="50000" b="50000"/>
-          </a:path>
+          <a:lin ang="5400000" scaled="0"/>
         </a:gradFill>
       </a:bgFillStyleLst>
     </a:fmtScheme>
   </a:themeElements>
-  <a:objectDefaults>
-    <a:spDef>
-      <a:spPr/>
-      <a:bodyPr/>
-      <a:lstStyle/>
-      <a:style>
-        <a:lnRef idx="1">
-          <a:schemeClr val="accent1"/>
-        </a:lnRef>
-        <a:fillRef idx="3">
-          <a:schemeClr val="accent1"/>
-        </a:fillRef>
-        <a:effectRef idx="2">
-          <a:schemeClr val="accent1"/>
-        </a:effectRef>
-        <a:fontRef idx="minor">
-          <a:schemeClr val="lt1"/>
-        </a:fontRef>
-      </a:style>
-    </a:spDef>
-    <a:lnDef>
-      <a:spPr/>
-      <a:bodyPr/>
-      <a:lstStyle/>
-      <a:style>
-        <a:lnRef idx="2">
-          <a:schemeClr val="accent1"/>
-        </a:lnRef>
-        <a:fillRef idx="0">
-          <a:schemeClr val="accent1"/>
-        </a:fillRef>
-        <a:effectRef idx="1">
-          <a:schemeClr val="accent1"/>
-        </a:effectRef>
-        <a:fontRef idx="minor">
-          <a:schemeClr val="tx1"/>
-        </a:fontRef>
-      </a:style>
-    </a:lnDef>
-  </a:objectDefaults>
+  <a:objectDefaults/>
   <a:extraClrSchemeLst/>
+  <a:extLst>
+    <a:ext uri="{05A4C25C-085E-4340-85A3-A5531E510DB2}">
+      <thm15:themeFamily xmlns:thm15="http://schemas.microsoft.com/office/thememl/2012/main" name="Office Theme" id="{62F939B6-93AF-4DB8-9C6B-D6C7DFDC589F}" vid="{4A3C46E8-61CC-4603-A589-7422A47A8E4A}"/>
+    </a:ext>
+  </a:extLst>
 </a:theme>
 </file>
--- a/Knowledge/3-Work knowledge/1-Software Engineering/2-General Technologies/9-Databases/5-My Source/2-SQL/3-SQL Commands - DML/2-SQL Insert.docx
+++ b/Knowledge/3-Work knowledge/1-Software Engineering/2-General Technologies/9-Databases/5-My Source/2-SQL/3-SQL Commands - DML/2-SQL Insert.docx
@@ -25,8 +25,14 @@
       </w:r>
     </w:p>
     <w:p>
-      <w:r>
-        <w:rPr>
+      <w:pPr>
+        <w:rPr>
+          <w:rFonts w:ascii="Arial" w:hAnsi="Arial" w:cs="Arial"/>
+        </w:rPr>
+      </w:pPr>
+      <w:r>
+        <w:rPr>
+          <w:rFonts w:ascii="Arial" w:hAnsi="Arial" w:cs="Arial"/>
           <w:b/>
           <w:color w:val="000000"/>
           <w:sz w:val="18"/>
@@ -36,14 +42,36 @@
       </w:r>
       <w:r>
         <w:rPr>
-          <w:color w:val="000000"/>
-          <w:sz w:val="18"/>
-          <w:highlight w:val="lightGray"/>
-        </w:rPr>
-        <w:t xml:space="preserve">: Persons Table -&gt; ID Column: 1, Name_En Column: Motasem Essam] -&gt; </w:t>
-      </w:r>
-      <w:r>
-        <w:rPr>
+          <w:rFonts w:ascii="Arial" w:hAnsi="Arial" w:cs="Arial"/>
+          <w:color w:val="000000"/>
+          <w:sz w:val="18"/>
+          <w:highlight w:val="lightGray"/>
+        </w:rPr>
+        <w:t xml:space="preserve">: Persons Table -&gt; ID Column: 1, </w:t>
+      </w:r>
+      <w:proofErr w:type="spellStart"/>
+      <w:r>
+        <w:rPr>
+          <w:rFonts w:ascii="Arial" w:hAnsi="Arial" w:cs="Arial"/>
+          <w:color w:val="000000"/>
+          <w:sz w:val="18"/>
+          <w:highlight w:val="lightGray"/>
+        </w:rPr>
+        <w:t>Name_En</w:t>
+      </w:r>
+      <w:proofErr w:type="spellEnd"/>
+      <w:r>
+        <w:rPr>
+          <w:rFonts w:ascii="Arial" w:hAnsi="Arial" w:cs="Arial"/>
+          <w:color w:val="000000"/>
+          <w:sz w:val="18"/>
+          <w:highlight w:val="lightGray"/>
+        </w:rPr>
+        <w:t xml:space="preserve"> Column: Motasem Essam] -&gt; </w:t>
+      </w:r>
+      <w:r>
+        <w:rPr>
+          <w:rFonts w:ascii="Arial" w:hAnsi="Arial" w:cs="Arial"/>
           <w:b/>
           <w:color w:val="000000"/>
           <w:sz w:val="18"/>
@@ -53,6 +81,7 @@
       </w:r>
       <w:r>
         <w:rPr>
+          <w:rFonts w:ascii="Arial" w:hAnsi="Arial" w:cs="Arial"/>
           <w:color w:val="000000"/>
           <w:sz w:val="18"/>
           <w:highlight w:val="lightGray"/>
@@ -61,6 +90,7 @@
       </w:r>
       <w:r>
         <w:rPr>
+          <w:rFonts w:ascii="Arial" w:hAnsi="Arial" w:cs="Arial"/>
           <w:b/>
           <w:color w:val="000000"/>
           <w:sz w:val="18"/>
@@ -70,6 +100,7 @@
       </w:r>
       <w:r>
         <w:rPr>
+          <w:rFonts w:ascii="Arial" w:hAnsi="Arial" w:cs="Arial"/>
           <w:color w:val="000000"/>
           <w:sz w:val="18"/>
           <w:highlight w:val="lightGray"/>
@@ -157,6 +188,7 @@
     <w:p>
       <w:r>
         <w:rPr>
+          <w:rFonts w:ascii="Arial" w:hAnsi="Arial" w:cs="Arial"/>
           <w:b/>
           <w:color w:val="000000"/>
           <w:sz w:val="18"/>
@@ -166,14 +198,36 @@
       </w:r>
       <w:r>
         <w:rPr>
-          <w:color w:val="000000"/>
-          <w:sz w:val="18"/>
-          <w:highlight w:val="lightGray"/>
-        </w:rPr>
-        <w:t xml:space="preserve">: Persons Table -&gt; ID Column: 1, Name_En Column: Motasem Essam] -&gt; </w:t>
-      </w:r>
-      <w:r>
-        <w:rPr>
+          <w:rFonts w:ascii="Arial" w:hAnsi="Arial" w:cs="Arial"/>
+          <w:color w:val="000000"/>
+          <w:sz w:val="18"/>
+          <w:highlight w:val="lightGray"/>
+        </w:rPr>
+        <w:t xml:space="preserve">: Persons Table -&gt; ID Column: 1, </w:t>
+      </w:r>
+      <w:proofErr w:type="spellStart"/>
+      <w:r>
+        <w:rPr>
+          <w:rFonts w:ascii="Arial" w:hAnsi="Arial" w:cs="Arial"/>
+          <w:color w:val="000000"/>
+          <w:sz w:val="18"/>
+          <w:highlight w:val="lightGray"/>
+        </w:rPr>
+        <w:t>Name_En</w:t>
+      </w:r>
+      <w:proofErr w:type="spellEnd"/>
+      <w:r>
+        <w:rPr>
+          <w:rFonts w:ascii="Arial" w:hAnsi="Arial" w:cs="Arial"/>
+          <w:color w:val="000000"/>
+          <w:sz w:val="18"/>
+          <w:highlight w:val="lightGray"/>
+        </w:rPr>
+        <w:t xml:space="preserve"> Column: Motasem Essam] -&gt; </w:t>
+      </w:r>
+      <w:r>
+        <w:rPr>
+          <w:rFonts w:ascii="Arial" w:hAnsi="Arial" w:cs="Arial"/>
           <w:b/>
           <w:color w:val="000000"/>
           <w:sz w:val="18"/>
@@ -183,6 +237,7 @@
       </w:r>
       <w:r>
         <w:rPr>
+          <w:rFonts w:ascii="Arial" w:hAnsi="Arial" w:cs="Arial"/>
           <w:color w:val="000000"/>
           <w:sz w:val="18"/>
           <w:highlight w:val="lightGray"/>
@@ -191,6 +246,7 @@
       </w:r>
       <w:r>
         <w:rPr>
+          <w:rFonts w:ascii="Arial" w:hAnsi="Arial" w:cs="Arial"/>
           <w:b/>
           <w:color w:val="000000"/>
           <w:sz w:val="18"/>
@@ -200,6 +256,7 @@
       </w:r>
       <w:r>
         <w:rPr>
+          <w:rFonts w:ascii="Arial" w:hAnsi="Arial" w:cs="Arial"/>
           <w:color w:val="000000"/>
           <w:sz w:val="18"/>
           <w:highlight w:val="lightGray"/>
@@ -342,6 +399,7 @@
     <w:p>
       <w:r>
         <w:rPr>
+          <w:rFonts w:ascii="Arial" w:hAnsi="Arial" w:cs="Arial"/>
           <w:b/>
           <w:color w:val="000000"/>
           <w:sz w:val="18"/>
@@ -351,14 +409,36 @@
       </w:r>
       <w:r>
         <w:rPr>
-          <w:color w:val="000000"/>
-          <w:sz w:val="18"/>
-          <w:highlight w:val="lightGray"/>
-        </w:rPr>
-        <w:t xml:space="preserve">: Persons Table -&gt; ID Column: 1, Name_En Column: Motasem Essam] -&gt; </w:t>
-      </w:r>
-      <w:r>
-        <w:rPr>
+          <w:rFonts w:ascii="Arial" w:hAnsi="Arial" w:cs="Arial"/>
+          <w:color w:val="000000"/>
+          <w:sz w:val="18"/>
+          <w:highlight w:val="lightGray"/>
+        </w:rPr>
+        <w:t xml:space="preserve">: Persons Table -&gt; ID Column: 1, </w:t>
+      </w:r>
+      <w:proofErr w:type="spellStart"/>
+      <w:r>
+        <w:rPr>
+          <w:rFonts w:ascii="Arial" w:hAnsi="Arial" w:cs="Arial"/>
+          <w:color w:val="000000"/>
+          <w:sz w:val="18"/>
+          <w:highlight w:val="lightGray"/>
+        </w:rPr>
+        <w:t>Name_En</w:t>
+      </w:r>
+      <w:proofErr w:type="spellEnd"/>
+      <w:r>
+        <w:rPr>
+          <w:rFonts w:ascii="Arial" w:hAnsi="Arial" w:cs="Arial"/>
+          <w:color w:val="000000"/>
+          <w:sz w:val="18"/>
+          <w:highlight w:val="lightGray"/>
+        </w:rPr>
+        <w:t xml:space="preserve"> Column: Motasem Essam] -&gt; </w:t>
+      </w:r>
+      <w:r>
+        <w:rPr>
+          <w:rFonts w:ascii="Arial" w:hAnsi="Arial" w:cs="Arial"/>
           <w:b/>
           <w:color w:val="000000"/>
           <w:sz w:val="18"/>
@@ -368,6 +448,7 @@
       </w:r>
       <w:r>
         <w:rPr>
+          <w:rFonts w:ascii="Arial" w:hAnsi="Arial" w:cs="Arial"/>
           <w:color w:val="000000"/>
           <w:sz w:val="18"/>
           <w:highlight w:val="lightGray"/>
@@ -376,6 +457,7 @@
       </w:r>
       <w:r>
         <w:rPr>
+          <w:rFonts w:ascii="Arial" w:hAnsi="Arial" w:cs="Arial"/>
           <w:b/>
           <w:color w:val="000000"/>
           <w:sz w:val="18"/>
@@ -385,6 +467,7 @@
       </w:r>
       <w:r>
         <w:rPr>
+          <w:rFonts w:ascii="Arial" w:hAnsi="Arial" w:cs="Arial"/>
           <w:color w:val="000000"/>
           <w:sz w:val="18"/>
           <w:highlight w:val="lightGray"/>
@@ -507,6 +590,7 @@
                 <w:bCs/>
               </w:rPr>
             </w:pPr>
+            <w:proofErr w:type="spellStart"/>
             <w:r>
               <w:rPr>
                 <w:rFonts w:ascii="Roboto Mono" w:hAnsi="Roboto Mono"/>
@@ -515,6 +599,7 @@
               </w:rPr>
               <w:t>CustomerID</w:t>
             </w:r>
+            <w:proofErr w:type="spellEnd"/>
           </w:p>
         </w:tc>
         <w:tc>
@@ -642,6 +727,7 @@
         <w:rPr>
           <w:rFonts w:ascii="Roboto Mono" w:hAnsi="Roboto Mono"/>
         </w:rPr>
+        <w:lastRenderedPageBreak/>
         <w:pict w14:anchorId="25E31E65">
           <v:rect id="_x0000_i1027" style="width:0;height:1.5pt" o:hralign="center" o:hrstd="t" o:hr="t" fillcolor="#a0a0a0" stroked="f"/>
         </w:pict>
@@ -749,7 +835,21 @@
         <w:rPr>
           <w:rFonts w:ascii="Roboto Mono" w:hAnsi="Roboto Mono"/>
         </w:rPr>
-        <w:t>(CustomerID, Name, City)</w:t>
+        <w:t>(</w:t>
+      </w:r>
+      <w:proofErr w:type="spellStart"/>
+      <w:r>
+        <w:rPr>
+          <w:rFonts w:ascii="Roboto Mono" w:hAnsi="Roboto Mono"/>
+        </w:rPr>
+        <w:t>CustomerID</w:t>
+      </w:r>
+      <w:proofErr w:type="spellEnd"/>
+      <w:r>
+        <w:rPr>
+          <w:rFonts w:ascii="Roboto Mono" w:hAnsi="Roboto Mono"/>
+        </w:rPr>
+        <w:t>, Name, City)</w:t>
       </w:r>
     </w:p>
     <w:p>
@@ -908,6 +1008,7 @@
                 <w:bCs/>
               </w:rPr>
             </w:pPr>
+            <w:proofErr w:type="spellStart"/>
             <w:r>
               <w:rPr>
                 <w:rFonts w:ascii="Roboto Mono" w:hAnsi="Roboto Mono"/>
@@ -916,6 +1017,7 @@
               </w:rPr>
               <w:t>CustomerID</w:t>
             </w:r>
+            <w:proofErr w:type="spellEnd"/>
           </w:p>
         </w:tc>
         <w:tc>
@@ -1143,6 +1245,7 @@
     <w:p>
       <w:r>
         <w:rPr>
+          <w:rFonts w:ascii="Arial" w:hAnsi="Arial" w:cs="Arial"/>
           <w:b/>
           <w:color w:val="000000"/>
           <w:sz w:val="18"/>
@@ -1152,14 +1255,36 @@
       </w:r>
       <w:r>
         <w:rPr>
-          <w:color w:val="000000"/>
-          <w:sz w:val="18"/>
-          <w:highlight w:val="lightGray"/>
-        </w:rPr>
-        <w:t xml:space="preserve">: Persons Table -&gt; ID Column: 1, Name_En Column: Motasem Essam] -&gt; </w:t>
-      </w:r>
-      <w:r>
-        <w:rPr>
+          <w:rFonts w:ascii="Arial" w:hAnsi="Arial" w:cs="Arial"/>
+          <w:color w:val="000000"/>
+          <w:sz w:val="18"/>
+          <w:highlight w:val="lightGray"/>
+        </w:rPr>
+        <w:t xml:space="preserve">: Persons Table -&gt; ID Column: 1, </w:t>
+      </w:r>
+      <w:proofErr w:type="spellStart"/>
+      <w:r>
+        <w:rPr>
+          <w:rFonts w:ascii="Arial" w:hAnsi="Arial" w:cs="Arial"/>
+          <w:color w:val="000000"/>
+          <w:sz w:val="18"/>
+          <w:highlight w:val="lightGray"/>
+        </w:rPr>
+        <w:t>Name_En</w:t>
+      </w:r>
+      <w:proofErr w:type="spellEnd"/>
+      <w:r>
+        <w:rPr>
+          <w:rFonts w:ascii="Arial" w:hAnsi="Arial" w:cs="Arial"/>
+          <w:color w:val="000000"/>
+          <w:sz w:val="18"/>
+          <w:highlight w:val="lightGray"/>
+        </w:rPr>
+        <w:t xml:space="preserve"> Column: Motasem Essam] -&gt; </w:t>
+      </w:r>
+      <w:r>
+        <w:rPr>
+          <w:rFonts w:ascii="Arial" w:hAnsi="Arial" w:cs="Arial"/>
           <w:b/>
           <w:color w:val="000000"/>
           <w:sz w:val="18"/>
@@ -1169,6 +1294,7 @@
       </w:r>
       <w:r>
         <w:rPr>
+          <w:rFonts w:ascii="Arial" w:hAnsi="Arial" w:cs="Arial"/>
           <w:color w:val="000000"/>
           <w:sz w:val="18"/>
           <w:highlight w:val="lightGray"/>
@@ -1177,6 +1303,7 @@
       </w:r>
       <w:r>
         <w:rPr>
+          <w:rFonts w:ascii="Arial" w:hAnsi="Arial" w:cs="Arial"/>
           <w:b/>
           <w:color w:val="000000"/>
           <w:sz w:val="18"/>
@@ -1186,6 +1313,7 @@
       </w:r>
       <w:r>
         <w:rPr>
+          <w:rFonts w:ascii="Arial" w:hAnsi="Arial" w:cs="Arial"/>
           <w:color w:val="000000"/>
           <w:sz w:val="18"/>
           <w:highlight w:val="lightGray"/>
@@ -1222,6 +1350,7 @@
         <w:rPr>
           <w:noProof/>
         </w:rPr>
+        <w:lastRenderedPageBreak/>
         <w:drawing>
           <wp:inline distT="0" distB="0" distL="0" distR="0" wp14:anchorId="39374CDD" wp14:editId="198C7D93">
             <wp:extent cx="5943600" cy="1051560"/>
@@ -1282,8 +1411,16 @@
         <w:rPr>
           <w:rFonts w:ascii="Roboto Mono" w:hAnsi="Roboto Mono"/>
         </w:rPr>
-        <w:t>INSERT INTO table_name</w:t>
-      </w:r>
+        <w:t xml:space="preserve">INSERT INTO </w:t>
+      </w:r>
+      <w:proofErr w:type="spellStart"/>
+      <w:r>
+        <w:rPr>
+          <w:rFonts w:ascii="Roboto Mono" w:hAnsi="Roboto Mono"/>
+        </w:rPr>
+        <w:t>table_name</w:t>
+      </w:r>
+      <w:proofErr w:type="spellEnd"/>
     </w:p>
     <w:p>
       <w:pPr>
@@ -1441,7 +1578,21 @@
         <w:rPr>
           <w:rFonts w:ascii="Roboto Mono" w:hAnsi="Roboto Mono"/>
         </w:rPr>
-        <w:t>(CustomerID, Name, City)</w:t>
+        <w:t>(</w:t>
+      </w:r>
+      <w:proofErr w:type="spellStart"/>
+      <w:r>
+        <w:rPr>
+          <w:rFonts w:ascii="Roboto Mono" w:hAnsi="Roboto Mono"/>
+        </w:rPr>
+        <w:t>CustomerID</w:t>
+      </w:r>
+      <w:proofErr w:type="spellEnd"/>
+      <w:r>
+        <w:rPr>
+          <w:rFonts w:ascii="Roboto Mono" w:hAnsi="Roboto Mono"/>
+        </w:rPr>
+        <w:t>, Name, City)</w:t>
       </w:r>
     </w:p>
     <w:p>
@@ -1502,6 +1653,7 @@
     <w:p>
       <w:r>
         <w:rPr>
+          <w:rFonts w:ascii="Arial" w:hAnsi="Arial" w:cs="Arial"/>
           <w:b/>
           <w:color w:val="000000"/>
           <w:sz w:val="18"/>
@@ -1511,14 +1663,36 @@
       </w:r>
       <w:r>
         <w:rPr>
-          <w:color w:val="000000"/>
-          <w:sz w:val="18"/>
-          <w:highlight w:val="lightGray"/>
-        </w:rPr>
-        <w:t xml:space="preserve">: Persons Table -&gt; ID Column: 1, Name_En Column: Motasem Essam] -&gt; </w:t>
-      </w:r>
-      <w:r>
-        <w:rPr>
+          <w:rFonts w:ascii="Arial" w:hAnsi="Arial" w:cs="Arial"/>
+          <w:color w:val="000000"/>
+          <w:sz w:val="18"/>
+          <w:highlight w:val="lightGray"/>
+        </w:rPr>
+        <w:t xml:space="preserve">: Persons Table -&gt; ID Column: 1, </w:t>
+      </w:r>
+      <w:proofErr w:type="spellStart"/>
+      <w:r>
+        <w:rPr>
+          <w:rFonts w:ascii="Arial" w:hAnsi="Arial" w:cs="Arial"/>
+          <w:color w:val="000000"/>
+          <w:sz w:val="18"/>
+          <w:highlight w:val="lightGray"/>
+        </w:rPr>
+        <w:t>Name_En</w:t>
+      </w:r>
+      <w:proofErr w:type="spellEnd"/>
+      <w:r>
+        <w:rPr>
+          <w:rFonts w:ascii="Arial" w:hAnsi="Arial" w:cs="Arial"/>
+          <w:color w:val="000000"/>
+          <w:sz w:val="18"/>
+          <w:highlight w:val="lightGray"/>
+        </w:rPr>
+        <w:t xml:space="preserve"> Column: Motasem Essam] -&gt; </w:t>
+      </w:r>
+      <w:r>
+        <w:rPr>
+          <w:rFonts w:ascii="Arial" w:hAnsi="Arial" w:cs="Arial"/>
           <w:b/>
           <w:color w:val="000000"/>
           <w:sz w:val="18"/>
@@ -1528,6 +1702,7 @@
       </w:r>
       <w:r>
         <w:rPr>
+          <w:rFonts w:ascii="Arial" w:hAnsi="Arial" w:cs="Arial"/>
           <w:color w:val="000000"/>
           <w:sz w:val="18"/>
           <w:highlight w:val="lightGray"/>
@@ -1536,6 +1711,7 @@
       </w:r>
       <w:r>
         <w:rPr>
+          <w:rFonts w:ascii="Arial" w:hAnsi="Arial" w:cs="Arial"/>
           <w:b/>
           <w:color w:val="000000"/>
           <w:sz w:val="18"/>
@@ -1545,6 +1721,7 @@
       </w:r>
       <w:r>
         <w:rPr>
+          <w:rFonts w:ascii="Arial" w:hAnsi="Arial" w:cs="Arial"/>
           <w:color w:val="000000"/>
           <w:sz w:val="18"/>
           <w:highlight w:val="lightGray"/>
@@ -1594,6 +1771,7 @@
         <w:rPr>
           <w:noProof/>
         </w:rPr>
+        <w:lastRenderedPageBreak/>
         <w:drawing>
           <wp:inline distT="0" distB="0" distL="0" distR="0" wp14:anchorId="5F4AD331" wp14:editId="5494E2C1">
             <wp:extent cx="5943600" cy="938530"/>
@@ -1654,8 +1832,16 @@
         <w:rPr>
           <w:rFonts w:ascii="Roboto Mono" w:hAnsi="Roboto Mono"/>
         </w:rPr>
-        <w:t>INSERT INTO table_name</w:t>
-      </w:r>
+        <w:t xml:space="preserve">INSERT INTO </w:t>
+      </w:r>
+      <w:proofErr w:type="spellStart"/>
+      <w:r>
+        <w:rPr>
+          <w:rFonts w:ascii="Roboto Mono" w:hAnsi="Roboto Mono"/>
+        </w:rPr>
+        <w:t>table_name</w:t>
+      </w:r>
+      <w:proofErr w:type="spellEnd"/>
     </w:p>
     <w:p>
       <w:pPr>
@@ -1882,6 +2068,7 @@
     <w:p>
       <w:r>
         <w:rPr>
+          <w:rFonts w:ascii="Arial" w:hAnsi="Arial" w:cs="Arial"/>
           <w:b/>
           <w:color w:val="000000"/>
           <w:sz w:val="18"/>
@@ -1891,14 +2078,36 @@
       </w:r>
       <w:r>
         <w:rPr>
-          <w:color w:val="000000"/>
-          <w:sz w:val="18"/>
-          <w:highlight w:val="lightGray"/>
-        </w:rPr>
-        <w:t xml:space="preserve">: Persons Table -&gt; ID Column: 1, Name_En Column: Motasem Essam] -&gt; </w:t>
-      </w:r>
-      <w:r>
-        <w:rPr>
+          <w:rFonts w:ascii="Arial" w:hAnsi="Arial" w:cs="Arial"/>
+          <w:color w:val="000000"/>
+          <w:sz w:val="18"/>
+          <w:highlight w:val="lightGray"/>
+        </w:rPr>
+        <w:t xml:space="preserve">: Persons Table -&gt; ID Column: 1, </w:t>
+      </w:r>
+      <w:proofErr w:type="spellStart"/>
+      <w:r>
+        <w:rPr>
+          <w:rFonts w:ascii="Arial" w:hAnsi="Arial" w:cs="Arial"/>
+          <w:color w:val="000000"/>
+          <w:sz w:val="18"/>
+          <w:highlight w:val="lightGray"/>
+        </w:rPr>
+        <w:t>Name_En</w:t>
+      </w:r>
+      <w:proofErr w:type="spellEnd"/>
+      <w:r>
+        <w:rPr>
+          <w:rFonts w:ascii="Arial" w:hAnsi="Arial" w:cs="Arial"/>
+          <w:color w:val="000000"/>
+          <w:sz w:val="18"/>
+          <w:highlight w:val="lightGray"/>
+        </w:rPr>
+        <w:t xml:space="preserve"> Column: Motasem Essam] -&gt; </w:t>
+      </w:r>
+      <w:r>
+        <w:rPr>
+          <w:rFonts w:ascii="Arial" w:hAnsi="Arial" w:cs="Arial"/>
           <w:b/>
           <w:color w:val="000000"/>
           <w:sz w:val="18"/>
@@ -1908,6 +2117,7 @@
       </w:r>
       <w:r>
         <w:rPr>
+          <w:rFonts w:ascii="Arial" w:hAnsi="Arial" w:cs="Arial"/>
           <w:color w:val="000000"/>
           <w:sz w:val="18"/>
           <w:highlight w:val="lightGray"/>
@@ -1916,6 +2126,7 @@
       </w:r>
       <w:r>
         <w:rPr>
+          <w:rFonts w:ascii="Arial" w:hAnsi="Arial" w:cs="Arial"/>
           <w:b/>
           <w:color w:val="000000"/>
           <w:sz w:val="18"/>
@@ -1925,6 +2136,7 @@
       </w:r>
       <w:r>
         <w:rPr>
+          <w:rFonts w:ascii="Arial" w:hAnsi="Arial" w:cs="Arial"/>
           <w:color w:val="000000"/>
           <w:sz w:val="18"/>
           <w:highlight w:val="lightGray"/>
@@ -1974,6 +2186,7 @@
         <w:rPr>
           <w:noProof/>
         </w:rPr>
+        <w:lastRenderedPageBreak/>
         <w:drawing>
           <wp:inline distT="0" distB="0" distL="0" distR="0" wp14:anchorId="42BFE22D" wp14:editId="5654BB67">
             <wp:extent cx="5943600" cy="1372870"/>
@@ -2047,7 +2260,21 @@
         <w:rPr>
           <w:rFonts w:ascii="Roboto Mono" w:hAnsi="Roboto Mono"/>
         </w:rPr>
-        <w:t>(CustomerID, Name, City)</w:t>
+        <w:t>(</w:t>
+      </w:r>
+      <w:proofErr w:type="spellStart"/>
+      <w:r>
+        <w:rPr>
+          <w:rFonts w:ascii="Roboto Mono" w:hAnsi="Roboto Mono"/>
+        </w:rPr>
+        <w:t>CustomerID</w:t>
+      </w:r>
+      <w:proofErr w:type="spellEnd"/>
+      <w:r>
+        <w:rPr>
+          <w:rFonts w:ascii="Roboto Mono" w:hAnsi="Roboto Mono"/>
+        </w:rPr>
+        <w:t>, Name, City)</w:t>
       </w:r>
     </w:p>
     <w:p>
@@ -2232,6 +2459,7 @@
                 <w:bCs/>
               </w:rPr>
             </w:pPr>
+            <w:proofErr w:type="spellStart"/>
             <w:r>
               <w:rPr>
                 <w:rFonts w:ascii="Roboto Mono" w:hAnsi="Roboto Mono"/>
@@ -2240,6 +2468,7 @@
               </w:rPr>
               <w:t>CustomerID</w:t>
             </w:r>
+            <w:proofErr w:type="spellEnd"/>
           </w:p>
         </w:tc>
         <w:tc>
@@ -2519,6 +2748,7 @@
     <w:p>
       <w:r>
         <w:rPr>
+          <w:rFonts w:ascii="Arial" w:hAnsi="Arial" w:cs="Arial"/>
           <w:b/>
           <w:color w:val="000000"/>
           <w:sz w:val="18"/>
@@ -2528,14 +2758,36 @@
       </w:r>
       <w:r>
         <w:rPr>
-          <w:color w:val="000000"/>
-          <w:sz w:val="18"/>
-          <w:highlight w:val="lightGray"/>
-        </w:rPr>
-        <w:t xml:space="preserve">: Persons Table -&gt; ID Column: 1, Name_En Column: Motasem Essam] -&gt; </w:t>
-      </w:r>
-      <w:r>
-        <w:rPr>
+          <w:rFonts w:ascii="Arial" w:hAnsi="Arial" w:cs="Arial"/>
+          <w:color w:val="000000"/>
+          <w:sz w:val="18"/>
+          <w:highlight w:val="lightGray"/>
+        </w:rPr>
+        <w:t xml:space="preserve">: Persons Table -&gt; ID Column: 1, </w:t>
+      </w:r>
+      <w:proofErr w:type="spellStart"/>
+      <w:r>
+        <w:rPr>
+          <w:rFonts w:ascii="Arial" w:hAnsi="Arial" w:cs="Arial"/>
+          <w:color w:val="000000"/>
+          <w:sz w:val="18"/>
+          <w:highlight w:val="lightGray"/>
+        </w:rPr>
+        <w:t>Name_En</w:t>
+      </w:r>
+      <w:proofErr w:type="spellEnd"/>
+      <w:r>
+        <w:rPr>
+          <w:rFonts w:ascii="Arial" w:hAnsi="Arial" w:cs="Arial"/>
+          <w:color w:val="000000"/>
+          <w:sz w:val="18"/>
+          <w:highlight w:val="lightGray"/>
+        </w:rPr>
+        <w:t xml:space="preserve"> Column: Motasem Essam] -&gt; </w:t>
+      </w:r>
+      <w:r>
+        <w:rPr>
+          <w:rFonts w:ascii="Arial" w:hAnsi="Arial" w:cs="Arial"/>
           <w:b/>
           <w:color w:val="000000"/>
           <w:sz w:val="18"/>
@@ -2545,6 +2797,7 @@
       </w:r>
       <w:r>
         <w:rPr>
+          <w:rFonts w:ascii="Arial" w:hAnsi="Arial" w:cs="Arial"/>
           <w:color w:val="000000"/>
           <w:sz w:val="18"/>
           <w:highlight w:val="lightGray"/>
@@ -2553,6 +2806,7 @@
       </w:r>
       <w:r>
         <w:rPr>
+          <w:rFonts w:ascii="Arial" w:hAnsi="Arial" w:cs="Arial"/>
           <w:b/>
           <w:color w:val="000000"/>
           <w:sz w:val="18"/>
@@ -2562,6 +2816,7 @@
       </w:r>
       <w:r>
         <w:rPr>
+          <w:rFonts w:ascii="Arial" w:hAnsi="Arial" w:cs="Arial"/>
           <w:color w:val="000000"/>
           <w:sz w:val="18"/>
           <w:highlight w:val="lightGray"/>
@@ -2579,6 +2834,7 @@
         <w:rPr>
           <w:rFonts w:ascii="Roboto Mono" w:hAnsi="Roboto Mono"/>
         </w:rPr>
+        <w:lastRenderedPageBreak/>
         <w:t>If a column allows NULL:</w:t>
       </w:r>
     </w:p>
@@ -2665,7 +2921,21 @@
         <w:rPr>
           <w:rFonts w:ascii="Roboto Mono" w:hAnsi="Roboto Mono"/>
         </w:rPr>
-        <w:t>(CustomerID, Name, City)</w:t>
+        <w:t>(</w:t>
+      </w:r>
+      <w:proofErr w:type="spellStart"/>
+      <w:r>
+        <w:rPr>
+          <w:rFonts w:ascii="Roboto Mono" w:hAnsi="Roboto Mono"/>
+        </w:rPr>
+        <w:t>CustomerID</w:t>
+      </w:r>
+      <w:proofErr w:type="spellEnd"/>
+      <w:r>
+        <w:rPr>
+          <w:rFonts w:ascii="Roboto Mono" w:hAnsi="Roboto Mono"/>
+        </w:rPr>
+        <w:t>, Name, City)</w:t>
       </w:r>
     </w:p>
     <w:p>
@@ -2824,6 +3094,7 @@
                 <w:bCs/>
               </w:rPr>
             </w:pPr>
+            <w:proofErr w:type="spellStart"/>
             <w:r>
               <w:rPr>
                 <w:rFonts w:ascii="Roboto Mono" w:hAnsi="Roboto Mono"/>
@@ -2832,6 +3103,7 @@
               </w:rPr>
               <w:t>CustomerID</w:t>
             </w:r>
+            <w:proofErr w:type="spellEnd"/>
           </w:p>
         </w:tc>
         <w:tc>
@@ -2981,6 +3253,7 @@
     <w:p>
       <w:r>
         <w:rPr>
+          <w:rFonts w:ascii="Arial" w:hAnsi="Arial" w:cs="Arial"/>
           <w:b/>
           <w:color w:val="000000"/>
           <w:sz w:val="18"/>
@@ -2990,14 +3263,36 @@
       </w:r>
       <w:r>
         <w:rPr>
-          <w:color w:val="000000"/>
-          <w:sz w:val="18"/>
-          <w:highlight w:val="lightGray"/>
-        </w:rPr>
-        <w:t xml:space="preserve">: Persons Table -&gt; ID Column: 1, Name_En Column: Motasem Essam] -&gt; </w:t>
-      </w:r>
-      <w:r>
-        <w:rPr>
+          <w:rFonts w:ascii="Arial" w:hAnsi="Arial" w:cs="Arial"/>
+          <w:color w:val="000000"/>
+          <w:sz w:val="18"/>
+          <w:highlight w:val="lightGray"/>
+        </w:rPr>
+        <w:t xml:space="preserve">: Persons Table -&gt; ID Column: 1, </w:t>
+      </w:r>
+      <w:proofErr w:type="spellStart"/>
+      <w:r>
+        <w:rPr>
+          <w:rFonts w:ascii="Arial" w:hAnsi="Arial" w:cs="Arial"/>
+          <w:color w:val="000000"/>
+          <w:sz w:val="18"/>
+          <w:highlight w:val="lightGray"/>
+        </w:rPr>
+        <w:t>Name_En</w:t>
+      </w:r>
+      <w:proofErr w:type="spellEnd"/>
+      <w:r>
+        <w:rPr>
+          <w:rFonts w:ascii="Arial" w:hAnsi="Arial" w:cs="Arial"/>
+          <w:color w:val="000000"/>
+          <w:sz w:val="18"/>
+          <w:highlight w:val="lightGray"/>
+        </w:rPr>
+        <w:t xml:space="preserve"> Column: Motasem Essam] -&gt; </w:t>
+      </w:r>
+      <w:r>
+        <w:rPr>
+          <w:rFonts w:ascii="Arial" w:hAnsi="Arial" w:cs="Arial"/>
           <w:b/>
           <w:color w:val="000000"/>
           <w:sz w:val="18"/>
@@ -3007,6 +3302,7 @@
       </w:r>
       <w:r>
         <w:rPr>
+          <w:rFonts w:ascii="Arial" w:hAnsi="Arial" w:cs="Arial"/>
           <w:color w:val="000000"/>
           <w:sz w:val="18"/>
           <w:highlight w:val="lightGray"/>
@@ -3015,6 +3311,7 @@
       </w:r>
       <w:r>
         <w:rPr>
+          <w:rFonts w:ascii="Arial" w:hAnsi="Arial" w:cs="Arial"/>
           <w:b/>
           <w:color w:val="000000"/>
           <w:sz w:val="18"/>
@@ -3024,6 +3321,7 @@
       </w:r>
       <w:r>
         <w:rPr>
+          <w:rFonts w:ascii="Arial" w:hAnsi="Arial" w:cs="Arial"/>
           <w:color w:val="000000"/>
           <w:sz w:val="18"/>
           <w:highlight w:val="lightGray"/>
@@ -3133,20 +3431,49 @@
         <w:rPr>
           <w:rFonts w:ascii="Roboto Mono" w:hAnsi="Roboto Mono"/>
         </w:rPr>
-        <w:t xml:space="preserve">    UserID INT,</w:t>
-      </w:r>
-    </w:p>
-    <w:p>
-      <w:pPr>
-        <w:rPr>
-          <w:rFonts w:ascii="Roboto Mono" w:hAnsi="Roboto Mono"/>
-        </w:rPr>
-      </w:pPr>
-      <w:r>
-        <w:rPr>
-          <w:rFonts w:ascii="Roboto Mono" w:hAnsi="Roboto Mono"/>
-        </w:rPr>
-        <w:t xml:space="preserve">    Status VARCHAR(20)</w:t>
+        <w:lastRenderedPageBreak/>
+        <w:t xml:space="preserve">    </w:t>
+      </w:r>
+      <w:proofErr w:type="spellStart"/>
+      <w:r>
+        <w:rPr>
+          <w:rFonts w:ascii="Roboto Mono" w:hAnsi="Roboto Mono"/>
+        </w:rPr>
+        <w:t>UserID</w:t>
+      </w:r>
+      <w:proofErr w:type="spellEnd"/>
+      <w:r>
+        <w:rPr>
+          <w:rFonts w:ascii="Roboto Mono" w:hAnsi="Roboto Mono"/>
+        </w:rPr>
+        <w:t xml:space="preserve"> INT,</w:t>
+      </w:r>
+    </w:p>
+    <w:p>
+      <w:pPr>
+        <w:rPr>
+          <w:rFonts w:ascii="Roboto Mono" w:hAnsi="Roboto Mono"/>
+        </w:rPr>
+      </w:pPr>
+      <w:r>
+        <w:rPr>
+          <w:rFonts w:ascii="Roboto Mono" w:hAnsi="Roboto Mono"/>
+        </w:rPr>
+        <w:t xml:space="preserve">    Status </w:t>
+      </w:r>
+      <w:proofErr w:type="gramStart"/>
+      <w:r>
+        <w:rPr>
+          <w:rFonts w:ascii="Roboto Mono" w:hAnsi="Roboto Mono"/>
+        </w:rPr>
+        <w:t>VARCHAR(</w:t>
+      </w:r>
+      <w:proofErr w:type="gramEnd"/>
+      <w:r>
+        <w:rPr>
+          <w:rFonts w:ascii="Roboto Mono" w:hAnsi="Roboto Mono"/>
+        </w:rPr>
+        <w:t>20)</w:t>
       </w:r>
     </w:p>
     <w:p>
@@ -3292,7 +3619,21 @@
         <w:rPr>
           <w:rFonts w:ascii="Roboto Mono" w:hAnsi="Roboto Mono"/>
         </w:rPr>
-        <w:t>(UserID)</w:t>
+        <w:t>(</w:t>
+      </w:r>
+      <w:proofErr w:type="spellStart"/>
+      <w:r>
+        <w:rPr>
+          <w:rFonts w:ascii="Roboto Mono" w:hAnsi="Roboto Mono"/>
+        </w:rPr>
+        <w:t>UserID</w:t>
+      </w:r>
+      <w:proofErr w:type="spellEnd"/>
+      <w:r>
+        <w:rPr>
+          <w:rFonts w:ascii="Roboto Mono" w:hAnsi="Roboto Mono"/>
+        </w:rPr>
+        <w:t>)</w:t>
       </w:r>
     </w:p>
     <w:p>
@@ -3450,6 +3791,7 @@
                 <w:bCs/>
               </w:rPr>
             </w:pPr>
+            <w:proofErr w:type="spellStart"/>
             <w:r>
               <w:rPr>
                 <w:rFonts w:ascii="Roboto Mono" w:hAnsi="Roboto Mono"/>
@@ -3458,6 +3800,7 @@
               </w:rPr>
               <w:t>UserID</w:t>
             </w:r>
+            <w:proofErr w:type="spellEnd"/>
           </w:p>
         </w:tc>
         <w:tc>
@@ -3626,6 +3969,7 @@
         <w:rPr>
           <w:noProof/>
         </w:rPr>
+        <w:lastRenderedPageBreak/>
         <w:drawing>
           <wp:inline distT="0" distB="0" distL="0" distR="0" wp14:anchorId="6CDD78E4" wp14:editId="0773ABCE">
             <wp:extent cx="5943600" cy="956310"/>
@@ -3686,8 +4030,16 @@
         <w:rPr>
           <w:rFonts w:ascii="Roboto Mono" w:hAnsi="Roboto Mono"/>
         </w:rPr>
-        <w:t>INSERT INTO CustomersBackup</w:t>
-      </w:r>
+        <w:t xml:space="preserve">INSERT INTO </w:t>
+      </w:r>
+      <w:proofErr w:type="spellStart"/>
+      <w:r>
+        <w:rPr>
+          <w:rFonts w:ascii="Roboto Mono" w:hAnsi="Roboto Mono"/>
+        </w:rPr>
+        <w:t>CustomersBackup</w:t>
+      </w:r>
+      <w:proofErr w:type="spellEnd"/>
     </w:p>
     <w:p>
       <w:pPr>
@@ -3873,12 +4225,14 @@
           <w:rFonts w:ascii="Roboto Mono" w:hAnsi="Roboto Mono"/>
         </w:rPr>
       </w:pPr>
+      <w:proofErr w:type="spellStart"/>
       <w:r>
         <w:rPr>
           <w:rFonts w:ascii="Roboto Mono" w:hAnsi="Roboto Mono"/>
         </w:rPr>
         <w:t>CustomersBackup</w:t>
       </w:r>
+      <w:proofErr w:type="spellEnd"/>
     </w:p>
     <w:p>
       <w:pPr>
@@ -3931,6 +4285,7 @@
       </w:pPr>
       <w:r>
         <w:rPr>
+          <w:rFonts w:ascii="Arial" w:hAnsi="Arial" w:cs="Arial"/>
           <w:b/>
           <w:color w:val="000000"/>
           <w:sz w:val="18"/>
@@ -3940,14 +4295,36 @@
       </w:r>
       <w:r>
         <w:rPr>
-          <w:color w:val="000000"/>
-          <w:sz w:val="18"/>
-          <w:highlight w:val="lightGray"/>
-        </w:rPr>
-        <w:t xml:space="preserve">: Persons Table -&gt; ID Column: 1, Name_En Column: Motasem Essam] -&gt; </w:t>
-      </w:r>
-      <w:r>
-        <w:rPr>
+          <w:rFonts w:ascii="Arial" w:hAnsi="Arial" w:cs="Arial"/>
+          <w:color w:val="000000"/>
+          <w:sz w:val="18"/>
+          <w:highlight w:val="lightGray"/>
+        </w:rPr>
+        <w:t xml:space="preserve">: Persons Table -&gt; ID Column: 1, </w:t>
+      </w:r>
+      <w:proofErr w:type="spellStart"/>
+      <w:r>
+        <w:rPr>
+          <w:rFonts w:ascii="Arial" w:hAnsi="Arial" w:cs="Arial"/>
+          <w:color w:val="000000"/>
+          <w:sz w:val="18"/>
+          <w:highlight w:val="lightGray"/>
+        </w:rPr>
+        <w:t>Name_En</w:t>
+      </w:r>
+      <w:proofErr w:type="spellEnd"/>
+      <w:r>
+        <w:rPr>
+          <w:rFonts w:ascii="Arial" w:hAnsi="Arial" w:cs="Arial"/>
+          <w:color w:val="000000"/>
+          <w:sz w:val="18"/>
+          <w:highlight w:val="lightGray"/>
+        </w:rPr>
+        <w:t xml:space="preserve"> Column: Motasem Essam] -&gt; </w:t>
+      </w:r>
+      <w:r>
+        <w:rPr>
+          <w:rFonts w:ascii="Arial" w:hAnsi="Arial" w:cs="Arial"/>
           <w:b/>
           <w:color w:val="000000"/>
           <w:sz w:val="18"/>
@@ -3957,6 +4334,7 @@
       </w:r>
       <w:r>
         <w:rPr>
+          <w:rFonts w:ascii="Arial" w:hAnsi="Arial" w:cs="Arial"/>
           <w:color w:val="000000"/>
           <w:sz w:val="18"/>
           <w:highlight w:val="lightGray"/>
@@ -3965,6 +4343,7 @@
       </w:r>
       <w:r>
         <w:rPr>
+          <w:rFonts w:ascii="Arial" w:hAnsi="Arial" w:cs="Arial"/>
           <w:b/>
           <w:color w:val="000000"/>
           <w:sz w:val="18"/>
@@ -3974,6 +4353,7 @@
       </w:r>
       <w:r>
         <w:rPr>
+          <w:rFonts w:ascii="Arial" w:hAnsi="Arial" w:cs="Arial"/>
           <w:color w:val="000000"/>
           <w:sz w:val="18"/>
           <w:highlight w:val="lightGray"/>
@@ -3986,6 +4366,7 @@
         <w:rPr>
           <w:noProof/>
         </w:rPr>
+        <w:lastRenderedPageBreak/>
         <w:drawing>
           <wp:inline distT="0" distB="0" distL="0" distR="0" wp14:anchorId="7B4395C9" wp14:editId="6AD6440A">
             <wp:extent cx="5943600" cy="1551305"/>
@@ -4319,6 +4700,7 @@
     <w:p>
       <w:r>
         <w:rPr>
+          <w:rFonts w:ascii="Arial" w:hAnsi="Arial" w:cs="Arial"/>
           <w:b/>
           <w:color w:val="000000"/>
           <w:sz w:val="18"/>
@@ -4328,14 +4710,36 @@
       </w:r>
       <w:r>
         <w:rPr>
-          <w:color w:val="000000"/>
-          <w:sz w:val="18"/>
-          <w:highlight w:val="lightGray"/>
-        </w:rPr>
-        <w:t xml:space="preserve">: Persons Table -&gt; ID Column: 1, Name_En Column: Motasem Essam] -&gt; </w:t>
-      </w:r>
-      <w:r>
-        <w:rPr>
+          <w:rFonts w:ascii="Arial" w:hAnsi="Arial" w:cs="Arial"/>
+          <w:color w:val="000000"/>
+          <w:sz w:val="18"/>
+          <w:highlight w:val="lightGray"/>
+        </w:rPr>
+        <w:t xml:space="preserve">: Persons Table -&gt; ID Column: 1, </w:t>
+      </w:r>
+      <w:proofErr w:type="spellStart"/>
+      <w:r>
+        <w:rPr>
+          <w:rFonts w:ascii="Arial" w:hAnsi="Arial" w:cs="Arial"/>
+          <w:color w:val="000000"/>
+          <w:sz w:val="18"/>
+          <w:highlight w:val="lightGray"/>
+        </w:rPr>
+        <w:t>Name_En</w:t>
+      </w:r>
+      <w:proofErr w:type="spellEnd"/>
+      <w:r>
+        <w:rPr>
+          <w:rFonts w:ascii="Arial" w:hAnsi="Arial" w:cs="Arial"/>
+          <w:color w:val="000000"/>
+          <w:sz w:val="18"/>
+          <w:highlight w:val="lightGray"/>
+        </w:rPr>
+        <w:t xml:space="preserve"> Column: Motasem Essam] -&gt; </w:t>
+      </w:r>
+      <w:r>
+        <w:rPr>
+          <w:rFonts w:ascii="Arial" w:hAnsi="Arial" w:cs="Arial"/>
           <w:b/>
           <w:color w:val="000000"/>
           <w:sz w:val="18"/>
@@ -4345,6 +4749,7 @@
       </w:r>
       <w:r>
         <w:rPr>
+          <w:rFonts w:ascii="Arial" w:hAnsi="Arial" w:cs="Arial"/>
           <w:color w:val="000000"/>
           <w:sz w:val="18"/>
           <w:highlight w:val="lightGray"/>
@@ -4353,6 +4758,7 @@
       </w:r>
       <w:r>
         <w:rPr>
+          <w:rFonts w:ascii="Arial" w:hAnsi="Arial" w:cs="Arial"/>
           <w:b/>
           <w:color w:val="000000"/>
           <w:sz w:val="18"/>
@@ -4362,6 +4768,7 @@
       </w:r>
       <w:r>
         <w:rPr>
+          <w:rFonts w:ascii="Arial" w:hAnsi="Arial" w:cs="Arial"/>
           <w:color w:val="000000"/>
           <w:sz w:val="18"/>
           <w:highlight w:val="lightGray"/>
@@ -4471,33 +4878,75 @@
         <w:rPr>
           <w:rFonts w:ascii="Roboto Mono" w:hAnsi="Roboto Mono"/>
         </w:rPr>
-        <w:t xml:space="preserve">    EmployeeID INT,</w:t>
-      </w:r>
-    </w:p>
-    <w:p>
-      <w:pPr>
-        <w:rPr>
-          <w:rFonts w:ascii="Roboto Mono" w:hAnsi="Roboto Mono"/>
-        </w:rPr>
-      </w:pPr>
-      <w:r>
-        <w:rPr>
-          <w:rFonts w:ascii="Roboto Mono" w:hAnsi="Roboto Mono"/>
-        </w:rPr>
-        <w:t xml:space="preserve">    Name VARCHAR(100),</w:t>
-      </w:r>
-    </w:p>
-    <w:p>
-      <w:pPr>
-        <w:rPr>
-          <w:rFonts w:ascii="Roboto Mono" w:hAnsi="Roboto Mono"/>
-        </w:rPr>
-      </w:pPr>
-      <w:r>
-        <w:rPr>
-          <w:rFonts w:ascii="Roboto Mono" w:hAnsi="Roboto Mono"/>
-        </w:rPr>
-        <w:t xml:space="preserve">    Department VARCHAR(50)</w:t>
+        <w:t xml:space="preserve">    </w:t>
+      </w:r>
+      <w:proofErr w:type="spellStart"/>
+      <w:r>
+        <w:rPr>
+          <w:rFonts w:ascii="Roboto Mono" w:hAnsi="Roboto Mono"/>
+        </w:rPr>
+        <w:t>EmployeeID</w:t>
+      </w:r>
+      <w:proofErr w:type="spellEnd"/>
+      <w:r>
+        <w:rPr>
+          <w:rFonts w:ascii="Roboto Mono" w:hAnsi="Roboto Mono"/>
+        </w:rPr>
+        <w:t xml:space="preserve"> INT,</w:t>
+      </w:r>
+    </w:p>
+    <w:p>
+      <w:pPr>
+        <w:rPr>
+          <w:rFonts w:ascii="Roboto Mono" w:hAnsi="Roboto Mono"/>
+        </w:rPr>
+      </w:pPr>
+      <w:r>
+        <w:rPr>
+          <w:rFonts w:ascii="Roboto Mono" w:hAnsi="Roboto Mono"/>
+        </w:rPr>
+        <w:t xml:space="preserve">    Name </w:t>
+      </w:r>
+      <w:proofErr w:type="gramStart"/>
+      <w:r>
+        <w:rPr>
+          <w:rFonts w:ascii="Roboto Mono" w:hAnsi="Roboto Mono"/>
+        </w:rPr>
+        <w:t>VARCHAR(</w:t>
+      </w:r>
+      <w:proofErr w:type="gramEnd"/>
+      <w:r>
+        <w:rPr>
+          <w:rFonts w:ascii="Roboto Mono" w:hAnsi="Roboto Mono"/>
+        </w:rPr>
+        <w:t>100),</w:t>
+      </w:r>
+    </w:p>
+    <w:p>
+      <w:pPr>
+        <w:rPr>
+          <w:rFonts w:ascii="Roboto Mono" w:hAnsi="Roboto Mono"/>
+        </w:rPr>
+      </w:pPr>
+      <w:r>
+        <w:rPr>
+          <w:rFonts w:ascii="Roboto Mono" w:hAnsi="Roboto Mono"/>
+        </w:rPr>
+        <w:t xml:space="preserve">    Department </w:t>
+      </w:r>
+      <w:proofErr w:type="gramStart"/>
+      <w:r>
+        <w:rPr>
+          <w:rFonts w:ascii="Roboto Mono" w:hAnsi="Roboto Mono"/>
+        </w:rPr>
+        <w:t>VARCHAR(</w:t>
+      </w:r>
+      <w:proofErr w:type="gramEnd"/>
+      <w:r>
+        <w:rPr>
+          <w:rFonts w:ascii="Roboto Mono" w:hAnsi="Roboto Mono"/>
+        </w:rPr>
+        <w:t>50)</w:t>
       </w:r>
     </w:p>
     <w:p>
@@ -4523,6 +4972,7 @@
         <w:rPr>
           <w:rFonts w:ascii="Roboto Mono" w:hAnsi="Roboto Mono"/>
         </w:rPr>
+        <w:lastRenderedPageBreak/>
         <w:pict w14:anchorId="7CB45242">
           <v:rect id="_x0000_i1045" style="width:0;height:1.5pt" o:hralign="center" o:hrstd="t" o:hr="t" fillcolor="#a0a0a0" stroked="f"/>
         </w:pict>
@@ -4630,7 +5080,21 @@
         <w:rPr>
           <w:rFonts w:ascii="Roboto Mono" w:hAnsi="Roboto Mono"/>
         </w:rPr>
-        <w:t>(EmployeeID, Name, Department)</w:t>
+        <w:t>(</w:t>
+      </w:r>
+      <w:proofErr w:type="spellStart"/>
+      <w:r>
+        <w:rPr>
+          <w:rFonts w:ascii="Roboto Mono" w:hAnsi="Roboto Mono"/>
+        </w:rPr>
+        <w:t>EmployeeID</w:t>
+      </w:r>
+      <w:proofErr w:type="spellEnd"/>
+      <w:r>
+        <w:rPr>
+          <w:rFonts w:ascii="Roboto Mono" w:hAnsi="Roboto Mono"/>
+        </w:rPr>
+        <w:t>, Name, Department)</w:t>
       </w:r>
     </w:p>
     <w:p>
@@ -4789,6 +5253,7 @@
                 <w:bCs/>
               </w:rPr>
             </w:pPr>
+            <w:proofErr w:type="spellStart"/>
             <w:r>
               <w:rPr>
                 <w:rFonts w:ascii="Roboto Mono" w:hAnsi="Roboto Mono"/>
@@ -4797,6 +5262,7 @@
               </w:rPr>
               <w:t>EmployeeID</w:t>
             </w:r>
+            <w:proofErr w:type="spellEnd"/>
           </w:p>
         </w:tc>
         <w:tc>
@@ -4948,19 +5414,23 @@
     <w:p>
       <w:pPr>
         <w:rPr>
-          <w:sz w:val="18"/>
-        </w:rPr>
-      </w:pPr>
-      <w:r>
-        <w:rPr>
+          <w:rFonts w:ascii="Arial" w:hAnsi="Arial" w:cs="Arial"/>
+          <w:sz w:val="18"/>
+        </w:rPr>
+      </w:pPr>
+      <w:r>
+        <w:rPr>
+          <w:rFonts w:ascii="Arial" w:hAnsi="Arial" w:cs="Arial"/>
           <w:b/>
           <w:sz w:val="18"/>
           <w:highlight w:val="lightGray"/>
         </w:rPr>
         <w:t xml:space="preserve"># Source: </w:t>
       </w:r>
-      <w:r>
-        <w:rPr>
+      <w:proofErr w:type="spellStart"/>
+      <w:r>
+        <w:rPr>
+          <w:rFonts w:ascii="Arial" w:hAnsi="Arial" w:cs="Arial"/>
           <w:b/>
           <w:color w:val="000000"/>
           <w:sz w:val="18"/>
@@ -4968,8 +5438,10 @@
         </w:rPr>
         <w:t>ScreenShot</w:t>
       </w:r>
-      <w:r>
-        <w:rPr>
+      <w:proofErr w:type="spellEnd"/>
+      <w:r>
+        <w:rPr>
+          <w:rFonts w:ascii="Arial" w:hAnsi="Arial" w:cs="Arial"/>
           <w:sz w:val="18"/>
           <w:highlight w:val="lightGray"/>
         </w:rPr>
@@ -4977,6 +5449,7 @@
       </w:r>
       <w:r>
         <w:rPr>
+          <w:rFonts w:ascii="Arial" w:hAnsi="Arial" w:cs="Arial"/>
           <w:b/>
           <w:sz w:val="18"/>
           <w:highlight w:val="lightGray"/>
@@ -4985,6 +5458,7 @@
       </w:r>
       <w:r>
         <w:rPr>
+          <w:rFonts w:ascii="Arial" w:hAnsi="Arial" w:cs="Arial"/>
           <w:sz w:val="18"/>
           <w:highlight w:val="lightGray"/>
         </w:rPr>
@@ -4992,6 +5466,7 @@
       </w:r>
       <w:r>
         <w:rPr>
+          <w:rFonts w:ascii="Arial" w:hAnsi="Arial" w:cs="Arial"/>
           <w:b/>
           <w:sz w:val="18"/>
           <w:highlight w:val="lightGray"/>
@@ -5000,13 +5475,33 @@
       </w:r>
       <w:r>
         <w:rPr>
-          <w:sz w:val="18"/>
-          <w:highlight w:val="lightGray"/>
-        </w:rPr>
-        <w:t xml:space="preserve"> [Persons Table -&gt; ID Column: 1, Name_En Column: Motasem Essam] -&gt; </w:t>
-      </w:r>
-      <w:r>
-        <w:rPr>
+          <w:rFonts w:ascii="Arial" w:hAnsi="Arial" w:cs="Arial"/>
+          <w:sz w:val="18"/>
+          <w:highlight w:val="lightGray"/>
+        </w:rPr>
+        <w:t xml:space="preserve"> [Persons Table -&gt; ID Column: 1, </w:t>
+      </w:r>
+      <w:proofErr w:type="spellStart"/>
+      <w:r>
+        <w:rPr>
+          <w:rFonts w:ascii="Arial" w:hAnsi="Arial" w:cs="Arial"/>
+          <w:sz w:val="18"/>
+          <w:highlight w:val="lightGray"/>
+        </w:rPr>
+        <w:t>Name_En</w:t>
+      </w:r>
+      <w:proofErr w:type="spellEnd"/>
+      <w:r>
+        <w:rPr>
+          <w:rFonts w:ascii="Arial" w:hAnsi="Arial" w:cs="Arial"/>
+          <w:sz w:val="18"/>
+          <w:highlight w:val="lightGray"/>
+        </w:rPr>
+        <w:t xml:space="preserve"> Column: Motasem Essam] -&gt; </w:t>
+      </w:r>
+      <w:r>
+        <w:rPr>
+          <w:rFonts w:ascii="Arial" w:hAnsi="Arial" w:cs="Arial"/>
           <w:b/>
           <w:sz w:val="18"/>
           <w:highlight w:val="lightGray"/>
@@ -5015,13 +5510,33 @@
       </w:r>
       <w:r>
         <w:rPr>
-          <w:sz w:val="18"/>
-          <w:highlight w:val="lightGray"/>
-        </w:rPr>
-        <w:t xml:space="preserve"> [Automation Table -&gt; ID Column: 16, Name_En Column: Screen Capture] -&gt; </w:t>
-      </w:r>
-      <w:r>
-        <w:rPr>
+          <w:rFonts w:ascii="Arial" w:hAnsi="Arial" w:cs="Arial"/>
+          <w:sz w:val="18"/>
+          <w:highlight w:val="lightGray"/>
+        </w:rPr>
+        <w:t xml:space="preserve"> [Automation Table -&gt; ID Column: 16, </w:t>
+      </w:r>
+      <w:proofErr w:type="spellStart"/>
+      <w:r>
+        <w:rPr>
+          <w:rFonts w:ascii="Arial" w:hAnsi="Arial" w:cs="Arial"/>
+          <w:sz w:val="18"/>
+          <w:highlight w:val="lightGray"/>
+        </w:rPr>
+        <w:t>Name_En</w:t>
+      </w:r>
+      <w:proofErr w:type="spellEnd"/>
+      <w:r>
+        <w:rPr>
+          <w:rFonts w:ascii="Arial" w:hAnsi="Arial" w:cs="Arial"/>
+          <w:sz w:val="18"/>
+          <w:highlight w:val="lightGray"/>
+        </w:rPr>
+        <w:t xml:space="preserve"> Column: Screen Capture] -&gt; </w:t>
+      </w:r>
+      <w:r>
+        <w:rPr>
+          <w:rFonts w:ascii="Arial" w:hAnsi="Arial" w:cs="Arial"/>
           <w:b/>
           <w:color w:val="000000"/>
           <w:sz w:val="18"/>
@@ -5031,14 +5546,36 @@
       </w:r>
       <w:r>
         <w:rPr>
-          <w:color w:val="000000"/>
-          <w:sz w:val="18"/>
-          <w:highlight w:val="lightGray"/>
-        </w:rPr>
-        <w:t>[Operating System: Wampserver64 -&gt; phpmyadmin]</w:t>
-      </w:r>
-      <w:r>
-        <w:rPr>
+          <w:rFonts w:ascii="Arial" w:hAnsi="Arial" w:cs="Arial"/>
+          <w:color w:val="000000"/>
+          <w:sz w:val="18"/>
+          <w:highlight w:val="lightGray"/>
+        </w:rPr>
+        <w:t xml:space="preserve">[Operating System: Wampserver64 -&gt; </w:t>
+      </w:r>
+      <w:proofErr w:type="spellStart"/>
+      <w:r>
+        <w:rPr>
+          <w:rFonts w:ascii="Arial" w:hAnsi="Arial" w:cs="Arial"/>
+          <w:color w:val="000000"/>
+          <w:sz w:val="18"/>
+          <w:highlight w:val="lightGray"/>
+        </w:rPr>
+        <w:t>phpmyadmin</w:t>
+      </w:r>
+      <w:proofErr w:type="spellEnd"/>
+      <w:r>
+        <w:rPr>
+          <w:rFonts w:ascii="Arial" w:hAnsi="Arial" w:cs="Arial"/>
+          <w:color w:val="000000"/>
+          <w:sz w:val="18"/>
+          <w:highlight w:val="lightGray"/>
+        </w:rPr>
+        <w:t>]</w:t>
+      </w:r>
+      <w:r>
+        <w:rPr>
+          <w:rFonts w:ascii="Arial" w:hAnsi="Arial" w:cs="Arial"/>
           <w:sz w:val="18"/>
           <w:highlight w:val="lightGray"/>
         </w:rPr>
@@ -5046,6 +5583,7 @@
       </w:r>
       <w:r>
         <w:rPr>
+          <w:rFonts w:ascii="Arial" w:hAnsi="Arial" w:cs="Arial"/>
           <w:b/>
           <w:sz w:val="18"/>
           <w:highlight w:val="lightGray"/>
@@ -5054,6 +5592,7 @@
       </w:r>
       <w:r>
         <w:rPr>
+          <w:rFonts w:ascii="Arial" w:hAnsi="Arial" w:cs="Arial"/>
           <w:sz w:val="18"/>
           <w:highlight w:val="lightGray"/>
         </w:rPr>
@@ -5070,6 +5609,7 @@
         <w:rPr>
           <w:noProof/>
         </w:rPr>
+        <w:lastRenderedPageBreak/>
         <w:drawing>
           <wp:inline distT="0" distB="0" distL="0" distR="0" wp14:anchorId="19CAA945" wp14:editId="0ECC722B">
             <wp:extent cx="5943600" cy="1957705"/>
@@ -5143,33 +5683,75 @@
         <w:rPr>
           <w:rFonts w:ascii="Roboto Mono" w:hAnsi="Roboto Mono"/>
         </w:rPr>
-        <w:t xml:space="preserve">    EmployeeID INT,</w:t>
-      </w:r>
-    </w:p>
-    <w:p>
-      <w:pPr>
-        <w:rPr>
-          <w:rFonts w:ascii="Roboto Mono" w:hAnsi="Roboto Mono"/>
-        </w:rPr>
-      </w:pPr>
-      <w:r>
-        <w:rPr>
-          <w:rFonts w:ascii="Roboto Mono" w:hAnsi="Roboto Mono"/>
-        </w:rPr>
-        <w:t xml:space="preserve">    Name VARCHAR(100),</w:t>
-      </w:r>
-    </w:p>
-    <w:p>
-      <w:pPr>
-        <w:rPr>
-          <w:rFonts w:ascii="Roboto Mono" w:hAnsi="Roboto Mono"/>
-        </w:rPr>
-      </w:pPr>
-      <w:r>
-        <w:rPr>
-          <w:rFonts w:ascii="Roboto Mono" w:hAnsi="Roboto Mono"/>
-        </w:rPr>
-        <w:t xml:space="preserve">    Department VARCHAR(50)</w:t>
+        <w:t xml:space="preserve">    </w:t>
+      </w:r>
+      <w:proofErr w:type="spellStart"/>
+      <w:r>
+        <w:rPr>
+          <w:rFonts w:ascii="Roboto Mono" w:hAnsi="Roboto Mono"/>
+        </w:rPr>
+        <w:t>EmployeeID</w:t>
+      </w:r>
+      <w:proofErr w:type="spellEnd"/>
+      <w:r>
+        <w:rPr>
+          <w:rFonts w:ascii="Roboto Mono" w:hAnsi="Roboto Mono"/>
+        </w:rPr>
+        <w:t xml:space="preserve"> INT,</w:t>
+      </w:r>
+    </w:p>
+    <w:p>
+      <w:pPr>
+        <w:rPr>
+          <w:rFonts w:ascii="Roboto Mono" w:hAnsi="Roboto Mono"/>
+        </w:rPr>
+      </w:pPr>
+      <w:r>
+        <w:rPr>
+          <w:rFonts w:ascii="Roboto Mono" w:hAnsi="Roboto Mono"/>
+        </w:rPr>
+        <w:t xml:space="preserve">    Name </w:t>
+      </w:r>
+      <w:proofErr w:type="gramStart"/>
+      <w:r>
+        <w:rPr>
+          <w:rFonts w:ascii="Roboto Mono" w:hAnsi="Roboto Mono"/>
+        </w:rPr>
+        <w:t>VARCHAR(</w:t>
+      </w:r>
+      <w:proofErr w:type="gramEnd"/>
+      <w:r>
+        <w:rPr>
+          <w:rFonts w:ascii="Roboto Mono" w:hAnsi="Roboto Mono"/>
+        </w:rPr>
+        <w:t>100),</w:t>
+      </w:r>
+    </w:p>
+    <w:p>
+      <w:pPr>
+        <w:rPr>
+          <w:rFonts w:ascii="Roboto Mono" w:hAnsi="Roboto Mono"/>
+        </w:rPr>
+      </w:pPr>
+      <w:r>
+        <w:rPr>
+          <w:rFonts w:ascii="Roboto Mono" w:hAnsi="Roboto Mono"/>
+        </w:rPr>
+        <w:t xml:space="preserve">    Department </w:t>
+      </w:r>
+      <w:proofErr w:type="gramStart"/>
+      <w:r>
+        <w:rPr>
+          <w:rFonts w:ascii="Roboto Mono" w:hAnsi="Roboto Mono"/>
+        </w:rPr>
+        <w:t>VARCHAR(</w:t>
+      </w:r>
+      <w:proofErr w:type="gramEnd"/>
+      <w:r>
+        <w:rPr>
+          <w:rFonts w:ascii="Roboto Mono" w:hAnsi="Roboto Mono"/>
+        </w:rPr>
+        <w:t>50)</w:t>
       </w:r>
     </w:p>
     <w:p>
@@ -5317,19 +5899,23 @@
     <w:p>
       <w:pPr>
         <w:rPr>
-          <w:sz w:val="18"/>
-        </w:rPr>
-      </w:pPr>
-      <w:r>
-        <w:rPr>
+          <w:rFonts w:ascii="Arial" w:hAnsi="Arial" w:cs="Arial"/>
+          <w:sz w:val="18"/>
+        </w:rPr>
+      </w:pPr>
+      <w:r>
+        <w:rPr>
+          <w:rFonts w:ascii="Arial" w:hAnsi="Arial" w:cs="Arial"/>
           <w:b/>
           <w:sz w:val="18"/>
           <w:highlight w:val="lightGray"/>
         </w:rPr>
         <w:t xml:space="preserve"># Source: </w:t>
       </w:r>
-      <w:r>
-        <w:rPr>
+      <w:proofErr w:type="spellStart"/>
+      <w:r>
+        <w:rPr>
+          <w:rFonts w:ascii="Arial" w:hAnsi="Arial" w:cs="Arial"/>
           <w:b/>
           <w:color w:val="000000"/>
           <w:sz w:val="18"/>
@@ -5337,8 +5923,10 @@
         </w:rPr>
         <w:t>ScreenShot</w:t>
       </w:r>
-      <w:r>
-        <w:rPr>
+      <w:proofErr w:type="spellEnd"/>
+      <w:r>
+        <w:rPr>
+          <w:rFonts w:ascii="Arial" w:hAnsi="Arial" w:cs="Arial"/>
           <w:sz w:val="18"/>
           <w:highlight w:val="lightGray"/>
         </w:rPr>
@@ -5346,6 +5934,7 @@
       </w:r>
       <w:r>
         <w:rPr>
+          <w:rFonts w:ascii="Arial" w:hAnsi="Arial" w:cs="Arial"/>
           <w:b/>
           <w:sz w:val="18"/>
           <w:highlight w:val="lightGray"/>
@@ -5354,6 +5943,7 @@
       </w:r>
       <w:r>
         <w:rPr>
+          <w:rFonts w:ascii="Arial" w:hAnsi="Arial" w:cs="Arial"/>
           <w:sz w:val="18"/>
           <w:highlight w:val="lightGray"/>
         </w:rPr>
@@ -5361,6 +5951,7 @@
       </w:r>
       <w:r>
         <w:rPr>
+          <w:rFonts w:ascii="Arial" w:hAnsi="Arial" w:cs="Arial"/>
           <w:b/>
           <w:sz w:val="18"/>
           <w:highlight w:val="lightGray"/>
@@ -5369,13 +5960,33 @@
       </w:r>
       <w:r>
         <w:rPr>
-          <w:sz w:val="18"/>
-          <w:highlight w:val="lightGray"/>
-        </w:rPr>
-        <w:t xml:space="preserve"> [Persons Table -&gt; ID Column: 1, Name_En Column: Motasem Essam] -&gt; </w:t>
-      </w:r>
-      <w:r>
-        <w:rPr>
+          <w:rFonts w:ascii="Arial" w:hAnsi="Arial" w:cs="Arial"/>
+          <w:sz w:val="18"/>
+          <w:highlight w:val="lightGray"/>
+        </w:rPr>
+        <w:t xml:space="preserve"> [Persons Table -&gt; ID Column: 1, </w:t>
+      </w:r>
+      <w:proofErr w:type="spellStart"/>
+      <w:r>
+        <w:rPr>
+          <w:rFonts w:ascii="Arial" w:hAnsi="Arial" w:cs="Arial"/>
+          <w:sz w:val="18"/>
+          <w:highlight w:val="lightGray"/>
+        </w:rPr>
+        <w:t>Name_En</w:t>
+      </w:r>
+      <w:proofErr w:type="spellEnd"/>
+      <w:r>
+        <w:rPr>
+          <w:rFonts w:ascii="Arial" w:hAnsi="Arial" w:cs="Arial"/>
+          <w:sz w:val="18"/>
+          <w:highlight w:val="lightGray"/>
+        </w:rPr>
+        <w:t xml:space="preserve"> Column: Motasem Essam] -&gt; </w:t>
+      </w:r>
+      <w:r>
+        <w:rPr>
+          <w:rFonts w:ascii="Arial" w:hAnsi="Arial" w:cs="Arial"/>
           <w:b/>
           <w:sz w:val="18"/>
           <w:highlight w:val="lightGray"/>
@@ -5384,13 +5995,33 @@
       </w:r>
       <w:r>
         <w:rPr>
-          <w:sz w:val="18"/>
-          <w:highlight w:val="lightGray"/>
-        </w:rPr>
-        <w:t xml:space="preserve"> [Automation Table -&gt; ID Column: 16, Name_En Column: Screen Capture] -&gt; </w:t>
-      </w:r>
-      <w:r>
-        <w:rPr>
+          <w:rFonts w:ascii="Arial" w:hAnsi="Arial" w:cs="Arial"/>
+          <w:sz w:val="18"/>
+          <w:highlight w:val="lightGray"/>
+        </w:rPr>
+        <w:t xml:space="preserve"> [Automation Table -&gt; ID Column: 16, </w:t>
+      </w:r>
+      <w:proofErr w:type="spellStart"/>
+      <w:r>
+        <w:rPr>
+          <w:rFonts w:ascii="Arial" w:hAnsi="Arial" w:cs="Arial"/>
+          <w:sz w:val="18"/>
+          <w:highlight w:val="lightGray"/>
+        </w:rPr>
+        <w:t>Name_En</w:t>
+      </w:r>
+      <w:proofErr w:type="spellEnd"/>
+      <w:r>
+        <w:rPr>
+          <w:rFonts w:ascii="Arial" w:hAnsi="Arial" w:cs="Arial"/>
+          <w:sz w:val="18"/>
+          <w:highlight w:val="lightGray"/>
+        </w:rPr>
+        <w:t xml:space="preserve"> Column: Screen Capture] -&gt; </w:t>
+      </w:r>
+      <w:r>
+        <w:rPr>
+          <w:rFonts w:ascii="Arial" w:hAnsi="Arial" w:cs="Arial"/>
           <w:b/>
           <w:color w:val="000000"/>
           <w:sz w:val="18"/>
@@ -5400,14 +6031,36 @@
       </w:r>
       <w:r>
         <w:rPr>
-          <w:color w:val="000000"/>
-          <w:sz w:val="18"/>
-          <w:highlight w:val="lightGray"/>
-        </w:rPr>
-        <w:t>[Operating System: Wampserver64 -&gt; phpmyadmin]</w:t>
-      </w:r>
-      <w:r>
-        <w:rPr>
+          <w:rFonts w:ascii="Arial" w:hAnsi="Arial" w:cs="Arial"/>
+          <w:color w:val="000000"/>
+          <w:sz w:val="18"/>
+          <w:highlight w:val="lightGray"/>
+        </w:rPr>
+        <w:t xml:space="preserve">[Operating System: Wampserver64 -&gt; </w:t>
+      </w:r>
+      <w:proofErr w:type="spellStart"/>
+      <w:r>
+        <w:rPr>
+          <w:rFonts w:ascii="Arial" w:hAnsi="Arial" w:cs="Arial"/>
+          <w:color w:val="000000"/>
+          <w:sz w:val="18"/>
+          <w:highlight w:val="lightGray"/>
+        </w:rPr>
+        <w:t>phpmyadmin</w:t>
+      </w:r>
+      <w:proofErr w:type="spellEnd"/>
+      <w:r>
+        <w:rPr>
+          <w:rFonts w:ascii="Arial" w:hAnsi="Arial" w:cs="Arial"/>
+          <w:color w:val="000000"/>
+          <w:sz w:val="18"/>
+          <w:highlight w:val="lightGray"/>
+        </w:rPr>
+        <w:t>]</w:t>
+      </w:r>
+      <w:r>
+        <w:rPr>
+          <w:rFonts w:ascii="Arial" w:hAnsi="Arial" w:cs="Arial"/>
           <w:sz w:val="18"/>
           <w:highlight w:val="lightGray"/>
         </w:rPr>
@@ -5415,6 +6068,7 @@
       </w:r>
       <w:r>
         <w:rPr>
+          <w:rFonts w:ascii="Arial" w:hAnsi="Arial" w:cs="Arial"/>
           <w:b/>
           <w:sz w:val="18"/>
           <w:highlight w:val="lightGray"/>
@@ -5423,6 +6077,7 @@
       </w:r>
       <w:r>
         <w:rPr>
+          <w:rFonts w:ascii="Arial" w:hAnsi="Arial" w:cs="Arial"/>
           <w:sz w:val="18"/>
           <w:highlight w:val="lightGray"/>
         </w:rPr>
@@ -5512,7 +6167,21 @@
         <w:rPr>
           <w:rFonts w:ascii="Roboto Mono" w:hAnsi="Roboto Mono"/>
         </w:rPr>
-        <w:t>(EmployeeID, Name, Department)</w:t>
+        <w:t>(</w:t>
+      </w:r>
+      <w:proofErr w:type="spellStart"/>
+      <w:r>
+        <w:rPr>
+          <w:rFonts w:ascii="Roboto Mono" w:hAnsi="Roboto Mono"/>
+        </w:rPr>
+        <w:t>EmployeeID</w:t>
+      </w:r>
+      <w:proofErr w:type="spellEnd"/>
+      <w:r>
+        <w:rPr>
+          <w:rFonts w:ascii="Roboto Mono" w:hAnsi="Roboto Mono"/>
+        </w:rPr>
+        <w:t>, Name, Department)</w:t>
       </w:r>
     </w:p>
     <w:p>
@@ -5611,6 +6280,7 @@
         <w:rPr>
           <w:noProof/>
         </w:rPr>
+        <w:lastRenderedPageBreak/>
         <w:drawing>
           <wp:inline distT="0" distB="0" distL="0" distR="0" wp14:anchorId="17714857" wp14:editId="6FF0E6CD">
             <wp:extent cx="5943600" cy="2947670"/>
@@ -5678,6 +6348,7 @@
     <w:p>
       <w:r>
         <w:rPr>
+          <w:rFonts w:ascii="Arial" w:hAnsi="Arial" w:cs="Arial"/>
           <w:b/>
           <w:color w:val="000000"/>
           <w:sz w:val="18"/>
@@ -5687,14 +6358,36 @@
       </w:r>
       <w:r>
         <w:rPr>
-          <w:color w:val="000000"/>
-          <w:sz w:val="18"/>
-          <w:highlight w:val="lightGray"/>
-        </w:rPr>
-        <w:t xml:space="preserve">: Persons Table -&gt; ID Column: 1, Name_En Column: Motasem Essam] -&gt; </w:t>
-      </w:r>
-      <w:r>
-        <w:rPr>
+          <w:rFonts w:ascii="Arial" w:hAnsi="Arial" w:cs="Arial"/>
+          <w:color w:val="000000"/>
+          <w:sz w:val="18"/>
+          <w:highlight w:val="lightGray"/>
+        </w:rPr>
+        <w:t xml:space="preserve">: Persons Table -&gt; ID Column: 1, </w:t>
+      </w:r>
+      <w:proofErr w:type="spellStart"/>
+      <w:r>
+        <w:rPr>
+          <w:rFonts w:ascii="Arial" w:hAnsi="Arial" w:cs="Arial"/>
+          <w:color w:val="000000"/>
+          <w:sz w:val="18"/>
+          <w:highlight w:val="lightGray"/>
+        </w:rPr>
+        <w:t>Name_En</w:t>
+      </w:r>
+      <w:proofErr w:type="spellEnd"/>
+      <w:r>
+        <w:rPr>
+          <w:rFonts w:ascii="Arial" w:hAnsi="Arial" w:cs="Arial"/>
+          <w:color w:val="000000"/>
+          <w:sz w:val="18"/>
+          <w:highlight w:val="lightGray"/>
+        </w:rPr>
+        <w:t xml:space="preserve"> Column: Motasem Essam] -&gt; </w:t>
+      </w:r>
+      <w:r>
+        <w:rPr>
+          <w:rFonts w:ascii="Arial" w:hAnsi="Arial" w:cs="Arial"/>
           <w:b/>
           <w:color w:val="000000"/>
           <w:sz w:val="18"/>
@@ -5704,6 +6397,7 @@
       </w:r>
       <w:r>
         <w:rPr>
+          <w:rFonts w:ascii="Arial" w:hAnsi="Arial" w:cs="Arial"/>
           <w:color w:val="000000"/>
           <w:sz w:val="18"/>
           <w:highlight w:val="lightGray"/>
@@ -5712,6 +6406,7 @@
       </w:r>
       <w:r>
         <w:rPr>
+          <w:rFonts w:ascii="Arial" w:hAnsi="Arial" w:cs="Arial"/>
           <w:b/>
           <w:color w:val="000000"/>
           <w:sz w:val="18"/>
@@ -5721,6 +6416,7 @@
       </w:r>
       <w:r>
         <w:rPr>
+          <w:rFonts w:ascii="Arial" w:hAnsi="Arial" w:cs="Arial"/>
           <w:color w:val="000000"/>
           <w:sz w:val="18"/>
           <w:highlight w:val="lightGray"/>
@@ -5843,6 +6539,7 @@
                 <w:bCs/>
               </w:rPr>
             </w:pPr>
+            <w:proofErr w:type="spellStart"/>
             <w:r>
               <w:rPr>
                 <w:rFonts w:ascii="Roboto Mono" w:hAnsi="Roboto Mono"/>
@@ -5851,6 +6548,7 @@
               </w:rPr>
               <w:t>ProductID</w:t>
             </w:r>
+            <w:proofErr w:type="spellEnd"/>
           </w:p>
         </w:tc>
         <w:tc>
@@ -6014,7 +6712,21 @@
         <w:rPr>
           <w:rFonts w:ascii="Roboto Mono" w:hAnsi="Roboto Mono"/>
         </w:rPr>
-        <w:t>(ProductID, ProductName, Price)</w:t>
+        <w:t>(</w:t>
+      </w:r>
+      <w:proofErr w:type="spellStart"/>
+      <w:r>
+        <w:rPr>
+          <w:rFonts w:ascii="Roboto Mono" w:hAnsi="Roboto Mono"/>
+        </w:rPr>
+        <w:t>ProductID</w:t>
+      </w:r>
+      <w:proofErr w:type="spellEnd"/>
+      <w:r>
+        <w:rPr>
+          <w:rFonts w:ascii="Roboto Mono" w:hAnsi="Roboto Mono"/>
+        </w:rPr>
+        <w:t>, ProductName, Price)</w:t>
       </w:r>
     </w:p>
     <w:p>
@@ -6040,6 +6752,7 @@
         <w:rPr>
           <w:rFonts w:ascii="Roboto Mono" w:hAnsi="Roboto Mono"/>
         </w:rPr>
+        <w:lastRenderedPageBreak/>
         <w:t>(101, 'Laptop', 15000.00);</w:t>
       </w:r>
     </w:p>
@@ -6173,6 +6886,7 @@
                 <w:bCs/>
               </w:rPr>
             </w:pPr>
+            <w:proofErr w:type="spellStart"/>
             <w:r>
               <w:rPr>
                 <w:rFonts w:ascii="Roboto Mono" w:hAnsi="Roboto Mono"/>
@@ -6181,6 +6895,7 @@
               </w:rPr>
               <w:t>ProductID</w:t>
             </w:r>
+            <w:proofErr w:type="spellEnd"/>
           </w:p>
         </w:tc>
         <w:tc>
@@ -6330,6 +7045,7 @@
     <w:p>
       <w:r>
         <w:rPr>
+          <w:rFonts w:ascii="Arial" w:hAnsi="Arial" w:cs="Arial"/>
           <w:b/>
           <w:color w:val="000000"/>
           <w:sz w:val="18"/>
@@ -6339,14 +7055,36 @@
       </w:r>
       <w:r>
         <w:rPr>
-          <w:color w:val="000000"/>
-          <w:sz w:val="18"/>
-          <w:highlight w:val="lightGray"/>
-        </w:rPr>
-        <w:t xml:space="preserve">: Persons Table -&gt; ID Column: 1, Name_En Column: Motasem Essam] -&gt; </w:t>
-      </w:r>
-      <w:r>
-        <w:rPr>
+          <w:rFonts w:ascii="Arial" w:hAnsi="Arial" w:cs="Arial"/>
+          <w:color w:val="000000"/>
+          <w:sz w:val="18"/>
+          <w:highlight w:val="lightGray"/>
+        </w:rPr>
+        <w:t xml:space="preserve">: Persons Table -&gt; ID Column: 1, </w:t>
+      </w:r>
+      <w:proofErr w:type="spellStart"/>
+      <w:r>
+        <w:rPr>
+          <w:rFonts w:ascii="Arial" w:hAnsi="Arial" w:cs="Arial"/>
+          <w:color w:val="000000"/>
+          <w:sz w:val="18"/>
+          <w:highlight w:val="lightGray"/>
+        </w:rPr>
+        <w:t>Name_En</w:t>
+      </w:r>
+      <w:proofErr w:type="spellEnd"/>
+      <w:r>
+        <w:rPr>
+          <w:rFonts w:ascii="Arial" w:hAnsi="Arial" w:cs="Arial"/>
+          <w:color w:val="000000"/>
+          <w:sz w:val="18"/>
+          <w:highlight w:val="lightGray"/>
+        </w:rPr>
+        <w:t xml:space="preserve"> Column: Motasem Essam] -&gt; </w:t>
+      </w:r>
+      <w:r>
+        <w:rPr>
+          <w:rFonts w:ascii="Arial" w:hAnsi="Arial" w:cs="Arial"/>
           <w:b/>
           <w:color w:val="000000"/>
           <w:sz w:val="18"/>
@@ -6356,6 +7094,7 @@
       </w:r>
       <w:r>
         <w:rPr>
+          <w:rFonts w:ascii="Arial" w:hAnsi="Arial" w:cs="Arial"/>
           <w:color w:val="000000"/>
           <w:sz w:val="18"/>
           <w:highlight w:val="lightGray"/>
@@ -6364,6 +7103,7 @@
       </w:r>
       <w:r>
         <w:rPr>
+          <w:rFonts w:ascii="Arial" w:hAnsi="Arial" w:cs="Arial"/>
           <w:b/>
           <w:color w:val="000000"/>
           <w:sz w:val="18"/>
@@ -6373,6 +7113,7 @@
       </w:r>
       <w:r>
         <w:rPr>
+          <w:rFonts w:ascii="Arial" w:hAnsi="Arial" w:cs="Arial"/>
           <w:color w:val="000000"/>
           <w:sz w:val="18"/>
           <w:highlight w:val="lightGray"/>
@@ -6493,7 +7234,21 @@
         <w:rPr>
           <w:rFonts w:ascii="Roboto Mono" w:hAnsi="Roboto Mono"/>
         </w:rPr>
-        <w:t>(CustomerID, Name)</w:t>
+        <w:t>(</w:t>
+      </w:r>
+      <w:proofErr w:type="spellStart"/>
+      <w:r>
+        <w:rPr>
+          <w:rFonts w:ascii="Roboto Mono" w:hAnsi="Roboto Mono"/>
+        </w:rPr>
+        <w:t>CustomerID</w:t>
+      </w:r>
+      <w:proofErr w:type="spellEnd"/>
+      <w:r>
+        <w:rPr>
+          <w:rFonts w:ascii="Roboto Mono" w:hAnsi="Roboto Mono"/>
+        </w:rPr>
+        <w:t>, Name)</w:t>
       </w:r>
     </w:p>
     <w:p>
@@ -6590,6 +7345,7 @@
         <w:rPr>
           <w:noProof/>
         </w:rPr>
+        <w:lastRenderedPageBreak/>
         <w:drawing>
           <wp:inline distT="0" distB="0" distL="0" distR="0" wp14:anchorId="257F1DAE" wp14:editId="18A264AB">
             <wp:extent cx="5943600" cy="1066800"/>
@@ -6663,7 +7419,21 @@
         <w:rPr>
           <w:rFonts w:ascii="Roboto Mono" w:hAnsi="Roboto Mono"/>
         </w:rPr>
-        <w:t>(CustomerID)</w:t>
+        <w:t>(</w:t>
+      </w:r>
+      <w:proofErr w:type="spellStart"/>
+      <w:r>
+        <w:rPr>
+          <w:rFonts w:ascii="Roboto Mono" w:hAnsi="Roboto Mono"/>
+        </w:rPr>
+        <w:t>CustomerID</w:t>
+      </w:r>
+      <w:proofErr w:type="spellEnd"/>
+      <w:r>
+        <w:rPr>
+          <w:rFonts w:ascii="Roboto Mono" w:hAnsi="Roboto Mono"/>
+        </w:rPr>
+        <w:t>)</w:t>
       </w:r>
     </w:p>
     <w:p>
@@ -6702,7 +7472,21 @@
         <w:rPr>
           <w:rFonts w:ascii="Roboto Mono" w:hAnsi="Roboto Mono"/>
         </w:rPr>
-        <w:t>If CustomerID is an INT, this may fail.</w:t>
+        <w:t xml:space="preserve">If </w:t>
+      </w:r>
+      <w:proofErr w:type="spellStart"/>
+      <w:r>
+        <w:rPr>
+          <w:rFonts w:ascii="Roboto Mono" w:hAnsi="Roboto Mono"/>
+        </w:rPr>
+        <w:t>CustomerID</w:t>
+      </w:r>
+      <w:proofErr w:type="spellEnd"/>
+      <w:r>
+        <w:rPr>
+          <w:rFonts w:ascii="Roboto Mono" w:hAnsi="Roboto Mono"/>
+        </w:rPr>
+        <w:t xml:space="preserve"> is an INT, this may fail.</w:t>
       </w:r>
     </w:p>
     <w:p>
@@ -6833,7 +7617,21 @@
         <w:rPr>
           <w:rFonts w:ascii="Roboto Mono" w:hAnsi="Roboto Mono"/>
         </w:rPr>
-        <w:t>(CustomerID, Name)</w:t>
+        <w:t>(</w:t>
+      </w:r>
+      <w:proofErr w:type="spellStart"/>
+      <w:r>
+        <w:rPr>
+          <w:rFonts w:ascii="Roboto Mono" w:hAnsi="Roboto Mono"/>
+        </w:rPr>
+        <w:t>CustomerID</w:t>
+      </w:r>
+      <w:proofErr w:type="spellEnd"/>
+      <w:r>
+        <w:rPr>
+          <w:rFonts w:ascii="Roboto Mono" w:hAnsi="Roboto Mono"/>
+        </w:rPr>
+        <w:t>, Name)</w:t>
       </w:r>
     </w:p>
     <w:p>
@@ -6872,7 +7670,21 @@
         <w:rPr>
           <w:rFonts w:ascii="Roboto Mono" w:hAnsi="Roboto Mono"/>
         </w:rPr>
-        <w:t>If CustomerID = 1 already exists.</w:t>
+        <w:t xml:space="preserve">If </w:t>
+      </w:r>
+      <w:proofErr w:type="spellStart"/>
+      <w:r>
+        <w:rPr>
+          <w:rFonts w:ascii="Roboto Mono" w:hAnsi="Roboto Mono"/>
+        </w:rPr>
+        <w:t>CustomerID</w:t>
+      </w:r>
+      <w:proofErr w:type="spellEnd"/>
+      <w:r>
+        <w:rPr>
+          <w:rFonts w:ascii="Roboto Mono" w:hAnsi="Roboto Mono"/>
+        </w:rPr>
+        <w:t xml:space="preserve"> = 1 already exists.</w:t>
       </w:r>
     </w:p>
     <w:p>
@@ -6913,6 +7725,7 @@
       </w:pPr>
       <w:r>
         <w:rPr>
+          <w:rFonts w:ascii="Arial" w:hAnsi="Arial" w:cs="Arial"/>
           <w:b/>
           <w:color w:val="000000"/>
           <w:sz w:val="18"/>
@@ -6922,14 +7735,36 @@
       </w:r>
       <w:r>
         <w:rPr>
-          <w:color w:val="000000"/>
-          <w:sz w:val="18"/>
-          <w:highlight w:val="lightGray"/>
-        </w:rPr>
-        <w:t xml:space="preserve">: Persons Table -&gt; ID Column: 1, Name_En Column: Motasem Essam] -&gt; </w:t>
-      </w:r>
-      <w:r>
-        <w:rPr>
+          <w:rFonts w:ascii="Arial" w:hAnsi="Arial" w:cs="Arial"/>
+          <w:color w:val="000000"/>
+          <w:sz w:val="18"/>
+          <w:highlight w:val="lightGray"/>
+        </w:rPr>
+        <w:t xml:space="preserve">: Persons Table -&gt; ID Column: 1, </w:t>
+      </w:r>
+      <w:proofErr w:type="spellStart"/>
+      <w:r>
+        <w:rPr>
+          <w:rFonts w:ascii="Arial" w:hAnsi="Arial" w:cs="Arial"/>
+          <w:color w:val="000000"/>
+          <w:sz w:val="18"/>
+          <w:highlight w:val="lightGray"/>
+        </w:rPr>
+        <w:t>Name_En</w:t>
+      </w:r>
+      <w:proofErr w:type="spellEnd"/>
+      <w:r>
+        <w:rPr>
+          <w:rFonts w:ascii="Arial" w:hAnsi="Arial" w:cs="Arial"/>
+          <w:color w:val="000000"/>
+          <w:sz w:val="18"/>
+          <w:highlight w:val="lightGray"/>
+        </w:rPr>
+        <w:t xml:space="preserve"> Column: Motasem Essam] -&gt; </w:t>
+      </w:r>
+      <w:r>
+        <w:rPr>
+          <w:rFonts w:ascii="Arial" w:hAnsi="Arial" w:cs="Arial"/>
           <w:b/>
           <w:color w:val="000000"/>
           <w:sz w:val="18"/>
@@ -6939,6 +7774,7 @@
       </w:r>
       <w:r>
         <w:rPr>
+          <w:rFonts w:ascii="Arial" w:hAnsi="Arial" w:cs="Arial"/>
           <w:color w:val="000000"/>
           <w:sz w:val="18"/>
           <w:highlight w:val="lightGray"/>
@@ -6947,6 +7783,7 @@
       </w:r>
       <w:r>
         <w:rPr>
+          <w:rFonts w:ascii="Arial" w:hAnsi="Arial" w:cs="Arial"/>
           <w:b/>
           <w:color w:val="000000"/>
           <w:sz w:val="18"/>
@@ -6956,6 +7793,7 @@
       </w:r>
       <w:r>
         <w:rPr>
+          <w:rFonts w:ascii="Arial" w:hAnsi="Arial" w:cs="Arial"/>
           <w:color w:val="000000"/>
           <w:sz w:val="18"/>
           <w:highlight w:val="lightGray"/>
@@ -6968,6 +7806,7 @@
         <w:rPr>
           <w:noProof/>
         </w:rPr>
+        <w:lastRenderedPageBreak/>
         <w:drawing>
           <wp:inline distT="0" distB="0" distL="0" distR="0" wp14:anchorId="292202D0" wp14:editId="18D2BCB5">
             <wp:extent cx="5943600" cy="1912620"/>
@@ -7352,6 +8191,7 @@
       </w:pPr>
       <w:r>
         <w:rPr>
+          <w:rFonts w:ascii="Arial" w:hAnsi="Arial" w:cs="Arial"/>
           <w:b/>
           <w:color w:val="000000"/>
           <w:sz w:val="18"/>
@@ -7361,14 +8201,36 @@
       </w:r>
       <w:r>
         <w:rPr>
-          <w:color w:val="000000"/>
-          <w:sz w:val="18"/>
-          <w:highlight w:val="lightGray"/>
-        </w:rPr>
-        <w:t xml:space="preserve">: Persons Table -&gt; ID Column: 1, Name_En Column: Motasem Essam] -&gt; </w:t>
-      </w:r>
-      <w:r>
-        <w:rPr>
+          <w:rFonts w:ascii="Arial" w:hAnsi="Arial" w:cs="Arial"/>
+          <w:color w:val="000000"/>
+          <w:sz w:val="18"/>
+          <w:highlight w:val="lightGray"/>
+        </w:rPr>
+        <w:t xml:space="preserve">: Persons Table -&gt; ID Column: 1, </w:t>
+      </w:r>
+      <w:proofErr w:type="spellStart"/>
+      <w:r>
+        <w:rPr>
+          <w:rFonts w:ascii="Arial" w:hAnsi="Arial" w:cs="Arial"/>
+          <w:color w:val="000000"/>
+          <w:sz w:val="18"/>
+          <w:highlight w:val="lightGray"/>
+        </w:rPr>
+        <w:t>Name_En</w:t>
+      </w:r>
+      <w:proofErr w:type="spellEnd"/>
+      <w:r>
+        <w:rPr>
+          <w:rFonts w:ascii="Arial" w:hAnsi="Arial" w:cs="Arial"/>
+          <w:color w:val="000000"/>
+          <w:sz w:val="18"/>
+          <w:highlight w:val="lightGray"/>
+        </w:rPr>
+        <w:t xml:space="preserve"> Column: Motasem Essam] -&gt; </w:t>
+      </w:r>
+      <w:r>
+        <w:rPr>
+          <w:rFonts w:ascii="Arial" w:hAnsi="Arial" w:cs="Arial"/>
           <w:b/>
           <w:color w:val="000000"/>
           <w:sz w:val="18"/>
@@ -7378,6 +8240,7 @@
       </w:r>
       <w:r>
         <w:rPr>
+          <w:rFonts w:ascii="Arial" w:hAnsi="Arial" w:cs="Arial"/>
           <w:color w:val="000000"/>
           <w:sz w:val="18"/>
           <w:highlight w:val="lightGray"/>
@@ -7386,6 +8249,7 @@
       </w:r>
       <w:r>
         <w:rPr>
+          <w:rFonts w:ascii="Arial" w:hAnsi="Arial" w:cs="Arial"/>
           <w:b/>
           <w:color w:val="000000"/>
           <w:sz w:val="18"/>
@@ -7395,6 +8259,7 @@
       </w:r>
       <w:r>
         <w:rPr>
+          <w:rFonts w:ascii="Arial" w:hAnsi="Arial" w:cs="Arial"/>
           <w:color w:val="000000"/>
           <w:sz w:val="18"/>
           <w:highlight w:val="lightGray"/>
@@ -7525,6 +8390,7 @@
         <w:rPr>
           <w:rFonts w:ascii="Roboto Mono" w:hAnsi="Roboto Mono"/>
         </w:rPr>
+        <w:lastRenderedPageBreak/>
         <w:t>New Row Added</w:t>
       </w:r>
     </w:p>
@@ -7589,6 +8455,7 @@
     <w:p>
       <w:r>
         <w:rPr>
+          <w:rFonts w:ascii="Arial" w:hAnsi="Arial" w:cs="Arial"/>
           <w:b/>
           <w:color w:val="000000"/>
           <w:sz w:val="18"/>
@@ -7598,14 +8465,36 @@
       </w:r>
       <w:r>
         <w:rPr>
-          <w:color w:val="000000"/>
-          <w:sz w:val="18"/>
-          <w:highlight w:val="lightGray"/>
-        </w:rPr>
-        <w:t xml:space="preserve">: Persons Table -&gt; ID Column: 1, Name_En Column: Motasem Essam] -&gt; </w:t>
-      </w:r>
-      <w:r>
-        <w:rPr>
+          <w:rFonts w:ascii="Arial" w:hAnsi="Arial" w:cs="Arial"/>
+          <w:color w:val="000000"/>
+          <w:sz w:val="18"/>
+          <w:highlight w:val="lightGray"/>
+        </w:rPr>
+        <w:t xml:space="preserve">: Persons Table -&gt; ID Column: 1, </w:t>
+      </w:r>
+      <w:proofErr w:type="spellStart"/>
+      <w:r>
+        <w:rPr>
+          <w:rFonts w:ascii="Arial" w:hAnsi="Arial" w:cs="Arial"/>
+          <w:color w:val="000000"/>
+          <w:sz w:val="18"/>
+          <w:highlight w:val="lightGray"/>
+        </w:rPr>
+        <w:t>Name_En</w:t>
+      </w:r>
+      <w:proofErr w:type="spellEnd"/>
+      <w:r>
+        <w:rPr>
+          <w:rFonts w:ascii="Arial" w:hAnsi="Arial" w:cs="Arial"/>
+          <w:color w:val="000000"/>
+          <w:sz w:val="18"/>
+          <w:highlight w:val="lightGray"/>
+        </w:rPr>
+        <w:t xml:space="preserve"> Column: Motasem Essam] -&gt; </w:t>
+      </w:r>
+      <w:r>
+        <w:rPr>
+          <w:rFonts w:ascii="Arial" w:hAnsi="Arial" w:cs="Arial"/>
           <w:b/>
           <w:color w:val="000000"/>
           <w:sz w:val="18"/>
@@ -7615,6 +8504,7 @@
       </w:r>
       <w:r>
         <w:rPr>
+          <w:rFonts w:ascii="Arial" w:hAnsi="Arial" w:cs="Arial"/>
           <w:color w:val="000000"/>
           <w:sz w:val="18"/>
           <w:highlight w:val="lightGray"/>
@@ -7623,6 +8513,7 @@
       </w:r>
       <w:r>
         <w:rPr>
+          <w:rFonts w:ascii="Arial" w:hAnsi="Arial" w:cs="Arial"/>
           <w:b/>
           <w:color w:val="000000"/>
           <w:sz w:val="18"/>
@@ -7632,6 +8523,7 @@
       </w:r>
       <w:r>
         <w:rPr>
+          <w:rFonts w:ascii="Arial" w:hAnsi="Arial" w:cs="Arial"/>
           <w:color w:val="000000"/>
           <w:sz w:val="18"/>
           <w:highlight w:val="lightGray"/>
@@ -7891,6 +8783,7 @@
     <w:p>
       <w:r>
         <w:rPr>
+          <w:rFonts w:ascii="Arial" w:hAnsi="Arial" w:cs="Arial"/>
           <w:b/>
           <w:color w:val="000000"/>
           <w:sz w:val="18"/>
@@ -7900,14 +8793,36 @@
       </w:r>
       <w:r>
         <w:rPr>
-          <w:color w:val="000000"/>
-          <w:sz w:val="18"/>
-          <w:highlight w:val="lightGray"/>
-        </w:rPr>
-        <w:t xml:space="preserve">: Persons Table -&gt; ID Column: 1, Name_En Column: Motasem Essam] -&gt; </w:t>
-      </w:r>
-      <w:r>
-        <w:rPr>
+          <w:rFonts w:ascii="Arial" w:hAnsi="Arial" w:cs="Arial"/>
+          <w:color w:val="000000"/>
+          <w:sz w:val="18"/>
+          <w:highlight w:val="lightGray"/>
+        </w:rPr>
+        <w:t xml:space="preserve">: Persons Table -&gt; ID Column: 1, </w:t>
+      </w:r>
+      <w:proofErr w:type="spellStart"/>
+      <w:r>
+        <w:rPr>
+          <w:rFonts w:ascii="Arial" w:hAnsi="Arial" w:cs="Arial"/>
+          <w:color w:val="000000"/>
+          <w:sz w:val="18"/>
+          <w:highlight w:val="lightGray"/>
+        </w:rPr>
+        <w:t>Name_En</w:t>
+      </w:r>
+      <w:proofErr w:type="spellEnd"/>
+      <w:r>
+        <w:rPr>
+          <w:rFonts w:ascii="Arial" w:hAnsi="Arial" w:cs="Arial"/>
+          <w:color w:val="000000"/>
+          <w:sz w:val="18"/>
+          <w:highlight w:val="lightGray"/>
+        </w:rPr>
+        <w:t xml:space="preserve"> Column: Motasem Essam] -&gt; </w:t>
+      </w:r>
+      <w:r>
+        <w:rPr>
+          <w:rFonts w:ascii="Arial" w:hAnsi="Arial" w:cs="Arial"/>
           <w:b/>
           <w:color w:val="000000"/>
           <w:sz w:val="18"/>
@@ -7917,6 +8832,7 @@
       </w:r>
       <w:r>
         <w:rPr>
+          <w:rFonts w:ascii="Arial" w:hAnsi="Arial" w:cs="Arial"/>
           <w:color w:val="000000"/>
           <w:sz w:val="18"/>
           <w:highlight w:val="lightGray"/>
@@ -7925,6 +8841,7 @@
       </w:r>
       <w:r>
         <w:rPr>
+          <w:rFonts w:ascii="Arial" w:hAnsi="Arial" w:cs="Arial"/>
           <w:b/>
           <w:color w:val="000000"/>
           <w:sz w:val="18"/>
@@ -7934,6 +8851,7 @@
       </w:r>
       <w:r>
         <w:rPr>
+          <w:rFonts w:ascii="Arial" w:hAnsi="Arial" w:cs="Arial"/>
           <w:color w:val="000000"/>
           <w:sz w:val="18"/>
           <w:highlight w:val="lightGray"/>
@@ -7959,7 +8877,21 @@
         <w:rPr>
           <w:rFonts w:ascii="Roboto Mono" w:hAnsi="Roboto Mono"/>
         </w:rPr>
-        <w:t xml:space="preserve"> is used to add new records to a database table. It can insert a single row, multiple rows, NULL values, default values, or data copied from another table using INSERT INTO SELECT. It is one of the core </w:t>
+        <w:t xml:space="preserve"> is used to add new records to a database table. It can insert a single row, multiple rows, NULL values, default values, or data copied from another table using INSERT INTO SELECT. It is one of the </w:t>
+      </w:r>
+      <w:proofErr w:type="gramStart"/>
+      <w:r>
+        <w:rPr>
+          <w:rFonts w:ascii="Roboto Mono" w:hAnsi="Roboto Mono"/>
+        </w:rPr>
+        <w:t>core</w:t>
+      </w:r>
+      <w:proofErr w:type="gramEnd"/>
+      <w:r>
+        <w:rPr>
+          <w:rFonts w:ascii="Roboto Mono" w:hAnsi="Roboto Mono"/>
+        </w:rPr>
+        <w:t xml:space="preserve"> </w:t>
       </w:r>
       <w:r>
         <w:rPr>
@@ -7976,14 +8908,6 @@
         <w:t xml:space="preserve"> commands used to populate and maintain database data.</w:t>
       </w:r>
     </w:p>
-    <w:p>
-      <w:pPr>
-        <w:rPr>
-          <w:rFonts w:ascii="Roboto Mono" w:hAnsi="Roboto Mono"/>
-        </w:rPr>
-      </w:pPr>
-    </w:p>
-    <w:p/>
     <w:sectPr>
       <w:pgSz w:w="12240" w:h="15840"/>
       <w:pgMar w:top="1440" w:right="1440" w:bottom="1440" w:left="1440" w:header="720" w:footer="720" w:gutter="0"/>
